--- a/présentation/DOCUMENTATION_BLOC4_LyonFlow.docx
+++ b/présentation/DOCUMENTATION_BLOC4_LyonFlow.docx
@@ -58,13 +58,7 @@
         <w:t xml:space="preserve">Certification</w:t>
       </w:r>
       <w:r>
-        <w:t xml:space="preserve"> </w:t>
-      </w:r>
-      <w:r>
-        <w:t xml:space="preserve">: Architecte en Intelligence Artificielle —</w:t>
-      </w:r>
-      <w:r>
-        <w:t xml:space="preserve"> </w:t>
+        <w:t xml:space="preserve"> : Architecte en Intelligence Artificielle — </w:t>
       </w:r>
       <w:r>
         <w:rPr>
@@ -74,13 +68,7 @@
         <w:t xml:space="preserve">RNCP 38777</w:t>
       </w:r>
       <w:r>
-        <w:t xml:space="preserve"> </w:t>
-      </w:r>
-      <w:r>
-        <w:t xml:space="preserve">(Niveau 7, Jedha)</w:t>
-      </w:r>
-      <w:r>
-        <w:t xml:space="preserve"> </w:t>
+        <w:t xml:space="preserve"> (Niveau 7, Jedha) </w:t>
       </w:r>
       <w:r>
         <w:rPr>
@@ -90,13 +78,7 @@
         <w:t xml:space="preserve">Bloc évalué</w:t>
       </w:r>
       <w:r>
-        <w:t xml:space="preserve"> </w:t>
-      </w:r>
-      <w:r>
-        <w:t xml:space="preserve">:</w:t>
-      </w:r>
-      <w:r>
-        <w:t xml:space="preserve"> </w:t>
+        <w:t xml:space="preserve"> : </w:t>
       </w:r>
       <w:r>
         <w:rPr>
@@ -116,13 +98,7 @@
         <w:t xml:space="preserve">Candidat</w:t>
       </w:r>
       <w:r>
-        <w:t xml:space="preserve"> </w:t>
-      </w:r>
-      <w:r>
-        <w:t xml:space="preserve">: Patrice DUCLOS — Senior Data Analyst</w:t>
-      </w:r>
-      <w:r>
-        <w:t xml:space="preserve"> </w:t>
+        <w:t xml:space="preserve"> : Patrice DUCLOS — Senior Data Analyst </w:t>
       </w:r>
       <w:r>
         <w:rPr>
@@ -132,13 +108,7 @@
         <w:t xml:space="preserve">Projet</w:t>
       </w:r>
       <w:r>
-        <w:t xml:space="preserve"> </w:t>
-      </w:r>
-      <w:r>
-        <w:t xml:space="preserve">: LyonFlow — Plateforme MLOps de prédiction et d’analyse du trafic multimodal de la Métropole de Lyon</w:t>
-      </w:r>
-      <w:r>
-        <w:t xml:space="preserve"> </w:t>
+        <w:t xml:space="preserve"> : LyonFlow — Plateforme MLOps de prédiction et d’analyse du trafic multimodal de la Métropole de Lyon </w:t>
       </w:r>
       <w:r>
         <w:rPr>
@@ -148,13 +118,7 @@
         <w:t xml:space="preserve">Version logicielle</w:t>
       </w:r>
       <w:r>
-        <w:t xml:space="preserve"> </w:t>
-      </w:r>
-      <w:r>
-        <w:t xml:space="preserve">: v0.13.0+ — branche</w:t>
-      </w:r>
-      <w:r>
-        <w:t xml:space="preserve"> </w:t>
+        <w:t xml:space="preserve"> : v0.13.0+ — branche </w:t>
       </w:r>
       <w:r>
         <w:rPr>
@@ -163,13 +127,7 @@
         <w:t xml:space="preserve">vps</w:t>
       </w:r>
       <w:r>
-        <w:t xml:space="preserve"> </w:t>
-      </w:r>
-      <w:r>
-        <w:t xml:space="preserve">(production) —</w:t>
-      </w:r>
-      <w:r>
-        <w:t xml:space="preserve"> </w:t>
+        <w:t xml:space="preserve"> (production) — </w:t>
       </w:r>
       <w:r>
         <w:rPr>
@@ -178,13 +136,7 @@
         <w:t xml:space="preserve">pyproject.toml</w:t>
       </w:r>
       <w:r>
-        <w:t xml:space="preserve"> </w:t>
-      </w:r>
-      <w:r>
-        <w:t xml:space="preserve">reste affiché à 0.11.0 (dette de versionnage connue, non bloquante)</w:t>
-      </w:r>
-      <w:r>
-        <w:t xml:space="preserve"> </w:t>
+        <w:t xml:space="preserve"> reste affiché à 0.11.0 (dette de versionnage connue, non bloquante) </w:t>
       </w:r>
       <w:r>
         <w:rPr>
@@ -194,13 +146,7 @@
         <w:t xml:space="preserve">Dépôt</w:t>
       </w:r>
       <w:r>
-        <w:t xml:space="preserve"> </w:t>
-      </w:r>
-      <w:r>
-        <w:t xml:space="preserve">:</w:t>
-      </w:r>
-      <w:r>
-        <w:t xml:space="preserve"> </w:t>
+        <w:t xml:space="preserve"> : </w:t>
       </w:r>
       <w:r>
         <w:rPr>
@@ -209,13 +155,7 @@
         <w:t xml:space="preserve">PDUCLOS/lyonflowfull</w:t>
       </w:r>
       <w:r>
-        <w:t xml:space="preserve"> </w:t>
-      </w:r>
-      <w:r>
-        <w:t xml:space="preserve">(GitHub), branche</w:t>
-      </w:r>
-      <w:r>
-        <w:t xml:space="preserve"> </w:t>
+        <w:t xml:space="preserve"> (GitHub), branche </w:t>
       </w:r>
       <w:r>
         <w:rPr>
@@ -224,10 +164,7 @@
         <w:t xml:space="preserve">vps</w:t>
       </w:r>
       <w:r>
-        <w:t xml:space="preserve">, dernier commit poussé</w:t>
-      </w:r>
-      <w:r>
-        <w:t xml:space="preserve"> </w:t>
+        <w:t xml:space="preserve">, dernier commit poussé </w:t>
       </w:r>
       <w:r>
         <w:rPr>
@@ -236,13 +173,7 @@
         <w:t xml:space="preserve">cf75e53</w:t>
       </w:r>
       <w:r>
-        <w:t xml:space="preserve"> </w:t>
-      </w:r>
-      <w:r>
-        <w:t xml:space="preserve">(2026-07-22)</w:t>
-      </w:r>
-      <w:r>
-        <w:t xml:space="preserve"> </w:t>
+        <w:t xml:space="preserve"> (2026-07-22) </w:t>
       </w:r>
       <w:r>
         <w:rPr>
@@ -252,13 +183,7 @@
         <w:t xml:space="preserve">Date de cette version</w:t>
       </w:r>
       <w:r>
-        <w:t xml:space="preserve"> </w:t>
-      </w:r>
-      <w:r>
-        <w:t xml:space="preserve">: 22 juillet 2026</w:t>
-      </w:r>
-      <w:r>
-        <w:t xml:space="preserve"> </w:t>
+        <w:t xml:space="preserve"> : 22 juillet 2026 </w:t>
       </w:r>
       <w:r>
         <w:rPr>
@@ -268,13 +193,7 @@
         <w:t xml:space="preserve">Méthodologie de vérification</w:t>
       </w:r>
       <w:r>
-        <w:t xml:space="preserve"> </w:t>
-      </w:r>
-      <w:r>
-        <w:t xml:space="preserve">: chiffres réaudités le 2026-07-22 par</w:t>
-      </w:r>
-      <w:r>
-        <w:t xml:space="preserve"> </w:t>
+        <w:t xml:space="preserve"> : chiffres réaudités le 2026-07-22 par </w:t>
       </w:r>
       <w:r>
         <w:rPr>
@@ -284,10 +203,7 @@
         <w:t xml:space="preserve">audit SSH live du VPS</w:t>
       </w:r>
       <w:r>
-        <w:t xml:space="preserve"> </w:t>
-      </w:r>
-      <w:r>
-        <w:t xml:space="preserve">(</w:t>
+        <w:t xml:space="preserve"> (</w:t>
       </w:r>
       <w:r>
         <w:rPr>
@@ -296,10 +212,7 @@
         <w:t xml:space="preserve">docker ps</w:t>
       </w:r>
       <w:r>
-        <w:t xml:space="preserve">,</w:t>
-      </w:r>
-      <w:r>
-        <w:t xml:space="preserve"> </w:t>
+        <w:t xml:space="preserve">, </w:t>
       </w:r>
       <w:r>
         <w:rPr>
@@ -308,10 +221,7 @@
         <w:t xml:space="preserve">df -h</w:t>
       </w:r>
       <w:r>
-        <w:t xml:space="preserve">, healthcheck complet) et lecture directe du dépôt de code (branche</w:t>
-      </w:r>
-      <w:r>
-        <w:t xml:space="preserve"> </w:t>
+        <w:t xml:space="preserve">, healthcheck complet) et lecture directe du dépôt de code (branche </w:t>
       </w:r>
       <w:r>
         <w:rPr>
@@ -634,16 +544,7 @@
         <w:pStyle w:val="FirstParagraph"/>
       </w:pPr>
       <w:r>
-        <w:t xml:space="preserve">LyonFlow prédit et analyse le trafic multimodal — voiture, bus/tram, Vélo’v — sur la</w:t>
-      </w:r>
-      <w:r>
-        <w:t xml:space="preserve"> </w:t>
-      </w:r>
-      <w:r>
-        <w:t xml:space="preserve">Métropole de Lyon. J’ai construit cette plateforme en fusionnant trois projets antérieurs :</w:t>
-      </w:r>
-      <w:r>
-        <w:t xml:space="preserve"> </w:t>
+        <w:t xml:space="preserve">LyonFlow prédit et analyse le trafic multimodal — voiture, bus/tram, Vélo’v — sur la Métropole de Lyon. J’ai construit cette plateforme en fusionnant trois projets antérieurs : </w:t>
       </w:r>
       <w:r>
         <w:rPr>
@@ -652,10 +553,7 @@
         <w:t xml:space="preserve">caroheymes/Architect-IA-final-project</w:t>
       </w:r>
       <w:r>
-        <w:t xml:space="preserve">,</w:t>
-      </w:r>
-      <w:r>
-        <w:t xml:space="preserve"> </w:t>
+        <w:t xml:space="preserve">, </w:t>
       </w:r>
       <w:r>
         <w:rPr>
@@ -664,19 +562,7 @@
         <w:t xml:space="preserve">PDUCLOS/LyonFlow</w:t>
       </w:r>
       <w:r>
-        <w:t xml:space="preserve"> </w:t>
-      </w:r>
-      <w:r>
-        <w:t xml:space="preserve">(ingestion et routing</w:t>
-      </w:r>
-      <w:r>
-        <w:t xml:space="preserve"> </w:t>
-      </w:r>
-      <w:r>
-        <w:t xml:space="preserve">multimodal) et</w:t>
-      </w:r>
-      <w:r>
-        <w:t xml:space="preserve"> </w:t>
+        <w:t xml:space="preserve"> (ingestion et routing multimodal) et </w:t>
       </w:r>
       <w:r>
         <w:rPr>
@@ -685,16 +571,7 @@
         <w:t xml:space="preserve">PDUCLOS/lyontraffic</w:t>
       </w:r>
       <w:r>
-        <w:t xml:space="preserve"> </w:t>
-      </w:r>
-      <w:r>
-        <w:t xml:space="preserve">(pipeline Medallion de production). Le résultat tourne</w:t>
-      </w:r>
-      <w:r>
-        <w:t xml:space="preserve"> </w:t>
-      </w:r>
-      <w:r>
-        <w:t xml:space="preserve">aujourd’hui comme un système unifié sur un VPS unique (</w:t>
+        <w:t xml:space="preserve"> (pipeline Medallion de production). Le résultat tourne aujourd’hui comme un système unifié sur un VPS unique (</w:t>
       </w:r>
       <w:r>
         <w:rPr>
@@ -711,25 +588,7 @@
         <w:pStyle w:val="BodyText"/>
       </w:pPr>
       <w:r>
-        <w:t xml:space="preserve">Ce n’est pas une preuve de concept qu’on montre une fois puis qu’on éteint. Les pipelines de</w:t>
-      </w:r>
-      <w:r>
-        <w:t xml:space="preserve"> </w:t>
-      </w:r>
-      <w:r>
-        <w:t xml:space="preserve">données tournent en continu (cadences de 5 minutes à 1 jour), le modèle de trafic se</w:t>
-      </w:r>
-      <w:r>
-        <w:t xml:space="preserve"> </w:t>
-      </w:r>
-      <w:r>
-        <w:t xml:space="preserve">réentraîne chaque nuit sans intervention, l’inférence alimente la base toutes les</w:t>
-      </w:r>
-      <w:r>
-        <w:t xml:space="preserve"> </w:t>
-      </w:r>
-      <w:r>
-        <w:t xml:space="preserve">15 minutes, et un tableau de bord à trois personas sert les prédictions en temps réel — 24h/24.</w:t>
+        <w:t xml:space="preserve">Ce n’est pas une preuve de concept qu’on montre une fois puis qu’on éteint. Les pipelines de données tournent en continu (cadences de 5 minutes à 1 jour), le modèle de trafic se réentraîne chaque nuit sans intervention, l’inférence alimente la base toutes les 15 minutes, et un tableau de bord à trois personas sert les prédictions en temps réel — 24h/24.</w:t>
       </w:r>
     </w:p>
     <w:p>
@@ -737,37 +596,7 @@
         <w:pStyle w:val="BodyText"/>
       </w:pPr>
       <w:r>
-        <w:t xml:space="preserve">Le Bloc 4 (BC04) du RNCP 38777 demande de « construire, déployer et piloter des solutions</w:t>
-      </w:r>
-      <w:r>
-        <w:t xml:space="preserve"> </w:t>
-      </w:r>
-      <w:r>
-        <w:t xml:space="preserve">d’IA ». J’ai structuré ce document autour des six compétences attestées : le cahier des</w:t>
-      </w:r>
-      <w:r>
-        <w:t xml:space="preserve"> </w:t>
-      </w:r>
-      <w:r>
-        <w:t xml:space="preserve">charges (§2), l’algorithme retenu et pourquoi (§5), l’API FastAPI de mise en production</w:t>
-      </w:r>
-      <w:r>
-        <w:t xml:space="preserve"> </w:t>
-      </w:r>
-      <w:r>
-        <w:t xml:space="preserve">(§6), le pipeline CI/CD GitHub Actions (§7), le réentraînement automatisé orchestré par</w:t>
-      </w:r>
-      <w:r>
-        <w:t xml:space="preserve"> </w:t>
-      </w:r>
-      <w:r>
-        <w:t xml:space="preserve">Airflow (§8), et le monitoring de la performance modèle en production — PSI, Evidently,</w:t>
-      </w:r>
-      <w:r>
-        <w:t xml:space="preserve"> </w:t>
-      </w:r>
-      <w:r>
-        <w:t xml:space="preserve">Prometheus/Grafana (§9).</w:t>
+        <w:t xml:space="preserve">Le Bloc 4 (BC04) du RNCP 38777 demande de « construire, déployer et piloter des solutions d’IA ». J’ai structuré ce document autour des six compétences attestées : le cahier des charges (§2), l’algorithme retenu et pourquoi (§5), l’API FastAPI de mise en production (§6), le pipeline CI/CD GitHub Actions (§7), le réentraînement automatisé orchestré par Airflow (§8), et le monitoring de la performance modèle en production — PSI, Evidently, alertes cron + Telegram, Prometheus/Grafana en cible (§9).</w:t>
       </w:r>
     </w:p>
     <w:p>
@@ -782,40 +611,7 @@
         <w:t xml:space="preserve">Un seul modèle trafic en production : XGBoost H+1h.</w:t>
       </w:r>
       <w:r>
-        <w:t xml:space="preserve"> </w:t>
-      </w:r>
-      <w:r>
-        <w:t xml:space="preserve">Pas de tandem, pas d’ensemble de</w:t>
-      </w:r>
-      <w:r>
-        <w:t xml:space="preserve"> </w:t>
-      </w:r>
-      <w:r>
-        <w:t xml:space="preserve">modèles. Ce choix découle directement de la contrainte de ressources du cahier des charges</w:t>
-      </w:r>
-      <w:r>
-        <w:t xml:space="preserve"> </w:t>
-      </w:r>
-      <w:r>
-        <w:t xml:space="preserve">(§2.3) : sur un VPS unique à 6 vCPU, un modèle léger et réactif tient mieux la charge</w:t>
-      </w:r>
-      <w:r>
-        <w:t xml:space="preserve"> </w:t>
-      </w:r>
-      <w:r>
-        <w:t xml:space="preserve">qu’un empilement de modèles plus précis mais plus coûteux à entraîner et à maintenir. Le</w:t>
-      </w:r>
-      <w:r>
-        <w:t xml:space="preserve"> </w:t>
-      </w:r>
-      <w:r>
-        <w:t xml:space="preserve">détail de cette décision et ses alternatives écartées sont en §5.1 ; une extension vers un</w:t>
-      </w:r>
-      <w:r>
-        <w:t xml:space="preserve"> </w:t>
-      </w:r>
-      <w:r>
-        <w:t xml:space="preserve">modèle spatial reste une piste future, pas un chantier en cours (§13).</w:t>
+        <w:t xml:space="preserve"> Pas de tandem, pas d’ensemble de modèles. Ce choix découle directement de la contrainte de ressources du cahier des charges (§2.3) : sur un VPS unique à 6 vCPU, un modèle léger et réactif tient mieux la charge qu’un empilement de modèles plus précis mais plus coûteux à entraîner et à maintenir. Le détail de cette décision et ses alternatives écartées sont en §5.1 ; une extension vers un modèle spatial reste une piste future, pas un chantier en cours (§13).</w:t>
       </w:r>
     </w:p>
     <w:bookmarkStart w:id="11" w:name="Xd6c5ea89249b360486970b81c72faec4656176f"/>
@@ -905,10 +701,7 @@
               <w:t xml:space="preserve">28</w:t>
             </w:r>
             <w:r>
-              <w:t xml:space="preserve"> </w:t>
-            </w:r>
-            <w:r>
-              <w:t xml:space="preserve">(26 actifs + 2 pausés intentionnels)</w:t>
+              <w:t xml:space="preserve"> (26 actifs + 2 pausés intentionnels)</w:t>
             </w:r>
           </w:p>
         </w:tc>
@@ -925,10 +718,7 @@
               <w:t xml:space="preserve">grep dag_id dags/**/*.py</w:t>
             </w:r>
             <w:r>
-              <w:t xml:space="preserve"> </w:t>
-            </w:r>
-            <w:r>
-              <w:t xml:space="preserve">— voir §16 pour la liste exhaustive</w:t>
+              <w:t xml:space="preserve"> — voir §16 pour la liste exhaustive</w:t>
             </w:r>
           </w:p>
         </w:tc>
@@ -960,13 +750,7 @@
               <w:t xml:space="preserve">18</w:t>
             </w:r>
             <w:r>
-              <w:t xml:space="preserve"> </w:t>
-            </w:r>
-            <w:r>
-              <w:t xml:space="preserve">pages (5 Usager + 6 Pro TCL + 5 Élu + 2 transverses) +</w:t>
-            </w:r>
-            <w:r>
-              <w:t xml:space="preserve"> </w:t>
+              <w:t xml:space="preserve"> pages (5 Usager + 6 Pro TCL + 5 Élu + 2 transverses) + </w:t>
             </w:r>
             <w:r>
               <w:rPr>
@@ -1018,13 +802,7 @@
               <w:t xml:space="preserve">81 fichiers</w:t>
             </w:r>
             <w:r>
-              <w:t xml:space="preserve"> </w:t>
-            </w:r>
-            <w:r>
-              <w:t xml:space="preserve">dans</w:t>
-            </w:r>
-            <w:r>
-              <w:t xml:space="preserve"> </w:t>
+              <w:t xml:space="preserve"> dans </w:t>
             </w:r>
             <w:r>
               <w:rPr>
@@ -1033,10 +811,7 @@
               <w:t xml:space="preserve">dashboard/components/</w:t>
             </w:r>
             <w:r>
-              <w:t xml:space="preserve"> </w:t>
-            </w:r>
-            <w:r>
-              <w:t xml:space="preserve">(dont ~59 widgets identifiés par persona)</w:t>
+              <w:t xml:space="preserve"> (dont ~59 widgets identifiés par persona)</w:t>
             </w:r>
           </w:p>
         </w:tc>
@@ -1053,10 +828,7 @@
               <w:t xml:space="preserve">find</w:t>
             </w:r>
             <w:r>
-              <w:t xml:space="preserve">,</w:t>
-            </w:r>
-            <w:r>
-              <w:t xml:space="preserve"> </w:t>
+              <w:t xml:space="preserve">, </w:t>
             </w:r>
             <w:r>
               <w:rPr>
@@ -1137,10 +909,7 @@
               <w:t xml:space="preserve">1</w:t>
             </w:r>
             <w:r>
-              <w:t xml:space="preserve"> </w:t>
-            </w:r>
-            <w:r>
-              <w:t xml:space="preserve">— XGBoost H+1h</w:t>
+              <w:t xml:space="preserve"> — XGBoost H+1h</w:t>
             </w:r>
           </w:p>
         </w:tc>
@@ -1157,13 +926,7 @@
               <w:t xml:space="preserve">src/models/</w:t>
             </w:r>
             <w:r>
-              <w:t xml:space="preserve"> </w:t>
-            </w:r>
-            <w:r>
-              <w:t xml:space="preserve">(2 fichiers :</w:t>
-            </w:r>
-            <w:r>
-              <w:t xml:space="preserve"> </w:t>
+              <w:t xml:space="preserve"> (2 fichiers : </w:t>
             </w:r>
             <w:r>
               <w:rPr>
@@ -1172,10 +935,7 @@
               <w:t xml:space="preserve">xgboost_speed.py</w:t>
             </w:r>
             <w:r>
-              <w:t xml:space="preserve">,</w:t>
-            </w:r>
-            <w:r>
-              <w:t xml:space="preserve"> </w:t>
+              <w:t xml:space="preserve">, </w:t>
             </w:r>
             <w:r>
               <w:rPr>
@@ -1216,13 +976,7 @@
               <w:t xml:space="preserve">619 tests verts</w:t>
             </w:r>
             <w:r>
-              <w:t xml:space="preserve"> </w:t>
-            </w:r>
-            <w:r>
-              <w:t xml:space="preserve">(58 fichiers</w:t>
-            </w:r>
-            <w:r>
-              <w:t xml:space="preserve"> </w:t>
+              <w:t xml:space="preserve"> (58 fichiers </w:t>
             </w:r>
             <w:r>
               <w:rPr>
@@ -1248,10 +1002,7 @@
               <w:t xml:space="preserve">pytest tests/ -q</w:t>
             </w:r>
             <w:r>
-              <w:t xml:space="preserve"> </w:t>
-            </w:r>
-            <w:r>
-              <w:t xml:space="preserve">(réexécuté le 2026-07-22)</w:t>
+              <w:t xml:space="preserve"> (réexécuté le 2026-07-22)</w:t>
             </w:r>
           </w:p>
         </w:tc>
@@ -1283,10 +1034,7 @@
               <w:t xml:space="preserve">34 migrations</w:t>
             </w:r>
             <w:r>
-              <w:t xml:space="preserve"> </w:t>
-            </w:r>
-            <w:r>
-              <w:t xml:space="preserve">numérotées (001→046, non séquentiel) + 12 scripts SQL auxiliaires (</w:t>
+              <w:t xml:space="preserve"> numérotées (001→046, non séquentiel) + 12 scripts SQL auxiliaires (</w:t>
             </w:r>
             <w:r>
               <w:rPr>
@@ -1313,10 +1061,7 @@
               <w:t xml:space="preserve">backfill_*</w:t>
             </w:r>
             <w:r>
-              <w:t xml:space="preserve">) dans</w:t>
-            </w:r>
-            <w:r>
-              <w:t xml:space="preserve"> </w:t>
+              <w:t xml:space="preserve">) dans </w:t>
             </w:r>
             <w:r>
               <w:rPr>
@@ -1368,10 +1113,7 @@
               <w:t xml:space="preserve">LocalExecutor</w:t>
             </w:r>
             <w:r>
-              <w:t xml:space="preserve"> </w:t>
-            </w:r>
-            <w:r>
-              <w:t xml:space="preserve">(Redis/Celery supprimés Sprint 15+, économie ~150 Mo RAM)</w:t>
+              <w:t xml:space="preserve"> (Redis/Celery supprimés Sprint 15+, économie ~150 Mo RAM)</w:t>
             </w:r>
           </w:p>
         </w:tc>
@@ -1388,10 +1130,7 @@
               <w:t xml:space="preserve">docker-compose.yml</w:t>
             </w:r>
             <w:r>
-              <w:t xml:space="preserve"> </w:t>
-            </w:r>
-            <w:r>
-              <w:t xml:space="preserve">(commentaires explicites)</w:t>
+              <w:t xml:space="preserve"> (commentaires explicites)</w:t>
             </w:r>
           </w:p>
         </w:tc>
@@ -1416,10 +1155,7 @@
               <w:jc w:val="right"/>
             </w:pPr>
             <w:r>
-              <w:t xml:space="preserve">VPS Ubuntu,</w:t>
-            </w:r>
-            <w:r>
-              <w:t xml:space="preserve"> </w:t>
+              <w:t xml:space="preserve">VPS Ubuntu, </w:t>
             </w:r>
             <w:r>
               <w:rPr>
@@ -1429,10 +1165,7 @@
               <w:t xml:space="preserve">6 vCPU, 12 Go RAM, 2× 100 Go SSD</w:t>
             </w:r>
             <w:r>
-              <w:t xml:space="preserve"> </w:t>
-            </w:r>
-            <w:r>
-              <w:t xml:space="preserve">(</w:t>
+              <w:t xml:space="preserve"> (</w:t>
             </w:r>
             <w:r>
               <w:rPr>
@@ -1480,87 +1213,89 @@
               <w:jc w:val="right"/>
             </w:pPr>
             <w:r>
-              <w:t xml:space="preserve">Prometheus</w:t>
-            </w:r>
-            <w:r>
-              <w:t xml:space="preserve"> </w:t>
-            </w:r>
+              <w:rPr>
+                <w:rStyle w:val="VerbatimChar"/>
+              </w:rPr>
+              <w:t xml:space="preserve">vps-watchdog.sh</w:t>
+            </w:r>
+            <w:r>
+              <w:t xml:space="preserve"> (5 min) + </w:t>
+            </w:r>
+            <w:r>
+              <w:rPr>
+                <w:rStyle w:val="VerbatimChar"/>
+              </w:rPr>
+              <w:t xml:space="preserve">dag-failure-rate-monitor.sh</w:t>
+            </w:r>
+            <w:r>
+              <w:t xml:space="preserve"> (30 min) + alerte backup → Telegram. Prometheus/Grafana : cible, non déployée (</w:t>
+            </w:r>
+            <w:r>
+              <w:rPr>
+                <w:rStyle w:val="VerbatimChar"/>
+              </w:rPr>
+              <w:t xml:space="preserve">docker-compose.monitoring.yml</w:t>
+            </w:r>
+            <w:r>
+              <w:t xml:space="preserve"> prêt)</w:t>
+            </w:r>
+          </w:p>
+        </w:tc>
+        <w:tc>
+          <w:tcPr/>
+          <w:p>
+            <w:pPr>
+              <w:pStyle w:val="Compact"/>
+            </w:pPr>
+            <w:r>
+              <w:t xml:space="preserve">crontab du VPS, </w:t>
+            </w:r>
+            <w:r>
+              <w:rPr>
+                <w:rStyle w:val="VerbatimChar"/>
+              </w:rPr>
+              <w:t xml:space="preserve">scripts/vps-watchdog.sh</w:t>
+            </w:r>
+            <w:r>
+              <w:t xml:space="preserve">, </w:t>
+            </w:r>
+            <w:r>
+              <w:rPr>
+                <w:rStyle w:val="VerbatimChar"/>
+              </w:rPr>
+              <w:t xml:space="preserve">scripts/dag-failure-rate-monitor.sh</w:t>
+            </w:r>
+          </w:p>
+        </w:tc>
+      </w:tr>
+      <w:tr>
+        <w:tc>
+          <w:tcPr/>
+          <w:p>
+            <w:pPr>
+              <w:pStyle w:val="Compact"/>
+            </w:pPr>
+            <w:r>
+              <w:t xml:space="preserve">Diagrammes d’architecture</w:t>
+            </w:r>
+          </w:p>
+        </w:tc>
+        <w:tc>
+          <w:tcPr/>
+          <w:p>
+            <w:pPr>
+              <w:pStyle w:val="Compact"/>
+              <w:jc w:val="right"/>
+            </w:pPr>
             <w:r>
               <w:rPr>
                 <w:b/>
                 <w:bCs/>
               </w:rPr>
-              <w:t xml:space="preserve">redéployé et vérifié le 2026-07-02</w:t>
-            </w:r>
-            <w:r>
-              <w:t xml:space="preserve"> </w:t>
-            </w:r>
-            <w:r>
-              <w:t xml:space="preserve">(5/5 cibles</w:t>
-            </w:r>
-            <w:r>
-              <w:t xml:space="preserve"> </w:t>
-            </w:r>
-            <w:r>
-              <w:rPr>
-                <w:rStyle w:val="VerbatimChar"/>
-              </w:rPr>
-              <w:t xml:space="preserve">up</w:t>
-            </w:r>
-            <w:r>
-              <w:t xml:space="preserve">) + Grafana + Alertmanager + 3 exporters</w:t>
-            </w:r>
-          </w:p>
-        </w:tc>
-        <w:tc>
-          <w:tcPr/>
-          <w:p>
-            <w:pPr>
-              <w:pStyle w:val="Compact"/>
-            </w:pPr>
-            <w:r>
-              <w:rPr>
-                <w:rStyle w:val="VerbatimChar"/>
-              </w:rPr>
-              <w:t xml:space="preserve">CLAUDE.md</w:t>
-            </w:r>
-            <w:r>
-              <w:t xml:space="preserve">, table « Décisions ouvertes »</w:t>
-            </w:r>
-          </w:p>
-        </w:tc>
-      </w:tr>
-      <w:tr>
-        <w:tc>
-          <w:tcPr/>
-          <w:p>
-            <w:pPr>
-              <w:pStyle w:val="Compact"/>
-            </w:pPr>
-            <w:r>
-              <w:t xml:space="preserve">Diagrammes d’architecture</w:t>
-            </w:r>
-          </w:p>
-        </w:tc>
-        <w:tc>
-          <w:tcPr/>
-          <w:p>
-            <w:pPr>
-              <w:pStyle w:val="Compact"/>
-              <w:jc w:val="right"/>
-            </w:pPr>
-            <w:r>
-              <w:rPr>
-                <w:b/>
-                <w:bCs/>
-              </w:rPr>
               <w:t xml:space="preserve">7 diagrammes drawio</w:t>
             </w:r>
             <w:r>
-              <w:t xml:space="preserve"> </w:t>
-            </w:r>
-            <w:r>
-              <w:t xml:space="preserve">à jour (2026-07-02 → 2026-07-05), audités dans le cadre de cette version — voir encadré ci-dessous</w:t>
+              <w:t xml:space="preserve"> à jour (2026-07-02 → 2026-07-05), audités dans le cadre de cette version — voir encadré ci-dessous</w:t>
             </w:r>
           </w:p>
         </w:tc>
@@ -1577,10 +1312,7 @@
               <w:t xml:space="preserve">docs/diagrams/</w:t>
             </w:r>
             <w:r>
-              <w:t xml:space="preserve"> </w:t>
-            </w:r>
-            <w:r>
-              <w:t xml:space="preserve">du dépôt</w:t>
+              <w:t xml:space="preserve"> du dépôt</w:t>
             </w:r>
           </w:p>
         </w:tc>
@@ -1598,19 +1330,7 @@
         <w:t xml:space="preserve">Sur les diagrammes drawio (contrôle effectué le 2026-07-10)</w:t>
       </w:r>
       <w:r>
-        <w:t xml:space="preserve"> </w:t>
-      </w:r>
-      <w:r>
-        <w:t xml:space="preserve">: les 7 diagrammes du</w:t>
-      </w:r>
-      <w:r>
-        <w:t xml:space="preserve"> </w:t>
-      </w:r>
-      <w:r>
-        <w:t xml:space="preserve">dossier</w:t>
-      </w:r>
-      <w:r>
-        <w:t xml:space="preserve"> </w:t>
+        <w:t xml:space="preserve"> : les 7 diagrammes du dossier </w:t>
       </w:r>
       <w:r>
         <w:rPr>
@@ -1619,19 +1339,7 @@
         <w:t xml:space="preserve">docs/diagrams/</w:t>
       </w:r>
       <w:r>
-        <w:t xml:space="preserve"> </w:t>
-      </w:r>
-      <w:r>
-        <w:t xml:space="preserve">du dépôt (flux de données, infra VPS, 4 piliers ML, schéma</w:t>
-      </w:r>
-      <w:r>
-        <w:t xml:space="preserve"> </w:t>
-      </w:r>
-      <w:r>
-        <w:t xml:space="preserve">Postgres complet, pipeline Airflow, personas dashboard, routing pgRouting) sont</w:t>
-      </w:r>
-      <w:r>
-        <w:t xml:space="preserve"> </w:t>
+        <w:t xml:space="preserve"> du dépôt (flux de données, infra VPS, 4 piliers ML, schéma Postgres complet, pipeline Airflow, personas dashboard, routing pgRouting) sont </w:t>
       </w:r>
       <w:r>
         <w:rPr>
@@ -1641,25 +1349,10 @@
         <w:t xml:space="preserve">globalement exacts et très détaillés</w:t>
       </w:r>
       <w:r>
-        <w:t xml:space="preserve"> </w:t>
-      </w:r>
-      <w:r>
-        <w:t xml:space="preserve">— le décompte de 28 DAGs qu’ils affichent a été</w:t>
-      </w:r>
-      <w:r>
-        <w:t xml:space="preserve"> </w:t>
-      </w:r>
-      <w:r>
-        <w:t xml:space="preserve">revérifié champ par champ contre le code (§16) et confirmé exact. Un point a été corrigé</w:t>
-      </w:r>
-      <w:r>
-        <w:t xml:space="preserve"> </w:t>
-      </w:r>
-      <w:r>
-        <w:t xml:space="preserve">dans cette version : les diagrammes</w:t>
-      </w:r>
-      <w:r>
-        <w:t xml:space="preserve"> </w:t>
+        <w:t xml:space="preserve"> — le décompte de 28 DAGs qu’ils affichent a été revérifié champ par champ contre le code (§16) et confirmé exact. </w:t>
+      </w:r>
+      <w:r>
+        <w:t xml:space="preserve">Mise à jour du 2026-09-24 : les diagrammes </w:t>
       </w:r>
       <w:r>
         <w:rPr>
@@ -1668,13 +1361,7 @@
         <w:t xml:space="preserve">01_flux_donnees_medallion</w:t>
       </w:r>
       <w:r>
-        <w:t xml:space="preserve"> </w:t>
-      </w:r>
-      <w:r>
-        <w:t xml:space="preserve">et</w:t>
-      </w:r>
-      <w:r>
-        <w:t xml:space="preserve"> </w:t>
+        <w:t xml:space="preserve"> et </w:t>
       </w:r>
       <w:r>
         <w:rPr>
@@ -1683,65 +1370,7 @@
         <w:t xml:space="preserve">02_infra_vps</w:t>
       </w:r>
       <w:r>
-        <w:t xml:space="preserve"> </w:t>
-      </w:r>
-      <w:r>
-        <w:t xml:space="preserve">(datés</w:t>
-      </w:r>
-      <w:r>
-        <w:t xml:space="preserve"> </w:t>
-      </w:r>
-      <w:r>
-        <w:t xml:space="preserve">du 2026-07-02) indiquaient encore</w:t>
-      </w:r>
-      <w:r>
-        <w:t xml:space="preserve"> </w:t>
-      </w:r>
-      <w:r>
-        <w:rPr>
-          <w:i/>
-          <w:iCs/>
-        </w:rPr>
-        <w:t xml:space="preserve">« Prometheus ABSENT »</w:t>
-      </w:r>
-      <w:r>
-        <w:t xml:space="preserve">, alors que le même jour</w:t>
-      </w:r>
-      <w:r>
-        <w:t xml:space="preserve"> </w:t>
-      </w:r>
-      <w:r>
-        <w:t xml:space="preserve">(2026-07-02) le service Prometheus a été redéployé et vérifié fonctionnel (cf. table</w:t>
-      </w:r>
-      <w:r>
-        <w:t xml:space="preserve"> </w:t>
-      </w:r>
-      <w:r>
-        <w:t xml:space="preserve">« Décisions ouvertes » de</w:t>
-      </w:r>
-      <w:r>
-        <w:t xml:space="preserve"> </w:t>
-      </w:r>
-      <w:r>
-        <w:rPr>
-          <w:rStyle w:val="VerbatimChar"/>
-        </w:rPr>
-        <w:t xml:space="preserve">CLAUDE.md</w:t>
-      </w:r>
-      <w:r>
-        <w:t xml:space="preserve">) — un rafraîchissement de ces deux diagrammes est</w:t>
-      </w:r>
-      <w:r>
-        <w:t xml:space="preserve"> </w:t>
-      </w:r>
-      <w:r>
-        <w:t xml:space="preserve">recommandé avant la soutenance. Le reste du contenu (schéma des 60+ tables, 4 piliers ML,</w:t>
-      </w:r>
-      <w:r>
-        <w:t xml:space="preserve"> </w:t>
-      </w:r>
-      <w:r>
-        <w:t xml:space="preserve">pipeline des 28 DAGs, routing pgRouting) est cohérent avec le code au 2026-07-10.</w:t>
+        <w:t xml:space="preserve"> montrent désormais le monitoring réel (cron + alertes Telegram), Prometheus / Grafana / Alertmanager étant marqués comme cible non déployée, ainsi que le backup offsite Google Drive opérationnel. Le reste du contenu (schéma des 60+ tables, 4 piliers ML, pipeline des 28 DAGs, routing pgRouting) est cohérent avec le code au 2026-07-10.</w:t>
       </w:r>
     </w:p>
     <w:p>
@@ -1759,10 +1388,7 @@
         <w:pStyle w:val="Heading2"/>
       </w:pPr>
       <w:r>
-        <w:t xml:space="preserve">2. Cahier des charges de la solution d’IA —</w:t>
-      </w:r>
-      <w:r>
-        <w:t xml:space="preserve"> </w:t>
+        <w:t xml:space="preserve">2. Cahier des charges de la solution d’IA — </w:t>
       </w:r>
       <w:r>
         <w:rPr>
@@ -1781,41 +1407,10 @@
           <w:i/>
           <w:iCs/>
         </w:rPr>
-        <w:t xml:space="preserve">« Rédiger un cahier des charges pour la solution d’Intelligence Artificielle, afin de</w:t>
-      </w:r>
-      <w:r>
-        <w:rPr>
-          <w:i/>
-          <w:iCs/>
-        </w:rPr>
-        <w:t xml:space="preserve"> </w:t>
-      </w:r>
-      <w:r>
-        <w:rPr>
-          <w:i/>
-          <w:iCs/>
-        </w:rPr>
-        <w:t xml:space="preserve">répondre aux besoins techniques et économiques de l’organisation, en tenant compte de</w:t>
-      </w:r>
-      <w:r>
-        <w:rPr>
-          <w:i/>
-          <w:iCs/>
-        </w:rPr>
-        <w:t xml:space="preserve"> </w:t>
-      </w:r>
-      <w:r>
-        <w:rPr>
-          <w:i/>
-          <w:iCs/>
-        </w:rPr>
-        <w:t xml:space="preserve">l’accessibilité pour les personnes en situation de handicap. »</w:t>
-      </w:r>
-      <w:r>
-        <w:t xml:space="preserve"> </w:t>
-      </w:r>
-      <w:r>
-        <w:t xml:space="preserve">— Référentiel RNCP38777BC04, compétence C1</w:t>
+        <w:t xml:space="preserve">« Rédiger un cahier des charges pour la solution d’Intelligence Artificielle, afin de répondre aux besoins techniques et économiques de l’organisation, en tenant compte de l’accessibilité pour les personnes en situation de handicap. »</w:t>
+      </w:r>
+      <w:r>
+        <w:t xml:space="preserve"> — Référentiel RNCP38777BC04, compétence C1</w:t>
       </w:r>
     </w:p>
     <w:bookmarkStart w:id="13" w:name="contexte-et-problématique-métier"/>
@@ -1832,49 +1427,7 @@
         <w:pStyle w:val="FirstParagraph"/>
       </w:pPr>
       <w:r>
-        <w:t xml:space="preserve">La Métropole de Lyon, Keolis/TCL et les usagers font tous face au même trafic multimodal</w:t>
-      </w:r>
-      <w:r>
-        <w:t xml:space="preserve"> </w:t>
-      </w:r>
-      <w:r>
-        <w:t xml:space="preserve">saturé, mais aucun outil du marché ne les aide vraiment à en sortir. Waze, TomTom ou HERE</w:t>
-      </w:r>
-      <w:r>
-        <w:t xml:space="preserve"> </w:t>
-      </w:r>
-      <w:r>
-        <w:t xml:space="preserve">traitent chaque mode en silo : ils prédisent le trafic routier, ou bien ils informent sur</w:t>
-      </w:r>
-      <w:r>
-        <w:t xml:space="preserve"> </w:t>
-      </w:r>
-      <w:r>
-        <w:t xml:space="preserve">les transports en commun — jamais les deux ensemble. C’est un problème concret, parce que</w:t>
-      </w:r>
-      <w:r>
-        <w:t xml:space="preserve"> </w:t>
-      </w:r>
-      <w:r>
-        <w:t xml:space="preserve">c’est justement ce croisement qui permet de distinguer une voie de bus bloquée par la</w:t>
-      </w:r>
-      <w:r>
-        <w:t xml:space="preserve"> </w:t>
-      </w:r>
-      <w:r>
-        <w:t xml:space="preserve">congestion routière (un problème d’infrastructure) d’une fréquence mal calibrée (un</w:t>
-      </w:r>
-      <w:r>
-        <w:t xml:space="preserve"> </w:t>
-      </w:r>
-      <w:r>
-        <w:t xml:space="preserve">problème d’exploitation). Deux diagnostics, deux réponses très différentes — et aucun outil</w:t>
-      </w:r>
-      <w:r>
-        <w:t xml:space="preserve"> </w:t>
-      </w:r>
-      <w:r>
-        <w:t xml:space="preserve">existant ne les sépare.</w:t>
+        <w:t xml:space="preserve">La Métropole de Lyon, Keolis/TCL et les usagers font tous face au même trafic multimodal saturé, mais aucun outil du marché ne les aide vraiment à en sortir. Waze, TomTom ou HERE traitent chaque mode en silo : ils prédisent le trafic routier, ou bien ils informent sur les transports en commun — jamais les deux ensemble. C’est un problème concret, parce que c’est justement ce croisement qui permet de distinguer une voie de bus bloquée par la congestion routière (un problème d’infrastructure) d’une fréquence mal calibrée (un problème d’exploitation). Deux diagnostics, deux réponses très différentes — et aucun outil existant ne les sépare.</w:t>
       </w:r>
     </w:p>
     <w:p>
@@ -1882,13 +1435,7 @@
         <w:pStyle w:val="BodyText"/>
       </w:pPr>
       <w:r>
-        <w:t xml:space="preserve">C’est le point de départ de LyonFlow, et son différenciateur : croiser spatialement bus et</w:t>
-      </w:r>
-      <w:r>
-        <w:t xml:space="preserve"> </w:t>
-      </w:r>
-      <w:r>
-        <w:t xml:space="preserve">trafic routier (</w:t>
+        <w:t xml:space="preserve">C’est le point de départ de LyonFlow, et son différenciateur : croiser spatialement bus et trafic routier (</w:t>
       </w:r>
       <w:r>
         <w:rPr>
@@ -1897,19 +1444,7 @@
         <w:t xml:space="preserve">gold.mv_bus_traffic_spatial</w:t>
       </w:r>
       <w:r>
-        <w:t xml:space="preserve">, jointure &lt; 100 m) pour produire un diagnostic</w:t>
-      </w:r>
-      <w:r>
-        <w:t xml:space="preserve"> </w:t>
-      </w:r>
-      <w:r>
-        <w:t xml:space="preserve">actionnable — RAS, voie dédiée efficace, problème d’exploitation, ou problème</w:t>
-      </w:r>
-      <w:r>
-        <w:t xml:space="preserve"> </w:t>
-      </w:r>
-      <w:r>
-        <w:t xml:space="preserve">d’infrastructure prioritaire.</w:t>
+        <w:t xml:space="preserve">, jointure &lt; 100 m) pour produire un diagnostic actionnable — RAS, voie dédiée efficace, problème d’exploitation, ou problème d’infrastructure prioritaire.</w:t>
       </w:r>
     </w:p>
     <w:bookmarkEnd w:id="13"/>
@@ -1992,10 +1527,7 @@
               <w:pStyle w:val="Compact"/>
             </w:pPr>
             <w:r>
-              <w:t xml:space="preserve">🌱</w:t>
-            </w:r>
-            <w:r>
-              <w:t xml:space="preserve"> </w:t>
+              <w:t xml:space="preserve">🌱 </w:t>
             </w:r>
             <w:r>
               <w:rPr>
@@ -2048,10 +1580,7 @@
               <w:pStyle w:val="Compact"/>
             </w:pPr>
             <w:r>
-              <w:t xml:space="preserve">🎛</w:t>
-            </w:r>
-            <w:r>
-              <w:t xml:space="preserve"> </w:t>
+              <w:t xml:space="preserve">🎛 </w:t>
             </w:r>
             <w:r>
               <w:rPr>
@@ -2104,10 +1633,7 @@
               <w:pStyle w:val="Compact"/>
             </w:pPr>
             <w:r>
-              <w:t xml:space="preserve">🏛</w:t>
-            </w:r>
-            <w:r>
-              <w:t xml:space="preserve"> </w:t>
+              <w:t xml:space="preserve">🏛 </w:t>
             </w:r>
             <w:r>
               <w:rPr>
@@ -2158,10 +1684,7 @@
         <w:pStyle w:val="BodyText"/>
       </w:pPr>
       <w:r>
-        <w:t xml:space="preserve">Pages transverses (2) :</w:t>
-      </w:r>
-      <w:r>
-        <w:t xml:space="preserve"> </w:t>
+        <w:t xml:space="preserve">Pages transverses (2) : </w:t>
       </w:r>
       <w:r>
         <w:rPr>
@@ -2170,13 +1693,7 @@
         <w:t xml:space="preserve">9_RGPD_Conformite.py</w:t>
       </w:r>
       <w:r>
-        <w:t xml:space="preserve"> </w:t>
-      </w:r>
-      <w:r>
-        <w:t xml:space="preserve">(conformité RGPD) et</w:t>
-      </w:r>
-      <w:r>
-        <w:t xml:space="preserve"> </w:t>
+        <w:t xml:space="preserve"> (conformité RGPD) et </w:t>
       </w:r>
       <w:r>
         <w:rPr>
@@ -2185,13 +1702,7 @@
         <w:t xml:space="preserve">A_Propos.py</w:t>
       </w:r>
       <w:r>
-        <w:t xml:space="preserve"> </w:t>
-      </w:r>
-      <w:r>
-        <w:t xml:space="preserve">(méthodologie et sources), plus une page d’accueil</w:t>
-      </w:r>
-      <w:r>
-        <w:t xml:space="preserve"> </w:t>
+        <w:t xml:space="preserve"> (méthodologie et sources), plus une page d’accueil </w:t>
       </w:r>
       <w:r>
         <w:rPr>
@@ -2229,16 +1740,7 @@
         <w:t xml:space="preserve">Temps réel</w:t>
       </w:r>
       <w:r>
-        <w:t xml:space="preserve"> </w:t>
-      </w:r>
-      <w:r>
-        <w:t xml:space="preserve">: ingestion toutes les 5 minutes (boucles Grand Lyon, SIRI Lite TCL, GBFS</w:t>
-      </w:r>
-      <w:r>
-        <w:t xml:space="preserve"> </w:t>
-      </w:r>
-      <w:r>
-        <w:t xml:space="preserve">Vélo’v), inférence toutes les 15 minutes (</w:t>
+        <w:t xml:space="preserve"> : ingestion toutes les 5 minutes (boucles Grand Lyon, SIRI Lite TCL, GBFS Vélo’v), inférence toutes les 15 minutes (</w:t>
       </w:r>
       <w:r>
         <w:rPr>
@@ -2247,13 +1749,7 @@
         <w:t xml:space="preserve">dag_inference_xgboost</w:t>
       </w:r>
       <w:r>
-        <w:t xml:space="preserve">), entraînement complet</w:t>
-      </w:r>
-      <w:r>
-        <w:t xml:space="preserve"> </w:t>
-      </w:r>
-      <w:r>
-        <w:t xml:space="preserve">quotidien à 03h00 (</w:t>
+        <w:t xml:space="preserve">), entraînement complet quotidien à 03h00 (</w:t>
       </w:r>
       <w:r>
         <w:rPr>
@@ -2281,22 +1777,7 @@
         <w:t xml:space="preserve">Reproductibilité</w:t>
       </w:r>
       <w:r>
-        <w:t xml:space="preserve"> </w:t>
-      </w:r>
-      <w:r>
-        <w:t xml:space="preserve">: tout le cycle (données → features → modèle → service) est versionné</w:t>
-      </w:r>
-      <w:r>
-        <w:t xml:space="preserve"> </w:t>
-      </w:r>
-      <w:r>
-        <w:t xml:space="preserve">et rejouable (Airflow + MLflow + Git). Chaque entraînement est tracé dans MLflow avec</w:t>
-      </w:r>
-      <w:r>
-        <w:t xml:space="preserve"> </w:t>
-      </w:r>
-      <w:r>
-        <w:t xml:space="preserve">paramètres, métriques et artefacts.</w:t>
+        <w:t xml:space="preserve"> : tout le cycle (données → features → modèle → service) est versionné et rejouable (Airflow + MLflow + Git). Chaque entraînement est tracé dans MLflow avec paramètres, métriques et artefacts.</w:t>
       </w:r>
     </w:p>
     <w:p>
@@ -2315,13 +1796,7 @@
         <w:t xml:space="preserve">Fiabilité</w:t>
       </w:r>
       <w:r>
-        <w:t xml:space="preserve"> </w:t>
-      </w:r>
-      <w:r>
-        <w:t xml:space="preserve">: politique</w:t>
-      </w:r>
-      <w:r>
-        <w:t xml:space="preserve"> </w:t>
+        <w:t xml:space="preserve"> : politique </w:t>
       </w:r>
       <w:r>
         <w:rPr>
@@ -2331,19 +1806,7 @@
         <w:t xml:space="preserve">« zéro mock »</w:t>
       </w:r>
       <w:r>
-        <w:t xml:space="preserve"> </w:t>
-      </w:r>
-      <w:r>
-        <w:t xml:space="preserve">en production — toute source indisponible lève</w:t>
-      </w:r>
-      <w:r>
-        <w:t xml:space="preserve"> </w:t>
-      </w:r>
-      <w:r>
-        <w:t xml:space="preserve">une exception</w:t>
-      </w:r>
-      <w:r>
-        <w:t xml:space="preserve"> </w:t>
+        <w:t xml:space="preserve"> en production — toute source indisponible lève une exception </w:t>
       </w:r>
       <w:r>
         <w:rPr>
@@ -2352,10 +1815,7 @@
         <w:t xml:space="preserve">DashboardDataError</w:t>
       </w:r>
       <w:r>
-        <w:t xml:space="preserve"> </w:t>
-      </w:r>
-      <w:r>
-        <w:t xml:space="preserve">explicite (</w:t>
+        <w:t xml:space="preserve"> explicite (</w:t>
       </w:r>
       <w:r>
         <w:rPr>
@@ -2364,10 +1824,7 @@
         <w:t xml:space="preserve">src/data/data_loader.py</w:t>
       </w:r>
       <w:r>
-        <w:t xml:space="preserve">,</w:t>
-      </w:r>
-      <w:r>
-        <w:t xml:space="preserve"> </w:t>
+        <w:t xml:space="preserve">, </w:t>
       </w:r>
       <w:r>
         <w:rPr>
@@ -2376,13 +1833,7 @@
         <w:t xml:space="preserve">src/data/exceptions.py</w:t>
       </w:r>
       <w:r>
-        <w:t xml:space="preserve">) plutôt que de servir des données fictives</w:t>
-      </w:r>
-      <w:r>
-        <w:t xml:space="preserve"> </w:t>
-      </w:r>
-      <w:r>
-        <w:t xml:space="preserve">(</w:t>
+        <w:t xml:space="preserve">) plutôt que de servir des données fictives (</w:t>
       </w:r>
       <w:r>
         <w:rPr>
@@ -2391,10 +1842,7 @@
         <w:t xml:space="preserve">LYONFLOW_DEMO_MODE=0</w:t>
       </w:r>
       <w:r>
-        <w:t xml:space="preserve"> </w:t>
-      </w:r>
-      <w:r>
-        <w:t xml:space="preserve">obligatoire).</w:t>
+        <w:t xml:space="preserve"> obligatoire).</w:t>
       </w:r>
     </w:p>
     <w:p>
@@ -2413,19 +1861,7 @@
         <w:t xml:space="preserve">Fonctionnement sur ressources contraintes</w:t>
       </w:r>
       <w:r>
-        <w:t xml:space="preserve"> </w:t>
-      </w:r>
-      <w:r>
-        <w:t xml:space="preserve">: un seul VPS (6 vCPU, 12 Go RAM). C’est la</w:t>
-      </w:r>
-      <w:r>
-        <w:t xml:space="preserve"> </w:t>
-      </w:r>
-      <w:r>
-        <w:t xml:space="preserve">raison directe du choix d’un unique modèle</w:t>
-      </w:r>
-      <w:r>
-        <w:t xml:space="preserve"> </w:t>
+        <w:t xml:space="preserve"> : un seul VPS (6 vCPU, 12 Go RAM). C’est la raison directe du choix d’un unique modèle </w:t>
       </w:r>
       <w:r>
         <w:rPr>
@@ -2435,16 +1871,7 @@
         <w:t xml:space="preserve">XGBoost H+1h</w:t>
       </w:r>
       <w:r>
-        <w:t xml:space="preserve">, léger, découplé</w:t>
-      </w:r>
-      <w:r>
-        <w:t xml:space="preserve"> </w:t>
-      </w:r>
-      <w:r>
-        <w:t xml:space="preserve">entraînement/inférence (un</w:t>
-      </w:r>
-      <w:r>
-        <w:t xml:space="preserve"> </w:t>
+        <w:t xml:space="preserve">, léger, découplé entraînement/inférence (un </w:t>
       </w:r>
       <w:r>
         <w:rPr>
@@ -2453,16 +1880,7 @@
         <w:t xml:space="preserve">fit()</w:t>
       </w:r>
       <w:r>
-        <w:t xml:space="preserve"> </w:t>
-      </w:r>
-      <w:r>
-        <w:t xml:space="preserve">lourd 1×/jour, une inférence légère toutes les</w:t>
-      </w:r>
-      <w:r>
-        <w:t xml:space="preserve"> </w:t>
-      </w:r>
-      <w:r>
-        <w:t xml:space="preserve">15 min).</w:t>
+        <w:t xml:space="preserve"> lourd 1×/jour, une inférence légère toutes les 15 min).</w:t>
       </w:r>
     </w:p>
     <w:p>
@@ -2481,16 +1899,7 @@
         <w:t xml:space="preserve">Schéma géographique rigoureux</w:t>
       </w:r>
       <w:r>
-        <w:t xml:space="preserve"> </w:t>
-      </w:r>
-      <w:r>
-        <w:t xml:space="preserve">: les géométries sont stockées en SRID 4326</w:t>
-      </w:r>
-      <w:r>
-        <w:t xml:space="preserve"> </w:t>
-      </w:r>
-      <w:r>
-        <w:t xml:space="preserve">(</w:t>
+        <w:t xml:space="preserve"> : les géométries sont stockées en SRID 4326 (</w:t>
       </w:r>
       <w:r>
         <w:rPr>
@@ -2508,16 +1917,7 @@
         <w:t xml:space="preserve">geom</w:t>
       </w:r>
       <w:r>
-        <w:t xml:space="preserve">) pour les calculs PostGIS — règle</w:t>
-      </w:r>
-      <w:r>
-        <w:t xml:space="preserve"> </w:t>
-      </w:r>
-      <w:r>
-        <w:t xml:space="preserve">documentée dans le</w:t>
-      </w:r>
-      <w:r>
-        <w:t xml:space="preserve"> </w:t>
+        <w:t xml:space="preserve">) pour les calculs PostGIS — règle documentée dans le </w:t>
       </w:r>
       <w:r>
         <w:rPr>
@@ -2526,13 +1926,7 @@
         <w:t xml:space="preserve">CLAUDE.md</w:t>
       </w:r>
       <w:r>
-        <w:t xml:space="preserve"> </w:t>
-      </w:r>
-      <w:r>
-        <w:t xml:space="preserve">du projet et vérifiée par un</w:t>
-      </w:r>
-      <w:r>
-        <w:t xml:space="preserve"> </w:t>
+        <w:t xml:space="preserve"> du projet et vérifiée par un </w:t>
       </w:r>
       <w:r>
         <w:rPr>
@@ -2541,16 +1935,7 @@
         <w:t xml:space="preserve">CHECK</w:t>
       </w:r>
       <w:r>
-        <w:t xml:space="preserve"> </w:t>
-      </w:r>
-      <w:r>
-        <w:t xml:space="preserve">SQL</w:t>
-      </w:r>
-      <w:r>
-        <w:t xml:space="preserve"> </w:t>
-      </w:r>
-      <w:r>
-        <w:t xml:space="preserve">(</w:t>
+        <w:t xml:space="preserve"> SQL (</w:t>
       </w:r>
       <w:r>
         <w:rPr>
@@ -2588,22 +1973,7 @@
         <w:t xml:space="preserve">Coût d’infrastructure maîtrisé</w:t>
       </w:r>
       <w:r>
-        <w:t xml:space="preserve"> </w:t>
-      </w:r>
-      <w:r>
-        <w:t xml:space="preserve">: un VPS unique plutôt qu’un cluster cloud — coût</w:t>
-      </w:r>
-      <w:r>
-        <w:t xml:space="preserve"> </w:t>
-      </w:r>
-      <w:r>
-        <w:t xml:space="preserve">mensuel fixe et prévisible, sans facturation à l’usage. Le passage LocalExecutor (retrait</w:t>
-      </w:r>
-      <w:r>
-        <w:t xml:space="preserve"> </w:t>
-      </w:r>
-      <w:r>
-        <w:t xml:space="preserve">de Redis/Celery, Sprint 15+) économise ~150 Mo de RAM sans perte fonctionnelle.</w:t>
+        <w:t xml:space="preserve"> : un VPS unique plutôt qu’un cluster cloud — coût mensuel fixe et prévisible, sans facturation à l’usage. Le passage LocalExecutor (retrait de Redis/Celery, Sprint 15+) économise ~150 Mo de RAM sans perte fonctionnelle.</w:t>
       </w:r>
     </w:p>
     <w:p>
@@ -2622,31 +1992,7 @@
         <w:t xml:space="preserve">Sources Open Data gratuites</w:t>
       </w:r>
       <w:r>
-        <w:t xml:space="preserve"> </w:t>
-      </w:r>
-      <w:r>
-        <w:t xml:space="preserve">: Grand Lyon (boucles trafic, chantiers), Open-Meteo</w:t>
-      </w:r>
-      <w:r>
-        <w:t xml:space="preserve"> </w:t>
-      </w:r>
-      <w:r>
-        <w:t xml:space="preserve">(météo, qualité de l’air), Opendatasoft (vigilance météo canicule, migration_045),</w:t>
-      </w:r>
-      <w:r>
-        <w:t xml:space="preserve"> </w:t>
-      </w:r>
-      <w:r>
-        <w:t xml:space="preserve">GBFS Vélo’v, SIRI Lite TCL — toutes en licence ouverte et sans clé API. TomTom Traffic</w:t>
-      </w:r>
-      <w:r>
-        <w:t xml:space="preserve"> </w:t>
-      </w:r>
-      <w:r>
-        <w:t xml:space="preserve">Flow utilisé uniquement en</w:t>
-      </w:r>
-      <w:r>
-        <w:t xml:space="preserve"> </w:t>
+        <w:t xml:space="preserve"> : Grand Lyon (boucles trafic, chantiers), Open-Meteo (météo, qualité de l’air), Opendatasoft (vigilance météo canicule, migration_045), GBFS Vélo’v, SIRI Lite TCL — toutes en licence ouverte et sans clé API. TomTom Traffic Flow utilisé uniquement en </w:t>
       </w:r>
       <w:r>
         <w:rPr>
@@ -2656,10 +2002,7 @@
         <w:t xml:space="preserve">free tier</w:t>
       </w:r>
       <w:r>
-        <w:t xml:space="preserve"> </w:t>
-      </w:r>
-      <w:r>
-        <w:t xml:space="preserve">(2 500 requêtes/jour) pour la cross-validation.</w:t>
+        <w:t xml:space="preserve"> (2 500 requêtes/jour) pour la cross-validation.</w:t>
       </w:r>
     </w:p>
     <w:p>
@@ -2678,10 +2021,7 @@
         <w:t xml:space="preserve">ROI métier</w:t>
       </w:r>
       <w:r>
-        <w:t xml:space="preserve"> </w:t>
-      </w:r>
-      <w:r>
-        <w:t xml:space="preserve">: la détection des goulets d’infrastructure (</w:t>
+        <w:t xml:space="preserve"> : la détection des goulets d’infrastructure (</w:t>
       </w:r>
       <w:r>
         <w:rPr>
@@ -2690,19 +2030,7 @@
         <w:t xml:space="preserve">Élu_2_Bottlenecks</w:t>
       </w:r>
       <w:r>
-        <w:t xml:space="preserve">) permet de</w:t>
-      </w:r>
-      <w:r>
-        <w:t xml:space="preserve"> </w:t>
-      </w:r>
-      <w:r>
-        <w:t xml:space="preserve">prioriser les investissements voirie ; le calcul est dérivé directement des données réelles</w:t>
-      </w:r>
-      <w:r>
-        <w:t xml:space="preserve"> </w:t>
-      </w:r>
-      <w:r>
-        <w:t xml:space="preserve">(</w:t>
+        <w:t xml:space="preserve">) permet de prioriser les investissements voirie ; le calcul est dérivé directement des données réelles (</w:t>
       </w:r>
       <w:r>
         <w:rPr>
@@ -2729,16 +2057,7 @@
         <w:pStyle w:val="FirstParagraph"/>
       </w:pPr>
       <w:r>
-        <w:t xml:space="preserve">L’accessibilité est une exigence explicite du référentiel BC04 (citée dans C1 et C2). Elle</w:t>
-      </w:r>
-      <w:r>
-        <w:t xml:space="preserve"> </w:t>
-      </w:r>
-      <w:r>
-        <w:t xml:space="preserve">est traitée par un</w:t>
-      </w:r>
-      <w:r>
-        <w:t xml:space="preserve"> </w:t>
+        <w:t xml:space="preserve">L’accessibilité est une exigence explicite du référentiel BC04 (citée dans C1 et C2). Elle est traitée par un </w:t>
       </w:r>
       <w:r>
         <w:rPr>
@@ -2748,10 +2067,7 @@
         <w:t xml:space="preserve">socle UX transverse</w:t>
       </w:r>
       <w:r>
-        <w:t xml:space="preserve"> </w:t>
-      </w:r>
-      <w:r>
-        <w:t xml:space="preserve">:</w:t>
+        <w:t xml:space="preserve"> :</w:t>
       </w:r>
     </w:p>
     <w:p>
@@ -2767,28 +2083,18 @@
           <w:b/>
           <w:bCs/>
         </w:rPr>
-        <w:t xml:space="preserve">Composant</w:t>
-      </w:r>
-      <w:r>
-        <w:rPr>
+        <w:t xml:space="preserve">Composant </w:t>
+      </w:r>
+      <w:r>
+        <w:rPr>
+          <w:rStyle w:val="VerbatimChar"/>
           <w:b/>
           <w:bCs/>
         </w:rPr>
-        <w:t xml:space="preserve"> </w:t>
-      </w:r>
-      <w:r>
-        <w:rPr>
-          <w:rStyle w:val="VerbatimChar"/>
-          <w:b/>
-          <w:bCs/>
-        </w:rPr>
         <w:t xml:space="preserve">a11y.py</w:t>
       </w:r>
       <w:r>
-        <w:t xml:space="preserve"> </w:t>
-      </w:r>
-      <w:r>
-        <w:t xml:space="preserve">: textes alternatifs pour les graphiques Plotly (</w:t>
+        <w:t xml:space="preserve"> : textes alternatifs pour les graphiques Plotly (</w:t>
       </w:r>
       <w:r>
         <w:rPr>
@@ -2797,13 +2103,7 @@
         <w:t xml:space="preserve">plotly_with_alt</w:t>
       </w:r>
       <w:r>
-        <w:t xml:space="preserve">)</w:t>
-      </w:r>
-      <w:r>
-        <w:t xml:space="preserve"> </w:t>
-      </w:r>
-      <w:r>
-        <w:t xml:space="preserve">et contenu réservé lecteur d’écran (</w:t>
+        <w:t xml:space="preserve">) et contenu réservé lecteur d’écran (</w:t>
       </w:r>
       <w:r>
         <w:rPr>
@@ -2828,40 +2128,18 @@
           <w:b/>
           <w:bCs/>
         </w:rPr>
-        <w:t xml:space="preserve">Thème unifié</w:t>
-      </w:r>
-      <w:r>
-        <w:rPr>
+        <w:t xml:space="preserve">Thème unifié </w:t>
+      </w:r>
+      <w:r>
+        <w:rPr>
+          <w:rStyle w:val="VerbatimChar"/>
           <w:b/>
           <w:bCs/>
         </w:rPr>
-        <w:t xml:space="preserve"> </w:t>
-      </w:r>
-      <w:r>
-        <w:rPr>
-          <w:rStyle w:val="VerbatimChar"/>
-          <w:b/>
-          <w:bCs/>
-        </w:rPr>
         <w:t xml:space="preserve">plotly_theme.py</w:t>
       </w:r>
       <w:r>
-        <w:t xml:space="preserve"> </w:t>
-      </w:r>
-      <w:r>
-        <w:t xml:space="preserve">: palette à contraste élevé et sémantique de couleurs</w:t>
-      </w:r>
-      <w:r>
-        <w:t xml:space="preserve"> </w:t>
-      </w:r>
-      <w:r>
-        <w:t xml:space="preserve">documentée (rouge/orange/bleu/violet/vert pour les goulets), cohérente sur toutes les</w:t>
-      </w:r>
-      <w:r>
-        <w:t xml:space="preserve"> </w:t>
-      </w:r>
-      <w:r>
-        <w:t xml:space="preserve">pages.</w:t>
+        <w:t xml:space="preserve"> : palette à contraste élevé et sémantique de couleurs documentée (rouge/orange/bleu/violet/vert pour les goulets), cohérente sur toutes les pages.</w:t>
       </w:r>
     </w:p>
     <w:p>
@@ -2880,19 +2158,7 @@
         <w:t xml:space="preserve">Libellés lisibles</w:t>
       </w:r>
       <w:r>
-        <w:t xml:space="preserve"> </w:t>
-      </w:r>
-      <w:r>
-        <w:t xml:space="preserve">: les identifiants bruts sont traduits en libellés compréhensibles</w:t>
-      </w:r>
-      <w:r>
-        <w:t xml:space="preserve"> </w:t>
-      </w:r>
-      <w:r>
-        <w:t xml:space="preserve">par des profils non techniques (élus, grand public) — ex. cadence de ligne calculée en</w:t>
-      </w:r>
-      <w:r>
-        <w:t xml:space="preserve"> </w:t>
+        <w:t xml:space="preserve"> : les identifiants bruts sont traduits en libellés compréhensibles par des profils non techniques (élus, grand public) — ex. cadence de ligne calculée en </w:t>
       </w:r>
       <w:r>
         <w:rPr>
@@ -2920,10 +2186,7 @@
         <w:t xml:space="preserve">États clairs</w:t>
       </w:r>
       <w:r>
-        <w:t xml:space="preserve"> </w:t>
-      </w:r>
-      <w:r>
-        <w:t xml:space="preserve">: messages d’erreur adaptés par persona (</w:t>
+        <w:t xml:space="preserve"> : messages d’erreur adaptés par persona (</w:t>
       </w:r>
       <w:r>
         <w:rPr>
@@ -2932,13 +2195,7 @@
         <w:t xml:space="preserve">error_display.py</w:t>
       </w:r>
       <w:r>
-        <w:t xml:space="preserve">), indicateurs</w:t>
-      </w:r>
-      <w:r>
-        <w:t xml:space="preserve"> </w:t>
-      </w:r>
-      <w:r>
-        <w:t xml:space="preserve">de chargement (</w:t>
+        <w:t xml:space="preserve">), indicateurs de chargement (</w:t>
       </w:r>
       <w:r>
         <w:rPr>
@@ -2947,13 +2204,7 @@
         <w:t xml:space="preserve">loading_state.py</w:t>
       </w:r>
       <w:r>
-        <w:t xml:space="preserve">), badge de fraîcheur des données</w:t>
-      </w:r>
-      <w:r>
-        <w:t xml:space="preserve"> </w:t>
-      </w:r>
-      <w:r>
-        <w:t xml:space="preserve">(</w:t>
+        <w:t xml:space="preserve">), badge de fraîcheur des données (</w:t>
       </w:r>
       <w:r>
         <w:rPr>
@@ -2962,13 +2213,7 @@
         <w:t xml:space="preserve">freshness_badge.py</w:t>
       </w:r>
       <w:r>
-        <w:t xml:space="preserve">), avertissement sécurité Vélo’v pollution/canicule sans blocage</w:t>
-      </w:r>
-      <w:r>
-        <w:t xml:space="preserve"> </w:t>
-      </w:r>
-      <w:r>
-        <w:t xml:space="preserve">(</w:t>
+        <w:t xml:space="preserve">), avertissement sécurité Vélo’v pollution/canicule sans blocage (</w:t>
       </w:r>
       <w:r>
         <w:rPr>
@@ -2996,16 +2241,7 @@
         <w:t xml:space="preserve">Pages publiques sans authentification</w:t>
       </w:r>
       <w:r>
-        <w:t xml:space="preserve"> </w:t>
-      </w:r>
-      <w:r>
-        <w:t xml:space="preserve">: le persona Usager est en accès libre ; les</w:t>
-      </w:r>
-      <w:r>
-        <w:t xml:space="preserve"> </w:t>
-      </w:r>
-      <w:r>
-        <w:t xml:space="preserve">rôles Pro TCL et Élu sont protégés par authentification (</w:t>
+        <w:t xml:space="preserve"> : le persona Usager est en accès libre ; les rôles Pro TCL et Élu sont protégés par authentification (</w:t>
       </w:r>
       <w:r>
         <w:rPr>
@@ -3014,10 +2250,7 @@
         <w:t xml:space="preserve">app_users</w:t>
       </w:r>
       <w:r>
-        <w:t xml:space="preserve">,</w:t>
-      </w:r>
-      <w:r>
-        <w:t xml:space="preserve"> </w:t>
+        <w:t xml:space="preserve">, </w:t>
       </w:r>
       <w:r>
         <w:rPr>
@@ -3052,10 +2285,7 @@
         <w:pStyle w:val="FirstParagraph"/>
       </w:pPr>
       <w:r>
-        <w:t xml:space="preserve">L’architecture suit le patron</w:t>
-      </w:r>
-      <w:r>
-        <w:t xml:space="preserve"> </w:t>
+        <w:t xml:space="preserve">L’architecture suit le patron </w:t>
       </w:r>
       <w:r>
         <w:rPr>
@@ -3065,88 +2295,47 @@
         <w:t xml:space="preserve">Medallion</w:t>
       </w:r>
       <w:r>
-        <w:t xml:space="preserve"> </w:t>
-      </w:r>
-      <w:r>
-        <w:t xml:space="preserve">(Bronze → Silver → Gold) sur</w:t>
-      </w:r>
-      <w:r>
-        <w:t xml:space="preserve"> </w:t>
+        <w:t xml:space="preserve"> (Bronze → Silver → Gold) sur </w:t>
       </w:r>
       <w:r>
         <w:rPr>
           <w:b/>
           <w:bCs/>
         </w:rPr>
-        <w:t xml:space="preserve">PostgreSQL 16 +</w:t>
+        <w:t xml:space="preserve">PostgreSQL 16 + PostGIS 3.5 + pgRouting 3.7.3</w:t>
+      </w:r>
+      <w:r>
+        <w:t xml:space="preserve">, orchestré par </w:t>
       </w:r>
       <w:r>
         <w:rPr>
           <w:b/>
           <w:bCs/>
         </w:rPr>
-        <w:t xml:space="preserve"> </w:t>
+        <w:t xml:space="preserve">Apache Airflow 2.9 (LocalExecutor)</w:t>
+      </w:r>
+      <w:r>
+        <w:t xml:space="preserve">, avec un registre de modèles </w:t>
       </w:r>
       <w:r>
         <w:rPr>
           <w:b/>
           <w:bCs/>
         </w:rPr>
-        <w:t xml:space="preserve">PostGIS 3.5 + pgRouting 3.7.3</w:t>
-      </w:r>
-      <w:r>
-        <w:t xml:space="preserve">, orchestré par</w:t>
-      </w:r>
-      <w:r>
-        <w:t xml:space="preserve"> </w:t>
+        <w:t xml:space="preserve">MLflow 2.12</w:t>
+      </w:r>
+      <w:r>
+        <w:t xml:space="preserve"> et un serving en deux couches (</w:t>
       </w:r>
       <w:r>
         <w:rPr>
           <w:b/>
           <w:bCs/>
         </w:rPr>
-        <w:t xml:space="preserve">Apache Airflow 2.9 (LocalExecutor)</w:t>
-      </w:r>
-      <w:r>
-        <w:t xml:space="preserve">, avec</w:t>
-      </w:r>
-      <w:r>
-        <w:t xml:space="preserve"> </w:t>
-      </w:r>
-      <w:r>
-        <w:t xml:space="preserve">un registre de modèles</w:t>
-      </w:r>
-      <w:r>
-        <w:t xml:space="preserve"> </w:t>
-      </w:r>
-      <w:r>
-        <w:rPr>
-          <w:b/>
-          <w:bCs/>
-        </w:rPr>
-        <w:t xml:space="preserve">MLflow 2.12</w:t>
-      </w:r>
-      <w:r>
-        <w:t xml:space="preserve"> </w:t>
-      </w:r>
-      <w:r>
-        <w:t xml:space="preserve">et un serving en deux couches (</w:t>
-      </w:r>
-      <w:r>
-        <w:rPr>
-          <w:b/>
-          <w:bCs/>
-        </w:rPr>
         <w:t xml:space="preserve">FastAPI</w:t>
       </w:r>
       <w:r>
-        <w:t xml:space="preserve"> </w:t>
-      </w:r>
-      <w:r>
-        <w:t xml:space="preserve">+</w:t>
-      </w:r>
-      <w:r>
-        <w:t xml:space="preserve"> </w:t>
+        <w:t xml:space="preserve"> + </w:t>
       </w:r>
       <w:r>
         <w:rPr>
@@ -3223,14 +2412,7 @@
           <w:i/>
           <w:iCs/>
         </w:rPr>
-        <w:t xml:space="preserve">Diagramme éditable :</w:t>
-      </w:r>
-      <w:r>
-        <w:rPr>
-          <w:i/>
-          <w:iCs/>
-        </w:rPr>
-        <w:t xml:space="preserve"> </w:t>
+        <w:t xml:space="preserve">Diagramme éditable : </w:t>
       </w:r>
       <w:hyperlink r:id="rId22">
         <w:r>
@@ -3247,21 +2429,7 @@
           <w:i/>
           <w:iCs/>
         </w:rPr>
-        <w:t xml:space="preserve"> </w:t>
-      </w:r>
-      <w:r>
-        <w:rPr>
-          <w:i/>
-          <w:iCs/>
-        </w:rPr>
-        <w:t xml:space="preserve">— ouvrir sur</w:t>
-      </w:r>
-      <w:r>
-        <w:rPr>
-          <w:i/>
-          <w:iCs/>
-        </w:rPr>
-        <w:t xml:space="preserve"> </w:t>
+        <w:t xml:space="preserve"> — ouvrir sur </w:t>
       </w:r>
       <w:hyperlink r:id="rId23">
         <w:r>
@@ -3352,10 +2520,7 @@
               <w:pStyle w:val="Compact"/>
             </w:pPr>
             <w:r>
-              <w:t xml:space="preserve">Apache Airflow 2.9,</w:t>
-            </w:r>
-            <w:r>
-              <w:t xml:space="preserve"> </w:t>
+              <w:t xml:space="preserve">Apache Airflow 2.9, </w:t>
             </w:r>
             <w:r>
               <w:rPr>
@@ -3365,10 +2530,7 @@
               <w:t xml:space="preserve">LocalExecutor</w:t>
             </w:r>
             <w:r>
-              <w:t xml:space="preserve"> </w:t>
-            </w:r>
-            <w:r>
-              <w:t xml:space="preserve">(pas de Celery/Redis depuis Sprint 15+)</w:t>
+              <w:t xml:space="preserve"> (pas de Celery/Redis depuis Sprint 15+)</w:t>
             </w:r>
           </w:p>
         </w:tc>
@@ -3417,10 +2579,7 @@
               <w:pStyle w:val="Compact"/>
             </w:pPr>
             <w:r>
-              <w:t xml:space="preserve">image</w:t>
-            </w:r>
-            <w:r>
-              <w:t xml:space="preserve"> </w:t>
+              <w:t xml:space="preserve">image </w:t>
             </w:r>
             <w:r>
               <w:rPr>
@@ -3450,10 +2609,7 @@
               <w:pStyle w:val="Compact"/>
             </w:pPr>
             <w:r>
-              <w:t xml:space="preserve">MLflow 2.12.1 (client épinglé</w:t>
-            </w:r>
-            <w:r>
-              <w:t xml:space="preserve"> </w:t>
+              <w:t xml:space="preserve">MLflow 2.12.1 (client épinglé </w:t>
             </w:r>
             <w:r>
               <w:rPr>
@@ -3462,13 +2618,7 @@
               <w:t xml:space="preserve">&lt;2.16</w:t>
             </w:r>
             <w:r>
-              <w:t xml:space="preserve"> </w:t>
-            </w:r>
-            <w:r>
-              <w:t xml:space="preserve">+</w:t>
-            </w:r>
-            <w:r>
-              <w:t xml:space="preserve"> </w:t>
+              <w:t xml:space="preserve"> + </w:t>
             </w:r>
             <w:r>
               <w:rPr>
@@ -3488,10 +2638,7 @@
               <w:pStyle w:val="Compact"/>
             </w:pPr>
             <w:r>
-              <w:t xml:space="preserve">service</w:t>
-            </w:r>
-            <w:r>
-              <w:t xml:space="preserve"> </w:t>
+              <w:t xml:space="preserve">service </w:t>
             </w:r>
             <w:r>
               <w:rPr>
@@ -3531,10 +2678,7 @@
               <w:t xml:space="preserve">XGBoost H+1h</w:t>
             </w:r>
             <w:r>
-              <w:t xml:space="preserve"> </w:t>
-            </w:r>
-            <w:r>
-              <w:t xml:space="preserve">(seul modèle trafic en prod)</w:t>
+              <w:t xml:space="preserve"> (seul modèle trafic en prod)</w:t>
             </w:r>
           </w:p>
         </w:tc>
@@ -3610,10 +2754,7 @@
               <w:pStyle w:val="Compact"/>
             </w:pPr>
             <w:r>
-              <w:t xml:space="preserve">pgRouting</w:t>
-            </w:r>
-            <w:r>
-              <w:t xml:space="preserve"> </w:t>
+              <w:t xml:space="preserve">pgRouting </w:t>
             </w:r>
             <w:r>
               <w:rPr>
@@ -3622,10 +2763,7 @@
               <w:t xml:space="preserve">pgr_dijkstra</w:t>
             </w:r>
             <w:r>
-              <w:t xml:space="preserve"> </w:t>
-            </w:r>
-            <w:r>
-              <w:t xml:space="preserve">sur réseau routier OSM réel</w:t>
+              <w:t xml:space="preserve"> sur réseau routier OSM réel</w:t>
             </w:r>
           </w:p>
         </w:tc>
@@ -3666,10 +2804,7 @@
               <w:pStyle w:val="Compact"/>
             </w:pPr>
             <w:r>
-              <w:t xml:space="preserve">FastAPI (auth</w:t>
-            </w:r>
-            <w:r>
-              <w:t xml:space="preserve"> </w:t>
+              <w:t xml:space="preserve">FastAPI (auth </w:t>
             </w:r>
             <w:r>
               <w:rPr>
@@ -3733,10 +2868,7 @@
               <w:t xml:space="preserve">dashboard/Accueil.py</w:t>
             </w:r>
             <w:r>
-              <w:t xml:space="preserve"> </w:t>
-            </w:r>
-            <w:r>
-              <w:t xml:space="preserve">+ 18 pages</w:t>
+              <w:t xml:space="preserve"> + 18 pages</w:t>
             </w:r>
           </w:p>
         </w:tc>
@@ -3760,21 +2892,42 @@
               <w:pStyle w:val="Compact"/>
             </w:pPr>
             <w:r>
-              <w:t xml:space="preserve">Prometheus + Alertmanager + Grafana (redéployé 2026-07-02)</w:t>
-            </w:r>
-          </w:p>
-        </w:tc>
-        <w:tc>
-          <w:tcPr/>
-          <w:p>
-            <w:pPr>
-              <w:pStyle w:val="Compact"/>
-            </w:pPr>
+              <w:t xml:space="preserve">Cron + alertes Telegram (cible : Prometheus + Grafana)</w:t>
+            </w:r>
+          </w:p>
+        </w:tc>
+        <w:tc>
+          <w:tcPr/>
+          <w:p>
+            <w:pPr>
+              <w:pStyle w:val="Compact"/>
+            </w:pPr>
+            <w:r>
+              <w:rPr>
+                <w:rStyle w:val="VerbatimChar"/>
+              </w:rPr>
+              <w:t xml:space="preserve">scripts/vps-watchdog.sh</w:t>
+            </w:r>
+            <w:r>
+              <w:t xml:space="preserve">, </w:t>
+            </w:r>
+            <w:r>
+              <w:rPr>
+                <w:rStyle w:val="VerbatimChar"/>
+              </w:rPr>
+              <w:t xml:space="preserve">scripts/dag-failure-rate-monitor.sh</w:t>
+            </w:r>
+            <w:r>
+              <w:t xml:space="preserve"> (cible : </w:t>
+            </w:r>
             <w:r>
               <w:rPr>
                 <w:rStyle w:val="VerbatimChar"/>
               </w:rPr>
               <w:t xml:space="preserve">docker-compose.monitoring.yml</w:t>
+            </w:r>
+            <w:r>
+              <w:t xml:space="preserve">)</w:t>
             </w:r>
           </w:p>
         </w:tc>
@@ -3847,10 +3000,7 @@
               <w:pStyle w:val="Compact"/>
             </w:pPr>
             <w:r>
-              <w:t xml:space="preserve">service</w:t>
-            </w:r>
-            <w:r>
-              <w:t xml:space="preserve"> </w:t>
+              <w:t xml:space="preserve">service </w:t>
             </w:r>
             <w:r>
               <w:rPr>
@@ -3891,10 +3041,7 @@
               <w:pStyle w:val="Compact"/>
             </w:pPr>
             <w:r>
-              <w:t xml:space="preserve">service</w:t>
-            </w:r>
-            <w:r>
-              <w:t xml:space="preserve"> </w:t>
+              <w:t xml:space="preserve">service </w:t>
             </w:r>
             <w:r>
               <w:rPr>
@@ -3962,10 +3109,7 @@
               <w:pStyle w:val="Compact"/>
             </w:pPr>
             <w:r>
-              <w:t xml:space="preserve">Manifestes Kustomize complets, branche</w:t>
-            </w:r>
-            <w:r>
-              <w:t xml:space="preserve"> </w:t>
+              <w:t xml:space="preserve">Manifestes Kustomize complets, branche </w:t>
             </w:r>
             <w:r>
               <w:rPr>
@@ -3974,24 +3118,18 @@
               <w:t xml:space="preserve">kubernetes</w:t>
             </w:r>
             <w:r>
-              <w:t xml:space="preserve"> </w:t>
-            </w:r>
-            <w:r>
-              <w:t xml:space="preserve">non mergée</w:t>
-            </w:r>
-          </w:p>
-        </w:tc>
-        <w:tc>
-          <w:tcPr/>
-          <w:p>
-            <w:pPr>
-              <w:pStyle w:val="Compact"/>
-            </w:pPr>
-            <w:r>
-              <w:t xml:space="preserve">branche</w:t>
-            </w:r>
-            <w:r>
-              <w:t xml:space="preserve"> </w:t>
+              <w:t xml:space="preserve"> non mergée</w:t>
+            </w:r>
+          </w:p>
+        </w:tc>
+        <w:tc>
+          <w:tcPr/>
+          <w:p>
+            <w:pPr>
+              <w:pStyle w:val="Compact"/>
+            </w:pPr>
+            <w:r>
+              <w:t xml:space="preserve">branche </w:t>
             </w:r>
             <w:r>
               <w:rPr>
@@ -4126,13 +3264,7 @@
         <w:t xml:space="preserve">Détail exhaustif colonne par colonne</w:t>
       </w:r>
       <w:r>
-        <w:t xml:space="preserve"> </w:t>
-      </w:r>
-      <w:r>
-        <w:t xml:space="preserve">de ces ~60 tables : voir le diagramme</w:t>
-      </w:r>
-      <w:r>
-        <w:t xml:space="preserve"> </w:t>
+        <w:t xml:space="preserve"> de ces ~60 tables : voir le diagramme </w:t>
       </w:r>
       <w:hyperlink r:id="rId25">
         <w:r>
@@ -4143,16 +3275,7 @@
         </w:r>
       </w:hyperlink>
       <w:r>
-        <w:t xml:space="preserve"> </w:t>
-      </w:r>
-      <w:r>
-        <w:t xml:space="preserve">(le plus volumineux des 7 diagrammes du projet — chaque table y est documentée avec ses</w:t>
-      </w:r>
-      <w:r>
-        <w:t xml:space="preserve"> </w:t>
-      </w:r>
-      <w:r>
-        <w:t xml:space="preserve">colonnes, contraintes, fréquence de mise à jour et DAG producteur).</w:t>
+        <w:t xml:space="preserve"> (le plus volumineux des 7 diagrammes du projet — chaque table y est documentée avec ses colonnes, contraintes, fréquence de mise à jour et DAG producteur).</w:t>
       </w:r>
     </w:p>
     <w:p>
@@ -4167,13 +3290,7 @@
         <w:t xml:space="preserve">Note pgRouting</w:t>
       </w:r>
       <w:r>
-        <w:t xml:space="preserve"> </w:t>
-      </w:r>
-      <w:r>
-        <w:t xml:space="preserve">: le schéma</w:t>
-      </w:r>
-      <w:r>
-        <w:t xml:space="preserve"> </w:t>
+        <w:t xml:space="preserve"> : le schéma </w:t>
       </w:r>
       <w:r>
         <w:rPr>
@@ -4182,13 +3299,7 @@
         <w:t xml:space="preserve">osm</w:t>
       </w:r>
       <w:r>
-        <w:t xml:space="preserve"> </w:t>
-      </w:r>
-      <w:r>
-        <w:t xml:space="preserve">contient les 5 tables du réseau routier importé via</w:t>
-      </w:r>
-      <w:r>
-        <w:t xml:space="preserve"> </w:t>
+        <w:t xml:space="preserve"> contient les 5 tables du réseau routier importé via </w:t>
       </w:r>
       <w:r>
         <w:rPr>
@@ -4197,19 +3308,7 @@
         <w:t xml:space="preserve">osm2pgrouting</w:t>
       </w:r>
       <w:r>
-        <w:t xml:space="preserve"> </w:t>
-      </w:r>
-      <w:r>
-        <w:t xml:space="preserve">(~101 000 arêtes, ~87 000 sommets). Le réseau est mappé aux capteurs de</w:t>
-      </w:r>
-      <w:r>
-        <w:t xml:space="preserve"> </w:t>
-      </w:r>
-      <w:r>
-        <w:t xml:space="preserve">trafic par KNN PostGIS (&lt; 200 m, vue</w:t>
-      </w:r>
-      <w:r>
-        <w:t xml:space="preserve"> </w:t>
+        <w:t xml:space="preserve"> (~101 000 arêtes, ~87 000 sommets). Le réseau est mappé aux capteurs de trafic par KNN PostGIS (&lt; 200 m, vue </w:t>
       </w:r>
       <w:r>
         <w:rPr>
@@ -4218,16 +3317,7 @@
         <w:t xml:space="preserve">osm.mv_sensor_to_way</w:t>
       </w:r>
       <w:r>
-        <w:t xml:space="preserve">) et rafraîchi toutes les 15</w:t>
-      </w:r>
-      <w:r>
-        <w:t xml:space="preserve"> </w:t>
-      </w:r>
-      <w:r>
-        <w:t xml:space="preserve">minutes par le DAG</w:t>
-      </w:r>
-      <w:r>
-        <w:t xml:space="preserve"> </w:t>
+        <w:t xml:space="preserve">) et rafraîchi toutes les 15 minutes par le DAG </w:t>
       </w:r>
       <w:r>
         <w:rPr>
@@ -4236,10 +3326,7 @@
         <w:t xml:space="preserve">refresh_osm_traffic_costs</w:t>
       </w:r>
       <w:r>
-        <w:t xml:space="preserve">. Couverture effective :</w:t>
-      </w:r>
-      <w:r>
-        <w:t xml:space="preserve"> </w:t>
+        <w:t xml:space="preserve">. Couverture effective : </w:t>
       </w:r>
       <w:r>
         <w:rPr>
@@ -4275,16 +3362,7 @@
         <w:pStyle w:val="FirstParagraph"/>
       </w:pPr>
       <w:r>
-        <w:t xml:space="preserve">Le pipeline applique un ETL/ELT en trois couches, chacune avec une responsabilité unique,</w:t>
-      </w:r>
-      <w:r>
-        <w:t xml:space="preserve"> </w:t>
-      </w:r>
-      <w:r>
-        <w:t xml:space="preserve">entièrement</w:t>
-      </w:r>
-      <w:r>
-        <w:t xml:space="preserve"> </w:t>
+        <w:t xml:space="preserve">Le pipeline applique un ETL/ELT en trois couches, chacune avec une responsabilité unique, entièrement </w:t>
       </w:r>
       <w:r>
         <w:rPr>
@@ -4294,13 +3372,7 @@
         <w:t xml:space="preserve">automatisé</w:t>
       </w:r>
       <w:r>
-        <w:t xml:space="preserve"> </w:t>
-      </w:r>
-      <w:r>
-        <w:t xml:space="preserve">par Airflow via</w:t>
-      </w:r>
-      <w:r>
-        <w:t xml:space="preserve"> </w:t>
+        <w:t xml:space="preserve"> par Airflow via </w:t>
       </w:r>
       <w:r>
         <w:rPr>
@@ -4310,19 +3382,7 @@
         <w:t xml:space="preserve">28 DAGs</w:t>
       </w:r>
       <w:r>
-        <w:t xml:space="preserve"> </w:t>
-      </w:r>
-      <w:r>
-        <w:t xml:space="preserve">(26 actifs + 2 pausés intentionnels).</w:t>
-      </w:r>
-      <w:r>
-        <w:t xml:space="preserve"> </w:t>
-      </w:r>
-      <w:r>
-        <w:t xml:space="preserve">Le détail exhaustif DAG par DAG (rôle, cadence, tables source/cible, dépendances) est en</w:t>
-      </w:r>
-      <w:r>
-        <w:t xml:space="preserve"> </w:t>
+        <w:t xml:space="preserve"> (26 actifs + 2 pausés intentionnels). Le détail exhaustif DAG par DAG (rôle, cadence, tables source/cible, dépendances) est en </w:t>
       </w:r>
       <w:r>
         <w:rPr>
@@ -4332,10 +3392,7 @@
         <w:t xml:space="preserve">annexe §16</w:t>
       </w:r>
       <w:r>
-        <w:t xml:space="preserve"> </w:t>
-      </w:r>
-      <w:r>
-        <w:t xml:space="preserve">— cette section en donne la vue d’ensemble.</w:t>
+        <w:t xml:space="preserve"> — cette section en donne la vue d’ensemble.</w:t>
       </w:r>
     </w:p>
     <w:p>
@@ -4347,14 +3404,7 @@
           <w:i/>
           <w:iCs/>
         </w:rPr>
-        <w:t xml:space="preserve">Voir le schéma complet du flux de données en §3 ci-dessus. Diagramme éditable (source) :</w:t>
-      </w:r>
-      <w:r>
-        <w:rPr>
-          <w:i/>
-          <w:iCs/>
-        </w:rPr>
-        <w:t xml:space="preserve"> </w:t>
+        <w:t xml:space="preserve">Voir le schéma complet du flux de données en §3 ci-dessus. Diagramme éditable (source) : </w:t>
       </w:r>
       <w:hyperlink r:id="rId28">
         <w:r>
@@ -4381,10 +3431,7 @@
         <w:pStyle w:val="FirstParagraph"/>
       </w:pPr>
       <w:r>
-        <w:t xml:space="preserve">Chaque collecteur hérite d’une classe abstraite</w:t>
-      </w:r>
-      <w:r>
-        <w:t xml:space="preserve"> </w:t>
+        <w:t xml:space="preserve">Chaque collecteur hérite d’une classe abstraite </w:t>
       </w:r>
       <w:r>
         <w:rPr>
@@ -4393,13 +3440,7 @@
         <w:t xml:space="preserve">DataCollector</w:t>
       </w:r>
       <w:r>
-        <w:t xml:space="preserve"> </w:t>
-      </w:r>
-      <w:r>
-        <w:t xml:space="preserve">(retry via</w:t>
-      </w:r>
-      <w:r>
-        <w:t xml:space="preserve"> </w:t>
+        <w:t xml:space="preserve"> (retry via </w:t>
       </w:r>
       <w:r>
         <w:rPr>
@@ -4408,16 +3449,7 @@
         <w:t xml:space="preserve">tenacity</w:t>
       </w:r>
       <w:r>
-        <w:t xml:space="preserve">) et</w:t>
-      </w:r>
-      <w:r>
-        <w:t xml:space="preserve"> </w:t>
-      </w:r>
-      <w:r>
-        <w:t xml:space="preserve">écrit dans une table Bronze immuable au format</w:t>
-      </w:r>
-      <w:r>
-        <w:t xml:space="preserve"> </w:t>
+        <w:t xml:space="preserve">) et écrit dans une table Bronze immuable au format </w:t>
       </w:r>
       <w:r>
         <w:rPr>
@@ -4426,13 +3458,7 @@
         <w:t xml:space="preserve">fetched_at TIMESTAMPTZ</w:t>
       </w:r>
       <w:r>
-        <w:t xml:space="preserve"> </w:t>
-      </w:r>
-      <w:r>
-        <w:t xml:space="preserve">+</w:t>
-      </w:r>
-      <w:r>
-        <w:t xml:space="preserve"> </w:t>
+        <w:t xml:space="preserve"> + </w:t>
       </w:r>
       <w:r>
         <w:rPr>
@@ -4441,10 +3467,7 @@
         <w:t xml:space="preserve">raw_data JSONB</w:t>
       </w:r>
       <w:r>
-        <w:t xml:space="preserve"> </w:t>
-      </w:r>
-      <w:r>
-        <w:t xml:space="preserve">+ colonnes extraites nullable.</w:t>
+        <w:t xml:space="preserve"> + colonnes extraites nullable.</w:t>
       </w:r>
     </w:p>
     <w:tbl>
@@ -4923,10 +3946,7 @@
               <w:t xml:space="preserve">bronze.calendrier_scolaire</w:t>
             </w:r>
             <w:r>
-              <w:t xml:space="preserve">,</w:t>
-            </w:r>
-            <w:r>
-              <w:t xml:space="preserve"> </w:t>
+              <w:t xml:space="preserve">, </w:t>
             </w:r>
             <w:r>
               <w:rPr>
@@ -4952,10 +3972,7 @@
               <w:t xml:space="preserve">Vigilance météo canicule (dept 69)</w:t>
             </w:r>
             <w:r>
-              <w:t xml:space="preserve"> </w:t>
-            </w:r>
-            <w:r>
-              <w:t xml:space="preserve">🆕</w:t>
+              <w:t xml:space="preserve"> 🆕</w:t>
             </w:r>
           </w:p>
         </w:tc>
@@ -4997,10 +4014,7 @@
               <w:t xml:space="preserve">bronze.vigilance_meteo</w:t>
             </w:r>
             <w:r>
-              <w:t xml:space="preserve"> </w:t>
-            </w:r>
-            <w:r>
-              <w:t xml:space="preserve">(migration_045, 2026-07-05)</w:t>
+              <w:t xml:space="preserve"> (migration_045, 2026-07-05)</w:t>
             </w:r>
           </w:p>
         </w:tc>
@@ -5021,10 +4035,7 @@
         <w:pStyle w:val="FirstParagraph"/>
       </w:pPr>
       <w:r>
-        <w:t xml:space="preserve">Transformations en</w:t>
-      </w:r>
-      <w:r>
-        <w:t xml:space="preserve"> </w:t>
+        <w:t xml:space="preserve">Transformations en </w:t>
       </w:r>
       <w:r>
         <w:rPr>
@@ -5034,19 +4045,7 @@
         <w:t xml:space="preserve">psycopg2 pur</w:t>
       </w:r>
       <w:r>
-        <w:t xml:space="preserve"> </w:t>
-      </w:r>
-      <w:r>
-        <w:t xml:space="preserve">(pas de Polars dans Airflow, pour la stabilité mémoire) :</w:t>
-      </w:r>
-      <w:r>
-        <w:t xml:space="preserve"> </w:t>
-      </w:r>
-      <w:r>
-        <w:t xml:space="preserve">déduplication</w:t>
-      </w:r>
-      <w:r>
-        <w:t xml:space="preserve"> </w:t>
+        <w:t xml:space="preserve"> (pas de Polars dans Airflow, pour la stabilité mémoire) : déduplication </w:t>
       </w:r>
       <w:r>
         <w:rPr>
@@ -5055,10 +4054,7 @@
         <w:t xml:space="preserve">DISTINCT ON</w:t>
       </w:r>
       <w:r>
-        <w:t xml:space="preserve">, reprojection géographique (EPSG 4326 + 2154), parsing SIRI →</w:t>
-      </w:r>
-      <w:r>
-        <w:t xml:space="preserve"> </w:t>
+        <w:t xml:space="preserve">, reprojection géographique (EPSG 4326 + 2154), parsing SIRI → </w:t>
       </w:r>
       <w:r>
         <w:rPr>
@@ -5067,10 +4063,7 @@
         <w:t xml:space="preserve">delay_seconds</w:t>
       </w:r>
       <w:r>
-        <w:t xml:space="preserve">, filtrage des capteurs sains. Tables :</w:t>
-      </w:r>
-      <w:r>
-        <w:t xml:space="preserve"> </w:t>
+        <w:t xml:space="preserve">, filtrage des capteurs sains. Tables : </w:t>
       </w:r>
       <w:r>
         <w:rPr>
@@ -5079,10 +4072,7 @@
         <w:t xml:space="preserve">silver.trafic_boucles_clean</w:t>
       </w:r>
       <w:r>
-        <w:t xml:space="preserve">,</w:t>
-      </w:r>
-      <w:r>
-        <w:t xml:space="preserve"> </w:t>
+        <w:t xml:space="preserve">, </w:t>
       </w:r>
       <w:r>
         <w:rPr>
@@ -5091,10 +4081,7 @@
         <w:t xml:space="preserve">silver.tcl_vehicles_clean</w:t>
       </w:r>
       <w:r>
-        <w:t xml:space="preserve">,</w:t>
-      </w:r>
-      <w:r>
-        <w:t xml:space="preserve"> </w:t>
+        <w:t xml:space="preserve">, </w:t>
       </w:r>
       <w:r>
         <w:rPr>
@@ -5103,10 +4090,7 @@
         <w:t xml:space="preserve">silver.velov_clean</w:t>
       </w:r>
       <w:r>
-        <w:t xml:space="preserve">,</w:t>
-      </w:r>
-      <w:r>
-        <w:t xml:space="preserve"> </w:t>
+        <w:t xml:space="preserve">, </w:t>
       </w:r>
       <w:r>
         <w:rPr>
@@ -5115,10 +4099,7 @@
         <w:t xml:space="preserve">silver.meteo_hourly</w:t>
       </w:r>
       <w:r>
-        <w:t xml:space="preserve">,</w:t>
-      </w:r>
-      <w:r>
-        <w:t xml:space="preserve"> </w:t>
+        <w:t xml:space="preserve">, </w:t>
       </w:r>
       <w:r>
         <w:rPr>
@@ -5127,10 +4108,7 @@
         <w:t xml:space="preserve">silver.chantiers_actifs</w:t>
       </w:r>
       <w:r>
-        <w:t xml:space="preserve">, et depuis le 2026-07-05</w:t>
-      </w:r>
-      <w:r>
-        <w:t xml:space="preserve"> </w:t>
+        <w:t xml:space="preserve">, et depuis le 2026-07-05 </w:t>
       </w:r>
       <w:r>
         <w:rPr>
@@ -5141,19 +4119,7 @@
         <w:t xml:space="preserve">silver.air_quality_clean</w:t>
       </w:r>
       <w:r>
-        <w:t xml:space="preserve"> </w:t>
-      </w:r>
-      <w:r>
-        <w:t xml:space="preserve">(nouveau,</w:t>
-      </w:r>
-      <w:r>
-        <w:t xml:space="preserve"> </w:t>
-      </w:r>
-      <w:r>
-        <w:t xml:space="preserve">pattern</w:t>
-      </w:r>
-      <w:r>
-        <w:t xml:space="preserve"> </w:t>
+        <w:t xml:space="preserve"> (nouveau, pattern </w:t>
       </w:r>
       <w:r>
         <w:rPr>
@@ -5162,10 +4128,7 @@
         <w:t xml:space="preserve">meteo_hourly</w:t>
       </w:r>
       <w:r>
-        <w:t xml:space="preserve">). DAG :</w:t>
-      </w:r>
-      <w:r>
-        <w:t xml:space="preserve"> </w:t>
+        <w:t xml:space="preserve">). DAG : </w:t>
       </w:r>
       <w:r>
         <w:rPr>
@@ -5174,10 +4137,7 @@
         <w:t xml:space="preserve">transform_bronze_to_silver</w:t>
       </w:r>
       <w:r>
-        <w:t xml:space="preserve"> </w:t>
-      </w:r>
-      <w:r>
-        <w:t xml:space="preserve">(*/5 min).</w:t>
+        <w:t xml:space="preserve"> (*/5 min).</w:t>
       </w:r>
     </w:p>
     <w:bookmarkEnd w:id="30"/>
@@ -5206,13 +4166,7 @@
         <w:t xml:space="preserve">Features trafic</w:t>
       </w:r>
       <w:r>
-        <w:t xml:space="preserve"> </w:t>
-      </w:r>
-      <w:r>
-        <w:t xml:space="preserve">:</w:t>
-      </w:r>
-      <w:r>
-        <w:t xml:space="preserve"> </w:t>
+        <w:t xml:space="preserve"> : </w:t>
       </w:r>
       <w:r>
         <w:rPr>
@@ -5221,16 +4175,7 @@
         <w:t xml:space="preserve">gold.traffic_features_live</w:t>
       </w:r>
       <w:r>
-        <w:t xml:space="preserve"> </w:t>
-      </w:r>
-      <w:r>
-        <w:t xml:space="preserve">(26 features ML : lags 15/30/45 min,</w:t>
-      </w:r>
-      <w:r>
-        <w:t xml:space="preserve"> </w:t>
-      </w:r>
-      <w:r>
-        <w:t xml:space="preserve">rolling mean, encodage cyclique heure/jour, météo, vacances, fériés, lat/lon).</w:t>
+        <w:t xml:space="preserve"> (26 features ML : lags 15/30/45 min, rolling mean, encodage cyclique heure/jour, météo, vacances, fériés, lat/lon).</w:t>
       </w:r>
     </w:p>
     <w:p>
@@ -5249,13 +4194,7 @@
         <w:t xml:space="preserve">Mapping spatial</w:t>
       </w:r>
       <w:r>
-        <w:t xml:space="preserve"> </w:t>
-      </w:r>
-      <w:r>
-        <w:t xml:space="preserve">:</w:t>
-      </w:r>
-      <w:r>
-        <w:t xml:space="preserve"> </w:t>
+        <w:t xml:space="preserve"> : </w:t>
       </w:r>
       <w:r>
         <w:rPr>
@@ -5264,13 +4203,7 @@
         <w:t xml:space="preserve">gold.dim_spatial_grid_mapping</w:t>
       </w:r>
       <w:r>
-        <w:t xml:space="preserve"> </w:t>
-      </w:r>
-      <w:r>
-        <w:t xml:space="preserve">(~3 946 nœuds H3 res.13) et</w:t>
-      </w:r>
-      <w:r>
-        <w:t xml:space="preserve"> </w:t>
+        <w:t xml:space="preserve"> (~3 946 nœuds H3 res.13) et </w:t>
       </w:r>
       <w:r>
         <w:rPr>
@@ -5279,16 +4212,7 @@
         <w:t xml:space="preserve">gold.dim_spatial_adjacency</w:t>
       </w:r>
       <w:r>
-        <w:t xml:space="preserve"> </w:t>
-      </w:r>
-      <w:r>
-        <w:t xml:space="preserve">(58 061 arêtes K=2, migration_040) — sert l’Axe 2 (propagation</w:t>
-      </w:r>
-      <w:r>
-        <w:t xml:space="preserve"> </w:t>
-      </w:r>
-      <w:r>
-        <w:t xml:space="preserve">de congestion).</w:t>
+        <w:t xml:space="preserve"> (58 061 arêtes K=2, migration_040) — sert l’Axe 2 (propagation de congestion).</w:t>
       </w:r>
     </w:p>
     <w:p>
@@ -5307,13 +4231,7 @@
         <w:t xml:space="preserve">Prédictions pré-calculées</w:t>
       </w:r>
       <w:r>
-        <w:t xml:space="preserve"> </w:t>
-      </w:r>
-      <w:r>
-        <w:t xml:space="preserve">:</w:t>
-      </w:r>
-      <w:r>
-        <w:t xml:space="preserve"> </w:t>
+        <w:t xml:space="preserve"> : </w:t>
       </w:r>
       <w:r>
         <w:rPr>
@@ -5322,13 +4240,7 @@
         <w:t xml:space="preserve">gold.trafic_predictions</w:t>
       </w:r>
       <w:r>
-        <w:t xml:space="preserve"> </w:t>
-      </w:r>
-      <w:r>
-        <w:t xml:space="preserve">(repeuplée toutes les 30 min par</w:t>
-      </w:r>
-      <w:r>
-        <w:t xml:space="preserve"> </w:t>
+        <w:t xml:space="preserve"> (repeuplée toutes les 30 min par </w:t>
       </w:r>
       <w:r>
         <w:rPr>
@@ -5337,13 +4249,7 @@
         <w:t xml:space="preserve">dag_daily_speed_train</w:t>
       </w:r>
       <w:r>
-        <w:t xml:space="preserve"> </w:t>
-      </w:r>
-      <w:r>
-        <w:t xml:space="preserve">+</w:t>
-      </w:r>
-      <w:r>
-        <w:t xml:space="preserve"> </w:t>
+        <w:t xml:space="preserve"> + </w:t>
       </w:r>
       <w:r>
         <w:rPr>
@@ -5371,13 +4277,7 @@
         <w:t xml:space="preserve">Vues matérialisées multimodales</w:t>
       </w:r>
       <w:r>
-        <w:t xml:space="preserve"> </w:t>
-      </w:r>
-      <w:r>
-        <w:t xml:space="preserve">:</w:t>
-      </w:r>
-      <w:r>
-        <w:t xml:space="preserve"> </w:t>
+        <w:t xml:space="preserve"> : </w:t>
       </w:r>
       <w:r>
         <w:rPr>
@@ -5386,13 +4286,7 @@
         <w:t xml:space="preserve">gold.mv_multimodal_grid</w:t>
       </w:r>
       <w:r>
-        <w:t xml:space="preserve"> </w:t>
-      </w:r>
-      <w:r>
-        <w:t xml:space="preserve">(Axe 1, grille 0.01°),</w:t>
-      </w:r>
-      <w:r>
-        <w:t xml:space="preserve"> </w:t>
+        <w:t xml:space="preserve"> (Axe 1, grille 0.01°), </w:t>
       </w:r>
       <w:r>
         <w:rPr>
@@ -5401,13 +4295,7 @@
         <w:t xml:space="preserve">gold.mv_bus_traffic_spatial</w:t>
       </w:r>
       <w:r>
-        <w:t xml:space="preserve"> </w:t>
-      </w:r>
-      <w:r>
-        <w:t xml:space="preserve">(croisement bus × trafic, remplace</w:t>
-      </w:r>
-      <w:r>
-        <w:t xml:space="preserve"> </w:t>
+        <w:t xml:space="preserve"> (croisement bus × trafic, remplace </w:t>
       </w:r>
       <w:r>
         <w:rPr>
@@ -5416,13 +4304,7 @@
         <w:t xml:space="preserve">infrastructure_bottlenecks</w:t>
       </w:r>
       <w:r>
-        <w:t xml:space="preserve"> </w:t>
-      </w:r>
-      <w:r>
-        <w:t xml:space="preserve">depuis Sprint 22++),</w:t>
-      </w:r>
-      <w:r>
-        <w:t xml:space="preserve"> </w:t>
+        <w:t xml:space="preserve"> depuis Sprint 22++), </w:t>
       </w:r>
       <w:r>
         <w:rPr>
@@ -5431,10 +4313,7 @@
         <w:t xml:space="preserve">gold.mv_line_kpis_live</w:t>
       </w:r>
       <w:r>
-        <w:t xml:space="preserve">,</w:t>
-      </w:r>
-      <w:r>
-        <w:t xml:space="preserve"> </w:t>
+        <w:t xml:space="preserve">, </w:t>
       </w:r>
       <w:r>
         <w:rPr>
@@ -5443,10 +4322,7 @@
         <w:t xml:space="preserve">gold.mv_otp_heatmap</w:t>
       </w:r>
       <w:r>
-        <w:t xml:space="preserve">,</w:t>
-      </w:r>
-      <w:r>
-        <w:t xml:space="preserve"> </w:t>
+        <w:t xml:space="preserve">, </w:t>
       </w:r>
       <w:r>
         <w:rPr>
@@ -5455,10 +4331,7 @@
         <w:t xml:space="preserve">gold.mv_sensor_saturation</w:t>
       </w:r>
       <w:r>
-        <w:t xml:space="preserve">,</w:t>
-      </w:r>
-      <w:r>
-        <w:t xml:space="preserve"> </w:t>
+        <w:t xml:space="preserve">, </w:t>
       </w:r>
       <w:r>
         <w:rPr>
@@ -5467,13 +4340,7 @@
         <w:t xml:space="preserve">gold.mv_congestion_propagation_pairs</w:t>
       </w:r>
       <w:r>
-        <w:t xml:space="preserve"> </w:t>
-      </w:r>
-      <w:r>
-        <w:t xml:space="preserve">(Axe 2),</w:t>
-      </w:r>
-      <w:r>
-        <w:t xml:space="preserve"> </w:t>
+        <w:t xml:space="preserve"> (Axe 2), </w:t>
       </w:r>
       <w:r>
         <w:rPr>
@@ -5482,13 +4349,7 @@
         <w:t xml:space="preserve">gold.mv_velov_transit_coupling</w:t>
       </w:r>
       <w:r>
-        <w:t xml:space="preserve"> </w:t>
-      </w:r>
-      <w:r>
-        <w:t xml:space="preserve">(Axe 4),</w:t>
-      </w:r>
-      <w:r>
-        <w:t xml:space="preserve"> </w:t>
+        <w:t xml:space="preserve"> (Axe 4), </w:t>
       </w:r>
       <w:r>
         <w:rPr>
@@ -5497,13 +4358,7 @@
         <w:t xml:space="preserve">gold.mv_meteo_impact</w:t>
       </w:r>
       <w:r>
-        <w:t xml:space="preserve"> </w:t>
-      </w:r>
-      <w:r>
-        <w:t xml:space="preserve">(Axe 7),</w:t>
-      </w:r>
-      <w:r>
-        <w:t xml:space="preserve"> </w:t>
+        <w:t xml:space="preserve"> (Axe 7), </w:t>
       </w:r>
       <w:r>
         <w:rPr>
@@ -5512,10 +4367,7 @@
         <w:t xml:space="preserve">gold.mv_xgb_vs_tomtom</w:t>
       </w:r>
       <w:r>
-        <w:t xml:space="preserve"> </w:t>
-      </w:r>
-      <w:r>
-        <w:t xml:space="preserve">(backtest).</w:t>
+        <w:t xml:space="preserve"> (backtest).</w:t>
       </w:r>
     </w:p>
     <w:p>
@@ -5534,13 +4386,7 @@
         <w:t xml:space="preserve">Sécurité Vélo’v</w:t>
       </w:r>
       <w:r>
-        <w:t xml:space="preserve"> </w:t>
-      </w:r>
-      <w:r>
-        <w:t xml:space="preserve">🆕 :</w:t>
-      </w:r>
-      <w:r>
-        <w:t xml:space="preserve"> </w:t>
+        <w:t xml:space="preserve"> 🆕 : </w:t>
       </w:r>
       <w:r>
         <w:rPr>
@@ -5549,19 +4395,7 @@
         <w:t xml:space="preserve">gold.v_velov_safety_advisory</w:t>
       </w:r>
       <w:r>
-        <w:t xml:space="preserve"> </w:t>
-      </w:r>
-      <w:r>
-        <w:t xml:space="preserve">(migration_045, vue calculée à la</w:t>
-      </w:r>
-      <w:r>
-        <w:t xml:space="preserve"> </w:t>
-      </w:r>
-      <w:r>
-        <w:t xml:space="preserve">volée — JOIN</w:t>
-      </w:r>
-      <w:r>
-        <w:t xml:space="preserve"> </w:t>
+        <w:t xml:space="preserve"> (migration_045, vue calculée à la volée — JOIN </w:t>
       </w:r>
       <w:r>
         <w:rPr>
@@ -5570,13 +4404,7 @@
         <w:t xml:space="preserve">silver.air_quality_clean</w:t>
       </w:r>
       <w:r>
-        <w:t xml:space="preserve"> </w:t>
-      </w:r>
-      <w:r>
-        <w:t xml:space="preserve">+</w:t>
-      </w:r>
-      <w:r>
-        <w:t xml:space="preserve"> </w:t>
+        <w:t xml:space="preserve"> + </w:t>
       </w:r>
       <w:r>
         <w:rPr>
@@ -5593,10 +4421,7 @@
         <w:pStyle w:val="FirstParagraph"/>
       </w:pPr>
       <w:r>
-        <w:t xml:space="preserve">DAG principal :</w:t>
-      </w:r>
-      <w:r>
-        <w:t xml:space="preserve"> </w:t>
+        <w:t xml:space="preserve">DAG principal : </w:t>
       </w:r>
       <w:r>
         <w:rPr>
@@ -5605,13 +4430,7 @@
         <w:t xml:space="preserve">transform_silver_to_gold</w:t>
       </w:r>
       <w:r>
-        <w:t xml:space="preserve"> </w:t>
-      </w:r>
-      <w:r>
-        <w:t xml:space="preserve">(*/10 min), avec refresh</w:t>
-      </w:r>
-      <w:r>
-        <w:t xml:space="preserve"> </w:t>
+        <w:t xml:space="preserve"> (*/10 min), avec refresh </w:t>
       </w:r>
       <w:r>
         <w:rPr>
@@ -5620,16 +4439,7 @@
         <w:t xml:space="preserve">CONCURRENTLY</w:t>
       </w:r>
       <w:r>
-        <w:t xml:space="preserve"> </w:t>
-      </w:r>
-      <w:r>
-        <w:t xml:space="preserve">des vues</w:t>
-      </w:r>
-      <w:r>
-        <w:t xml:space="preserve"> </w:t>
-      </w:r>
-      <w:r>
-        <w:t xml:space="preserve">matérialisées réparties sur plusieurs DAGs maintenance (voir §16).</w:t>
+        <w:t xml:space="preserve"> des vues matérialisées réparties sur plusieurs DAGs maintenance (voir §16).</w:t>
       </w:r>
     </w:p>
     <w:bookmarkEnd w:id="31"/>
@@ -5647,10 +4457,7 @@
         <w:pStyle w:val="FirstParagraph"/>
       </w:pPr>
       <w:r>
-        <w:t xml:space="preserve">Le module</w:t>
-      </w:r>
-      <w:r>
-        <w:t xml:space="preserve"> </w:t>
+        <w:t xml:space="preserve">Le module </w:t>
       </w:r>
       <w:r>
         <w:rPr>
@@ -5659,25 +4466,7 @@
         <w:t xml:space="preserve">src/transformation/data_quality.py</w:t>
       </w:r>
       <w:r>
-        <w:t xml:space="preserve"> </w:t>
-      </w:r>
-      <w:r>
-        <w:t xml:space="preserve">valide les valeurs Gold/Silver dans des</w:t>
-      </w:r>
-      <w:r>
-        <w:t xml:space="preserve"> </w:t>
-      </w:r>
-      <w:r>
-        <w:t xml:space="preserve">plages physiquement plausibles (vitesse 0–130 km/h, température −20/45 °C, retard 0–3600 s,</w:t>
-      </w:r>
-      <w:r>
-        <w:t xml:space="preserve"> </w:t>
-      </w:r>
-      <w:r>
-        <w:t xml:space="preserve">ratio de nuls &lt; 30 %, doublons &lt; 5 %). Chaque contrôle est journalisé en append-only dans</w:t>
-      </w:r>
-      <w:r>
-        <w:t xml:space="preserve"> </w:t>
+        <w:t xml:space="preserve"> valide les valeurs Gold/Silver dans des plages physiquement plausibles (vitesse 0–130 km/h, température −20/45 °C, retard 0–3600 s, ratio de nuls &lt; 30 %, doublons &lt; 5 %). Chaque contrôle est journalisé en append-only dans </w:t>
       </w:r>
       <w:r>
         <w:rPr>
@@ -5686,10 +4475,7 @@
         <w:t xml:space="preserve">gold.data_quality_log</w:t>
       </w:r>
       <w:r>
-        <w:t xml:space="preserve">. DAG dédié :</w:t>
-      </w:r>
-      <w:r>
-        <w:t xml:space="preserve"> </w:t>
+        <w:t xml:space="preserve">. DAG dédié : </w:t>
       </w:r>
       <w:r>
         <w:rPr>
@@ -5698,10 +4484,7 @@
         <w:t xml:space="preserve">data_quality_daily</w:t>
       </w:r>
       <w:r>
-        <w:t xml:space="preserve"> </w:t>
-      </w:r>
-      <w:r>
-        <w:t xml:space="preserve">(04h15 quotidien).</w:t>
+        <w:t xml:space="preserve"> (04h15 quotidien).</w:t>
       </w:r>
     </w:p>
     <w:p>
@@ -5719,10 +4502,7 @@
         <w:pStyle w:val="Heading2"/>
       </w:pPr>
       <w:r>
-        <w:t xml:space="preserve">5. Les algorithmes d’IA —</w:t>
-      </w:r>
-      <w:r>
-        <w:t xml:space="preserve"> </w:t>
+        <w:t xml:space="preserve">5. Les algorithmes d’IA — </w:t>
       </w:r>
       <w:r>
         <w:rPr>
@@ -5741,94 +4521,49 @@
           <w:i/>
           <w:iCs/>
         </w:rPr>
-        <w:t xml:space="preserve">« Créer un algorithme d’Intelligence Artificielle adapté aux données d’entraînement et</w:t>
-      </w:r>
+        <w:t xml:space="preserve">« Créer un algorithme d’Intelligence Artificielle adapté aux données d’entraînement et conforme aux spécifications du cahier des charges, en veillant à répondre aux besoins spécifiques, notamment en termes d’accessibilité. »</w:t>
+      </w:r>
+      <w:r>
+        <w:t xml:space="preserve"> — Référentiel RNCP38777BC04, compétence C2</w:t>
+      </w:r>
+    </w:p>
+    <w:p>
+      <w:pPr>
+        <w:pStyle w:val="FirstParagraph"/>
+      </w:pPr>
       <w:r>
         <w:rPr>
           <w:i/>
           <w:iCs/>
         </w:rPr>
-        <w:t xml:space="preserve"> </w:t>
-      </w:r>
-      <w:r>
-        <w:rPr>
+        <w:t xml:space="preserve">[Diagramme : 4 piliers ML — voir </w:t>
+      </w:r>
+      <w:r>
+        <w:rPr>
+          <w:rStyle w:val="VerbatimChar"/>
           <w:i/>
           <w:iCs/>
         </w:rPr>
-        <w:t xml:space="preserve">conforme aux spécifications du cahier des charges, en veillant à répondre aux besoins</w:t>
+        <w:t xml:space="preserve">diagrammes/drawio/03_piliers_ml.drawio</w:t>
       </w:r>
       <w:r>
         <w:rPr>
           <w:i/>
           <w:iCs/>
         </w:rPr>
-        <w:t xml:space="preserve"> </w:t>
-      </w:r>
+        <w:t xml:space="preserve">]</w:t>
+      </w:r>
+    </w:p>
+    <w:p>
+      <w:pPr>
+        <w:pStyle w:val="BodyText"/>
+      </w:pPr>
       <w:r>
         <w:rPr>
           <w:i/>
           <w:iCs/>
         </w:rPr>
-        <w:t xml:space="preserve">spécifiques, notamment en termes d’accessibilité. »</w:t>
-      </w:r>
-      <w:r>
-        <w:t xml:space="preserve"> </w:t>
-      </w:r>
-      <w:r>
-        <w:t xml:space="preserve">— Référentiel RNCP38777BC04, compétence C2</w:t>
-      </w:r>
-    </w:p>
-    <w:p>
-      <w:pPr>
-        <w:pStyle w:val="FirstParagraph"/>
-      </w:pPr>
-      <w:r>
-        <w:rPr>
-          <w:i/>
-          <w:iCs/>
-        </w:rPr>
-        <w:t xml:space="preserve">[Diagramme : 4 piliers ML — voir</w:t>
-      </w:r>
-      <w:r>
-        <w:rPr>
-          <w:i/>
-          <w:iCs/>
-        </w:rPr>
-        <w:t xml:space="preserve"> </w:t>
-      </w:r>
-      <w:r>
-        <w:rPr>
-          <w:rStyle w:val="VerbatimChar"/>
-          <w:i/>
-          <w:iCs/>
-        </w:rPr>
-        <w:t xml:space="preserve">diagrammes/drawio/03_piliers_ml.drawio</w:t>
-      </w:r>
-      <w:r>
-        <w:rPr>
-          <w:i/>
-          <w:iCs/>
-        </w:rPr>
-        <w:t xml:space="preserve">]</w:t>
-      </w:r>
-    </w:p>
-    <w:p>
-      <w:pPr>
-        <w:pStyle w:val="BodyText"/>
-      </w:pPr>
-      <w:r>
-        <w:rPr>
-          <w:i/>
-          <w:iCs/>
-        </w:rPr>
-        <w:t xml:space="preserve">Diagramme éditable :</w:t>
-      </w:r>
-      <w:r>
-        <w:rPr>
-          <w:i/>
-          <w:iCs/>
-        </w:rPr>
-        <w:t xml:space="preserve"> </w:t>
+        <w:t xml:space="preserve">Diagramme éditable : </w:t>
       </w:r>
       <w:hyperlink r:id="rId34">
         <w:r>
@@ -5986,16 +4721,7 @@
         <w:pStyle w:val="BodyText"/>
       </w:pPr>
       <w:r>
-        <w:t xml:space="preserve">J’ai testé mentalement (et en partie techniquement) l’alternative d’un ensemble de modèles</w:t>
-      </w:r>
-      <w:r>
-        <w:t xml:space="preserve"> </w:t>
-      </w:r>
-      <w:r>
-        <w:t xml:space="preserve">— plus précis sur le papier, mais chaque modèle supplémentaire, c’est un</w:t>
-      </w:r>
-      <w:r>
-        <w:t xml:space="preserve"> </w:t>
+        <w:t xml:space="preserve">J’ai testé mentalement (et en partie techniquement) l’alternative d’un ensemble de modèles — plus précis sur le papier, mais chaque modèle supplémentaire, c’est un </w:t>
       </w:r>
       <w:r>
         <w:rPr>
@@ -6004,22 +4730,7 @@
         <w:t xml:space="preserve">fit()</w:t>
       </w:r>
       <w:r>
-        <w:t xml:space="preserve"> </w:t>
-      </w:r>
-      <w:r>
-        <w:t xml:space="preserve">de plus à</w:t>
-      </w:r>
-      <w:r>
-        <w:t xml:space="preserve"> </w:t>
-      </w:r>
-      <w:r>
-        <w:t xml:space="preserve">faire tenir dans les 6 vCPU du VPS, et un point de défaillance de plus à surveiller à 3h du</w:t>
-      </w:r>
-      <w:r>
-        <w:t xml:space="preserve"> </w:t>
-      </w:r>
-      <w:r>
-        <w:t xml:space="preserve">matin. Pour un service qui doit rester fiable plutôt qu’optimal, XGBoost H+1h seul a gagné.</w:t>
+        <w:t xml:space="preserve"> de plus à faire tenir dans les 6 vCPU du VPS, et un point de défaillance de plus à surveiller à 3h du matin. Pour un service qui doit rester fiable plutôt qu’optimal, XGBoost H+1h seul a gagné.</w:t>
       </w:r>
     </w:p>
     <w:p>
@@ -6027,13 +4738,7 @@
         <w:pStyle w:val="BodyText"/>
       </w:pPr>
       <w:r>
-        <w:t xml:space="preserve">Le principe MLOps qui structure tout le reste, c’est le découplage entraînement/inférence :</w:t>
-      </w:r>
-      <w:r>
-        <w:t xml:space="preserve"> </w:t>
-      </w:r>
-      <w:r>
-        <w:t xml:space="preserve">un DAG lourd une fois par jour (</w:t>
+        <w:t xml:space="preserve">Le principe MLOps qui structure tout le reste, c’est le découplage entraînement/inférence : un DAG lourd une fois par jour (</w:t>
       </w:r>
       <w:r>
         <w:rPr>
@@ -6042,10 +4747,7 @@
         <w:t xml:space="preserve">dag_daily_speed_train</w:t>
       </w:r>
       <w:r>
-        <w:t xml:space="preserve">, ~26 features issues de</w:t>
-      </w:r>
-      <w:r>
-        <w:t xml:space="preserve"> </w:t>
+        <w:t xml:space="preserve">, ~26 features issues de </w:t>
       </w:r>
       <w:r>
         <w:rPr>
@@ -6054,13 +4756,7 @@
         <w:t xml:space="preserve">gold.traffic_features_live</w:t>
       </w:r>
       <w:r>
-        <w:t xml:space="preserve">), et un DAG léger toutes les 15 minutes</w:t>
-      </w:r>
-      <w:r>
-        <w:t xml:space="preserve"> </w:t>
-      </w:r>
-      <w:r>
-        <w:t xml:space="preserve">(</w:t>
+        <w:t xml:space="preserve">), et un DAG léger toutes les 15 minutes (</w:t>
       </w:r>
       <w:r>
         <w:rPr>
@@ -6069,10 +4765,7 @@
         <w:t xml:space="preserve">dag_inference_xgboost</w:t>
       </w:r>
       <w:r>
-        <w:t xml:space="preserve">) qui se contente de repeupler</w:t>
-      </w:r>
-      <w:r>
-        <w:t xml:space="preserve"> </w:t>
+        <w:t xml:space="preserve">) qui se contente de repeupler </w:t>
       </w:r>
       <w:r>
         <w:rPr>
@@ -6081,13 +4774,7 @@
         <w:t xml:space="preserve">gold.trafic_predictions</w:t>
       </w:r>
       <w:r>
-        <w:t xml:space="preserve">. Le premier</w:t>
-      </w:r>
-      <w:r>
-        <w:t xml:space="preserve"> </w:t>
-      </w:r>
-      <w:r>
-        <w:t xml:space="preserve">peut prendre son temps ; le second doit être rapide et fiable, rien d’autre.</w:t>
+        <w:t xml:space="preserve">. Le premier peut prendre son temps ; le second doit être rapide et fiable, rien d’autre.</w:t>
       </w:r>
     </w:p>
     <w:bookmarkEnd w:id="35"/>
@@ -6105,16 +4792,7 @@
         <w:pStyle w:val="FirstParagraph"/>
       </w:pPr>
       <w:r>
-        <w:t xml:space="preserve">Phase d’analyse en production (collecte SIRI Lite) : retard agrégé par tronçon/ligne/tranche</w:t>
-      </w:r>
-      <w:r>
-        <w:t xml:space="preserve"> </w:t>
-      </w:r>
-      <w:r>
-        <w:t xml:space="preserve">horaire/jour/météo, croisé</w:t>
-      </w:r>
-      <w:r>
-        <w:t xml:space="preserve"> </w:t>
+        <w:t xml:space="preserve">Phase d’analyse en production (collecte SIRI Lite) : retard agrégé par tronçon/ligne/tranche horaire/jour/météo, croisé </w:t>
       </w:r>
       <w:r>
         <w:rPr>
@@ -6124,13 +4802,7 @@
         <w:t xml:space="preserve">spatialement</w:t>
       </w:r>
       <w:r>
-        <w:t xml:space="preserve"> </w:t>
-      </w:r>
-      <w:r>
-        <w:t xml:space="preserve">(&lt; 100 m,</w:t>
-      </w:r>
-      <w:r>
-        <w:t xml:space="preserve"> </w:t>
+        <w:t xml:space="preserve"> (&lt; 100 m, </w:t>
       </w:r>
       <w:r>
         <w:rPr>
@@ -6139,25 +4811,7 @@
         <w:t xml:space="preserve">gold.mv_bus_traffic_spatial</w:t>
       </w:r>
       <w:r>
-        <w:t xml:space="preserve">, Sprint</w:t>
-      </w:r>
-      <w:r>
-        <w:t xml:space="preserve"> </w:t>
-      </w:r>
-      <w:r>
-        <w:t xml:space="preserve">15+ Axe 3) avec la congestion routière adjacente pour produire le diagnostic infrastructure</w:t>
-      </w:r>
-      <w:r>
-        <w:t xml:space="preserve"> </w:t>
-      </w:r>
-      <w:r>
-        <w:t xml:space="preserve">vs exploitation. La phase de prédiction (XGBoost delay) reste en attente de données</w:t>
-      </w:r>
-      <w:r>
-        <w:t xml:space="preserve"> </w:t>
-      </w:r>
-      <w:r>
-        <w:t xml:space="preserve">suffisantes — pas encore en production.</w:t>
+        <w:t xml:space="preserve">, Sprint 15+ Axe 3) avec la congestion routière adjacente pour produire le diagnostic infrastructure vs exploitation. La phase de prédiction (XGBoost delay) reste en attente de données suffisantes — pas encore en production.</w:t>
       </w:r>
     </w:p>
     <w:bookmarkEnd w:id="36"/>
@@ -6175,10 +4829,7 @@
         <w:pStyle w:val="FirstParagraph"/>
       </w:pPr>
       <w:r>
-        <w:t xml:space="preserve">XGBoost avec</w:t>
-      </w:r>
-      <w:r>
-        <w:t xml:space="preserve"> </w:t>
+        <w:t xml:space="preserve">XGBoost avec </w:t>
       </w:r>
       <w:r>
         <w:rPr>
@@ -6188,19 +4839,7 @@
         <w:t xml:space="preserve">label encoding</w:t>
       </w:r>
       <w:r>
-        <w:t xml:space="preserve"> </w:t>
-      </w:r>
-      <w:r>
-        <w:t xml:space="preserve">des stations (au lieu de 458 colonnes one-hot, ce qui fait</w:t>
-      </w:r>
-      <w:r>
-        <w:t xml:space="preserve"> </w:t>
-      </w:r>
-      <w:r>
-        <w:t xml:space="preserve">passer la RAM de ~9 Go à ~500 Mo). Features :</w:t>
-      </w:r>
-      <w:r>
-        <w:t xml:space="preserve"> </w:t>
+        <w:t xml:space="preserve"> des stations (au lieu de 458 colonnes one-hot, ce qui fait passer la RAM de ~9 Go à ~500 Mo). Features : </w:t>
       </w:r>
       <w:r>
         <w:rPr>
@@ -6209,10 +4848,7 @@
         <w:t xml:space="preserve">bikes_lag_1/2/3</w:t>
       </w:r>
       <w:r>
-        <w:t xml:space="preserve">,</w:t>
-      </w:r>
-      <w:r>
-        <w:t xml:space="preserve"> </w:t>
+        <w:t xml:space="preserve">, </w:t>
       </w:r>
       <w:r>
         <w:rPr>
@@ -6221,10 +4857,7 @@
         <w:t xml:space="preserve">rolling_mean_3h</w:t>
       </w:r>
       <w:r>
-        <w:t xml:space="preserve">,</w:t>
-      </w:r>
-      <w:r>
-        <w:t xml:space="preserve"> </w:t>
+        <w:t xml:space="preserve">, </w:t>
       </w:r>
       <w:r>
         <w:rPr>
@@ -6233,10 +4866,7 @@
         <w:t xml:space="preserve">hour_sin/cos</w:t>
       </w:r>
       <w:r>
-        <w:t xml:space="preserve">,</w:t>
-      </w:r>
-      <w:r>
-        <w:t xml:space="preserve"> </w:t>
+        <w:t xml:space="preserve">, </w:t>
       </w:r>
       <w:r>
         <w:rPr>
@@ -6245,10 +4875,7 @@
         <w:t xml:space="preserve">temperature_c</w:t>
       </w:r>
       <w:r>
-        <w:t xml:space="preserve">,</w:t>
-      </w:r>
-      <w:r>
-        <w:t xml:space="preserve"> </w:t>
+        <w:t xml:space="preserve">, </w:t>
       </w:r>
       <w:r>
         <w:rPr>
@@ -6257,10 +4884,7 @@
         <w:t xml:space="preserve">rain_mm</w:t>
       </w:r>
       <w:r>
-        <w:t xml:space="preserve">,</w:t>
-      </w:r>
-      <w:r>
-        <w:t xml:space="preserve"> </w:t>
+        <w:t xml:space="preserve">, </w:t>
       </w:r>
       <w:r>
         <w:rPr>
@@ -6269,10 +4893,7 @@
         <w:t xml:space="preserve">is_vacances</w:t>
       </w:r>
       <w:r>
-        <w:t xml:space="preserve">,</w:t>
-      </w:r>
-      <w:r>
-        <w:t xml:space="preserve"> </w:t>
+        <w:t xml:space="preserve">, </w:t>
       </w:r>
       <w:r>
         <w:rPr>
@@ -6281,10 +4902,7 @@
         <w:t xml:space="preserve">is_ferie</w:t>
       </w:r>
       <w:r>
-        <w:t xml:space="preserve">.</w:t>
-      </w:r>
-      <w:r>
-        <w:t xml:space="preserve"> </w:t>
+        <w:t xml:space="preserve">. </w:t>
       </w:r>
       <w:r>
         <w:rPr>
@@ -6294,13 +4912,7 @@
         <w:t xml:space="preserve">H+1h uniquement</w:t>
       </w:r>
       <w:r>
-        <w:t xml:space="preserve"> </w:t>
-      </w:r>
-      <w:r>
-        <w:t xml:space="preserve">(H+30 min plus entraîné depuis Sprint VPS-6, modèle orphelin retiré). DAG :</w:t>
-      </w:r>
-      <w:r>
-        <w:t xml:space="preserve"> </w:t>
+        <w:t xml:space="preserve"> (H+30 min plus entraîné depuis Sprint VPS-6, modèle orphelin retiré). DAG : </w:t>
       </w:r>
       <w:r>
         <w:rPr>
@@ -6309,13 +4921,7 @@
         <w:t xml:space="preserve">dag_inference_velov</w:t>
       </w:r>
       <w:r>
-        <w:t xml:space="preserve"> </w:t>
-      </w:r>
-      <w:r>
-        <w:t xml:space="preserve">(cadence horaire, :50 — miroir de</w:t>
-      </w:r>
-      <w:r>
-        <w:t xml:space="preserve"> </w:t>
+        <w:t xml:space="preserve"> (cadence horaire, :50 — miroir de </w:t>
       </w:r>
       <w:r>
         <w:rPr>
@@ -6324,16 +4930,7 @@
         <w:t xml:space="preserve">dag_inference_xgboost</w:t>
       </w:r>
       <w:r>
-        <w:t xml:space="preserve">). Ce DAG a</w:t>
-      </w:r>
-      <w:r>
-        <w:t xml:space="preserve"> </w:t>
-      </w:r>
-      <w:r>
-        <w:t xml:space="preserve">comblé un vide historique :</w:t>
-      </w:r>
-      <w:r>
-        <w:t xml:space="preserve"> </w:t>
+        <w:t xml:space="preserve">). Ce DAG a comblé un vide historique : </w:t>
       </w:r>
       <w:r>
         <w:rPr>
@@ -6342,16 +4939,7 @@
         <w:t xml:space="preserve">gold.velov_predictions</w:t>
       </w:r>
       <w:r>
-        <w:t xml:space="preserve"> </w:t>
-      </w:r>
-      <w:r>
-        <w:t xml:space="preserve">était vide depuis toujours avant sa</w:t>
-      </w:r>
-      <w:r>
-        <w:t xml:space="preserve"> </w:t>
-      </w:r>
-      <w:r>
-        <w:t xml:space="preserve">création (0 prédiction jamais persistée), corrigé fin juin 2026.</w:t>
+        <w:t xml:space="preserve"> était vide depuis toujours avant sa création (0 prédiction jamais persistée), corrigé fin juin 2026.</w:t>
       </w:r>
     </w:p>
     <w:bookmarkEnd w:id="37"/>
@@ -6369,113 +4957,51 @@
         <w:pStyle w:val="FirstParagraph"/>
       </w:pPr>
       <w:r>
-        <w:t xml:space="preserve">Pour chaque mode (voiture via</w:t>
-      </w:r>
-      <w:r>
-        <w:t xml:space="preserve"> </w:t>
+        <w:t xml:space="preserve">Pour chaque mode (voiture via </w:t>
       </w:r>
       <w:r>
         <w:rPr>
           <w:b/>
           <w:bCs/>
         </w:rPr>
-        <w:t xml:space="preserve">pgRouting</w:t>
-      </w:r>
-      <w:r>
-        <w:rPr>
+        <w:t xml:space="preserve">pgRouting </w:t>
+      </w:r>
+      <w:r>
+        <w:rPr>
+          <w:rStyle w:val="VerbatimChar"/>
           <w:b/>
           <w:bCs/>
         </w:rPr>
-        <w:t xml:space="preserve"> </w:t>
-      </w:r>
-      <w:r>
-        <w:rPr>
-          <w:rStyle w:val="VerbatimChar"/>
+        <w:t xml:space="preserve">pgr_dijkstra</w:t>
+      </w:r>
+      <w:r>
+        <w:rPr>
           <w:b/>
           <w:bCs/>
         </w:rPr>
-        <w:t xml:space="preserve">pgr_dijkstra</w:t>
+        <w:t xml:space="preserve"> sur le réseau routier OSM réel</w:t>
+      </w:r>
+      <w:r>
+        <w:t xml:space="preserve"> — 41 737 arêtes mappées aux capteurs Grand Lyon par KNN PostGIS &lt; 200 m, coûts trafic temps réel injectés toutes les 15 minutes par </w:t>
+      </w:r>
+      <w:r>
+        <w:rPr>
+          <w:rStyle w:val="VerbatimChar"/>
+        </w:rPr>
+        <w:t xml:space="preserve">refresh_osm_traffic_costs</w:t>
+      </w:r>
+      <w:r>
+        <w:t xml:space="preserve"> ; bus/tram via prédiction de retard SIRI ; Vélo’v via smart routing avec maillage des stations voisines &lt; 200 m et alternatives si borne vide/pleine ; marche via distance haversine ; métro via GTFS statique), un </w:t>
       </w:r>
       <w:r>
         <w:rPr>
           <w:b/>
           <w:bCs/>
         </w:rPr>
-        <w:t xml:space="preserve"> </w:t>
-      </w:r>
-      <w:r>
-        <w:rPr>
-          <w:b/>
-          <w:bCs/>
-        </w:rPr>
-        <w:t xml:space="preserve">sur le réseau routier OSM réel</w:t>
-      </w:r>
-      <w:r>
-        <w:t xml:space="preserve"> </w:t>
-      </w:r>
-      <w:r>
-        <w:t xml:space="preserve">—</w:t>
-      </w:r>
-      <w:r>
-        <w:t xml:space="preserve"> </w:t>
-      </w:r>
-      <w:r>
-        <w:t xml:space="preserve">41 737 arêtes mappées aux capteurs Grand Lyon par KNN PostGIS &lt; 200 m, coûts trafic temps</w:t>
-      </w:r>
-      <w:r>
-        <w:t xml:space="preserve"> </w:t>
-      </w:r>
-      <w:r>
-        <w:t xml:space="preserve">réel injectés toutes les 15 minutes par</w:t>
-      </w:r>
-      <w:r>
-        <w:t xml:space="preserve"> </w:t>
-      </w:r>
-      <w:r>
-        <w:rPr>
-          <w:rStyle w:val="VerbatimChar"/>
-        </w:rPr>
-        <w:t xml:space="preserve">refresh_osm_traffic_costs</w:t>
-      </w:r>
-      <w:r>
-        <w:t xml:space="preserve"> </w:t>
-      </w:r>
-      <w:r>
-        <w:t xml:space="preserve">; bus/tram via</w:t>
-      </w:r>
-      <w:r>
-        <w:t xml:space="preserve"> </w:t>
-      </w:r>
-      <w:r>
-        <w:t xml:space="preserve">prédiction de retard SIRI ; Vélo’v via smart routing avec maillage des stations voisines</w:t>
-      </w:r>
-      <w:r>
-        <w:t xml:space="preserve"> </w:t>
-      </w:r>
-      <w:r>
-        <w:t xml:space="preserve">&lt; 200 m et alternatives si borne vide/pleine ; marche via distance haversine ; métro via</w:t>
-      </w:r>
-      <w:r>
-        <w:t xml:space="preserve"> </w:t>
-      </w:r>
-      <w:r>
-        <w:t xml:space="preserve">GTFS statique), un</w:t>
-      </w:r>
-      <w:r>
-        <w:t xml:space="preserve"> </w:t>
-      </w:r>
-      <w:r>
-        <w:rPr>
-          <w:b/>
-          <w:bCs/>
-        </w:rPr>
         <w:t xml:space="preserve">scoring composite</w:t>
       </w:r>
       <w:r>
-        <w:t xml:space="preserve"> </w:t>
-      </w:r>
-      <w:r>
-        <w:t xml:space="preserve">: 50 % temps + 30 % coût + 20 % CO₂.</w:t>
+        <w:t xml:space="preserve"> : 50 % temps + 30 % coût + 20 % CO₂.</w:t>
       </w:r>
     </w:p>
     <w:p>
@@ -6487,48 +5013,34 @@
           <w:i/>
           <w:iCs/>
         </w:rPr>
-        <w:t xml:space="preserve">[Diagramme : Routing multimodal — voir</w:t>
-      </w:r>
-      <w:r>
-        <w:rPr>
+        <w:t xml:space="preserve">[Diagramme : Routing multimodal — voir </w:t>
+      </w:r>
+      <w:r>
+        <w:rPr>
+          <w:rStyle w:val="VerbatimChar"/>
           <w:i/>
           <w:iCs/>
         </w:rPr>
-        <w:t xml:space="preserve"> </w:t>
-      </w:r>
-      <w:r>
-        <w:rPr>
-          <w:rStyle w:val="VerbatimChar"/>
+        <w:t xml:space="preserve">diagrammes/drawio/06_routing_pgrouting.drawio</w:t>
+      </w:r>
+      <w:r>
+        <w:rPr>
           <w:i/>
           <w:iCs/>
         </w:rPr>
-        <w:t xml:space="preserve">diagrammes/drawio/06_routing_pgrouting.drawio</w:t>
-      </w:r>
+        <w:t xml:space="preserve">]</w:t>
+      </w:r>
+    </w:p>
+    <w:p>
+      <w:pPr>
+        <w:pStyle w:val="BodyText"/>
+      </w:pPr>
       <w:r>
         <w:rPr>
           <w:i/>
           <w:iCs/>
         </w:rPr>
-        <w:t xml:space="preserve">]</w:t>
-      </w:r>
-    </w:p>
-    <w:p>
-      <w:pPr>
-        <w:pStyle w:val="BodyText"/>
-      </w:pPr>
-      <w:r>
-        <w:rPr>
-          <w:i/>
-          <w:iCs/>
-        </w:rPr>
-        <w:t xml:space="preserve">Diagramme éditable :</w:t>
-      </w:r>
-      <w:r>
-        <w:rPr>
-          <w:i/>
-          <w:iCs/>
-        </w:rPr>
-        <w:t xml:space="preserve"> </w:t>
+        <w:t xml:space="preserve">Diagramme éditable : </w:t>
       </w:r>
       <w:hyperlink r:id="rId38">
         <w:r>
@@ -6553,22 +5065,7 @@
         <w:t xml:space="preserve">Lien cahier des charges</w:t>
       </w:r>
       <w:r>
-        <w:t xml:space="preserve"> </w:t>
-      </w:r>
-      <w:r>
-        <w:t xml:space="preserve">: le choix d’un modèle unique léger et réactif (plutôt qu’un</w:t>
-      </w:r>
-      <w:r>
-        <w:t xml:space="preserve"> </w:t>
-      </w:r>
-      <w:r>
-        <w:t xml:space="preserve">ensemble de modèles coûteux) découle directement de la contrainte économique (VPS unique)</w:t>
-      </w:r>
-      <w:r>
-        <w:t xml:space="preserve"> </w:t>
-      </w:r>
-      <w:r>
-        <w:t xml:space="preserve">du §2.3–2.4.</w:t>
+        <w:t xml:space="preserve"> : le choix d’un modèle unique léger et réactif (plutôt qu’un ensemble de modèles coûteux) découle directement de la contrainte économique (VPS unique) du §2.3–2.4.</w:t>
       </w:r>
     </w:p>
     <w:p>
@@ -6586,10 +5083,7 @@
         <w:pStyle w:val="Heading2"/>
       </w:pPr>
       <w:r>
-        <w:t xml:space="preserve">6. L’API de mise en production —</w:t>
-      </w:r>
-      <w:r>
-        <w:t xml:space="preserve"> </w:t>
+        <w:t xml:space="preserve">6. L’API de mise en production — </w:t>
       </w:r>
       <w:r>
         <w:rPr>
@@ -6608,27 +5102,10 @@
           <w:i/>
           <w:iCs/>
         </w:rPr>
-        <w:t xml:space="preserve">« Adapter l’infrastructure de données de l’organisation à travers la construction d’API</w:t>
-      </w:r>
-      <w:r>
-        <w:rPr>
-          <w:i/>
-          <w:iCs/>
-        </w:rPr>
-        <w:t xml:space="preserve"> </w:t>
-      </w:r>
-      <w:r>
-        <w:rPr>
-          <w:i/>
-          <w:iCs/>
-        </w:rPr>
-        <w:t xml:space="preserve">pour accueillir la solution d’IA en production. »</w:t>
-      </w:r>
-      <w:r>
-        <w:t xml:space="preserve"> </w:t>
-      </w:r>
-      <w:r>
-        <w:t xml:space="preserve">— Référentiel RNCP38777BC04, compétence C3</w:t>
+        <w:t xml:space="preserve">« Adapter l’infrastructure de données de l’organisation à travers la construction d’API pour accueillir la solution d’IA en production. »</w:t>
+      </w:r>
+      <w:r>
+        <w:t xml:space="preserve"> — Référentiel RNCP38777BC04, compétence C3</w:t>
       </w:r>
     </w:p>
     <w:p>
@@ -6636,10 +5113,7 @@
         <w:pStyle w:val="FirstParagraph"/>
       </w:pPr>
       <w:r>
-        <w:t xml:space="preserve">L’API</w:t>
-      </w:r>
-      <w:r>
-        <w:t xml:space="preserve"> </w:t>
+        <w:t xml:space="preserve">L’API </w:t>
       </w:r>
       <w:r>
         <w:rPr>
@@ -6649,10 +5123,7 @@
         <w:t xml:space="preserve">FastAPI</w:t>
       </w:r>
       <w:r>
-        <w:t xml:space="preserve"> </w:t>
-      </w:r>
-      <w:r>
-        <w:t xml:space="preserve">(</w:t>
+        <w:t xml:space="preserve"> (</w:t>
       </w:r>
       <w:r>
         <w:rPr>
@@ -6661,13 +5132,7 @@
         <w:t xml:space="preserve">src/api/main.py</w:t>
       </w:r>
       <w:r>
-        <w:t xml:space="preserve">) expose la solution d’IA en production. Elle est</w:t>
-      </w:r>
-      <w:r>
-        <w:t xml:space="preserve"> </w:t>
-      </w:r>
-      <w:r>
-        <w:t xml:space="preserve">sécurisée par clé d’API (</w:t>
+        <w:t xml:space="preserve">) expose la solution d’IA en production. Elle est sécurisée par clé d’API (</w:t>
       </w:r>
       <w:r>
         <w:rPr>
@@ -6676,13 +5141,7 @@
         <w:t xml:space="preserve">X-API-Key</w:t>
       </w:r>
       <w:r>
-        <w:t xml:space="preserve">), limitée en débit et instrumentée pour Prometheus</w:t>
-      </w:r>
-      <w:r>
-        <w:t xml:space="preserve"> </w:t>
-      </w:r>
-      <w:r>
-        <w:t xml:space="preserve">(</w:t>
+        <w:t xml:space="preserve">), limitée en débit et instrumentée pour Prometheus (</w:t>
       </w:r>
       <w:r>
         <w:rPr>
@@ -7092,10 +5551,7 @@
         <w:pStyle w:val="BodyText"/>
       </w:pPr>
       <w:r>
-        <w:t xml:space="preserve">L’API charge le modèle depuis le</w:t>
-      </w:r>
-      <w:r>
-        <w:t xml:space="preserve"> </w:t>
+        <w:t xml:space="preserve">L’API charge le modèle depuis le </w:t>
       </w:r>
       <w:r>
         <w:rPr>
@@ -7105,22 +5561,7 @@
         <w:t xml:space="preserve">MLflow Registry</w:t>
       </w:r>
       <w:r>
-        <w:t xml:space="preserve"> </w:t>
-      </w:r>
-      <w:r>
-        <w:t xml:space="preserve">(6 modèles versionnés, stage</w:t>
-      </w:r>
-      <w:r>
-        <w:t xml:space="preserve"> </w:t>
-      </w:r>
-      <w:r>
-        <w:t xml:space="preserve">Production), lit les features pré-calculées dans Gold, et sert le dashboard Streamlit. La</w:t>
-      </w:r>
-      <w:r>
-        <w:t xml:space="preserve"> </w:t>
-      </w:r>
-      <w:r>
-        <w:t xml:space="preserve">documentation OpenAPI est auto-générée (</w:t>
+        <w:t xml:space="preserve"> (6 modèles versionnés, stage Production), lit les features pré-calculées dans Gold, et sert le dashboard Streamlit. La documentation OpenAPI est auto-générée (</w:t>
       </w:r>
       <w:r>
         <w:rPr>
@@ -7129,10 +5570,7 @@
         <w:t xml:space="preserve">/docs</w:t>
       </w:r>
       <w:r>
-        <w:t xml:space="preserve">,</w:t>
-      </w:r>
-      <w:r>
-        <w:t xml:space="preserve"> </w:t>
+        <w:t xml:space="preserve">, </w:t>
       </w:r>
       <w:r>
         <w:rPr>
@@ -7141,10 +5579,7 @@
         <w:t xml:space="preserve">/redoc</w:t>
       </w:r>
       <w:r>
-        <w:t xml:space="preserve">,</w:t>
-      </w:r>
-      <w:r>
-        <w:t xml:space="preserve"> </w:t>
+        <w:t xml:space="preserve">, </w:t>
       </w:r>
       <w:r>
         <w:rPr>
@@ -7153,16 +5588,7 @@
         <w:t xml:space="preserve">/openapi.json</w:t>
       </w:r>
       <w:r>
-        <w:t xml:space="preserve">). Les métriques</w:t>
-      </w:r>
-      <w:r>
-        <w:t xml:space="preserve"> </w:t>
-      </w:r>
-      <w:r>
-        <w:t xml:space="preserve">Prometheus sont exposées sur</w:t>
-      </w:r>
-      <w:r>
-        <w:t xml:space="preserve"> </w:t>
+        <w:t xml:space="preserve">). Les métriques Prometheus sont exposées sur </w:t>
       </w:r>
       <w:r>
         <w:rPr>
@@ -7188,10 +5614,7 @@
         <w:pStyle w:val="Heading2"/>
       </w:pPr>
       <w:r>
-        <w:t xml:space="preserve">7. Pipeline CI/CD —</w:t>
-      </w:r>
-      <w:r>
-        <w:t xml:space="preserve"> </w:t>
+        <w:t xml:space="preserve">7. Pipeline CI/CD — </w:t>
       </w:r>
       <w:r>
         <w:rPr>
@@ -7210,27 +5633,10 @@
           <w:i/>
           <w:iCs/>
         </w:rPr>
-        <w:t xml:space="preserve">« Concevoir des pipelines d’intégration et déploiement continu pour automatiser le</w:t>
-      </w:r>
-      <w:r>
-        <w:rPr>
-          <w:i/>
-          <w:iCs/>
-        </w:rPr>
-        <w:t xml:space="preserve"> </w:t>
-      </w:r>
-      <w:r>
-        <w:rPr>
-          <w:i/>
-          <w:iCs/>
-        </w:rPr>
-        <w:t xml:space="preserve">processus de déploiement d’une solution d’IA. »</w:t>
-      </w:r>
-      <w:r>
-        <w:t xml:space="preserve"> </w:t>
-      </w:r>
-      <w:r>
-        <w:t xml:space="preserve">— Référentiel RNCP38777BC04, compétence C4</w:t>
+        <w:t xml:space="preserve">« Concevoir des pipelines d’intégration et déploiement continu pour automatiser le processus de déploiement d’une solution d’IA. »</w:t>
+      </w:r>
+      <w:r>
+        <w:t xml:space="preserve"> — Référentiel RNCP38777BC04, compétence C4</w:t>
       </w:r>
     </w:p>
     <w:bookmarkStart w:id="42" w:name="X5453ad93906ca1dc8597353a67fe23f1ff381a9"/>
@@ -7256,10 +5662,7 @@
         <w:pStyle w:val="FirstParagraph"/>
       </w:pPr>
       <w:r>
-        <w:t xml:space="preserve">Déclenchée sur</w:t>
-      </w:r>
-      <w:r>
-        <w:t xml:space="preserve"> </w:t>
+        <w:t xml:space="preserve">Déclenchée sur </w:t>
       </w:r>
       <w:r>
         <w:rPr>
@@ -7277,10 +5680,7 @@
         <w:t xml:space="preserve">pull_request</w:t>
       </w:r>
       <w:r>
-        <w:t xml:space="preserve">.</w:t>
-      </w:r>
-      <w:r>
-        <w:t xml:space="preserve"> </w:t>
+        <w:t xml:space="preserve">. </w:t>
       </w:r>
       <w:r>
         <w:rPr>
@@ -7290,10 +5690,7 @@
         <w:t xml:space="preserve">5 jobs</w:t>
       </w:r>
       <w:r>
-        <w:t xml:space="preserve"> </w:t>
-      </w:r>
-      <w:r>
-        <w:t xml:space="preserve">:</w:t>
+        <w:t xml:space="preserve"> :</w:t>
       </w:r>
     </w:p>
     <w:tbl>
@@ -7375,13 +5772,7 @@
               <w:t xml:space="preserve">ruff check</w:t>
             </w:r>
             <w:r>
-              <w:t xml:space="preserve"> </w:t>
-            </w:r>
-            <w:r>
-              <w:t xml:space="preserve">+</w:t>
-            </w:r>
-            <w:r>
-              <w:t xml:space="preserve"> </w:t>
+              <w:t xml:space="preserve"> + </w:t>
             </w:r>
             <w:r>
               <w:rPr>
@@ -7474,13 +5865,7 @@
               <w:t xml:space="preserve">bandit</w:t>
             </w:r>
             <w:r>
-              <w:t xml:space="preserve"> </w:t>
-            </w:r>
-            <w:r>
-              <w:t xml:space="preserve">(HIGH bloquant),</w:t>
-            </w:r>
-            <w:r>
-              <w:t xml:space="preserve"> </w:t>
+              <w:t xml:space="preserve"> (HIGH bloquant), </w:t>
             </w:r>
             <w:r>
               <w:rPr>
@@ -7489,10 +5874,7 @@
               <w:t xml:space="preserve">pip-audit</w:t>
             </w:r>
             <w:r>
-              <w:t xml:space="preserve">,</w:t>
-            </w:r>
-            <w:r>
-              <w:t xml:space="preserve"> </w:t>
+              <w:t xml:space="preserve">, </w:t>
             </w:r>
             <w:r>
               <w:rPr>
@@ -7543,13 +5925,7 @@
               <w:t xml:space="preserve">pytest</w:t>
             </w:r>
             <w:r>
-              <w:t xml:space="preserve"> </w:t>
-            </w:r>
-            <w:r>
-              <w:t xml:space="preserve">avec un</w:t>
-            </w:r>
-            <w:r>
-              <w:t xml:space="preserve"> </w:t>
+              <w:t xml:space="preserve"> avec un </w:t>
             </w:r>
             <w:r>
               <w:rPr>
@@ -7559,10 +5935,7 @@
               <w:t xml:space="preserve">service container PostGIS 16</w:t>
             </w:r>
             <w:r>
-              <w:t xml:space="preserve"> </w:t>
-            </w:r>
-            <w:r>
-              <w:t xml:space="preserve">(</w:t>
+              <w:t xml:space="preserve"> (</w:t>
             </w:r>
             <w:r>
               <w:rPr>
@@ -7610,10 +5983,7 @@
               <w:pStyle w:val="Compact"/>
             </w:pPr>
             <w:r>
-              <w:t xml:space="preserve">build des images</w:t>
-            </w:r>
-            <w:r>
-              <w:t xml:space="preserve"> </w:t>
+              <w:t xml:space="preserve">build des images </w:t>
             </w:r>
             <w:r>
               <w:rPr>
@@ -7641,13 +6011,7 @@
         <w:pStyle w:val="BodyText"/>
       </w:pPr>
       <w:r>
-        <w:t xml:space="preserve">Le job de tests démarre un vrai conteneur PostGIS avec healthcheck : les tests d’intégration</w:t>
-      </w:r>
-      <w:r>
-        <w:t xml:space="preserve"> </w:t>
-      </w:r>
-      <w:r>
-        <w:t xml:space="preserve">s’exécutent contre une vraie base, pas un mock.</w:t>
+        <w:t xml:space="preserve">Le job de tests démarre un vrai conteneur PostGIS avec healthcheck : les tests d’intégration s’exécutent contre une vraie base, pas un mock.</w:t>
       </w:r>
     </w:p>
     <w:bookmarkEnd w:id="42"/>
@@ -7751,10 +6115,7 @@
         <w:pStyle w:val="FirstParagraph"/>
       </w:pPr>
       <w:r>
-        <w:t xml:space="preserve">Les images Docker (application, Airflow, MLflow) utilisent un</w:t>
-      </w:r>
-      <w:r>
-        <w:t xml:space="preserve"> </w:t>
+        <w:t xml:space="preserve">Les images Docker (application, Airflow, MLflow) utilisent un </w:t>
       </w:r>
       <w:r>
         <w:rPr>
@@ -7764,10 +6125,7 @@
         <w:t xml:space="preserve">utilisateur non-root</w:t>
       </w:r>
       <w:r>
-        <w:t xml:space="preserve"> </w:t>
-      </w:r>
-      <w:r>
-        <w:t xml:space="preserve">(</w:t>
+        <w:t xml:space="preserve"> (</w:t>
       </w:r>
       <w:r>
         <w:rPr>
@@ -7776,10 +6134,7 @@
         <w:t xml:space="preserve">appuser</w:t>
       </w:r>
       <w:r>
-        <w:t xml:space="preserve">). Le Docker data-root est déporté sur</w:t>
-      </w:r>
-      <w:r>
-        <w:t xml:space="preserve"> </w:t>
+        <w:t xml:space="preserve">). Le Docker data-root est déporté sur </w:t>
       </w:r>
       <w:r>
         <w:rPr>
@@ -7788,10 +6143,7 @@
         <w:t xml:space="preserve">sdb</w:t>
       </w:r>
       <w:r>
-        <w:t xml:space="preserve"> </w:t>
-      </w:r>
-      <w:r>
-        <w:t xml:space="preserve">(</w:t>
+        <w:t xml:space="preserve"> (</w:t>
       </w:r>
       <w:r>
         <w:rPr>
@@ -7800,16 +6152,7 @@
         <w:t xml:space="preserve">/mnt/postgres-data/docker</w:t>
       </w:r>
       <w:r>
-        <w:t xml:space="preserve">) pour ne</w:t>
-      </w:r>
-      <w:r>
-        <w:t xml:space="preserve"> </w:t>
-      </w:r>
-      <w:r>
-        <w:t xml:space="preserve">jamais saturer</w:t>
-      </w:r>
-      <w:r>
-        <w:t xml:space="preserve"> </w:t>
+        <w:t xml:space="preserve">) pour ne jamais saturer </w:t>
       </w:r>
       <w:r>
         <w:rPr>
@@ -7818,10 +6161,7 @@
         <w:t xml:space="preserve">sda</w:t>
       </w:r>
       <w:r>
-        <w:t xml:space="preserve"> </w:t>
-      </w:r>
-      <w:r>
-        <w:t xml:space="preserve">(règle stricte, Sprint 9+).</w:t>
+        <w:t xml:space="preserve"> (règle stricte, Sprint 9+).</w:t>
       </w:r>
     </w:p>
     <w:p>
@@ -7839,10 +6179,7 @@
         <w:pStyle w:val="Heading2"/>
       </w:pPr>
       <w:r>
-        <w:t xml:space="preserve">8. Réentraînement automatisé (Continuous Training) —</w:t>
-      </w:r>
-      <w:r>
-        <w:t xml:space="preserve"> </w:t>
+        <w:t xml:space="preserve">8. Réentraînement automatisé (Continuous Training) — </w:t>
       </w:r>
       <w:r>
         <w:rPr>
@@ -7861,27 +6198,10 @@
           <w:i/>
           <w:iCs/>
         </w:rPr>
-        <w:t xml:space="preserve">« Développer des scripts de réentrainement des modèles pour automatiser le processus de</w:t>
-      </w:r>
-      <w:r>
-        <w:rPr>
-          <w:i/>
-          <w:iCs/>
-        </w:rPr>
-        <w:t xml:space="preserve"> </w:t>
-      </w:r>
-      <w:r>
-        <w:rPr>
-          <w:i/>
-          <w:iCs/>
-        </w:rPr>
-        <w:t xml:space="preserve">Machine Learning. »</w:t>
-      </w:r>
-      <w:r>
-        <w:t xml:space="preserve"> </w:t>
-      </w:r>
-      <w:r>
-        <w:t xml:space="preserve">— Référentiel RNCP38777BC04, compétence C5</w:t>
+        <w:t xml:space="preserve">« Développer des scripts de réentrainement des modèles pour automatiser le processus de Machine Learning. »</w:t>
+      </w:r>
+      <w:r>
+        <w:t xml:space="preserve"> — Référentiel RNCP38777BC04, compétence C5</w:t>
       </w:r>
     </w:p>
     <w:p>
@@ -7889,10 +6209,7 @@
         <w:pStyle w:val="FirstParagraph"/>
       </w:pPr>
       <w:r>
-        <w:t xml:space="preserve">Le réentraînement est</w:t>
-      </w:r>
-      <w:r>
-        <w:t xml:space="preserve"> </w:t>
+        <w:t xml:space="preserve">Le réentraînement est </w:t>
       </w:r>
       <w:r>
         <w:rPr>
@@ -8056,13 +6373,7 @@
               <w:t xml:space="preserve">Inférence pure</w:t>
             </w:r>
             <w:r>
-              <w:t xml:space="preserve"> </w:t>
-            </w:r>
-            <w:r>
-              <w:t xml:space="preserve">→ repeuple</w:t>
-            </w:r>
-            <w:r>
-              <w:t xml:space="preserve"> </w:t>
+              <w:t xml:space="preserve"> → repeuple </w:t>
             </w:r>
             <w:r>
               <w:rPr>
@@ -8215,10 +6526,7 @@
               <w:pStyle w:val="Compact"/>
             </w:pPr>
             <w:r>
-              <w:t xml:space="preserve">Legacy —</w:t>
-            </w:r>
-            <w:r>
-              <w:t xml:space="preserve"> </w:t>
+              <w:t xml:space="preserve">Legacy — </w:t>
             </w:r>
             <w:r>
               <w:rPr>
@@ -8228,10 +6536,7 @@
               <w:t xml:space="preserve">pausé</w:t>
             </w:r>
             <w:r>
-              <w:t xml:space="preserve"> </w:t>
-            </w:r>
-            <w:r>
-              <w:t xml:space="preserve">(redondant, source ne change qu’1×/jour)</w:t>
+              <w:t xml:space="preserve"> (redondant, source ne change qu’1×/jour)</w:t>
             </w:r>
           </w:p>
         </w:tc>
@@ -8351,10 +6656,7 @@
         <w:pStyle w:val="BodyText"/>
       </w:pPr>
       <w:r>
-        <w:t xml:space="preserve">Le</w:t>
-      </w:r>
-      <w:r>
-        <w:t xml:space="preserve"> </w:t>
+        <w:t xml:space="preserve">Le </w:t>
       </w:r>
       <w:r>
         <w:rPr>
@@ -8364,19 +6666,7 @@
         <w:t xml:space="preserve">découplage entraînement / inférence</w:t>
       </w:r>
       <w:r>
-        <w:t xml:space="preserve"> </w:t>
-      </w:r>
-      <w:r>
-        <w:t xml:space="preserve">est un choix MLOps central. Chaque entraînement</w:t>
-      </w:r>
-      <w:r>
-        <w:t xml:space="preserve"> </w:t>
-      </w:r>
-      <w:r>
-        <w:t xml:space="preserve">est tracé dans</w:t>
-      </w:r>
-      <w:r>
-        <w:t xml:space="preserve"> </w:t>
+        <w:t xml:space="preserve"> est un choix MLOps central. Chaque entraînement est tracé dans </w:t>
       </w:r>
       <w:r>
         <w:rPr>
@@ -8386,19 +6676,7 @@
         <w:t xml:space="preserve">MLflow</w:t>
       </w:r>
       <w:r>
-        <w:t xml:space="preserve"> </w:t>
-      </w:r>
-      <w:r>
-        <w:t xml:space="preserve">(paramètres, métriques, artefact modèle) et la meilleure version</w:t>
-      </w:r>
-      <w:r>
-        <w:t xml:space="preserve"> </w:t>
-      </w:r>
-      <w:r>
-        <w:t xml:space="preserve">est promue dans le</w:t>
-      </w:r>
-      <w:r>
-        <w:t xml:space="preserve"> </w:t>
+        <w:t xml:space="preserve"> (paramètres, métriques, artefact modèle) et la meilleure version est promue dans le </w:t>
       </w:r>
       <w:r>
         <w:rPr>
@@ -8408,16 +6686,7 @@
         <w:t xml:space="preserve">Model Registry</w:t>
       </w:r>
       <w:r>
-        <w:t xml:space="preserve">, d’où l’API la charge. Une garde anti-régression fait</w:t>
-      </w:r>
-      <w:r>
-        <w:t xml:space="preserve"> </w:t>
-      </w:r>
-      <w:r>
-        <w:t xml:space="preserve">lever une</w:t>
-      </w:r>
-      <w:r>
-        <w:t xml:space="preserve"> </w:t>
+        <w:t xml:space="preserve">, d’où l’API la charge. Une garde anti-régression fait lever une </w:t>
       </w:r>
       <w:r>
         <w:rPr>
@@ -8426,10 +6695,7 @@
         <w:t xml:space="preserve">RuntimeError</w:t>
       </w:r>
       <w:r>
-        <w:t xml:space="preserve"> </w:t>
-      </w:r>
-      <w:r>
-        <w:t xml:space="preserve">explicite (</w:t>
+        <w:t xml:space="preserve"> explicite (</w:t>
       </w:r>
       <w:r>
         <w:rPr>
@@ -8439,13 +6705,7 @@
         <w:t xml:space="preserve">fail loud</w:t>
       </w:r>
       <w:r>
-        <w:t xml:space="preserve">) si le modèle n’est pas correctement</w:t>
-      </w:r>
-      <w:r>
-        <w:t xml:space="preserve"> </w:t>
-      </w:r>
-      <w:r>
-        <w:t xml:space="preserve">chargé — cohérent avec la politique « zéro mock ».</w:t>
+        <w:t xml:space="preserve">) si le modèle n’est pas correctement chargé — cohérent avec la politique « zéro mock ».</w:t>
       </w:r>
     </w:p>
     <w:p>
@@ -8462,10 +6722,7 @@
         <w:pStyle w:val="Heading2"/>
       </w:pPr>
       <w:r>
-        <w:t xml:space="preserve">9. Monitoring de la solution en production —</w:t>
-      </w:r>
-      <w:r>
-        <w:t xml:space="preserve"> </w:t>
+        <w:t xml:space="preserve">9. Monitoring de la solution en production — </w:t>
       </w:r>
       <w:r>
         <w:rPr>
@@ -8484,41 +6741,10 @@
           <w:i/>
           <w:iCs/>
         </w:rPr>
-        <w:t xml:space="preserve">« Piloter la performance de la solution d’IA dans l’infrastructure à travers la mise en</w:t>
-      </w:r>
-      <w:r>
-        <w:rPr>
-          <w:i/>
-          <w:iCs/>
-        </w:rPr>
-        <w:t xml:space="preserve"> </w:t>
-      </w:r>
-      <w:r>
-        <w:rPr>
-          <w:i/>
-          <w:iCs/>
-        </w:rPr>
-        <w:t xml:space="preserve">place d’outils de monitoring (comme Aporia ou Evidently) pour s’assurer qu’elle respecte</w:t>
-      </w:r>
-      <w:r>
-        <w:rPr>
-          <w:i/>
-          <w:iCs/>
-        </w:rPr>
-        <w:t xml:space="preserve"> </w:t>
-      </w:r>
-      <w:r>
-        <w:rPr>
-          <w:i/>
-          <w:iCs/>
-        </w:rPr>
-        <w:t xml:space="preserve">les spécifications du cahier des charges dans un environnement de production. »</w:t>
-      </w:r>
-      <w:r>
-        <w:t xml:space="preserve"> </w:t>
-      </w:r>
-      <w:r>
-        <w:t xml:space="preserve">— Référentiel RNCP38777BC04, compétence C6</w:t>
+        <w:t xml:space="preserve">« Piloter la performance de la solution d’IA dans l’infrastructure à travers la mise en place d’outils de monitoring (comme Aporia ou Evidently) pour s’assurer qu’elle respecte les spécifications du cahier des charges dans un environnement de production. »</w:t>
+      </w:r>
+      <w:r>
+        <w:t xml:space="preserve"> — Référentiel RNCP38777BC04, compétence C6</w:t>
       </w:r>
     </w:p>
     <w:bookmarkStart w:id="46" w:name="drift-modèle-psi-evidently"/>
@@ -8535,16 +6761,7 @@
         <w:pStyle w:val="FirstParagraph"/>
       </w:pPr>
       <w:r>
-        <w:t xml:space="preserve">Un modèle qui tourne sans supervision, c’est un modèle qui peut dériver silencieusement.</w:t>
-      </w:r>
-      <w:r>
-        <w:t xml:space="preserve"> </w:t>
-      </w:r>
-      <w:r>
-        <w:t xml:space="preserve">Le module</w:t>
-      </w:r>
-      <w:r>
-        <w:t xml:space="preserve"> </w:t>
+        <w:t xml:space="preserve">Un modèle qui tourne sans supervision, c’est un modèle qui peut dériver silencieusement. Le module </w:t>
       </w:r>
       <w:r>
         <w:rPr>
@@ -8553,16 +6770,7 @@
         <w:t xml:space="preserve">src/monitoring/</w:t>
       </w:r>
       <w:r>
-        <w:t xml:space="preserve"> </w:t>
-      </w:r>
-      <w:r>
-        <w:t xml:space="preserve">calcule la dérive de distribution entre les prédictions</w:t>
-      </w:r>
-      <w:r>
-        <w:t xml:space="preserve"> </w:t>
-      </w:r>
-      <w:r>
-        <w:t xml:space="preserve">XGBoost et la référence TomTom, avec deux moteurs complémentaires :</w:t>
+        <w:t xml:space="preserve"> calcule la dérive de distribution entre les prédictions XGBoost et la référence TomTom, avec deux moteurs complémentaires :</w:t>
       </w:r>
     </w:p>
     <w:p>
@@ -8581,13 +6789,7 @@
         <w:t xml:space="preserve">Moteur principal</w:t>
       </w:r>
       <w:r>
-        <w:t xml:space="preserve"> </w:t>
-      </w:r>
-      <w:r>
-        <w:t xml:space="preserve">:</w:t>
-      </w:r>
-      <w:r>
-        <w:t xml:space="preserve"> </w:t>
+        <w:t xml:space="preserve"> : </w:t>
       </w:r>
       <w:r>
         <w:rPr>
@@ -8597,16 +6799,7 @@
         <w:t xml:space="preserve">PSI</w:t>
       </w:r>
       <w:r>
-        <w:t xml:space="preserve"> </w:t>
-      </w:r>
-      <w:r>
-        <w:t xml:space="preserve">(Population Stability Index) — zéro dépendance lourde,</w:t>
-      </w:r>
-      <w:r>
-        <w:t xml:space="preserve"> </w:t>
-      </w:r>
-      <w:r>
-        <w:t xml:space="preserve">déterministe, rapide.</w:t>
+        <w:t xml:space="preserve"> (Population Stability Index) — zéro dépendance lourde, déterministe, rapide.</w:t>
       </w:r>
     </w:p>
     <w:p>
@@ -8625,13 +6818,7 @@
         <w:t xml:space="preserve">Moteur optionnel</w:t>
       </w:r>
       <w:r>
-        <w:t xml:space="preserve"> </w:t>
-      </w:r>
-      <w:r>
-        <w:t xml:space="preserve">:</w:t>
-      </w:r>
-      <w:r>
-        <w:t xml:space="preserve"> </w:t>
+        <w:t xml:space="preserve"> : </w:t>
       </w:r>
       <w:r>
         <w:rPr>
@@ -8641,10 +6828,7 @@
         <w:t xml:space="preserve">Evidently</w:t>
       </w:r>
       <w:r>
-        <w:t xml:space="preserve"> </w:t>
-      </w:r>
-      <w:r>
-        <w:t xml:space="preserve">— rapports HTML détaillés.</w:t>
+        <w:t xml:space="preserve"> — rapports HTML détaillés.</w:t>
       </w:r>
     </w:p>
     <w:p>
@@ -8652,10 +6836,7 @@
         <w:pStyle w:val="FirstParagraph"/>
       </w:pPr>
       <w:r>
-        <w:t xml:space="preserve">Le DAG</w:t>
-      </w:r>
-      <w:r>
-        <w:t xml:space="preserve"> </w:t>
+        <w:t xml:space="preserve">Le DAG </w:t>
       </w:r>
       <w:r>
         <w:rPr>
@@ -8664,13 +6845,7 @@
         <w:t xml:space="preserve">daily_drift_report</w:t>
       </w:r>
       <w:r>
-        <w:t xml:space="preserve"> </w:t>
-      </w:r>
-      <w:r>
-        <w:t xml:space="preserve">(05h30) calcule le drift après le refresh de</w:t>
-      </w:r>
-      <w:r>
-        <w:t xml:space="preserve"> </w:t>
+        <w:t xml:space="preserve"> (05h30) calcule le drift après le refresh de </w:t>
       </w:r>
       <w:r>
         <w:rPr>
@@ -8679,13 +6854,7 @@
         <w:t xml:space="preserve">gold.mv_xgb_vs_tomtom</w:t>
       </w:r>
       <w:r>
-        <w:t xml:space="preserve"> </w:t>
-      </w:r>
-      <w:r>
-        <w:t xml:space="preserve">et persiste le résultat dans</w:t>
-      </w:r>
-      <w:r>
-        <w:t xml:space="preserve"> </w:t>
+        <w:t xml:space="preserve"> et persiste le résultat dans </w:t>
       </w:r>
       <w:r>
         <w:rPr>
@@ -8694,16 +6863,7 @@
         <w:t xml:space="preserve">gold.model_drift_reports</w:t>
       </w:r>
       <w:r>
-        <w:t xml:space="preserve">. Ce</w:t>
-      </w:r>
-      <w:r>
-        <w:t xml:space="preserve"> </w:t>
-      </w:r>
-      <w:r>
-        <w:t xml:space="preserve">pipeline a été</w:t>
-      </w:r>
-      <w:r>
-        <w:t xml:space="preserve"> </w:t>
+        <w:t xml:space="preserve">. Ce pipeline a été </w:t>
       </w:r>
       <w:r>
         <w:rPr>
@@ -8713,13 +6873,7 @@
         <w:t xml:space="preserve">réactivé le 2026-07-01</w:t>
       </w:r>
       <w:r>
-        <w:t xml:space="preserve"> </w:t>
-      </w:r>
-      <w:r>
-        <w:t xml:space="preserve">après une pause en cascade de 25 jours (dépendance</w:t>
-      </w:r>
-      <w:r>
-        <w:t xml:space="preserve"> </w:t>
+        <w:t xml:space="preserve"> après une pause en cascade de 25 jours (dépendance </w:t>
       </w:r>
       <w:r>
         <w:rPr>
@@ -8728,16 +6882,7 @@
         <w:t xml:space="preserve">refresh_xgb_vs_tomtom</w:t>
       </w:r>
       <w:r>
-        <w:t xml:space="preserve"> </w:t>
-      </w:r>
-      <w:r>
-        <w:t xml:space="preserve">elle-même pausée) — premier cycle post-réactivation confirmé en</w:t>
-      </w:r>
-      <w:r>
-        <w:t xml:space="preserve"> </w:t>
-      </w:r>
-      <w:r>
-        <w:t xml:space="preserve">succès.</w:t>
+        <w:t xml:space="preserve"> elle-même pausée) — premier cycle post-réactivation confirmé en succès.</w:t>
       </w:r>
     </w:p>
     <w:bookmarkEnd w:id="46"/>
@@ -8747,7 +6892,7 @@
         <w:pStyle w:val="Heading3"/>
       </w:pPr>
       <w:r>
-        <w:t xml:space="preserve">9.2 Monitoring infrastructure — Prometheus / Grafana / Alertmanager</w:t>
+        <w:t xml:space="preserve">9.2 Monitoring infrastructure — cron + alertes Telegram (cible : Prometheus / Grafana)</w:t>
       </w:r>
     </w:p>
     <w:p>
@@ -8759,29 +6904,39 @@
           <w:i/>
           <w:iCs/>
         </w:rPr>
-        <w:t xml:space="preserve">[Diagramme : Infrastructure VPS — voir</w:t>
-      </w:r>
-      <w:r>
-        <w:rPr>
+        <w:t xml:space="preserve">[Diagramme : Infrastructure VPS — voir </w:t>
+      </w:r>
+      <w:r>
+        <w:rPr>
+          <w:rStyle w:val="VerbatimChar"/>
           <w:i/>
           <w:iCs/>
         </w:rPr>
-        <w:t xml:space="preserve"> </w:t>
-      </w:r>
-      <w:r>
-        <w:rPr>
-          <w:rStyle w:val="VerbatimChar"/>
+        <w:t xml:space="preserve">diagrammes/drawio/02_infra_vps.drawio</w:t>
+      </w:r>
+      <w:r>
+        <w:rPr>
           <w:i/>
           <w:iCs/>
         </w:rPr>
+        <w:t xml:space="preserve">]</w:t>
+      </w:r>
+    </w:p>
+    <w:p>
+      <w:pPr>
+        <w:pStyle w:val="BodyText"/>
+      </w:pPr>
+      <w:r>
+        <w:t xml:space="preserve">Diagramme éditable : </w:t>
+      </w:r>
+      <w:r>
+        <w:rPr>
+          <w:rStyle w:val="VerbatimChar"/>
+        </w:rPr>
         <w:t xml:space="preserve">diagrammes/drawio/02_infra_vps.drawio</w:t>
       </w:r>
       <w:r>
-        <w:rPr>
-          <w:i/>
-          <w:iCs/>
-        </w:rPr>
-        <w:t xml:space="preserve">]</w:t>
+        <w:t xml:space="preserve"> — Grafana et Alertmanager y sont marqués « cible, non déployé » ; le backup y pointe vers Google Drive (mise à jour du 2026-09-24).</w:t>
       </w:r>
     </w:p>
     <w:p>
@@ -8789,193 +6944,80 @@
         <w:pStyle w:val="BodyText"/>
       </w:pPr>
       <w:r>
-        <w:rPr>
-          <w:i/>
-          <w:iCs/>
-        </w:rPr>
-        <w:t xml:space="preserve">Diagramme éditable :</w:t>
-      </w:r>
-      <w:r>
-        <w:rPr>
-          <w:i/>
-          <w:iCs/>
-        </w:rPr>
-        <w:t xml:space="preserve"> </w:t>
-      </w:r>
-      <w:hyperlink r:id="rId47">
-        <w:r>
-          <w:rPr>
-            <w:rStyle w:val="VerbatimChar"/>
-            <w:i/>
-            <w:iCs/>
-          </w:rPr>
-          <w:t xml:space="preserve">diagrammes/drawio/02_infra_vps.drawio</w:t>
-        </w:r>
-      </w:hyperlink>
-    </w:p>
-    <w:p>
-      <w:pPr>
-        <w:pStyle w:val="BodyText"/>
-      </w:pPr>
-      <w:r>
-        <w:t xml:space="preserve">La stack</w:t>
-      </w:r>
-      <w:r>
-        <w:t xml:space="preserve"> </w:t>
-      </w:r>
-      <w:r>
-        <w:rPr>
-          <w:rStyle w:val="VerbatimChar"/>
-        </w:rPr>
-        <w:t xml:space="preserve">docker-compose.monitoring.yml</w:t>
-      </w:r>
-      <w:r>
-        <w:t xml:space="preserve"> </w:t>
-      </w:r>
-      <w:r>
-        <w:t xml:space="preserve">regroupe</w:t>
-      </w:r>
-      <w:r>
-        <w:t xml:space="preserve"> </w:t>
+        <w:t xml:space="preserve">Le monitoring de l’infrastructure tourne aujourd’hui en cron sur l’hôte (hors Docker), avec des alertes Telegram. </w:t>
+      </w:r>
+      <w:r>
+        <w:rPr>
+          <w:rStyle w:val="VerbatimChar"/>
+        </w:rPr>
+        <w:t xml:space="preserve">scripts/vps-watchdog.sh</w:t>
+      </w:r>
+      <w:r>
+        <w:t xml:space="preserve"> (toutes les 5 min) exécute </w:t>
+      </w:r>
+      <w:r>
+        <w:rPr>
+          <w:rStyle w:val="VerbatimChar"/>
+        </w:rPr>
+        <w:t xml:space="preserve">scripts/healthcheck-vps.sh</w:t>
+      </w:r>
+      <w:r>
+        <w:t xml:space="preserve"> (33 contrôles : containers, disque, RAM, fraîcheur des tables Silver et Gold, endpoints HTTP, derniers runs Airflow) ; après 2 cycles en échec consécutifs, il redémarre la stack et alerte. </w:t>
+      </w:r>
+      <w:r>
+        <w:rPr>
+          <w:rStyle w:val="VerbatimChar"/>
+        </w:rPr>
+        <w:t xml:space="preserve">scripts/dag-failure-rate-monitor.sh</w:t>
+      </w:r>
+      <w:r>
+        <w:t xml:space="preserve"> (toutes les 30 min) calcule le taux d’échec sur 24 h de chaque DAG et alerte au franchissement de 20 %, avec une hystérésis (retour à la normale sous 15 %) pour éviter les alertes en rafale. Un backup offsite qui échoue déclenche aussi une alerte (</w:t>
+      </w:r>
+      <w:r>
+        <w:rPr>
+          <w:rStyle w:val="VerbatimChar"/>
+        </w:rPr>
+        <w:t xml:space="preserve">lyonflow-backup-failed.service</w:t>
+      </w:r>
+      <w:r>
+        <w:t xml:space="preserve">). En septembre 2026, ce dispositif a signalé un DAG à 20 % d’échec ; la cause racine était la table </w:t>
+      </w:r>
+      <w:r>
+        <w:rPr>
+          <w:rStyle w:val="VerbatimChar"/>
+        </w:rPr>
+        <w:t xml:space="preserve">osm.ways</w:t>
+      </w:r>
+      <w:r>
+        <w:t xml:space="preserve">, gonflée à 98 % d’espace mort (DAG passé de ~250 s à ~12 s après correction). </w:t>
       </w:r>
       <w:r>
         <w:rPr>
           <w:b/>
           <w:bCs/>
         </w:rPr>
-        <w:t xml:space="preserve">Prometheus</w:t>
-      </w:r>
-      <w:r>
-        <w:t xml:space="preserve">,</w:t>
-      </w:r>
-      <w:r>
-        <w:t xml:space="preserve"> </w:t>
-      </w:r>
-      <w:r>
-        <w:rPr>
-          <w:b/>
-          <w:bCs/>
-        </w:rPr>
-        <w:t xml:space="preserve">Grafana</w:t>
-      </w:r>
-      <w:r>
-        <w:t xml:space="preserve">,</w:t>
-      </w:r>
-      <w:r>
-        <w:t xml:space="preserve"> </w:t>
-      </w:r>
-      <w:r>
-        <w:rPr>
-          <w:b/>
-          <w:bCs/>
-        </w:rPr>
-        <w:t xml:space="preserve">Alertmanager</w:t>
-      </w:r>
-      <w:r>
-        <w:t xml:space="preserve"> </w:t>
-      </w:r>
-      <w:r>
-        <w:t xml:space="preserve">et 3</w:t>
-      </w:r>
-      <w:r>
-        <w:t xml:space="preserve"> </w:t>
-      </w:r>
-      <w:r>
-        <w:rPr>
-          <w:b/>
-          <w:bCs/>
-        </w:rPr>
-        <w:t xml:space="preserve">exporters</w:t>
-      </w:r>
-      <w:r>
-        <w:t xml:space="preserve"> </w:t>
-      </w:r>
-      <w:r>
-        <w:t xml:space="preserve">(node, postgres, nginx).</w:t>
-      </w:r>
-      <w:r>
-        <w:t xml:space="preserve"> </w:t>
-      </w:r>
-      <w:r>
-        <w:rPr>
-          <w:b/>
-          <w:bCs/>
-        </w:rPr>
-        <w:t xml:space="preserve">Redéployée et vérifiée le</w:t>
-      </w:r>
-      <w:r>
-        <w:rPr>
-          <w:b/>
-          <w:bCs/>
-        </w:rPr>
-        <w:t xml:space="preserve"> </w:t>
-      </w:r>
-      <w:r>
-        <w:rPr>
-          <w:b/>
-          <w:bCs/>
-        </w:rPr>
-        <w:t xml:space="preserve">2026-07-02</w:t>
-      </w:r>
-      <w:r>
-        <w:t xml:space="preserve"> </w:t>
-      </w:r>
-      <w:r>
-        <w:t xml:space="preserve">après avoir été intentionnellement absente depuis le Sprint 15+ : 5/5 cibles de</w:t>
-      </w:r>
-      <w:r>
-        <w:t xml:space="preserve"> </w:t>
-      </w:r>
-      <w:r>
-        <w:t xml:space="preserve">scrape</w:t>
-      </w:r>
-      <w:r>
-        <w:t xml:space="preserve"> </w:t>
-      </w:r>
-      <w:r>
-        <w:rPr>
-          <w:rStyle w:val="VerbatimChar"/>
-        </w:rPr>
-        <w:t xml:space="preserve">up</w:t>
-      </w:r>
-      <w:r>
-        <w:t xml:space="preserve"> </w:t>
-      </w:r>
-      <w:r>
-        <w:t xml:space="preserve">(fastapi, nginx, node, postgres, prometheus), 7 groupes de règles chargés,</w:t>
-      </w:r>
-      <w:r>
-        <w:t xml:space="preserve"> </w:t>
-      </w:r>
-      <w:r>
-        <w:t xml:space="preserve">Alertmanager lié, endpoint</w:t>
-      </w:r>
-      <w:r>
-        <w:t xml:space="preserve"> </w:t>
-      </w:r>
-      <w:r>
-        <w:rPr>
-          <w:rStyle w:val="VerbatimChar"/>
-        </w:rPr>
-        <w:t xml:space="preserve">/grafana/</w:t>
-      </w:r>
-      <w:r>
-        <w:t xml:space="preserve"> </w:t>
-      </w:r>
-      <w:r>
-        <w:t xml:space="preserve">répondant 200. Accès :</w:t>
-      </w:r>
-      <w:r>
-        <w:t xml:space="preserve"> </w:t>
-      </w:r>
-      <w:r>
-        <w:rPr>
-          <w:rStyle w:val="VerbatimChar"/>
-        </w:rPr>
-        <w:t xml:space="preserve">https://51.83.159.224/grafana/</w:t>
-      </w:r>
-      <w:r>
-        <w:t xml:space="preserve">. L’API expose des métriques custom (</w:t>
+        <w:t xml:space="preserve">Cible : </w:t>
+      </w:r>
+      <w:r>
+        <w:t xml:space="preserve">déployer Prometheus + Grafana + Alertmanager. La stack est prête dans </w:t>
+      </w:r>
+      <w:r>
+        <w:rPr>
+          <w:rStyle w:val="VerbatimChar"/>
+        </w:rPr>
+        <w:t xml:space="preserve">docker-compose.monitoring.yml</w:t>
+      </w:r>
+      <w:r>
+        <w:t xml:space="preserve"> (3 exporters : node, postgres, nginx) et l’API expose déjà ses métriques custom sur </w:t>
+      </w:r>
+      <w:r>
+        <w:rPr>
+          <w:rStyle w:val="VerbatimChar"/>
+        </w:rPr>
+        <w:t xml:space="preserve">/metrics</w:t>
+      </w:r>
+      <w:r>
+        <w:t xml:space="preserve"> (</w:t>
       </w:r>
       <w:r>
         <w:rPr>
@@ -8984,34 +7026,7 @@
         <w:t xml:space="preserve">src/api/metrics.py</w:t>
       </w:r>
       <w:r>
-        <w:t xml:space="preserve">) :</w:t>
-      </w:r>
-      <w:r>
-        <w:t xml:space="preserve"> </w:t>
-      </w:r>
-      <w:r>
-        <w:t xml:space="preserve">nombre de prédictions, latence, répartition par persona, état des DAGs, état MLflow et DB.</w:t>
-      </w:r>
-      <w:r>
-        <w:t xml:space="preserve"> </w:t>
-      </w:r>
-      <w:r>
-        <w:t xml:space="preserve">Un script</w:t>
-      </w:r>
-      <w:r>
-        <w:t xml:space="preserve"> </w:t>
-      </w:r>
-      <w:r>
-        <w:rPr>
-          <w:rStyle w:val="VerbatimChar"/>
-        </w:rPr>
-        <w:t xml:space="preserve">scripts/healthcheck-vps.sh</w:t>
-      </w:r>
-      <w:r>
-        <w:t xml:space="preserve"> </w:t>
-      </w:r>
-      <w:r>
-        <w:t xml:space="preserve">exécute 20 contrôles de bout en bout.</w:t>
+        <w:t xml:space="preserve"> : nombre de prédictions, latence, répartition par persona, état des DAGs, MLflow et DB). Elle n’est pas déployée en production aujourd’hui : sur un VPS unique de 12 Go de RAM, le cron + Telegram couvre le besoin d’alerte à moindre coût mémoire.</w:t>
       </w:r>
     </w:p>
     <w:p>
@@ -9037,31 +7052,7 @@
         <w:pStyle w:val="FirstParagraph"/>
       </w:pPr>
       <w:r>
-        <w:t xml:space="preserve">J’insiste sur ce point parce qu’il change la nature de l’évaluation : LyonFlow n’est pas une</w:t>
-      </w:r>
-      <w:r>
-        <w:t xml:space="preserve"> </w:t>
-      </w:r>
-      <w:r>
-        <w:t xml:space="preserve">maquette qu’on démarre pour la démonstration. C’est un système en production, qui tourne en</w:t>
-      </w:r>
-      <w:r>
-        <w:t xml:space="preserve"> </w:t>
-      </w:r>
-      <w:r>
-        <w:t xml:space="preserve">continu sur un VPS unique, accessible via Nginx — avec ses vraies contraintes (disque qui se</w:t>
-      </w:r>
-      <w:r>
-        <w:t xml:space="preserve"> </w:t>
-      </w:r>
-      <w:r>
-        <w:t xml:space="preserve">remplit, backups qui échouent silencieusement, DAGs qui se marchent dessus) et pas seulement</w:t>
-      </w:r>
-      <w:r>
-        <w:t xml:space="preserve"> </w:t>
-      </w:r>
-      <w:r>
-        <w:t xml:space="preserve">ses réussites.</w:t>
+        <w:t xml:space="preserve">J’insiste sur ce point parce qu’il change la nature de l’évaluation : LyonFlow n’est pas une maquette qu’on démarre pour la démonstration. C’est un système en production, qui tourne en continu sur un VPS unique, accessible via Nginx — avec ses vraies contraintes (disque qui se remplit, backups qui échouent silencieusement, DAGs qui se marchent dessus) et pas seulement ses réussites.</w:t>
       </w:r>
     </w:p>
     <w:bookmarkStart w:id="50" w:name="infrastructure"/>
@@ -9130,10 +7121,7 @@
               <w:pStyle w:val="Compact"/>
             </w:pPr>
             <w:r>
-              <w:t xml:space="preserve">VPS Ubuntu,</w:t>
-            </w:r>
-            <w:r>
-              <w:t xml:space="preserve"> </w:t>
+              <w:t xml:space="preserve">VPS Ubuntu, </w:t>
             </w:r>
             <w:r>
               <w:rPr>
@@ -9143,10 +7131,7 @@
               <w:t xml:space="preserve">6 vCPU, 12 Go RAM, 2× 100 Go SSD</w:t>
             </w:r>
             <w:r>
-              <w:t xml:space="preserve"> </w:t>
-            </w:r>
-            <w:r>
-              <w:t xml:space="preserve">(</w:t>
+              <w:t xml:space="preserve"> (</w:t>
             </w:r>
             <w:r>
               <w:rPr>
@@ -9168,10 +7153,7 @@
               <w:pStyle w:val="Compact"/>
             </w:pPr>
             <w:r>
-              <w:t xml:space="preserve">Disque</w:t>
-            </w:r>
-            <w:r>
-              <w:t xml:space="preserve"> </w:t>
+              <w:t xml:space="preserve">Disque </w:t>
             </w:r>
             <w:r>
               <w:rPr>
@@ -9188,10 +7170,7 @@
               <w:pStyle w:val="Compact"/>
             </w:pPr>
             <w:r>
-              <w:t xml:space="preserve">OS + code applicatif — ~67 % utilisé, 32 Go libres (audit 2026-07-22).</w:t>
-            </w:r>
-            <w:r>
-              <w:t xml:space="preserve"> </w:t>
+              <w:t xml:space="preserve">OS + code applicatif — ~67 % utilisé, 32 Go libres (audit 2026-07-22). </w:t>
             </w:r>
             <w:r>
               <w:rPr>
@@ -9201,13 +7180,7 @@
               <w:t xml:space="preserve">Point technique découvert le 2026-07-22</w:t>
             </w:r>
             <w:r>
-              <w:t xml:space="preserve"> </w:t>
-            </w:r>
-            <w:r>
-              <w:t xml:space="preserve">:</w:t>
-            </w:r>
-            <w:r>
-              <w:t xml:space="preserve"> </w:t>
+              <w:t xml:space="preserve"> : </w:t>
             </w:r>
             <w:r>
               <w:rPr>
@@ -9216,13 +7189,7 @@
               <w:t xml:space="preserve">dockerd</w:t>
             </w:r>
             <w:r>
-              <w:t xml:space="preserve"> </w:t>
-            </w:r>
-            <w:r>
-              <w:t xml:space="preserve">a bien son</w:t>
-            </w:r>
-            <w:r>
-              <w:t xml:space="preserve"> </w:t>
+              <w:t xml:space="preserve"> a bien son </w:t>
             </w:r>
             <w:r>
               <w:rPr>
@@ -9231,13 +7198,7 @@
               <w:t xml:space="preserve">data-root</w:t>
             </w:r>
             <w:r>
-              <w:t xml:space="preserve"> </w:t>
-            </w:r>
-            <w:r>
-              <w:t xml:space="preserve">déporté sur</w:t>
-            </w:r>
-            <w:r>
-              <w:t xml:space="preserve"> </w:t>
+              <w:t xml:space="preserve"> déporté sur </w:t>
             </w:r>
             <w:r>
               <w:rPr>
@@ -9246,10 +7207,7 @@
               <w:t xml:space="preserve">sdb</w:t>
             </w:r>
             <w:r>
-              <w:t xml:space="preserve"> </w:t>
-            </w:r>
-            <w:r>
-              <w:t xml:space="preserve">(</w:t>
+              <w:t xml:space="preserve"> (</w:t>
             </w:r>
             <w:r>
               <w:rPr>
@@ -9258,10 +7216,7 @@
               <w:t xml:space="preserve">daemon.json</w:t>
             </w:r>
             <w:r>
-              <w:t xml:space="preserve">), mais</w:t>
-            </w:r>
-            <w:r>
-              <w:t xml:space="preserve"> </w:t>
+              <w:t xml:space="preserve">), mais </w:t>
             </w:r>
             <w:r>
               <w:rPr>
@@ -9271,13 +7226,7 @@
               <w:t xml:space="preserve">BuildKit/containerd</w:t>
             </w:r>
             <w:r>
-              <w:t xml:space="preserve"> </w:t>
-            </w:r>
-            <w:r>
-              <w:t xml:space="preserve">(utilisé par</w:t>
-            </w:r>
-            <w:r>
-              <w:t xml:space="preserve"> </w:t>
+              <w:t xml:space="preserve"> (utilisé par </w:t>
             </w:r>
             <w:r>
               <w:rPr>
@@ -9286,10 +7235,7 @@
               <w:t xml:space="preserve">docker compose build</w:t>
             </w:r>
             <w:r>
-              <w:t xml:space="preserve">) garde son propre cache sur</w:t>
-            </w:r>
-            <w:r>
-              <w:t xml:space="preserve"> </w:t>
+              <w:t xml:space="preserve">) garde son propre cache sur </w:t>
             </w:r>
             <w:r>
               <w:rPr>
@@ -9298,10 +7244,7 @@
               <w:t xml:space="preserve">/var/lib/containerd</w:t>
             </w:r>
             <w:r>
-              <w:t xml:space="preserve">, resté sur</w:t>
-            </w:r>
-            <w:r>
-              <w:t xml:space="preserve"> </w:t>
+              <w:t xml:space="preserve">, resté sur </w:t>
             </w:r>
             <w:r>
               <w:rPr>
@@ -9310,13 +7253,7 @@
               <w:t xml:space="preserve">sda</w:t>
             </w:r>
             <w:r>
-              <w:t xml:space="preserve"> </w:t>
-            </w:r>
-            <w:r>
-              <w:t xml:space="preserve">— non couvert par la migration Sprint 9+. Ce cache non purgé (56 Go, dont ~15 Go de couches CUDA/PyTorch orphelines après la purge GNN) a fait échouer 2 déploiements consécutifs (disque plein). Corrigé :</w:t>
-            </w:r>
-            <w:r>
-              <w:t xml:space="preserve"> </w:t>
+              <w:t xml:space="preserve"> — non couvert par la migration Sprint 9+. Ce cache non purgé (56 Go, dont ~15 Go de couches CUDA/PyTorch orphelines après la purge GNN) a fait échouer 2 déploiements consécutifs (disque plein). Corrigé : </w:t>
             </w:r>
             <w:r>
               <w:rPr>
@@ -9325,13 +7262,7 @@
               <w:t xml:space="preserve">docker builder prune</w:t>
             </w:r>
             <w:r>
-              <w:t xml:space="preserve"> </w:t>
-            </w:r>
-            <w:r>
-              <w:t xml:space="preserve">+ retrait de la dépendance</w:t>
-            </w:r>
-            <w:r>
-              <w:t xml:space="preserve"> </w:t>
+              <w:t xml:space="preserve"> + retrait de la dépendance </w:t>
             </w:r>
             <w:r>
               <w:rPr>
@@ -9349,10 +7280,7 @@
               <w:t xml:space="preserve">torch-geometric</w:t>
             </w:r>
             <w:r>
-              <w:t xml:space="preserve"> </w:t>
-            </w:r>
-            <w:r>
-              <w:t xml:space="preserve">du build Airflow (cf. §13.2).</w:t>
+              <w:t xml:space="preserve"> du build Airflow (cf. §13.2).</w:t>
             </w:r>
           </w:p>
         </w:tc>
@@ -9365,10 +7293,7 @@
               <w:pStyle w:val="Compact"/>
             </w:pPr>
             <w:r>
-              <w:t xml:space="preserve">Disque</w:t>
-            </w:r>
-            <w:r>
-              <w:t xml:space="preserve"> </w:t>
+              <w:t xml:space="preserve">Disque </w:t>
             </w:r>
             <w:r>
               <w:rPr>
@@ -9415,13 +7340,7 @@
               <w:t xml:space="preserve">systemd</w:t>
             </w:r>
             <w:r>
-              <w:t xml:space="preserve"> </w:t>
-            </w:r>
-            <w:r>
-              <w:t xml:space="preserve">unit</w:t>
-            </w:r>
-            <w:r>
-              <w:t xml:space="preserve"> </w:t>
+              <w:t xml:space="preserve"> unit </w:t>
             </w:r>
             <w:r>
               <w:rPr>
@@ -9458,13 +7377,7 @@
               <w:t xml:space="preserve">Nginx 1.27</w:t>
             </w:r>
             <w:r>
-              <w:t xml:space="preserve"> </w:t>
-            </w:r>
-            <w:r>
-              <w:t xml:space="preserve">— seul service exposé (80/443), tous les autres ports sur</w:t>
-            </w:r>
-            <w:r>
-              <w:t xml:space="preserve"> </w:t>
+              <w:t xml:space="preserve"> — seul service exposé (80/443), tous les autres ports sur </w:t>
             </w:r>
             <w:r>
               <w:rPr>
@@ -9500,13 +7413,7 @@
               <w:t xml:space="preserve">https://51.83.159.224</w:t>
             </w:r>
             <w:r>
-              <w:t xml:space="preserve"> </w:t>
-            </w:r>
-            <w:r>
-              <w:t xml:space="preserve">(DNS</w:t>
-            </w:r>
-            <w:r>
-              <w:t xml:space="preserve"> </w:t>
+              <w:t xml:space="preserve"> (DNS </w:t>
             </w:r>
             <w:r>
               <w:rPr>
@@ -9515,10 +7422,7 @@
               <w:t xml:space="preserve">lyonflow.fr</w:t>
             </w:r>
             <w:r>
-              <w:t xml:space="preserve"> </w:t>
-            </w:r>
-            <w:r>
-              <w:t xml:space="preserve">mort, certificat auto-signé)</w:t>
+              <w:t xml:space="preserve"> mort, certificat auto-signé)</w:t>
             </w:r>
           </w:p>
         </w:tc>
@@ -9546,13 +7450,7 @@
         <w:t xml:space="preserve">Applicatifs</w:t>
       </w:r>
       <w:r>
-        <w:t xml:space="preserve"> </w:t>
-      </w:r>
-      <w:r>
-        <w:t xml:space="preserve">:</w:t>
-      </w:r>
-      <w:r>
-        <w:t xml:space="preserve"> </w:t>
+        <w:t xml:space="preserve"> : </w:t>
       </w:r>
       <w:r>
         <w:rPr>
@@ -9561,13 +7459,7 @@
         <w:t xml:space="preserve">postgres</w:t>
       </w:r>
       <w:r>
-        <w:t xml:space="preserve"> </w:t>
-      </w:r>
-      <w:r>
-        <w:t xml:space="preserve">(pgrouting/pgrouting:16-3.5-3.7.3),</w:t>
-      </w:r>
-      <w:r>
-        <w:t xml:space="preserve"> </w:t>
+        <w:t xml:space="preserve"> (pgrouting/pgrouting:16-3.5-3.7.3), </w:t>
       </w:r>
       <w:r>
         <w:rPr>
@@ -9576,10 +7468,7 @@
         <w:t xml:space="preserve">minio</w:t>
       </w:r>
       <w:r>
-        <w:t xml:space="preserve">,</w:t>
-      </w:r>
-      <w:r>
-        <w:t xml:space="preserve"> </w:t>
+        <w:t xml:space="preserve">, </w:t>
       </w:r>
       <w:r>
         <w:rPr>
@@ -9588,10 +7477,7 @@
         <w:t xml:space="preserve">mlflow</w:t>
       </w:r>
       <w:r>
-        <w:t xml:space="preserve">,</w:t>
-      </w:r>
-      <w:r>
-        <w:t xml:space="preserve"> </w:t>
+        <w:t xml:space="preserve">, </w:t>
       </w:r>
       <w:r>
         <w:rPr>
@@ -9600,10 +7486,7 @@
         <w:t xml:space="preserve">airflow-webserver</w:t>
       </w:r>
       <w:r>
-        <w:t xml:space="preserve">,</w:t>
-      </w:r>
-      <w:r>
-        <w:t xml:space="preserve"> </w:t>
+        <w:t xml:space="preserve">, </w:t>
       </w:r>
       <w:r>
         <w:rPr>
@@ -9612,13 +7495,7 @@
         <w:t xml:space="preserve">airflow-scheduler</w:t>
       </w:r>
       <w:r>
-        <w:t xml:space="preserve"> </w:t>
-      </w:r>
-      <w:r>
-        <w:t xml:space="preserve">(LocalExecutor —</w:t>
-      </w:r>
-      <w:r>
-        <w:t xml:space="preserve"> </w:t>
+        <w:t xml:space="preserve"> (LocalExecutor — </w:t>
       </w:r>
       <w:r>
         <w:rPr>
@@ -9628,13 +7505,7 @@
         <w:t xml:space="preserve">pas de worker Celery/Redis</w:t>
       </w:r>
       <w:r>
-        <w:t xml:space="preserve"> </w:t>
-      </w:r>
-      <w:r>
-        <w:t xml:space="preserve">depuis Sprint 15+),</w:t>
-      </w:r>
-      <w:r>
-        <w:t xml:space="preserve"> </w:t>
+        <w:t xml:space="preserve"> depuis Sprint 15+), </w:t>
       </w:r>
       <w:r>
         <w:rPr>
@@ -9643,13 +7514,7 @@
         <w:t xml:space="preserve">api</w:t>
       </w:r>
       <w:r>
-        <w:t xml:space="preserve"> </w:t>
-      </w:r>
-      <w:r>
-        <w:t xml:space="preserve">(FastAPI),</w:t>
-      </w:r>
-      <w:r>
-        <w:t xml:space="preserve"> </w:t>
+        <w:t xml:space="preserve"> (FastAPI), </w:t>
       </w:r>
       <w:r>
         <w:rPr>
@@ -9658,10 +7523,7 @@
         <w:t xml:space="preserve">streamlit</w:t>
       </w:r>
       <w:r>
-        <w:t xml:space="preserve">,</w:t>
-      </w:r>
-      <w:r>
-        <w:t xml:space="preserve"> </w:t>
+        <w:t xml:space="preserve">, </w:t>
       </w:r>
       <w:r>
         <w:rPr>
@@ -9670,10 +7532,7 @@
         <w:t xml:space="preserve">nginx</w:t>
       </w:r>
       <w:r>
-        <w:t xml:space="preserve">.</w:t>
-      </w:r>
-      <w:r>
-        <w:t xml:space="preserve"> </w:t>
+        <w:t xml:space="preserve">. </w:t>
       </w:r>
       <w:r>
         <w:rPr>
@@ -9683,88 +7542,16 @@
         <w:t xml:space="preserve">Monitoring</w:t>
       </w:r>
       <w:r>
-        <w:t xml:space="preserve"> </w:t>
-      </w:r>
-      <w:r>
-        <w:t xml:space="preserve">(redéployé</w:t>
-      </w:r>
-      <w:r>
-        <w:t xml:space="preserve"> </w:t>
-      </w:r>
-      <w:r>
-        <w:t xml:space="preserve">2026-07-02) :</w:t>
-      </w:r>
-      <w:r>
-        <w:t xml:space="preserve"> </w:t>
-      </w:r>
-      <w:r>
-        <w:rPr>
-          <w:rStyle w:val="VerbatimChar"/>
-        </w:rPr>
-        <w:t xml:space="preserve">prometheus</w:t>
-      </w:r>
-      <w:r>
-        <w:t xml:space="preserve">,</w:t>
-      </w:r>
-      <w:r>
-        <w:t xml:space="preserve"> </w:t>
-      </w:r>
-      <w:r>
-        <w:rPr>
-          <w:rStyle w:val="VerbatimChar"/>
-        </w:rPr>
-        <w:t xml:space="preserve">grafana</w:t>
-      </w:r>
-      <w:r>
-        <w:t xml:space="preserve">,</w:t>
-      </w:r>
-      <w:r>
-        <w:t xml:space="preserve"> </w:t>
-      </w:r>
-      <w:r>
-        <w:rPr>
-          <w:rStyle w:val="VerbatimChar"/>
-        </w:rPr>
-        <w:t xml:space="preserve">alertmanager</w:t>
-      </w:r>
-      <w:r>
-        <w:t xml:space="preserve">,</w:t>
-      </w:r>
-      <w:r>
-        <w:t xml:space="preserve"> </w:t>
-      </w:r>
-      <w:r>
-        <w:rPr>
-          <w:rStyle w:val="VerbatimChar"/>
-        </w:rPr>
-        <w:t xml:space="preserve">node-exporter</w:t>
-      </w:r>
-      <w:r>
-        <w:t xml:space="preserve">,</w:t>
-      </w:r>
-      <w:r>
-        <w:t xml:space="preserve"> </w:t>
-      </w:r>
-      <w:r>
-        <w:rPr>
-          <w:rStyle w:val="VerbatimChar"/>
-        </w:rPr>
-        <w:t xml:space="preserve">postgres-exporter</w:t>
-      </w:r>
-      <w:r>
-        <w:t xml:space="preserve">,</w:t>
-      </w:r>
-      <w:r>
-        <w:t xml:space="preserve"> </w:t>
-      </w:r>
-      <w:r>
-        <w:rPr>
-          <w:rStyle w:val="VerbatimChar"/>
-        </w:rPr>
-        <w:t xml:space="preserve">nginx-exporter</w:t>
-      </w:r>
-      <w:r>
-        <w:t xml:space="preserve">.</w:t>
+        <w:t xml:space="preserve"> : scripts cron sur l’hôte avec alertes Telegram (§9.2) ; la stack prometheus, grafana, alertmanager et exporters est prête dans </w:t>
+      </w:r>
+      <w:r>
+        <w:rPr>
+          <w:rStyle w:val="VerbatimChar"/>
+        </w:rPr>
+        <w:t xml:space="preserve">docker-compose.monitoring.yml</w:t>
+      </w:r>
+      <w:r>
+        <w:t xml:space="preserve"> mais pas déployée (cible).</w:t>
       </w:r>
     </w:p>
     <w:bookmarkEnd w:id="51"/>
@@ -9790,46 +7577,10 @@
           <w:b/>
           <w:bCs/>
         </w:rPr>
-        <w:t xml:space="preserve">Backup DB</w:t>
-      </w:r>
-      <w:r>
-        <w:t xml:space="preserve"> </w:t>
-      </w:r>
-      <w:r>
-        <w:t xml:space="preserve">: timer</w:t>
-      </w:r>
-      <w:r>
-        <w:t xml:space="preserve"> </w:t>
-      </w:r>
-      <w:r>
-        <w:rPr>
-          <w:rStyle w:val="VerbatimChar"/>
-        </w:rPr>
-        <w:t xml:space="preserve">systemd</w:t>
-      </w:r>
-      <w:r>
-        <w:t xml:space="preserve"> </w:t>
-      </w:r>
-      <w:r>
-        <w:t xml:space="preserve">quotidien 03h00 →</w:t>
-      </w:r>
-      <w:r>
-        <w:t xml:space="preserve"> </w:t>
-      </w:r>
-      <w:r>
-        <w:rPr>
-          <w:rStyle w:val="VerbatimChar"/>
-        </w:rPr>
-        <w:t xml:space="preserve">scripts/backup.sh</w:t>
-      </w:r>
-      <w:r>
-        <w:t xml:space="preserve"> </w:t>
-      </w:r>
-      <w:r>
-        <w:t xml:space="preserve">+ offsite</w:t>
-      </w:r>
-      <w:r>
-        <w:t xml:space="preserve"> </w:t>
+        <w:t xml:space="preserve">Backup DB : </w:t>
+      </w:r>
+      <w:r>
+        <w:t xml:space="preserve">timer systemd quotidien 03h00 → </w:t>
       </w:r>
       <w:r>
         <w:rPr>
@@ -9838,144 +7589,44 @@
         <w:t xml:space="preserve">scripts/backup-offsite.sh</w:t>
       </w:r>
       <w:r>
-        <w:t xml:space="preserve">. 🔴</w:t>
-      </w:r>
-      <w:r>
-        <w:t xml:space="preserve"> </w:t>
+        <w:t xml:space="preserve">. </w:t>
+      </w:r>
+      <w:r>
+        <w:rPr>
+          <w:rStyle w:val="VerbatimChar"/>
+        </w:rPr>
+        <w:t xml:space="preserve">pg_dump</w:t>
+      </w:r>
+      <w:r>
+        <w:t xml:space="preserve"> est streamé </w:t>
+      </w:r>
+      <w:r>
+        <w:rPr>
+          <w:rStyle w:val="VerbatimChar"/>
+        </w:rPr>
+        <w:t xml:space="preserve">| gzip | rclone rcat</w:t>
+      </w:r>
+      <w:r>
+        <w:t xml:space="preserve"> vers Google Drive, sans rien écrire sur le disque du VPS : environ 3,7 Go compressés pour une base de 33 Go, en ~20 min. Purge automatique après chaque envoi : 14 jours de rétention, au moins 2 backups conservés, plafond 150 Go. Le script teste la destination avant de lancer le dump (sinon un </w:t>
+      </w:r>
+      <w:r>
+        <w:rPr>
+          <w:rStyle w:val="VerbatimChar"/>
+        </w:rPr>
+        <w:t xml:space="preserve">pg_dump</w:t>
+      </w:r>
+      <w:r>
+        <w:t xml:space="preserve"> orphelin garderait des verrous sur toutes les tables), et un échec déclenche une alerte Telegram. </w:t>
       </w:r>
       <w:r>
         <w:rPr>
           <w:b/>
           <w:bCs/>
         </w:rPr>
-        <w:t xml:space="preserve">Offsite confirmé non fonctionnel</w:t>
-      </w:r>
-      <w:r>
-        <w:t xml:space="preserve"> </w:t>
-      </w:r>
-      <w:r>
-        <w:t xml:space="preserve">(diagnostiqué le</w:t>
-      </w:r>
-      <w:r>
-        <w:t xml:space="preserve"> </w:t>
-      </w:r>
-      <w:r>
-        <w:t xml:space="preserve">2026-07-22) : le remote</w:t>
-      </w:r>
-      <w:r>
-        <w:t xml:space="preserve"> </w:t>
-      </w:r>
-      <w:r>
-        <w:rPr>
-          <w:rStyle w:val="VerbatimChar"/>
-        </w:rPr>
-        <w:t xml:space="preserve">rclone gdrive:</w:t>
-      </w:r>
-      <w:r>
-        <w:t xml:space="preserve"> </w:t>
-      </w:r>
-      <w:r>
-        <w:t xml:space="preserve">existe mais son fichier de config est invalide</w:t>
-      </w:r>
-      <w:r>
-        <w:t xml:space="preserve"> </w:t>
-      </w:r>
-      <w:r>
-        <w:t xml:space="preserve">(</w:t>
-      </w:r>
-      <w:r>
-        <w:rPr>
-          <w:rStyle w:val="VerbatimChar"/>
-        </w:rPr>
-        <w:t xml:space="preserve">failed to create oauth client: invalid character</w:t>
-      </w:r>
-      <w:r>
-        <w:t xml:space="preserve">), donc aucun transfert offsite n’a</w:t>
-      </w:r>
-      <w:r>
-        <w:t xml:space="preserve"> </w:t>
-      </w:r>
-      <w:r>
-        <w:t xml:space="preserve">jamais abouti. Conséquence directe constatée : 21,5 Go de sauvegardes ponctuelles</w:t>
-      </w:r>
-      <w:r>
-        <w:t xml:space="preserve"> </w:t>
-      </w:r>
-      <w:r>
-        <w:t xml:space="preserve">pré-migration s’étaient accumulées localement sur</w:t>
-      </w:r>
-      <w:r>
-        <w:t xml:space="preserve"> </w:t>
-      </w:r>
-      <w:r>
-        <w:rPr>
-          <w:rStyle w:val="VerbatimChar"/>
-        </w:rPr>
-        <w:t xml:space="preserve">sda</w:t>
-      </w:r>
-      <w:r>
-        <w:t xml:space="preserve"> </w:t>
-      </w:r>
-      <w:r>
-        <w:t xml:space="preserve">(</w:t>
-      </w:r>
-      <w:r>
-        <w:rPr>
-          <w:rStyle w:val="VerbatimChar"/>
-        </w:rPr>
-        <w:t xml:space="preserve">/opt/lyonflow/backups/</w:t>
-      </w:r>
-      <w:r>
-        <w:t xml:space="preserve">) faute</w:t>
-      </w:r>
-      <w:r>
-        <w:t xml:space="preserve"> </w:t>
-      </w:r>
-      <w:r>
-        <w:t xml:space="preserve">d’évacuation — purgées le 2026-07-22 après confirmation que les migrations concernées</w:t>
-      </w:r>
-      <w:r>
-        <w:t xml:space="preserve"> </w:t>
-      </w:r>
-      <w:r>
-        <w:t xml:space="preserve">avaient toutes réussi depuis.</w:t>
-      </w:r>
-      <w:r>
-        <w:t xml:space="preserve"> </w:t>
-      </w:r>
-      <w:r>
-        <w:rPr>
-          <w:b/>
-          <w:bCs/>
-        </w:rPr>
-        <w:t xml:space="preserve">Action recommandée avant soutenance</w:t>
-      </w:r>
-      <w:r>
-        <w:t xml:space="preserve"> </w:t>
-      </w:r>
-      <w:r>
-        <w:t xml:space="preserve">: reconfigurer</w:t>
-      </w:r>
-      <w:r>
-        <w:t xml:space="preserve"> </w:t>
-      </w:r>
-      <w:r>
-        <w:rPr>
-          <w:rStyle w:val="VerbatimChar"/>
-        </w:rPr>
-        <w:t xml:space="preserve">rclone gdrive</w:t>
-      </w:r>
-      <w:r>
-        <w:t xml:space="preserve"> </w:t>
-      </w:r>
-      <w:r>
-        <w:t xml:space="preserve">(Service Account JSON GCP plutôt qu’OAuth interactif, automation-friendly)</w:t>
-      </w:r>
-      <w:r>
-        <w:t xml:space="preserve"> </w:t>
-      </w:r>
-      <w:r>
-        <w:t xml:space="preserve">pour rétablir le flux offsite.</w:t>
+        <w:t xml:space="preserve">Transparence : </w:t>
+      </w:r>
+      <w:r>
+        <w:t xml:space="preserve">du 2026-07-22 au 2026-09-22, aucun backup n’a été produit (timer désactivé, token OAuth rclone invalide) et rien ne l’a signalé. Détecté lors d’un audit, corrigé le 2026-09-23 (OAuth refait, premier dump vérifié sur Drive), et désormais alerté.</w:t>
       </w:r>
     </w:p>
     <w:p>
@@ -9994,13 +7645,7 @@
         <w:t xml:space="preserve">Rollback</w:t>
       </w:r>
       <w:r>
-        <w:t xml:space="preserve"> </w:t>
-      </w:r>
-      <w:r>
-        <w:t xml:space="preserve">:</w:t>
-      </w:r>
-      <w:r>
-        <w:t xml:space="preserve"> </w:t>
+        <w:t xml:space="preserve"> : </w:t>
       </w:r>
       <w:r>
         <w:rPr>
@@ -10009,10 +7654,7 @@
         <w:t xml:space="preserve">make rollback-vps</w:t>
       </w:r>
       <w:r>
-        <w:t xml:space="preserve"> </w:t>
-      </w:r>
-      <w:r>
-        <w:t xml:space="preserve">restaure la dernière release saine.</w:t>
+        <w:t xml:space="preserve"> restaure la dernière release saine.</w:t>
       </w:r>
     </w:p>
     <w:p>
@@ -10031,13 +7673,7 @@
         <w:t xml:space="preserve">Archivage</w:t>
       </w:r>
       <w:r>
-        <w:t xml:space="preserve"> </w:t>
-      </w:r>
-      <w:r>
-        <w:t xml:space="preserve">:</w:t>
-      </w:r>
-      <w:r>
-        <w:t xml:space="preserve"> </w:t>
+        <w:t xml:space="preserve"> : </w:t>
       </w:r>
       <w:r>
         <w:rPr>
@@ -10046,13 +7682,7 @@
         <w:t xml:space="preserve">silver_archive_to_minio</w:t>
       </w:r>
       <w:r>
-        <w:t xml:space="preserve"> </w:t>
-      </w:r>
-      <w:r>
-        <w:t xml:space="preserve">(04h00) archive</w:t>
-      </w:r>
-      <w:r>
-        <w:t xml:space="preserve"> </w:t>
+        <w:t xml:space="preserve"> (04h00) archive </w:t>
       </w:r>
       <w:r>
         <w:rPr>
@@ -10061,13 +7691,7 @@
         <w:t xml:space="preserve">silver.trafic_vitesse_propre</w:t>
       </w:r>
       <w:r>
-        <w:t xml:space="preserve"> </w:t>
-      </w:r>
-      <w:r>
-        <w:t xml:space="preserve">(29 Go) par batchs (curseur serveur +</w:t>
-      </w:r>
-      <w:r>
-        <w:t xml:space="preserve"> </w:t>
+        <w:t xml:space="preserve"> (29 Go) par batchs (curseur serveur + </w:t>
       </w:r>
       <w:r>
         <w:rPr>
@@ -10076,16 +7700,7 @@
         <w:t xml:space="preserve">ParquetWriter</w:t>
       </w:r>
       <w:r>
-        <w:t xml:space="preserve"> </w:t>
-      </w:r>
-      <w:r>
-        <w:t xml:space="preserve">incrémental depuis migration_046,</w:t>
-      </w:r>
-      <w:r>
-        <w:t xml:space="preserve"> </w:t>
-      </w:r>
-      <w:r>
-        <w:t xml:space="preserve">au lieu d’un chargement intégral en mémoire).</w:t>
+        <w:t xml:space="preserve"> incrémental depuis migration_046, au lieu d’un chargement intégral en mémoire).</w:t>
       </w:r>
     </w:p>
     <w:p>
@@ -10104,13 +7719,7 @@
         <w:t xml:space="preserve">Purge &amp; audit RGPD</w:t>
       </w:r>
       <w:r>
-        <w:t xml:space="preserve"> </w:t>
-      </w:r>
-      <w:r>
-        <w:t xml:space="preserve">:</w:t>
-      </w:r>
-      <w:r>
-        <w:t xml:space="preserve"> </w:t>
+        <w:t xml:space="preserve"> : </w:t>
       </w:r>
       <w:r>
         <w:rPr>
@@ -10119,16 +7728,7 @@
         <w:t xml:space="preserve">rgpd.purge_log</w:t>
       </w:r>
       <w:r>
-        <w:t xml:space="preserve"> </w:t>
-      </w:r>
-      <w:r>
-        <w:t xml:space="preserve">(nouveau migration_046) journalise chaque purge</w:t>
-      </w:r>
-      <w:r>
-        <w:t xml:space="preserve"> </w:t>
-      </w:r>
-      <w:r>
-        <w:t xml:space="preserve">(schema/table/rows_purged/retention_days).</w:t>
+        <w:t xml:space="preserve"> (nouveau migration_046) journalise chaque purge (schema/table/rows_purged/retention_days).</w:t>
       </w:r>
     </w:p>
     <w:bookmarkEnd w:id="52"/>
@@ -10146,10 +7746,7 @@
         <w:pStyle w:val="FirstParagraph"/>
       </w:pPr>
       <w:r>
-        <w:t xml:space="preserve">Pour le jury, une</w:t>
-      </w:r>
-      <w:r>
-        <w:t xml:space="preserve"> </w:t>
+        <w:t xml:space="preserve">Pour le jury, une </w:t>
       </w:r>
       <w:r>
         <w:rPr>
@@ -10159,28 +7756,7 @@
         <w:t xml:space="preserve">capture d’écran vidéo</w:t>
       </w:r>
       <w:r>
-        <w:t xml:space="preserve"> </w:t>
-      </w:r>
-      <w:r>
-        <w:t xml:space="preserve">de la solution en fonctionnement (dashboard</w:t>
-      </w:r>
-      <w:r>
-        <w:t xml:space="preserve"> </w:t>
-      </w:r>
-      <w:r>
-        <w:t xml:space="preserve">temps réel, DAGs Airflow verts, prédictions servies par l’API, MLflow Registry peuplé,</w:t>
-      </w:r>
-      <w:r>
-        <w:t xml:space="preserve"> </w:t>
-      </w:r>
-      <w:r>
-        <w:t xml:space="preserve">Grafana) constitue la preuve d’exécution en environnement de production exigée par le</w:t>
-      </w:r>
-      <w:r>
-        <w:t xml:space="preserve"> </w:t>
-      </w:r>
-      <w:r>
-        <w:t xml:space="preserve">référentiel BC04.</w:t>
+        <w:t xml:space="preserve"> de la solution en fonctionnement (dashboard temps réel, DAGs Airflow verts, prédictions servies par l’API, MLflow Registry peuplé, alertes Telegram) constitue la preuve d’exécution en environnement de production exigée par le référentiel BC04.</w:t>
       </w:r>
     </w:p>
     <w:bookmarkEnd w:id="53"/>
@@ -10202,28 +7778,16 @@
         </w:numPr>
       </w:pPr>
       <w:r>
-        <w:t xml:space="preserve">Backup offsite :</w:t>
-      </w:r>
-      <w:r>
-        <w:t xml:space="preserve"> </w:t>
-      </w:r>
-      <w:r>
-        <w:rPr>
-          <w:rStyle w:val="VerbatimChar"/>
-        </w:rPr>
-        <w:t xml:space="preserve">rclone gdrive</w:t>
-      </w:r>
-      <w:r>
-        <w:t xml:space="preserve"> </w:t>
-      </w:r>
-      <w:r>
-        <w:t xml:space="preserve">cassé (config OAuth invalide), à reconfigurer — voir</w:t>
-      </w:r>
-      <w:r>
-        <w:t xml:space="preserve"> </w:t>
-      </w:r>
-      <w:r>
-        <w:t xml:space="preserve">§10.3.</w:t>
+        <w:t xml:space="preserve">Monitoring : Prometheus + Grafana à déployer (cible, stack prête dans </w:t>
+      </w:r>
+      <w:r>
+        <w:rPr>
+          <w:rStyle w:val="VerbatimChar"/>
+        </w:rPr>
+        <w:t xml:space="preserve">docker-compose.monitoring.yml</w:t>
+      </w:r>
+      <w:r>
+        <w:t xml:space="preserve">) — voir §9.2.</w:t>
       </w:r>
     </w:p>
     <w:p>
@@ -10241,13 +7805,7 @@
         <w:t xml:space="preserve">retrain_xgboost_speed</w:t>
       </w:r>
       <w:r>
-        <w:t xml:space="preserve"> </w:t>
-      </w:r>
-      <w:r>
-        <w:t xml:space="preserve">et</w:t>
-      </w:r>
-      <w:r>
-        <w:t xml:space="preserve"> </w:t>
+        <w:t xml:space="preserve"> et </w:t>
       </w:r>
       <w:r>
         <w:rPr>
@@ -10256,13 +7814,7 @@
         <w:t xml:space="preserve">refresh_heavy_mv</w:t>
       </w:r>
       <w:r>
-        <w:t xml:space="preserve"> </w:t>
-      </w:r>
-      <w:r>
-        <w:t xml:space="preserve">restent</w:t>
-      </w:r>
-      <w:r>
-        <w:t xml:space="preserve"> </w:t>
+        <w:t xml:space="preserve"> restent </w:t>
       </w:r>
       <w:r>
         <w:rPr>
@@ -10272,10 +7824,7 @@
         <w:t xml:space="preserve">pausés intentionnellement</w:t>
       </w:r>
       <w:r>
-        <w:t xml:space="preserve"> </w:t>
-      </w:r>
-      <w:r>
-        <w:t xml:space="preserve">(documentés, pas des pannes) — voir §16.</w:t>
+        <w:t xml:space="preserve"> (documentés, pas des pannes) — voir §16.</w:t>
       </w:r>
     </w:p>
     <w:p>
@@ -10287,10 +7836,7 @@
         </w:numPr>
       </w:pPr>
       <w:r>
-        <w:t xml:space="preserve">Thundering herd</w:t>
-      </w:r>
-      <w:r>
-        <w:t xml:space="preserve"> </w:t>
+        <w:t xml:space="preserve">Thundering herd </w:t>
       </w:r>
       <w:r>
         <w:rPr>
@@ -10308,13 +7854,7 @@
         <w:t xml:space="preserve">:30</w:t>
       </w:r>
       <w:r>
-        <w:t xml:space="preserve"> </w:t>
-      </w:r>
-      <w:r>
-        <w:t xml:space="preserve">(contention CPU/IO partagée à</w:t>
-      </w:r>
-      <w:r>
-        <w:t xml:space="preserve"> </w:t>
+        <w:t xml:space="preserve"> (contention CPU/IO partagée à </w:t>
       </w:r>
       <w:r>
         <w:rPr>
@@ -10323,10 +7863,7 @@
         <w:t xml:space="preserve">:00</w:t>
       </w:r>
       <w:r>
-        <w:t xml:space="preserve">) :</w:t>
-      </w:r>
-      <w:r>
-        <w:t xml:space="preserve"> </w:t>
+        <w:t xml:space="preserve">) : </w:t>
       </w:r>
       <w:r>
         <w:rPr>
@@ -10336,19 +7873,7 @@
         <w:t xml:space="preserve">mitigé</w:t>
       </w:r>
       <w:r>
-        <w:t xml:space="preserve"> </w:t>
-      </w:r>
-      <w:r>
-        <w:t xml:space="preserve">le</w:t>
-      </w:r>
-      <w:r>
-        <w:t xml:space="preserve"> </w:t>
-      </w:r>
-      <w:r>
-        <w:t xml:space="preserve">2026-07-01 (5 DAGs re-décalés hors</w:t>
-      </w:r>
-      <w:r>
-        <w:t xml:space="preserve"> </w:t>
+        <w:t xml:space="preserve"> le 2026-07-01 (5 DAGs re-décalés hors </w:t>
       </w:r>
       <w:r>
         <w:rPr>
@@ -10357,13 +7882,7 @@
         <w:t xml:space="preserve">:00/:15/:30/:45</w:t>
       </w:r>
       <w:r>
-        <w:t xml:space="preserve">), root cause de fond (contention</w:t>
-      </w:r>
-      <w:r>
-        <w:t xml:space="preserve"> </w:t>
-      </w:r>
-      <w:r>
-        <w:t xml:space="preserve">partagée) non éliminée.</w:t>
+        <w:t xml:space="preserve">), root cause de fond (contention partagée) non éliminée.</w:t>
       </w:r>
     </w:p>
     <w:p>
@@ -10384,19 +7903,7 @@
         <w:t xml:space="preserve">sda</w:t>
       </w:r>
       <w:r>
-        <w:t xml:space="preserve">, hors périmètre de la migration Docker data-root Sprint</w:t>
-      </w:r>
-      <w:r>
-        <w:t xml:space="preserve"> </w:t>
-      </w:r>
-      <w:r>
-        <w:t xml:space="preserve">9+) : purgé le 2026-07-22, aucune purge automatique récurrente encore en place — risque de</w:t>
-      </w:r>
-      <w:r>
-        <w:t xml:space="preserve"> </w:t>
-      </w:r>
-      <w:r>
-        <w:t xml:space="preserve">réaccumulation à surveiller.</w:t>
+        <w:t xml:space="preserve">, hors périmètre de la migration Docker data-root Sprint 9+) : purgé le 2026-07-22, aucune purge automatique récurrente encore en place — risque de réaccumulation à surveiller.</w:t>
       </w:r>
     </w:p>
     <w:p>
@@ -10422,10 +7929,7 @@
         <w:pStyle w:val="FirstParagraph"/>
       </w:pPr>
       <w:r>
-        <w:t xml:space="preserve">La solution applique</w:t>
-      </w:r>
-      <w:r>
-        <w:t xml:space="preserve"> </w:t>
+        <w:t xml:space="preserve">La solution applique </w:t>
       </w:r>
       <w:r>
         <w:rPr>
@@ -10435,10 +7939,7 @@
         <w:t xml:space="preserve">10 règles de sécurité</w:t>
       </w:r>
       <w:r>
-        <w:t xml:space="preserve"> </w:t>
-      </w:r>
-      <w:r>
-        <w:t xml:space="preserve">:</w:t>
+        <w:t xml:space="preserve"> :</w:t>
       </w:r>
     </w:p>
     <w:p>
@@ -10450,10 +7951,7 @@
         </w:numPr>
       </w:pPr>
       <w:r>
-        <w:t xml:space="preserve">Zéro credential en dur — tout via</w:t>
-      </w:r>
-      <w:r>
-        <w:t xml:space="preserve"> </w:t>
+        <w:t xml:space="preserve">Zéro credential en dur — tout via </w:t>
       </w:r>
       <w:r>
         <w:rPr>
@@ -10462,10 +7960,7 @@
         <w:t xml:space="preserve">os.getenv()</w:t>
       </w:r>
       <w:r>
-        <w:t xml:space="preserve"> </w:t>
-      </w:r>
-      <w:r>
-        <w:t xml:space="preserve">avec validation au boot.</w:t>
+        <w:t xml:space="preserve"> avec validation au boot.</w:t>
       </w:r>
     </w:p>
     <w:p>
@@ -10484,10 +7979,7 @@
         <w:t xml:space="preserve">SQL paramétré partout</w:t>
       </w:r>
       <w:r>
-        <w:t xml:space="preserve"> </w:t>
-      </w:r>
-      <w:r>
-        <w:t xml:space="preserve">(</w:t>
+        <w:t xml:space="preserve"> (</w:t>
       </w:r>
       <w:r>
         <w:rPr>
@@ -10527,10 +8019,7 @@
         <w:t xml:space="preserve">Clé d’API obligatoire</w:t>
       </w:r>
       <w:r>
-        <w:t xml:space="preserve"> </w:t>
-      </w:r>
-      <w:r>
-        <w:t xml:space="preserve">sur FastAPI (</w:t>
+        <w:t xml:space="preserve"> sur FastAPI (</w:t>
       </w:r>
       <w:r>
         <w:rPr>
@@ -10551,10 +8040,7 @@
         </w:numPr>
       </w:pPr>
       <w:r>
-        <w:t xml:space="preserve">Réseau interne : ports Docker sur</w:t>
-      </w:r>
-      <w:r>
-        <w:t xml:space="preserve"> </w:t>
+        <w:t xml:space="preserve">Réseau interne : ports Docker sur </w:t>
       </w:r>
       <w:r>
         <w:rPr>
@@ -10587,10 +8073,7 @@
         </w:numPr>
       </w:pPr>
       <w:r>
-        <w:t xml:space="preserve">Pas de secrets dans Git :</w:t>
-      </w:r>
-      <w:r>
-        <w:t xml:space="preserve"> </w:t>
+        <w:t xml:space="preserve">Pas de secrets dans Git : </w:t>
       </w:r>
       <w:r>
         <w:rPr>
@@ -10599,13 +8082,7 @@
         <w:t xml:space="preserve">.env</w:t>
       </w:r>
       <w:r>
-        <w:t xml:space="preserve"> </w:t>
-      </w:r>
-      <w:r>
-        <w:t xml:space="preserve">dans</w:t>
-      </w:r>
-      <w:r>
-        <w:t xml:space="preserve"> </w:t>
+        <w:t xml:space="preserve"> dans </w:t>
       </w:r>
       <w:r>
         <w:rPr>
@@ -10614,10 +8091,7 @@
         <w:t xml:space="preserve">.gitignore</w:t>
       </w:r>
       <w:r>
-        <w:t xml:space="preserve">,</w:t>
-      </w:r>
-      <w:r>
-        <w:t xml:space="preserve"> </w:t>
+        <w:t xml:space="preserve">, </w:t>
       </w:r>
       <w:r>
         <w:rPr>
@@ -10627,10 +8101,7 @@
         <w:t xml:space="preserve">gitleaks</w:t>
       </w:r>
       <w:r>
-        <w:t xml:space="preserve"> </w:t>
-      </w:r>
-      <w:r>
-        <w:t xml:space="preserve">en CI.</w:t>
+        <w:t xml:space="preserve"> en CI.</w:t>
       </w:r>
     </w:p>
     <w:p>
@@ -10642,10 +8113,7 @@
         </w:numPr>
       </w:pPr>
       <w:r>
-        <w:t xml:space="preserve">Conteneurs</w:t>
-      </w:r>
-      <w:r>
-        <w:t xml:space="preserve"> </w:t>
+        <w:t xml:space="preserve">Conteneurs </w:t>
       </w:r>
       <w:r>
         <w:rPr>
@@ -10655,10 +8123,7 @@
         <w:t xml:space="preserve">non-root</w:t>
       </w:r>
       <w:r>
-        <w:t xml:space="preserve"> </w:t>
-      </w:r>
-      <w:r>
-        <w:t xml:space="preserve">(</w:t>
+        <w:t xml:space="preserve"> (</w:t>
       </w:r>
       <w:r>
         <w:rPr>
@@ -10686,13 +8151,7 @@
         <w:t xml:space="preserve">RGPD</w:t>
       </w:r>
       <w:r>
-        <w:t xml:space="preserve"> </w:t>
-      </w:r>
-      <w:r>
-        <w:t xml:space="preserve">: pas de PII dans les logs, purge automatique du Bronze (auditée dans</w:t>
-      </w:r>
-      <w:r>
-        <w:t xml:space="preserve"> </w:t>
+        <w:t xml:space="preserve"> : pas de PII dans les logs, purge automatique du Bronze (auditée dans </w:t>
       </w:r>
       <w:r>
         <w:rPr>
@@ -10701,13 +8160,7 @@
         <w:t xml:space="preserve">rgpd.purge_log</w:t>
       </w:r>
       <w:r>
-        <w:t xml:space="preserve"> </w:t>
-      </w:r>
-      <w:r>
-        <w:t xml:space="preserve">depuis migration_046), endpoint</w:t>
-      </w:r>
-      <w:r>
-        <w:t xml:space="preserve"> </w:t>
+        <w:t xml:space="preserve"> depuis migration_046), endpoint </w:t>
       </w:r>
       <w:r>
         <w:rPr>
@@ -10716,16 +8169,7 @@
         <w:t xml:space="preserve">/api/v1/rgpd/request</w:t>
       </w:r>
       <w:r>
-        <w:t xml:space="preserve">, page de</w:t>
-      </w:r>
-      <w:r>
-        <w:t xml:space="preserve"> </w:t>
-      </w:r>
-      <w:r>
-        <w:t xml:space="preserve">conformité</w:t>
-      </w:r>
-      <w:r>
-        <w:t xml:space="preserve"> </w:t>
+        <w:t xml:space="preserve">, page de conformité </w:t>
       </w:r>
       <w:r>
         <w:rPr>
@@ -10754,10 +8198,7 @@
         <w:pStyle w:val="FirstParagraph"/>
       </w:pPr>
       <w:r>
-        <w:t xml:space="preserve">La CI applique en continu</w:t>
-      </w:r>
-      <w:r>
-        <w:t xml:space="preserve"> </w:t>
+        <w:t xml:space="preserve">La CI applique en continu </w:t>
       </w:r>
       <w:r>
         <w:rPr>
@@ -10766,10 +8207,7 @@
         <w:t xml:space="preserve">bandit</w:t>
       </w:r>
       <w:r>
-        <w:t xml:space="preserve">,</w:t>
-      </w:r>
-      <w:r>
-        <w:t xml:space="preserve"> </w:t>
+        <w:t xml:space="preserve">, </w:t>
       </w:r>
       <w:r>
         <w:rPr>
@@ -10778,13 +8216,7 @@
         <w:t xml:space="preserve">pip-audit</w:t>
       </w:r>
       <w:r>
-        <w:t xml:space="preserve"> </w:t>
-      </w:r>
-      <w:r>
-        <w:t xml:space="preserve">et</w:t>
-      </w:r>
-      <w:r>
-        <w:t xml:space="preserve"> </w:t>
+        <w:t xml:space="preserve"> et </w:t>
       </w:r>
       <w:r>
         <w:rPr>
@@ -10877,13 +8309,7 @@
               <w:t xml:space="preserve">619 tests verts</w:t>
             </w:r>
             <w:r>
-              <w:t xml:space="preserve"> </w:t>
-            </w:r>
-            <w:r>
-              <w:t xml:space="preserve">(mesure 2026-07-05, +19 après migration_045), répartis dans</w:t>
-            </w:r>
-            <w:r>
-              <w:t xml:space="preserve"> </w:t>
+              <w:t xml:space="preserve"> (mesure 2026-07-05, +19 après migration_045), répartis dans </w:t>
             </w:r>
             <w:r>
               <w:rPr>
@@ -10923,10 +8349,7 @@
               <w:pStyle w:val="Compact"/>
             </w:pPr>
             <w:r>
-              <w:t xml:space="preserve">data_loader, db_query, modèles ML, widgets, API, sécurité, ingestion (dont</w:t>
-            </w:r>
-            <w:r>
-              <w:t xml:space="preserve"> </w:t>
+              <w:t xml:space="preserve">data_loader, db_query, modèles ML, widgets, API, sécurité, ingestion (dont </w:t>
             </w:r>
             <w:r>
               <w:rPr>
@@ -10965,10 +8388,7 @@
               <w:t xml:space="preserve">ruff</w:t>
             </w:r>
             <w:r>
-              <w:t xml:space="preserve"> </w:t>
-            </w:r>
-            <w:r>
-              <w:t xml:space="preserve">— clean, bloquant en CI</w:t>
+              <w:t xml:space="preserve"> — clean, bloquant en CI</w:t>
             </w:r>
           </w:p>
         </w:tc>
@@ -10998,10 +8418,7 @@
               <w:t xml:space="preserve">mypy</w:t>
             </w:r>
             <w:r>
-              <w:t xml:space="preserve"> </w:t>
-            </w:r>
-            <w:r>
-              <w:t xml:space="preserve">— clean (</w:t>
+              <w:t xml:space="preserve"> — clean (</w:t>
             </w:r>
             <w:r>
               <w:rPr>
@@ -11040,13 +8457,7 @@
               <w:t xml:space="preserve">bandit</w:t>
             </w:r>
             <w:r>
-              <w:t xml:space="preserve"> </w:t>
-            </w:r>
-            <w:r>
-              <w:t xml:space="preserve">(HIGH bloquant),</w:t>
-            </w:r>
-            <w:r>
-              <w:t xml:space="preserve"> </w:t>
+              <w:t xml:space="preserve"> (HIGH bloquant), </w:t>
             </w:r>
             <w:r>
               <w:rPr>
@@ -11055,10 +8466,7 @@
               <w:t xml:space="preserve">pip-audit</w:t>
             </w:r>
             <w:r>
-              <w:t xml:space="preserve">,</w:t>
-            </w:r>
-            <w:r>
-              <w:t xml:space="preserve"> </w:t>
+              <w:t xml:space="preserve">, </w:t>
             </w:r>
             <w:r>
               <w:rPr>
@@ -11088,10 +8496,7 @@
               <w:pStyle w:val="Compact"/>
             </w:pPr>
             <w:r>
-              <w:t xml:space="preserve">service container</w:t>
-            </w:r>
-            <w:r>
-              <w:t xml:space="preserve"> </w:t>
+              <w:t xml:space="preserve">service container </w:t>
             </w:r>
             <w:r>
               <w:rPr>
@@ -11100,10 +8505,7 @@
               <w:t xml:space="preserve">postgis/postgis:16-3.4</w:t>
             </w:r>
             <w:r>
-              <w:t xml:space="preserve"> </w:t>
-            </w:r>
-            <w:r>
-              <w:t xml:space="preserve">en CI ; conteneur local en dev</w:t>
+              <w:t xml:space="preserve"> en CI ; conteneur local en dev</w:t>
             </w:r>
           </w:p>
         </w:tc>
@@ -11114,10 +8516,7 @@
         <w:pStyle w:val="BodyText"/>
       </w:pPr>
       <w:r>
-        <w:t xml:space="preserve">Le test d’intégration tourne contre un</w:t>
-      </w:r>
-      <w:r>
-        <w:t xml:space="preserve"> </w:t>
+        <w:t xml:space="preserve">Le test d’intégration tourne contre un </w:t>
       </w:r>
       <w:r>
         <w:rPr>
@@ -11127,13 +8526,7 @@
         <w:t xml:space="preserve">vrai PostGIS</w:t>
       </w:r>
       <w:r>
-        <w:t xml:space="preserve">, conformément à la politique</w:t>
-      </w:r>
-      <w:r>
-        <w:t xml:space="preserve"> </w:t>
-      </w:r>
-      <w:r>
-        <w:t xml:space="preserve">« zéro mock ».</w:t>
+        <w:t xml:space="preserve">, conformément à la politique « zéro mock ».</w:t>
       </w:r>
     </w:p>
     <w:p>
@@ -11167,22 +8560,7 @@
         <w:pStyle w:val="FirstParagraph"/>
       </w:pPr>
       <w:r>
-        <w:t xml:space="preserve">Je suis resté volontairement frugal sur l’infra actuelle — un VPS et Docker Compose,</w:t>
-      </w:r>
-      <w:r>
-        <w:t xml:space="preserve"> </w:t>
-      </w:r>
-      <w:r>
-        <w:t xml:space="preserve">rien de plus, parce que c’est ce que le besoin justifie aujourd’hui. Mais la trajectoire</w:t>
-      </w:r>
-      <w:r>
-        <w:t xml:space="preserve"> </w:t>
-      </w:r>
-      <w:r>
-        <w:t xml:space="preserve">vers un cloud managé (AWS EKS / GCP GKE) est déjà préparée : une branche</w:t>
-      </w:r>
-      <w:r>
-        <w:t xml:space="preserve"> </w:t>
+        <w:t xml:space="preserve">Je suis resté volontairement frugal sur l’infra actuelle — un VPS et Docker Compose, rien de plus, parce que c’est ce que le besoin justifie aujourd’hui. Mais la trajectoire vers un cloud managé (AWS EKS / GCP GKE) est déjà préparée : une branche </w:t>
       </w:r>
       <w:r>
         <w:rPr>
@@ -11191,25 +8569,7 @@
         <w:t xml:space="preserve">kubernetes</w:t>
       </w:r>
       <w:r>
-        <w:t xml:space="preserve"> </w:t>
-      </w:r>
-      <w:r>
-        <w:t xml:space="preserve">dormante contient les manifestes complets (Kustomize, HPA, cert-manager,</w:t>
-      </w:r>
-      <w:r>
-        <w:t xml:space="preserve"> </w:t>
-      </w:r>
-      <w:r>
-        <w:t xml:space="preserve">ServiceMonitor/PrometheusRule, Velero pour la sauvegarde cluster). Elle reste non mergée</w:t>
-      </w:r>
-      <w:r>
-        <w:t xml:space="preserve"> </w:t>
-      </w:r>
-      <w:r>
-        <w:t xml:space="preserve">volontairement, avec</w:t>
-      </w:r>
-      <w:r>
-        <w:t xml:space="preserve"> </w:t>
+        <w:t xml:space="preserve"> dormante contient les manifestes complets (Kustomize, HPA, cert-manager, ServiceMonitor/PrometheusRule, Velero pour la sauvegarde cluster). Elle reste non mergée volontairement, avec </w:t>
       </w:r>
       <w:r>
         <w:rPr>
@@ -11218,16 +8578,7 @@
         <w:t xml:space="preserve">cloud-demo</w:t>
       </w:r>
       <w:r>
-        <w:t xml:space="preserve"> </w:t>
-      </w:r>
-      <w:r>
-        <w:t xml:space="preserve">— la frugalité VPS reste la bonne cible tant que le trafic</w:t>
-      </w:r>
-      <w:r>
-        <w:t xml:space="preserve"> </w:t>
-      </w:r>
-      <w:r>
-        <w:t xml:space="preserve">réel ne justifie pas davantage.</w:t>
+        <w:t xml:space="preserve"> — la frugalité VPS reste la bonne cible tant que le trafic réel ne justifie pas davantage.</w:t>
       </w:r>
     </w:p>
     <w:bookmarkEnd w:id="58"/>
@@ -11245,25 +8596,7 @@
         <w:pStyle w:val="FirstParagraph"/>
       </w:pPr>
       <w:r>
-        <w:t xml:space="preserve">XGBoost H+1h traite chaque capteur indépendamment — features temporelles, météo, lags — et</w:t>
-      </w:r>
-      <w:r>
-        <w:t xml:space="preserve"> </w:t>
-      </w:r>
-      <w:r>
-        <w:t xml:space="preserve">ça marche, mais ça laisse de la précision sur la table : un capteur voisin qui commence à</w:t>
-      </w:r>
-      <w:r>
-        <w:t xml:space="preserve"> </w:t>
-      </w:r>
-      <w:r>
-        <w:t xml:space="preserve">saturer est un signal que le modèle actuel ne voit pas venir. Le maillage nécessaire existe</w:t>
-      </w:r>
-      <w:r>
-        <w:t xml:space="preserve"> </w:t>
-      </w:r>
-      <w:r>
-        <w:t xml:space="preserve">déjà (</w:t>
+        <w:t xml:space="preserve">XGBoost H+1h traite chaque capteur indépendamment — features temporelles, météo, lags — et ça marche, mais ça laisse de la précision sur la table : un capteur voisin qui commence à saturer est un signal que le modèle actuel ne voit pas venir. Le maillage nécessaire existe déjà (</w:t>
       </w:r>
       <w:r>
         <w:rPr>
@@ -11272,13 +8605,7 @@
         <w:t xml:space="preserve">gold.dim_spatial_grid_mapping</w:t>
       </w:r>
       <w:r>
-        <w:t xml:space="preserve"> </w:t>
-      </w:r>
-      <w:r>
-        <w:t xml:space="preserve">/</w:t>
-      </w:r>
-      <w:r>
-        <w:t xml:space="preserve"> </w:t>
+        <w:t xml:space="preserve"> / </w:t>
       </w:r>
       <w:r>
         <w:rPr>
@@ -11287,31 +8614,7 @@
         <w:t xml:space="preserve">gold.dim_spatial_adjacency</w:t>
       </w:r>
       <w:r>
-        <w:t xml:space="preserve">), donc l’idée d’un</w:t>
-      </w:r>
-      <w:r>
-        <w:t xml:space="preserve"> </w:t>
-      </w:r>
-      <w:r>
-        <w:t xml:space="preserve">modèle spatial en complément — pas en remplacement — reste sur ma liste. Je ne l’engagerai</w:t>
-      </w:r>
-      <w:r>
-        <w:t xml:space="preserve"> </w:t>
-      </w:r>
-      <w:r>
-        <w:t xml:space="preserve">pas sans une étude de faisabilité sérieuse d’abord : coût CPU d’entraînement, gain de</w:t>
-      </w:r>
-      <w:r>
-        <w:t xml:space="preserve"> </w:t>
-      </w:r>
-      <w:r>
-        <w:t xml:space="preserve">précision mesuré par backtest contre XGBoost H+1h seul. Pour l’instant, ce n’est pas</w:t>
-      </w:r>
-      <w:r>
-        <w:t xml:space="preserve"> </w:t>
-      </w:r>
-      <w:r>
-        <w:t xml:space="preserve">prioritaire face aux axes 2/4/6/7 ci-dessous.</w:t>
+        <w:t xml:space="preserve">), donc l’idée d’un modèle spatial en complément — pas en remplacement — reste sur ma liste. Je ne l’engagerai pas sans une étude de faisabilité sérieuse d’abord : coût CPU d’entraînement, gain de précision mesuré par backtest contre XGBoost H+1h seul. Pour l’instant, ce n’est pas prioritaire face aux axes 2/4/6/7 ci-dessous.</w:t>
       </w:r>
     </w:p>
     <w:p>
@@ -11326,13 +8629,7 @@
         <w:t xml:space="preserve">Mise à jour 2026-07-22</w:t>
       </w:r>
       <w:r>
-        <w:t xml:space="preserve"> </w:t>
-      </w:r>
-      <w:r>
-        <w:t xml:space="preserve">: la dépendance</w:t>
-      </w:r>
-      <w:r>
-        <w:t xml:space="preserve"> </w:t>
+        <w:t xml:space="preserve"> : la dépendance </w:t>
       </w:r>
       <w:r>
         <w:rPr>
@@ -11350,19 +8647,7 @@
         <w:t xml:space="preserve">torch-geometric</w:t>
       </w:r>
       <w:r>
-        <w:t xml:space="preserve"> </w:t>
-      </w:r>
-      <w:r>
-        <w:t xml:space="preserve">(héritée du</w:t>
-      </w:r>
-      <w:r>
-        <w:t xml:space="preserve"> </w:t>
-      </w:r>
-      <w:r>
-        <w:t xml:space="preserve">prototype GNN</w:t>
-      </w:r>
-      <w:r>
-        <w:t xml:space="preserve"> </w:t>
+        <w:t xml:space="preserve"> (héritée du prototype GNN </w:t>
       </w:r>
       <w:r>
         <w:rPr>
@@ -11371,13 +8656,7 @@
         <w:t xml:space="preserve">caroheymes/Architect-IA-final-project</w:t>
       </w:r>
       <w:r>
-        <w:t xml:space="preserve">) a été retirée de l’image Docker</w:t>
-      </w:r>
-      <w:r>
-        <w:t xml:space="preserve"> </w:t>
-      </w:r>
-      <w:r>
-        <w:t xml:space="preserve">Airflow (</w:t>
+        <w:t xml:space="preserve">) a été retirée de l’image Docker Airflow (</w:t>
       </w:r>
       <w:r>
         <w:rPr>
@@ -11386,13 +8665,7 @@
         <w:t xml:space="preserve">requirements-torch.txt</w:t>
       </w:r>
       <w:r>
-        <w:t xml:space="preserve"> </w:t>
-      </w:r>
-      <w:r>
-        <w:t xml:space="preserve">archivé dans</w:t>
-      </w:r>
-      <w:r>
-        <w:t xml:space="preserve"> </w:t>
+        <w:t xml:space="preserve"> archivé dans </w:t>
       </w:r>
       <w:r>
         <w:rPr>
@@ -11401,25 +8674,7 @@
         <w:t xml:space="preserve">archive/legacy/gnn/</w:t>
       </w:r>
       <w:r>
-        <w:t xml:space="preserve">) — plus aucune trace</w:t>
-      </w:r>
-      <w:r>
-        <w:t xml:space="preserve"> </w:t>
-      </w:r>
-      <w:r>
-        <w:t xml:space="preserve">de PyTorch dans les images de production. Toute réintroduction d’un modèle spatial</w:t>
-      </w:r>
-      <w:r>
-        <w:t xml:space="preserve"> </w:t>
-      </w:r>
-      <w:r>
-        <w:t xml:space="preserve">nécessiterait donc un nouveau chantier d’intégration complet, pas une simple</w:t>
-      </w:r>
-      <w:r>
-        <w:t xml:space="preserve"> </w:t>
-      </w:r>
-      <w:r>
-        <w:t xml:space="preserve">réactivation.</w:t>
+        <w:t xml:space="preserve">) — plus aucune trace de PyTorch dans les images de production. Toute réintroduction d’un modèle spatial nécessiterait donc un nouveau chantier d’intégration complet, pas une simple réactivation.</w:t>
       </w:r>
     </w:p>
     <w:bookmarkEnd w:id="59"/>
@@ -11437,13 +8692,7 @@
         <w:pStyle w:val="FirstParagraph"/>
       </w:pPr>
       <w:r>
-        <w:t xml:space="preserve">Axe 6 qualité des données (priorité 1 post-certification), Niveau 2 TomTom (backtest MAE</w:t>
-      </w:r>
-      <w:r>
-        <w:t xml:space="preserve"> </w:t>
-      </w:r>
-      <w:r>
-        <w:t xml:space="preserve">croisé), Axes 2/4/7 (propagation, report modal, météo comme variable d’interaction).</w:t>
+        <w:t xml:space="preserve">Axe 6 qualité des données (priorité 1 post-certification), Niveau 2 TomTom (backtest MAE croisé), Axes 2/4/7 (propagation, report modal, météo comme variable d’interaction).</w:t>
       </w:r>
     </w:p>
     <w:p>
@@ -11545,10 +8794,7 @@
               <w:pStyle w:val="Compact"/>
             </w:pPr>
             <w:r>
-              <w:t xml:space="preserve">Rédiger un</w:t>
-            </w:r>
-            <w:r>
-              <w:t xml:space="preserve"> </w:t>
+              <w:t xml:space="preserve">Rédiger un </w:t>
             </w:r>
             <w:r>
               <w:rPr>
@@ -11558,10 +8804,7 @@
               <w:t xml:space="preserve">cahier des charges</w:t>
             </w:r>
             <w:r>
-              <w:t xml:space="preserve"> </w:t>
-            </w:r>
-            <w:r>
-              <w:t xml:space="preserve">de la solution d’IA (besoins techniques/économiques, accessibilité)</w:t>
+              <w:t xml:space="preserve"> de la solution d’IA (besoins techniques/économiques, accessibilité)</w:t>
             </w:r>
           </w:p>
         </w:tc>
@@ -11589,13 +8832,7 @@
               <w:t xml:space="preserve">DOCUMENTATION_BLOC4_LyonFlow.md</w:t>
             </w:r>
             <w:r>
-              <w:t xml:space="preserve"> </w:t>
-            </w:r>
-            <w:r>
-              <w:t xml:space="preserve">§2.1–2.5,</w:t>
-            </w:r>
-            <w:r>
-              <w:t xml:space="preserve"> </w:t>
+              <w:t xml:space="preserve"> §2.1–2.5, </w:t>
             </w:r>
             <w:r>
               <w:rPr>
@@ -11604,10 +8841,7 @@
               <w:t xml:space="preserve">README.md</w:t>
             </w:r>
             <w:r>
-              <w:t xml:space="preserve">,</w:t>
-            </w:r>
-            <w:r>
-              <w:t xml:space="preserve"> </w:t>
+              <w:t xml:space="preserve">, </w:t>
             </w:r>
             <w:r>
               <w:rPr>
@@ -11616,10 +8850,7 @@
               <w:t xml:space="preserve">dashboard/components/a11y.py</w:t>
             </w:r>
             <w:r>
-              <w:t xml:space="preserve">,</w:t>
-            </w:r>
-            <w:r>
-              <w:t xml:space="preserve"> </w:t>
+              <w:t xml:space="preserve">, </w:t>
             </w:r>
             <w:r>
               <w:rPr>
@@ -11649,10 +8880,7 @@
               <w:pStyle w:val="Compact"/>
             </w:pPr>
             <w:r>
-              <w:t xml:space="preserve">Créer un</w:t>
-            </w:r>
-            <w:r>
-              <w:t xml:space="preserve"> </w:t>
+              <w:t xml:space="preserve">Créer un </w:t>
             </w:r>
             <w:r>
               <w:rPr>
@@ -11662,10 +8890,7 @@
               <w:t xml:space="preserve">algorithme d’IA</w:t>
             </w:r>
             <w:r>
-              <w:t xml:space="preserve"> </w:t>
-            </w:r>
-            <w:r>
-              <w:t xml:space="preserve">adapté aux données et au cahier des charges (avec accessibilité)</w:t>
+              <w:t xml:space="preserve"> adapté aux données et au cahier des charges (avec accessibilité)</w:t>
             </w:r>
           </w:p>
         </w:tc>
@@ -11693,10 +8918,7 @@
               <w:t xml:space="preserve">src/models/xgboost_speed.py</w:t>
             </w:r>
             <w:r>
-              <w:t xml:space="preserve">,</w:t>
-            </w:r>
-            <w:r>
-              <w:t xml:space="preserve"> </w:t>
+              <w:t xml:space="preserve">, </w:t>
             </w:r>
             <w:r>
               <w:rPr>
@@ -11729,10 +8951,7 @@
               <w:pStyle w:val="Compact"/>
             </w:pPr>
             <w:r>
-              <w:t xml:space="preserve">Adapter l’infrastructure via une</w:t>
-            </w:r>
-            <w:r>
-              <w:t xml:space="preserve"> </w:t>
+              <w:t xml:space="preserve">Adapter l’infrastructure via une </w:t>
             </w:r>
             <w:r>
               <w:rPr>
@@ -11742,10 +8961,7 @@
               <w:t xml:space="preserve">API</w:t>
             </w:r>
             <w:r>
-              <w:t xml:space="preserve"> </w:t>
-            </w:r>
-            <w:r>
-              <w:t xml:space="preserve">pour accueillir la solution en production</w:t>
+              <w:t xml:space="preserve"> pour accueillir la solution en production</w:t>
             </w:r>
           </w:p>
         </w:tc>
@@ -11773,10 +8989,7 @@
               <w:t xml:space="preserve">src/api/main.py</w:t>
             </w:r>
             <w:r>
-              <w:t xml:space="preserve">,</w:t>
-            </w:r>
-            <w:r>
-              <w:t xml:space="preserve"> </w:t>
+              <w:t xml:space="preserve">, </w:t>
             </w:r>
             <w:r>
               <w:rPr>
@@ -11806,10 +9019,7 @@
               <w:pStyle w:val="Compact"/>
             </w:pPr>
             <w:r>
-              <w:t xml:space="preserve">Concevoir des</w:t>
-            </w:r>
-            <w:r>
-              <w:t xml:space="preserve"> </w:t>
+              <w:t xml:space="preserve">Concevoir des </w:t>
             </w:r>
             <w:r>
               <w:rPr>
@@ -11819,10 +9029,7 @@
               <w:t xml:space="preserve">pipelines CI/CD</w:t>
             </w:r>
             <w:r>
-              <w:t xml:space="preserve"> </w:t>
-            </w:r>
-            <w:r>
-              <w:t xml:space="preserve">pour automatiser le déploiement</w:t>
+              <w:t xml:space="preserve"> pour automatiser le déploiement</w:t>
             </w:r>
           </w:p>
         </w:tc>
@@ -11850,10 +9057,7 @@
               <w:t xml:space="preserve">.github/workflows/ci.yml</w:t>
             </w:r>
             <w:r>
-              <w:t xml:space="preserve">,</w:t>
-            </w:r>
-            <w:r>
-              <w:t xml:space="preserve"> </w:t>
+              <w:t xml:space="preserve">, </w:t>
             </w:r>
             <w:r>
               <w:rPr>
@@ -11862,10 +9066,7 @@
               <w:t xml:space="preserve">Makefile</w:t>
             </w:r>
             <w:r>
-              <w:t xml:space="preserve">,</w:t>
-            </w:r>
-            <w:r>
-              <w:t xml:space="preserve"> </w:t>
+              <w:t xml:space="preserve">, </w:t>
             </w:r>
             <w:r>
               <w:rPr>
@@ -11874,10 +9075,7 @@
               <w:t xml:space="preserve">Dockerfile*</w:t>
             </w:r>
             <w:r>
-              <w:t xml:space="preserve">,</w:t>
-            </w:r>
-            <w:r>
-              <w:t xml:space="preserve"> </w:t>
+              <w:t xml:space="preserve">, </w:t>
             </w:r>
             <w:r>
               <w:rPr>
@@ -11907,10 +9105,7 @@
               <w:pStyle w:val="Compact"/>
             </w:pPr>
             <w:r>
-              <w:t xml:space="preserve">Développer des</w:t>
-            </w:r>
-            <w:r>
-              <w:t xml:space="preserve"> </w:t>
+              <w:t xml:space="preserve">Développer des </w:t>
             </w:r>
             <w:r>
               <w:rPr>
@@ -11920,10 +9115,7 @@
               <w:t xml:space="preserve">scripts de réentraînement</w:t>
             </w:r>
             <w:r>
-              <w:t xml:space="preserve"> </w:t>
-            </w:r>
-            <w:r>
-              <w:t xml:space="preserve">automatisés</w:t>
+              <w:t xml:space="preserve"> automatisés</w:t>
             </w:r>
           </w:p>
         </w:tc>
@@ -11951,10 +9143,7 @@
               <w:t xml:space="preserve">dags/ml/dag_daily_speed_train.py</w:t>
             </w:r>
             <w:r>
-              <w:t xml:space="preserve">,</w:t>
-            </w:r>
-            <w:r>
-              <w:t xml:space="preserve"> </w:t>
+              <w:t xml:space="preserve">, </w:t>
             </w:r>
             <w:r>
               <w:rPr>
@@ -11963,10 +9152,7 @@
               <w:t xml:space="preserve">dags/ml/dag_inference_xgboost.py</w:t>
             </w:r>
             <w:r>
-              <w:t xml:space="preserve">,</w:t>
-            </w:r>
-            <w:r>
-              <w:t xml:space="preserve"> </w:t>
+              <w:t xml:space="preserve">, </w:t>
             </w:r>
             <w:r>
               <w:rPr>
@@ -12006,10 +9192,7 @@
               <w:t xml:space="preserve">Piloter la performance</w:t>
             </w:r>
             <w:r>
-              <w:t xml:space="preserve"> </w:t>
-            </w:r>
-            <w:r>
-              <w:t xml:space="preserve">via monitoring (Evidently)</w:t>
+              <w:t xml:space="preserve"> via monitoring (Evidently)</w:t>
             </w:r>
           </w:p>
         </w:tc>
@@ -12037,10 +9220,7 @@
               <w:t xml:space="preserve">src/monitoring/</w:t>
             </w:r>
             <w:r>
-              <w:t xml:space="preserve">,</w:t>
-            </w:r>
-            <w:r>
-              <w:t xml:space="preserve"> </w:t>
+              <w:t xml:space="preserve">, </w:t>
             </w:r>
             <w:r>
               <w:rPr>
@@ -12049,22 +9229,25 @@
               <w:t xml:space="preserve">dags/ml/daily_drift_report.py</w:t>
             </w:r>
             <w:r>
-              <w:t xml:space="preserve">,</w:t>
-            </w:r>
-            <w:r>
-              <w:t xml:space="preserve"> </w:t>
-            </w:r>
-            <w:r>
-              <w:rPr>
-                <w:rStyle w:val="VerbatimChar"/>
-              </w:rPr>
-              <w:t xml:space="preserve">docker-compose.monitoring.yml</w:t>
-            </w:r>
-            <w:r>
-              <w:t xml:space="preserve">,</w:t>
-            </w:r>
-            <w:r>
-              <w:t xml:space="preserve"> </w:t>
+              <w:t xml:space="preserve">, </w:t>
+            </w:r>
+            <w:r>
+              <w:rPr>
+                <w:rStyle w:val="VerbatimChar"/>
+              </w:rPr>
+              <w:t xml:space="preserve">scripts/vps-watchdog.sh</w:t>
+            </w:r>
+            <w:r>
+              <w:t xml:space="preserve">, </w:t>
+            </w:r>
+            <w:r>
+              <w:rPr>
+                <w:rStyle w:val="VerbatimChar"/>
+              </w:rPr>
+              <w:t xml:space="preserve">scripts/dag-failure-rate-monitor.sh</w:t>
+            </w:r>
+            <w:r>
+              <w:t xml:space="preserve">, </w:t>
             </w:r>
             <w:r>
               <w:rPr>
@@ -12171,10 +9354,7 @@
               <w:t xml:space="preserve">LyonFlow_Bloc4_Soutenance.pptx</w:t>
             </w:r>
             <w:r>
-              <w:t xml:space="preserve"> </w:t>
-            </w:r>
-            <w:r>
-              <w:t xml:space="preserve">(ce dossier)</w:t>
+              <w:t xml:space="preserve"> (ce dossier)</w:t>
             </w:r>
           </w:p>
         </w:tc>
@@ -12194,10 +9374,7 @@
               <w:t xml:space="preserve">Code de développement</w:t>
             </w:r>
             <w:r>
-              <w:t xml:space="preserve"> </w:t>
-            </w:r>
-            <w:r>
-              <w:t xml:space="preserve">de la solution (GitHub)</w:t>
+              <w:t xml:space="preserve"> de la solution (GitHub)</w:t>
             </w:r>
           </w:p>
         </w:tc>
@@ -12219,10 +9396,7 @@
               <w:pStyle w:val="Compact"/>
             </w:pPr>
             <w:r>
-              <w:t xml:space="preserve">dépôt</w:t>
-            </w:r>
-            <w:r>
-              <w:t xml:space="preserve"> </w:t>
+              <w:t xml:space="preserve">dépôt </w:t>
             </w:r>
             <w:r>
               <w:rPr>
@@ -12231,10 +9405,7 @@
               <w:t xml:space="preserve">PDUCLOS/lyonflowfull</w:t>
             </w:r>
             <w:r>
-              <w:t xml:space="preserve">, branche</w:t>
-            </w:r>
-            <w:r>
-              <w:t xml:space="preserve"> </w:t>
+              <w:t xml:space="preserve">, branche </w:t>
             </w:r>
             <w:r>
               <w:rPr>
@@ -12260,10 +9431,7 @@
               <w:t xml:space="preserve">Code de déploiement</w:t>
             </w:r>
             <w:r>
-              <w:t xml:space="preserve"> </w:t>
-            </w:r>
-            <w:r>
-              <w:t xml:space="preserve">(incluant CI/CD)</w:t>
+              <w:t xml:space="preserve"> (incluant CI/CD)</w:t>
             </w:r>
           </w:p>
         </w:tc>
@@ -12291,10 +9459,7 @@
               <w:t xml:space="preserve">.github/workflows/</w:t>
             </w:r>
             <w:r>
-              <w:t xml:space="preserve">,</w:t>
-            </w:r>
-            <w:r>
-              <w:t xml:space="preserve"> </w:t>
+              <w:t xml:space="preserve">, </w:t>
             </w:r>
             <w:r>
               <w:rPr>
@@ -12303,10 +9468,7 @@
               <w:t xml:space="preserve">Makefile</w:t>
             </w:r>
             <w:r>
-              <w:t xml:space="preserve">,</w:t>
-            </w:r>
-            <w:r>
-              <w:t xml:space="preserve"> </w:t>
+              <w:t xml:space="preserve">, </w:t>
             </w:r>
             <w:r>
               <w:rPr>
@@ -12315,10 +9477,7 @@
               <w:t xml:space="preserve">docker-compose*.yml</w:t>
             </w:r>
             <w:r>
-              <w:t xml:space="preserve">, branche</w:t>
-            </w:r>
-            <w:r>
-              <w:t xml:space="preserve"> </w:t>
+              <w:t xml:space="preserve">, branche </w:t>
             </w:r>
             <w:r>
               <w:rPr>
@@ -12344,10 +9503,7 @@
               <w:t xml:space="preserve">Capture d’écran vidéo</w:t>
             </w:r>
             <w:r>
-              <w:t xml:space="preserve"> </w:t>
-            </w:r>
-            <w:r>
-              <w:t xml:space="preserve">de la solution en production</w:t>
+              <w:t xml:space="preserve"> de la solution en production</w:t>
             </w:r>
           </w:p>
         </w:tc>
@@ -12410,13 +9566,7 @@
               <w:t xml:space="preserve">DOCUMENTATION_BLOC4_LyonFlow.md</w:t>
             </w:r>
             <w:r>
-              <w:t xml:space="preserve"> </w:t>
-            </w:r>
-            <w:r>
-              <w:t xml:space="preserve">(+</w:t>
-            </w:r>
-            <w:r>
-              <w:t xml:space="preserve"> </w:t>
+              <w:t xml:space="preserve"> (+ </w:t>
             </w:r>
             <w:r>
               <w:rPr>
@@ -12454,10 +9604,7 @@
         <w:pStyle w:val="FirstParagraph"/>
       </w:pPr>
       <w:r>
-        <w:t xml:space="preserve">Ce dossier</w:t>
-      </w:r>
-      <w:r>
-        <w:t xml:space="preserve"> </w:t>
+        <w:t xml:space="preserve">Ce dossier </w:t>
       </w:r>
       <w:r>
         <w:rPr>
@@ -12466,10 +9613,7 @@
         <w:t xml:space="preserve">LyonFlow_Bloc4_Certification_2026-07-10/</w:t>
       </w:r>
       <w:r>
-        <w:t xml:space="preserve"> </w:t>
-      </w:r>
-      <w:r>
-        <w:t xml:space="preserve">contient :</w:t>
+        <w:t xml:space="preserve"> contient :</w:t>
       </w:r>
     </w:p>
     <w:p>
@@ -12603,13 +9747,7 @@
         <w:t xml:space="preserve">Comment éditer les diagrammes</w:t>
       </w:r>
       <w:r>
-        <w:t xml:space="preserve"> </w:t>
-      </w:r>
-      <w:r>
-        <w:t xml:space="preserve">: ouvrir les fichiers</w:t>
-      </w:r>
-      <w:r>
-        <w:t xml:space="preserve"> </w:t>
+        <w:t xml:space="preserve"> : ouvrir les fichiers </w:t>
       </w:r>
       <w:r>
         <w:rPr>
@@ -12618,13 +9756,7 @@
         <w:t xml:space="preserve">.drawio</w:t>
       </w:r>
       <w:r>
-        <w:t xml:space="preserve"> </w:t>
-      </w:r>
-      <w:r>
-        <w:t xml:space="preserve">sur</w:t>
-      </w:r>
-      <w:r>
-        <w:t xml:space="preserve"> </w:t>
+        <w:t xml:space="preserve"> sur </w:t>
       </w:r>
       <w:hyperlink r:id="rId23">
         <w:r>
@@ -12635,16 +9767,7 @@
         </w:r>
       </w:hyperlink>
       <w:r>
-        <w:t xml:space="preserve"> </w:t>
-      </w:r>
-      <w:r>
-        <w:t xml:space="preserve">(ou l’extension Draw.io Integration de</w:t>
-      </w:r>
-      <w:r>
-        <w:t xml:space="preserve"> </w:t>
-      </w:r>
-      <w:r>
-        <w:t xml:space="preserve">VS Code), puis exporter en PNG si besoin pour les slides.</w:t>
+        <w:t xml:space="preserve"> (ou l’extension Draw.io Integration de VS Code), puis exporter en PNG si besoin pour les slides.</w:t>
       </w:r>
     </w:p>
     <w:p>
@@ -12669,10 +9792,7 @@
         <w:pStyle w:val="FirstParagraph"/>
       </w:pPr>
       <w:r>
-        <w:t xml:space="preserve">Cette annexe détaille les</w:t>
-      </w:r>
-      <w:r>
-        <w:t xml:space="preserve"> </w:t>
+        <w:t xml:space="preserve">Cette annexe détaille les </w:t>
       </w:r>
       <w:r>
         <w:rPr>
@@ -12682,16 +9802,7 @@
         <w:t xml:space="preserve">28 DAGs Airflow</w:t>
       </w:r>
       <w:r>
-        <w:t xml:space="preserve"> </w:t>
-      </w:r>
-      <w:r>
-        <w:t xml:space="preserve">du projet (26 actifs, 2 pausés intentionnels),</w:t>
-      </w:r>
-      <w:r>
-        <w:t xml:space="preserve"> </w:t>
-      </w:r>
-      <w:r>
-        <w:t xml:space="preserve">vérifiés le 2026-07-10 par lecture directe du code source (</w:t>
+        <w:t xml:space="preserve"> du projet (26 actifs, 2 pausés intentionnels), vérifiés le 2026-07-10 par lecture directe du code source (</w:t>
       </w:r>
       <w:r>
         <w:rPr>
@@ -12700,13 +9811,7 @@
         <w:t xml:space="preserve">dag_id=</w:t>
       </w:r>
       <w:r>
-        <w:t xml:space="preserve"> </w:t>
-      </w:r>
-      <w:r>
-        <w:t xml:space="preserve">et</w:t>
-      </w:r>
-      <w:r>
-        <w:t xml:space="preserve"> </w:t>
+        <w:t xml:space="preserve"> et </w:t>
       </w:r>
       <w:r>
         <w:rPr>
@@ -12715,19 +9820,7 @@
         <w:t xml:space="preserve">schedule=</w:t>
       </w:r>
       <w:r>
-        <w:t xml:space="preserve"> </w:t>
-      </w:r>
-      <w:r>
-        <w:t xml:space="preserve">de</w:t>
-      </w:r>
-      <w:r>
-        <w:t xml:space="preserve"> </w:t>
-      </w:r>
-      <w:r>
-        <w:t xml:space="preserve">chaque fichier</w:t>
-      </w:r>
-      <w:r>
-        <w:t xml:space="preserve"> </w:t>
+        <w:t xml:space="preserve"> de chaque fichier </w:t>
       </w:r>
       <w:r>
         <w:rPr>
@@ -12736,10 +9829,7 @@
         <w:t xml:space="preserve">dags/**/*.py</w:t>
       </w:r>
       <w:r>
-        <w:t xml:space="preserve">), le</w:t>
-      </w:r>
-      <w:r>
-        <w:t xml:space="preserve"> </w:t>
+        <w:t xml:space="preserve">), le </w:t>
       </w:r>
       <w:r>
         <w:rPr>
@@ -12749,13 +9839,7 @@
         <w:t xml:space="preserve">schéma de transformation table-à-table complet</w:t>
       </w:r>
       <w:r>
-        <w:t xml:space="preserve"> </w:t>
-      </w:r>
-      <w:r>
-        <w:t xml:space="preserve">Bronze → Silver → Gold/OSM/Référentiel, puis (§16.8–16.9) le</w:t>
-      </w:r>
-      <w:r>
-        <w:t xml:space="preserve"> </w:t>
+        <w:t xml:space="preserve"> Bronze → Silver → Gold/OSM/Référentiel, puis (§16.8–16.9) le </w:t>
       </w:r>
       <w:r>
         <w:rPr>
@@ -12765,13 +9849,7 @@
         <w:t xml:space="preserve">pipeline CI/CD</w:t>
       </w:r>
       <w:r>
-        <w:t xml:space="preserve"> </w:t>
-      </w:r>
-      <w:r>
-        <w:t xml:space="preserve">et le</w:t>
-      </w:r>
-      <w:r>
-        <w:t xml:space="preserve"> </w:t>
+        <w:t xml:space="preserve"> et le </w:t>
       </w:r>
       <w:r>
         <w:rPr>
@@ -12781,10 +9859,7 @@
         <w:t xml:space="preserve">cycle de vie MLOps</w:t>
       </w:r>
       <w:r>
-        <w:t xml:space="preserve"> </w:t>
-      </w:r>
-      <w:r>
-        <w:t xml:space="preserve">qui relie l’ensemble.</w:t>
+        <w:t xml:space="preserve"> qui relie l’ensemble.</w:t>
       </w:r>
     </w:p>
     <w:p>
@@ -13101,10 +10176,7 @@
               <w:t xml:space="preserve">collect_vigilance_meteo</w:t>
             </w:r>
             <w:r>
-              <w:t xml:space="preserve"> </w:t>
-            </w:r>
-            <w:r>
-              <w:t xml:space="preserve">🆕</w:t>
+              <w:t xml:space="preserve"> 🆕</w:t>
             </w:r>
           </w:p>
         </w:tc>
@@ -13396,13 +10468,7 @@
               <w:t xml:space="preserve">dim_spatial_grid_mapping</w:t>
             </w:r>
             <w:r>
-              <w:t xml:space="preserve"> </w:t>
-            </w:r>
-            <w:r>
-              <w:t xml:space="preserve">+</w:t>
-            </w:r>
-            <w:r>
-              <w:t xml:space="preserve"> </w:t>
+              <w:t xml:space="preserve"> + </w:t>
             </w:r>
             <w:r>
               <w:rPr>
@@ -13411,10 +10477,7 @@
               <w:t xml:space="preserve">dim_spatial_adjacency</w:t>
             </w:r>
             <w:r>
-              <w:t xml:space="preserve"> </w:t>
-            </w:r>
-            <w:r>
-              <w:t xml:space="preserve">(H3, requête bornée 24h depuis fix 2026-07)</w:t>
+              <w:t xml:space="preserve"> (H3, requête bornée 24h depuis fix 2026-07)</w:t>
             </w:r>
           </w:p>
         </w:tc>
@@ -13469,10 +10532,7 @@
               <w:pStyle w:val="Compact"/>
             </w:pPr>
             <w:r>
-              <w:t xml:space="preserve">⏸</w:t>
-            </w:r>
-            <w:r>
-              <w:t xml:space="preserve"> </w:t>
+              <w:t xml:space="preserve">⏸ </w:t>
             </w:r>
             <w:r>
               <w:rPr>
@@ -13482,10 +10542,7 @@
               <w:t xml:space="preserve">Pausé</w:t>
             </w:r>
             <w:r>
-              <w:t xml:space="preserve"> </w:t>
-            </w:r>
-            <w:r>
-              <w:t xml:space="preserve">— lié au retrait en cours d’</w:t>
+              <w:t xml:space="preserve"> — lié au retrait en cours d’</w:t>
             </w:r>
             <w:r>
               <w:rPr>
@@ -13494,10 +10551,7 @@
               <w:t xml:space="preserve">infrastructure_bottlenecks</w:t>
             </w:r>
             <w:r>
-              <w:t xml:space="preserve"> </w:t>
-            </w:r>
-            <w:r>
-              <w:t xml:space="preserve">(C2, étape 1/5 faite)</w:t>
+              <w:t xml:space="preserve"> (C2, étape 1/5 faite)</w:t>
             </w:r>
           </w:p>
         </w:tc>
@@ -13689,10 +10743,7 @@
               <w:pStyle w:val="Compact"/>
             </w:pPr>
             <w:r>
-              <w:t xml:space="preserve">Inférence pure →</w:t>
-            </w:r>
-            <w:r>
-              <w:t xml:space="preserve"> </w:t>
+              <w:t xml:space="preserve">Inférence pure → </w:t>
             </w:r>
             <w:r>
               <w:rPr>
@@ -13753,10 +10804,7 @@
               <w:pStyle w:val="Compact"/>
             </w:pPr>
             <w:r>
-              <w:t xml:space="preserve">XGBoost Vélo’v H+1h →</w:t>
-            </w:r>
-            <w:r>
-              <w:t xml:space="preserve"> </w:t>
+              <w:t xml:space="preserve">XGBoost Vélo’v H+1h → </w:t>
             </w:r>
             <w:r>
               <w:rPr>
@@ -13927,10 +10975,7 @@
               <w:pStyle w:val="Compact"/>
             </w:pPr>
             <w:r>
-              <w:t xml:space="preserve">Drift PSI + Evidently →</w:t>
-            </w:r>
-            <w:r>
-              <w:t xml:space="preserve"> </w:t>
+              <w:t xml:space="preserve">Drift PSI + Evidently → </w:t>
             </w:r>
             <w:r>
               <w:rPr>
@@ -13991,10 +11036,7 @@
               <w:pStyle w:val="Compact"/>
             </w:pPr>
             <w:r>
-              <w:t xml:space="preserve">⏸</w:t>
-            </w:r>
-            <w:r>
-              <w:t xml:space="preserve"> </w:t>
+              <w:t xml:space="preserve">⏸ </w:t>
             </w:r>
             <w:r>
               <w:rPr>
@@ -14004,13 +11046,7 @@
               <w:t xml:space="preserve">Pausé</w:t>
             </w:r>
             <w:r>
-              <w:t xml:space="preserve"> </w:t>
-            </w:r>
-            <w:r>
-              <w:t xml:space="preserve">— legacy, redondant avec</w:t>
-            </w:r>
-            <w:r>
-              <w:t xml:space="preserve"> </w:t>
+              <w:t xml:space="preserve"> — legacy, redondant avec </w:t>
             </w:r>
             <w:r>
               <w:rPr>
@@ -14019,10 +11055,7 @@
               <w:t xml:space="preserve">dag_daily_speed_train</w:t>
             </w:r>
             <w:r>
-              <w:t xml:space="preserve"> </w:t>
-            </w:r>
-            <w:r>
-              <w:t xml:space="preserve">(source ne change qu’1×/jour, run identique bit-à-bit vérifié)</w:t>
+              <w:t xml:space="preserve"> (source ne change qu’1×/jour, run identique bit-à-bit vérifié)</w:t>
             </w:r>
           </w:p>
         </w:tc>
@@ -14214,10 +11247,7 @@
               <w:pStyle w:val="Compact"/>
             </w:pPr>
             <w:r>
-              <w:t xml:space="preserve">Dérive lat/lon depuis</w:t>
-            </w:r>
-            <w:r>
-              <w:t xml:space="preserve"> </w:t>
+              <w:t xml:space="preserve">Dérive lat/lon depuis </w:t>
             </w:r>
             <w:r>
               <w:rPr>
@@ -14226,10 +11256,7 @@
               <w:t xml:space="preserve">h3_id</w:t>
             </w:r>
             <w:r>
-              <w:t xml:space="preserve"> </w:t>
-            </w:r>
-            <w:r>
-              <w:t xml:space="preserve">(idempotent)</w:t>
+              <w:t xml:space="preserve"> (idempotent)</w:t>
             </w:r>
           </w:p>
         </w:tc>
@@ -14284,10 +11311,7 @@
               <w:pStyle w:val="Compact"/>
             </w:pPr>
             <w:r>
-              <w:t xml:space="preserve">Injecte vitesses capteurs dans</w:t>
-            </w:r>
-            <w:r>
-              <w:t xml:space="preserve"> </w:t>
+              <w:t xml:space="preserve">Injecte vitesses capteurs dans </w:t>
             </w:r>
             <w:r>
               <w:rPr>
@@ -14296,10 +11320,7 @@
               <w:t xml:space="preserve">osm.ways.cost</w:t>
             </w:r>
             <w:r>
-              <w:t xml:space="preserve"> </w:t>
-            </w:r>
-            <w:r>
-              <w:t xml:space="preserve">(41 737 arêtes)</w:t>
+              <w:t xml:space="preserve"> (41 737 arêtes)</w:t>
             </w:r>
           </w:p>
         </w:tc>
@@ -14354,10 +11375,7 @@
               <w:pStyle w:val="Compact"/>
             </w:pPr>
             <w:r>
-              <w:t xml:space="preserve">Score santé réseau 0-100 →</w:t>
-            </w:r>
-            <w:r>
-              <w:t xml:space="preserve"> </w:t>
+              <w:t xml:space="preserve">Score santé réseau 0-100 → </w:t>
             </w:r>
             <w:r>
               <w:rPr>
@@ -14421,10 +11439,7 @@
               <w:t xml:space="preserve">gold.mv_sensor_saturation</w:t>
             </w:r>
             <w:r>
-              <w:t xml:space="preserve"> </w:t>
-            </w:r>
-            <w:r>
-              <w:t xml:space="preserve">— requête bornée 24h (fix migration_041)</w:t>
+              <w:t xml:space="preserve"> — requête bornée 24h (fix migration_041)</w:t>
             </w:r>
           </w:p>
         </w:tc>
@@ -14699,10 +11714,7 @@
               <w:pStyle w:val="Compact"/>
             </w:pPr>
             <w:r>
-              <w:t xml:space="preserve">Archive</w:t>
-            </w:r>
-            <w:r>
-              <w:t xml:space="preserve"> </w:t>
+              <w:t xml:space="preserve">Archive </w:t>
             </w:r>
             <w:r>
               <w:rPr>
@@ -14711,10 +11723,7 @@
               <w:t xml:space="preserve">silver.trafic_vitesse_propre</w:t>
             </w:r>
             <w:r>
-              <w:t xml:space="preserve"> </w:t>
-            </w:r>
-            <w:r>
-              <w:t xml:space="preserve">(29 Go) par batchs vers MinIO Parquet</w:t>
+              <w:t xml:space="preserve"> (29 Go) par batchs vers MinIO Parquet</w:t>
             </w:r>
           </w:p>
         </w:tc>
@@ -14769,10 +11778,7 @@
               <w:pStyle w:val="Compact"/>
             </w:pPr>
             <w:r>
-              <w:t xml:space="preserve">6 contrôles qualité données →</w:t>
-            </w:r>
-            <w:r>
-              <w:t xml:space="preserve"> </w:t>
+              <w:t xml:space="preserve">6 contrôles qualité données → </w:t>
             </w:r>
             <w:r>
               <w:rPr>
@@ -14833,10 +11839,7 @@
               <w:pStyle w:val="Compact"/>
             </w:pPr>
             <w:r>
-              <w:t xml:space="preserve">Purge rétention Bronze (7j→45j selon volume) → audit</w:t>
-            </w:r>
-            <w:r>
-              <w:t xml:space="preserve"> </w:t>
+              <w:t xml:space="preserve">Purge rétention Bronze (7j→45j selon volume) → audit </w:t>
             </w:r>
             <w:r>
               <w:rPr>
@@ -14933,10 +11936,7 @@
         <w:t xml:space="preserve">Total : 28 DAGs — 26 actifs + 2 pausés intentionnels</w:t>
       </w:r>
       <w:r>
-        <w:t xml:space="preserve"> </w:t>
-      </w:r>
-      <w:r>
-        <w:t xml:space="preserve">(</w:t>
+        <w:t xml:space="preserve"> (</w:t>
       </w:r>
       <w:r>
         <w:rPr>
@@ -14945,10 +11945,7 @@
         <w:t xml:space="preserve">refresh_heavy_mv</w:t>
       </w:r>
       <w:r>
-        <w:t xml:space="preserve">,</w:t>
-      </w:r>
-      <w:r>
-        <w:t xml:space="preserve"> </w:t>
+        <w:t xml:space="preserve">, </w:t>
       </w:r>
       <w:r>
         <w:rPr>
@@ -15175,90 +12172,50 @@
         <w:pStyle w:val="BlockText"/>
       </w:pPr>
       <w:r>
-        <w:t xml:space="preserve">⚠️</w:t>
-      </w:r>
-      <w:r>
-        <w:t xml:space="preserve"> </w:t>
+        <w:t xml:space="preserve">⚠️ </w:t>
       </w:r>
       <w:r>
         <w:rPr>
           <w:b/>
           <w:bCs/>
         </w:rPr>
-        <w:t xml:space="preserve">Thundering herd</w:t>
-      </w:r>
-      <w:r>
-        <w:rPr>
+        <w:t xml:space="preserve">Thundering herd </w:t>
+      </w:r>
+      <w:r>
+        <w:rPr>
+          <w:rStyle w:val="VerbatimChar"/>
           <w:b/>
           <w:bCs/>
         </w:rPr>
-        <w:t xml:space="preserve"> </w:t>
-      </w:r>
-      <w:r>
-        <w:rPr>
-          <w:rStyle w:val="VerbatimChar"/>
+        <w:t xml:space="preserve">:00</w:t>
+      </w:r>
+      <w:r>
+        <w:rPr>
           <w:b/>
           <w:bCs/>
         </w:rPr>
-        <w:t xml:space="preserve">:00</w:t>
-      </w:r>
-      <w:r>
-        <w:rPr>
+        <w:t xml:space="preserve">/</w:t>
+      </w:r>
+      <w:r>
+        <w:rPr>
+          <w:rStyle w:val="VerbatimChar"/>
           <w:b/>
           <w:bCs/>
         </w:rPr>
-        <w:t xml:space="preserve">/</w:t>
-      </w:r>
-      <w:r>
-        <w:rPr>
-          <w:rStyle w:val="VerbatimChar"/>
+        <w:t xml:space="preserve">:30</w:t>
+      </w:r>
+      <w:r>
+        <w:t xml:space="preserve"> : jusqu’à 10 DAGs pouvaient se déclencher simultanément sur ces créneaux, saturant l’I/O Postgres partagé (root cause de plusieurs incidents de pileup de sessions zombies en juin/juillet 2026). </w:t>
+      </w:r>
+      <w:r>
+        <w:rPr>
           <w:b/>
           <w:bCs/>
         </w:rPr>
-        <w:t xml:space="preserve">:30</w:t>
-      </w:r>
-      <w:r>
-        <w:t xml:space="preserve"> </w:t>
-      </w:r>
-      <w:r>
-        <w:t xml:space="preserve">: jusqu’à 10 DAGs pouvaient se déclencher simultanément</w:t>
-      </w:r>
-      <w:r>
-        <w:t xml:space="preserve"> </w:t>
-      </w:r>
-      <w:r>
-        <w:t xml:space="preserve">sur ces créneaux, saturant l’I/O Postgres partagé (root cause de plusieurs incidents de</w:t>
-      </w:r>
-      <w:r>
-        <w:t xml:space="preserve"> </w:t>
-      </w:r>
-      <w:r>
-        <w:t xml:space="preserve">pileup de sessions zombies en juin/juillet 2026).</w:t>
-      </w:r>
-      <w:r>
-        <w:t xml:space="preserve"> </w:t>
-      </w:r>
-      <w:r>
-        <w:rPr>
-          <w:b/>
-          <w:bCs/>
-        </w:rPr>
         <w:t xml:space="preserve">Mitigé le 2026-07-01</w:t>
       </w:r>
       <w:r>
-        <w:t xml:space="preserve"> </w:t>
-      </w:r>
-      <w:r>
-        <w:t xml:space="preserve">par le</w:t>
-      </w:r>
-      <w:r>
-        <w:t xml:space="preserve"> </w:t>
-      </w:r>
-      <w:r>
-        <w:t xml:space="preserve">décalage de 5 DAGs hors des créneaux</w:t>
-      </w:r>
-      <w:r>
-        <w:t xml:space="preserve"> </w:t>
+        <w:t xml:space="preserve"> par le décalage de 5 DAGs hors des créneaux </w:t>
       </w:r>
       <w:r>
         <w:rPr>
@@ -15267,13 +12224,7 @@
         <w:t xml:space="preserve">:00/:15/:30/:45</w:t>
       </w:r>
       <w:r>
-        <w:t xml:space="preserve"> </w:t>
-      </w:r>
-      <w:r>
-        <w:t xml:space="preserve">(visible ci-dessus, ex.</w:t>
-      </w:r>
-      <w:r>
-        <w:t xml:space="preserve"> </w:t>
+        <w:t xml:space="preserve"> (visible ci-dessus, ex. </w:t>
       </w:r>
       <w:r>
         <w:rPr>
@@ -15282,13 +12233,7 @@
         <w:t xml:space="preserve">refresh_osm_traffic_costs</w:t>
       </w:r>
       <w:r>
-        <w:t xml:space="preserve"> </w:t>
-      </w:r>
-      <w:r>
-        <w:t xml:space="preserve">à</w:t>
-      </w:r>
-      <w:r>
-        <w:t xml:space="preserve"> </w:t>
+        <w:t xml:space="preserve"> à </w:t>
       </w:r>
       <w:r>
         <w:rPr>
@@ -15297,13 +12242,7 @@
         <w:t xml:space="preserve">:03/:18/:33/:48</w:t>
       </w:r>
       <w:r>
-        <w:t xml:space="preserve"> </w:t>
-      </w:r>
-      <w:r>
-        <w:t xml:space="preserve">plutôt que</w:t>
-      </w:r>
-      <w:r>
-        <w:t xml:space="preserve"> </w:t>
+        <w:t xml:space="preserve"> plutôt que </w:t>
       </w:r>
       <w:r>
         <w:rPr>
@@ -15312,19 +12251,7 @@
         <w:t xml:space="preserve">:00/:15/:30/:45</w:t>
       </w:r>
       <w:r>
-        <w:t xml:space="preserve">). La</w:t>
-      </w:r>
-      <w:r>
-        <w:t xml:space="preserve"> </w:t>
-      </w:r>
-      <w:r>
-        <w:t xml:space="preserve">contention CPU/IO partagée de fond reste la vraie priorité pour éliminer totalement ces</w:t>
-      </w:r>
-      <w:r>
-        <w:t xml:space="preserve"> </w:t>
-      </w:r>
-      <w:r>
-        <w:t xml:space="preserve">incidents (au-delà de la simple désynchronisation des horaires).</w:t>
+        <w:t xml:space="preserve">). La contention CPU/IO partagée de fond reste la vraie priorité pour éliminer totalement ces incidents (au-delà de la simple désynchronisation des horaires).</w:t>
       </w:r>
     </w:p>
     <w:bookmarkEnd w:id="72"/>
@@ -15433,10 +12360,7 @@
               <w:pStyle w:val="Compact"/>
             </w:pPr>
             <w:r>
-              <w:t xml:space="preserve">Dédup</w:t>
-            </w:r>
-            <w:r>
-              <w:t xml:space="preserve"> </w:t>
+              <w:t xml:space="preserve">Dédup </w:t>
             </w:r>
             <w:r>
               <w:rPr>
@@ -15445,10 +12369,7 @@
               <w:t xml:space="preserve">DISTINCT ON</w:t>
             </w:r>
             <w:r>
-              <w:t xml:space="preserve">, géo double 2154/4326, filtre</w:t>
-            </w:r>
-            <w:r>
-              <w:t xml:space="preserve"> </w:t>
+              <w:t xml:space="preserve">, géo double 2154/4326, filtre </w:t>
             </w:r>
             <w:r>
               <w:rPr>
@@ -15496,13 +12417,7 @@
               <w:t xml:space="preserve">gold.traffic_features_live</w:t>
             </w:r>
             <w:r>
-              <w:t xml:space="preserve"> </w:t>
-            </w:r>
-            <w:r>
-              <w:t xml:space="preserve">(+</w:t>
-            </w:r>
-            <w:r>
-              <w:t xml:space="preserve"> </w:t>
+              <w:t xml:space="preserve"> (+ </w:t>
             </w:r>
             <w:r>
               <w:rPr>
@@ -15511,10 +12426,7 @@
               <w:t xml:space="preserve">h3_trafic_live</w:t>
             </w:r>
             <w:r>
-              <w:t xml:space="preserve">,</w:t>
-            </w:r>
-            <w:r>
-              <w:t xml:space="preserve"> </w:t>
+              <w:t xml:space="preserve">, </w:t>
             </w:r>
             <w:r>
               <w:rPr>
@@ -15523,10 +12435,7 @@
               <w:t xml:space="preserve">mv_sensor_saturation</w:t>
             </w:r>
             <w:r>
-              <w:t xml:space="preserve">) —</w:t>
-            </w:r>
-            <w:r>
-              <w:t xml:space="preserve"> </w:t>
+              <w:t xml:space="preserve">) — </w:t>
             </w:r>
             <w:r>
               <w:rPr>
@@ -15535,13 +12444,7 @@
               <w:t xml:space="preserve">transform_bronze_to_silver</w:t>
             </w:r>
             <w:r>
-              <w:t xml:space="preserve"> </w:t>
-            </w:r>
-            <w:r>
-              <w:t xml:space="preserve">→</w:t>
-            </w:r>
-            <w:r>
-              <w:t xml:space="preserve"> </w:t>
+              <w:t xml:space="preserve"> → </w:t>
             </w:r>
             <w:r>
               <w:rPr>
@@ -15574,10 +12477,7 @@
               <w:pStyle w:val="Compact"/>
             </w:pPr>
             <w:r>
-              <w:t xml:space="preserve">Parse SIRI Lite, dédup</w:t>
-            </w:r>
-            <w:r>
-              <w:t xml:space="preserve"> </w:t>
+              <w:t xml:space="preserve">Parse SIRI Lite, dédup </w:t>
             </w:r>
             <w:r>
               <w:rPr>
@@ -15625,13 +12525,7 @@
               <w:t xml:space="preserve">gold.bus_delay_segments</w:t>
             </w:r>
             <w:r>
-              <w:t xml:space="preserve"> </w:t>
-            </w:r>
-            <w:r>
-              <w:t xml:space="preserve">(+</w:t>
-            </w:r>
-            <w:r>
-              <w:t xml:space="preserve"> </w:t>
+              <w:t xml:space="preserve"> (+ </w:t>
             </w:r>
             <w:r>
               <w:rPr>
@@ -15640,10 +12534,7 @@
               <w:t xml:space="preserve">mv_line_kpis_live</w:t>
             </w:r>
             <w:r>
-              <w:t xml:space="preserve">,</w:t>
-            </w:r>
-            <w:r>
-              <w:t xml:space="preserve"> </w:t>
+              <w:t xml:space="preserve">, </w:t>
             </w:r>
             <w:r>
               <w:rPr>
@@ -15679,10 +12570,7 @@
               <w:pStyle w:val="Compact"/>
             </w:pPr>
             <w:r>
-              <w:t xml:space="preserve">Dédup</w:t>
-            </w:r>
-            <w:r>
-              <w:t xml:space="preserve"> </w:t>
+              <w:t xml:space="preserve">Dédup </w:t>
             </w:r>
             <w:r>
               <w:rPr>
@@ -15733,13 +12621,7 @@
               <w:t xml:space="preserve">gold.velov_features</w:t>
             </w:r>
             <w:r>
-              <w:t xml:space="preserve"> </w:t>
-            </w:r>
-            <w:r>
-              <w:t xml:space="preserve">→</w:t>
-            </w:r>
-            <w:r>
-              <w:t xml:space="preserve"> </w:t>
+              <w:t xml:space="preserve"> → </w:t>
             </w:r>
             <w:r>
               <w:rPr>
@@ -15748,13 +12630,7 @@
               <w:t xml:space="preserve">gold.velov_predictions</w:t>
             </w:r>
             <w:r>
-              <w:t xml:space="preserve"> </w:t>
-            </w:r>
-            <w:r>
-              <w:t xml:space="preserve">(XGBoost H+1h,</w:t>
-            </w:r>
-            <w:r>
-              <w:t xml:space="preserve"> </w:t>
+              <w:t xml:space="preserve"> (XGBoost H+1h, </w:t>
             </w:r>
             <w:r>
               <w:rPr>
@@ -15790,10 +12666,7 @@
               <w:pStyle w:val="Compact"/>
             </w:pPr>
             <w:r>
-              <w:t xml:space="preserve">Dédup par</w:t>
-            </w:r>
-            <w:r>
-              <w:t xml:space="preserve"> </w:t>
+              <w:t xml:space="preserve">Dédup par </w:t>
             </w:r>
             <w:r>
               <w:rPr>
@@ -15841,13 +12714,7 @@
               <w:t xml:space="preserve">gold.traffic_features_live</w:t>
             </w:r>
             <w:r>
-              <w:t xml:space="preserve"> </w:t>
-            </w:r>
-            <w:r>
-              <w:t xml:space="preserve">/</w:t>
-            </w:r>
-            <w:r>
-              <w:t xml:space="preserve"> </w:t>
+              <w:t xml:space="preserve"> / </w:t>
             </w:r>
             <w:r>
               <w:rPr>
@@ -15856,13 +12723,7 @@
               <w:t xml:space="preserve">velov_features</w:t>
             </w:r>
             <w:r>
-              <w:t xml:space="preserve"> </w:t>
-            </w:r>
-            <w:r>
-              <w:t xml:space="preserve">/</w:t>
-            </w:r>
-            <w:r>
-              <w:t xml:space="preserve"> </w:t>
+              <w:t xml:space="preserve"> / </w:t>
             </w:r>
             <w:r>
               <w:rPr>
@@ -15895,10 +12756,7 @@
               <w:pStyle w:val="Compact"/>
             </w:pPr>
             <w:r>
-              <w:t xml:space="preserve">Filtre</w:t>
-            </w:r>
-            <w:r>
-              <w:t xml:space="preserve"> </w:t>
+              <w:t xml:space="preserve">Filtre </w:t>
             </w:r>
             <w:r>
               <w:rPr>
@@ -15907,13 +12765,7 @@
               <w:t xml:space="preserve">date_debut&lt;=now&lt;=date_fin</w:t>
             </w:r>
             <w:r>
-              <w:t xml:space="preserve"> </w:t>
-            </w:r>
-            <w:r>
-              <w:t xml:space="preserve">(trigger</w:t>
-            </w:r>
-            <w:r>
-              <w:t xml:space="preserve"> </w:t>
+              <w:t xml:space="preserve"> (trigger </w:t>
             </w:r>
             <w:r>
               <w:rPr>
@@ -15964,10 +12816,7 @@
               <w:t xml:space="preserve">gold.features_traffic</w:t>
             </w:r>
             <w:r>
-              <w:t xml:space="preserve"> </w:t>
-            </w:r>
-            <w:r>
-              <w:t xml:space="preserve">(legacy)</w:t>
+              <w:t xml:space="preserve"> (legacy)</w:t>
             </w:r>
           </w:p>
         </w:tc>
@@ -15986,24 +12835,18 @@
               <w:t xml:space="preserve">bronze.air_quality</w:t>
             </w:r>
             <w:r>
-              <w:t xml:space="preserve"> </w:t>
-            </w:r>
-            <w:r>
-              <w:t xml:space="preserve">🆕</w:t>
-            </w:r>
-          </w:p>
-        </w:tc>
-        <w:tc>
-          <w:tcPr/>
-          <w:p>
-            <w:pPr>
-              <w:pStyle w:val="Compact"/>
-            </w:pPr>
-            <w:r>
-              <w:t xml:space="preserve">Dédup + éclatement JSON hourly (pattern</w:t>
-            </w:r>
-            <w:r>
-              <w:t xml:space="preserve"> </w:t>
+              <w:t xml:space="preserve"> 🆕</w:t>
+            </w:r>
+          </w:p>
+        </w:tc>
+        <w:tc>
+          <w:tcPr/>
+          <w:p>
+            <w:pPr>
+              <w:pStyle w:val="Compact"/>
+            </w:pPr>
+            <w:r>
+              <w:t xml:space="preserve">Dédup + éclatement JSON hourly (pattern </w:t>
             </w:r>
             <w:r>
               <w:rPr>
@@ -16029,10 +12872,7 @@
               <w:t xml:space="preserve">silver.air_quality_clean</w:t>
             </w:r>
             <w:r>
-              <w:t xml:space="preserve"> </w:t>
-            </w:r>
-            <w:r>
-              <w:t xml:space="preserve">(migration_045)</w:t>
+              <w:t xml:space="preserve"> (migration_045)</w:t>
             </w:r>
           </w:p>
         </w:tc>
@@ -16076,24 +12916,18 @@
               <w:t xml:space="preserve">bronze.vigilance_meteo</w:t>
             </w:r>
             <w:r>
-              <w:t xml:space="preserve"> </w:t>
-            </w:r>
-            <w:r>
-              <w:t xml:space="preserve">🆕</w:t>
-            </w:r>
-          </w:p>
-        </w:tc>
-        <w:tc>
-          <w:tcPr/>
-          <w:p>
-            <w:pPr>
-              <w:pStyle w:val="Compact"/>
-            </w:pPr>
-            <w:r>
-              <w:t xml:space="preserve">idem — JOIN avec</w:t>
-            </w:r>
-            <w:r>
-              <w:t xml:space="preserve"> </w:t>
+              <w:t xml:space="preserve"> 🆕</w:t>
+            </w:r>
+          </w:p>
+        </w:tc>
+        <w:tc>
+          <w:tcPr/>
+          <w:p>
+            <w:pPr>
+              <w:pStyle w:val="Compact"/>
+            </w:pPr>
+            <w:r>
+              <w:t xml:space="preserve">idem — JOIN avec </w:t>
             </w:r>
             <w:r>
               <w:rPr>
@@ -16138,10 +12972,7 @@
               <w:t xml:space="preserve">gold.v_velov_safety_advisory</w:t>
             </w:r>
             <w:r>
-              <w:t xml:space="preserve"> </w:t>
-            </w:r>
-            <w:r>
-              <w:t xml:space="preserve">(</w:t>
+              <w:t xml:space="preserve"> (</w:t>
             </w:r>
             <w:r>
               <w:rPr>
@@ -16150,10 +12981,7 @@
               <w:t xml:space="preserve">collect_vigilance_meteo</w:t>
             </w:r>
             <w:r>
-              <w:t xml:space="preserve"> </w:t>
-            </w:r>
-            <w:r>
-              <w:t xml:space="preserve">*/6h)</w:t>
+              <w:t xml:space="preserve"> */6h)</w:t>
             </w:r>
           </w:p>
         </w:tc>
@@ -16202,10 +13030,7 @@
               <w:pStyle w:val="Compact"/>
             </w:pPr>
             <w:r>
-              <w:t xml:space="preserve">Cross-validation</w:t>
-            </w:r>
-            <w:r>
-              <w:t xml:space="preserve"> </w:t>
+              <w:t xml:space="preserve">Cross-validation </w:t>
             </w:r>
             <w:r>
               <w:rPr>
@@ -16214,10 +13039,7 @@
               <w:t xml:space="preserve">ST_DWithin</w:t>
             </w:r>
             <w:r>
-              <w:t xml:space="preserve"> </w:t>
-            </w:r>
-            <w:r>
-              <w:t xml:space="preserve">200 m vs capteurs Grand Lyon + XGBoost → détection drift</w:t>
+              <w:t xml:space="preserve"> 200 m vs capteurs Grand Lyon + XGBoost → détection drift</w:t>
             </w:r>
           </w:p>
         </w:tc>
@@ -16234,10 +13056,7 @@
               <w:t xml:space="preserve">gold.v_coherence_tomtom_vs_grandlyon</w:t>
             </w:r>
             <w:r>
-              <w:t xml:space="preserve">,</w:t>
-            </w:r>
-            <w:r>
-              <w:t xml:space="preserve"> </w:t>
+              <w:t xml:space="preserve">, </w:t>
             </w:r>
             <w:r>
               <w:rPr>
@@ -16309,13 +13128,7 @@
               <w:t xml:space="preserve">gold.xgb_training_set</w:t>
             </w:r>
             <w:r>
-              <w:t xml:space="preserve"> </w:t>
-            </w:r>
-            <w:r>
-              <w:t xml:space="preserve">→</w:t>
-            </w:r>
-            <w:r>
-              <w:t xml:space="preserve"> </w:t>
+              <w:t xml:space="preserve"> → </w:t>
             </w:r>
             <w:r>
               <w:rPr>
@@ -16324,10 +13137,7 @@
               <w:t xml:space="preserve">gold.trafic_predictions</w:t>
             </w:r>
             <w:r>
-              <w:t xml:space="preserve"> </w:t>
-            </w:r>
-            <w:r>
-              <w:t xml:space="preserve">(</w:t>
+              <w:t xml:space="preserve"> (</w:t>
             </w:r>
             <w:r>
               <w:rPr>
@@ -16336,13 +13146,7 @@
               <w:t xml:space="preserve">build_xgb_training_set</w:t>
             </w:r>
             <w:r>
-              <w:t xml:space="preserve"> </w:t>
-            </w:r>
-            <w:r>
-              <w:t xml:space="preserve">puis</w:t>
-            </w:r>
-            <w:r>
-              <w:t xml:space="preserve"> </w:t>
+              <w:t xml:space="preserve"> puis </w:t>
             </w:r>
             <w:r>
               <w:rPr>
@@ -16370,13 +13174,7 @@
               <w:t xml:space="preserve">osm.ways</w:t>
             </w:r>
             <w:r>
-              <w:t xml:space="preserve"> </w:t>
-            </w:r>
-            <w:r>
-              <w:t xml:space="preserve">+</w:t>
-            </w:r>
-            <w:r>
-              <w:t xml:space="preserve"> </w:t>
+              <w:t xml:space="preserve"> + </w:t>
             </w:r>
             <w:r>
               <w:rPr>
@@ -16393,10 +13191,7 @@
               <w:pStyle w:val="Compact"/>
             </w:pPr>
             <w:r>
-              <w:t xml:space="preserve">Injection vitesse capteur (&lt; 200 m,</w:t>
-            </w:r>
-            <w:r>
-              <w:t xml:space="preserve"> </w:t>
+              <w:t xml:space="preserve">Injection vitesse capteur (&lt; 200 m, </w:t>
             </w:r>
             <w:r>
               <w:rPr>
@@ -16444,13 +13239,7 @@
               <w:t xml:space="preserve">osm.ways.cost/reverse_cost</w:t>
             </w:r>
             <w:r>
-              <w:t xml:space="preserve"> </w:t>
-            </w:r>
-            <w:r>
-              <w:t xml:space="preserve">→</w:t>
-            </w:r>
-            <w:r>
-              <w:t xml:space="preserve"> </w:t>
+              <w:t xml:space="preserve"> → </w:t>
             </w:r>
             <w:r>
               <w:rPr>
@@ -16459,10 +13248,7 @@
               <w:t xml:space="preserve">osm.route_car()</w:t>
             </w:r>
             <w:r>
-              <w:t xml:space="preserve"> </w:t>
-            </w:r>
-            <w:r>
-              <w:t xml:space="preserve">pgr_dijkstra (</w:t>
+              <w:t xml:space="preserve"> pgr_dijkstra (</w:t>
             </w:r>
             <w:r>
               <w:rPr>
@@ -16490,10 +13276,7 @@
               <w:t xml:space="preserve">gold.tcl_vehicle_realtime</w:t>
             </w:r>
             <w:r>
-              <w:t xml:space="preserve"> </w:t>
-            </w:r>
-            <w:r>
-              <w:t xml:space="preserve">(7j glissants)</w:t>
+              <w:t xml:space="preserve"> (7j glissants)</w:t>
             </w:r>
           </w:p>
         </w:tc>
@@ -16543,10 +13326,7 @@
               <w:t xml:space="preserve">referentiel.lieux_calendrier</w:t>
             </w:r>
             <w:r>
-              <w:t xml:space="preserve"> </w:t>
-            </w:r>
-            <w:r>
-              <w:t xml:space="preserve">(</w:t>
+              <w:t xml:space="preserve"> (</w:t>
             </w:r>
             <w:r>
               <w:rPr>
@@ -16570,14 +13350,7 @@
           <w:i/>
           <w:iCs/>
         </w:rPr>
-        <w:t xml:space="preserve">Source détaillée colonne par colonne (60+ tables) : diagramme</w:t>
-      </w:r>
-      <w:r>
-        <w:rPr>
-          <w:i/>
-          <w:iCs/>
-        </w:rPr>
-        <w:t xml:space="preserve"> </w:t>
+        <w:t xml:space="preserve">Source détaillée colonne par colonne (60+ tables) : diagramme </w:t>
       </w:r>
       <w:r>
         <w:rPr>
@@ -16680,10 +13453,7 @@
               <w:t xml:space="preserve">Usager_1_Mon_Trajet</w:t>
             </w:r>
             <w:r>
-              <w:t xml:space="preserve">,</w:t>
-            </w:r>
-            <w:r>
-              <w:t xml:space="preserve"> </w:t>
+              <w:t xml:space="preserve">, </w:t>
             </w:r>
             <w:r>
               <w:rPr>
@@ -16692,10 +13462,7 @@
               <w:t xml:space="preserve">Usager_2_Alertes</w:t>
             </w:r>
             <w:r>
-              <w:t xml:space="preserve">,</w:t>
-            </w:r>
-            <w:r>
-              <w:t xml:space="preserve"> </w:t>
+              <w:t xml:space="preserve">, </w:t>
             </w:r>
             <w:r>
               <w:rPr>
@@ -16704,10 +13471,7 @@
               <w:t xml:space="preserve">Usager_3_Notre_Modele</w:t>
             </w:r>
             <w:r>
-              <w:t xml:space="preserve">,</w:t>
-            </w:r>
-            <w:r>
-              <w:t xml:space="preserve"> </w:t>
+              <w:t xml:space="preserve">, </w:t>
             </w:r>
             <w:r>
               <w:rPr>
@@ -16716,10 +13480,7 @@
               <w:t xml:space="preserve">Usager_4_Sources_Donnees</w:t>
             </w:r>
             <w:r>
-              <w:t xml:space="preserve">,</w:t>
-            </w:r>
-            <w:r>
-              <w:t xml:space="preserve"> </w:t>
+              <w:t xml:space="preserve">, </w:t>
             </w:r>
             <w:r>
               <w:rPr>
@@ -16742,10 +13503,7 @@
               <w:t xml:space="preserve">trafic_predictions</w:t>
             </w:r>
             <w:r>
-              <w:t xml:space="preserve">,</w:t>
-            </w:r>
-            <w:r>
-              <w:t xml:space="preserve"> </w:t>
+              <w:t xml:space="preserve">, </w:t>
             </w:r>
             <w:r>
               <w:rPr>
@@ -16754,10 +13512,7 @@
               <w:t xml:space="preserve">velov_predictions</w:t>
             </w:r>
             <w:r>
-              <w:t xml:space="preserve">,</w:t>
-            </w:r>
-            <w:r>
-              <w:t xml:space="preserve"> </w:t>
+              <w:t xml:space="preserve">, </w:t>
             </w:r>
             <w:r>
               <w:rPr>
@@ -16766,10 +13521,7 @@
               <w:t xml:space="preserve">osm.route_car()</w:t>
             </w:r>
             <w:r>
-              <w:t xml:space="preserve">,</w:t>
-            </w:r>
-            <w:r>
-              <w:t xml:space="preserve"> </w:t>
+              <w:t xml:space="preserve">, </w:t>
             </w:r>
             <w:r>
               <w:rPr>
@@ -16805,10 +13557,7 @@
               <w:t xml:space="preserve">Pro_1_PCC_Live</w:t>
             </w:r>
             <w:r>
-              <w:t xml:space="preserve">,</w:t>
-            </w:r>
-            <w:r>
-              <w:t xml:space="preserve"> </w:t>
+              <w:t xml:space="preserve">, </w:t>
             </w:r>
             <w:r>
               <w:rPr>
@@ -16817,10 +13566,7 @@
               <w:t xml:space="preserve">Pro_2_Heatmap_OTP</w:t>
             </w:r>
             <w:r>
-              <w:t xml:space="preserve">,</w:t>
-            </w:r>
-            <w:r>
-              <w:t xml:space="preserve"> </w:t>
+              <w:t xml:space="preserve">, </w:t>
             </w:r>
             <w:r>
               <w:rPr>
@@ -16829,10 +13575,7 @@
               <w:t xml:space="preserve">Pro_3_Correlation</w:t>
             </w:r>
             <w:r>
-              <w:t xml:space="preserve">,</w:t>
-            </w:r>
-            <w:r>
-              <w:t xml:space="preserve"> </w:t>
+              <w:t xml:space="preserve">, </w:t>
             </w:r>
             <w:r>
               <w:rPr>
@@ -16841,10 +13584,7 @@
               <w:t xml:space="preserve">Pro_4_Simulateur</w:t>
             </w:r>
             <w:r>
-              <w:t xml:space="preserve">,</w:t>
-            </w:r>
-            <w:r>
-              <w:t xml:space="preserve"> </w:t>
+              <w:t xml:space="preserve">, </w:t>
             </w:r>
             <w:r>
               <w:rPr>
@@ -16853,10 +13593,7 @@
               <w:t xml:space="preserve">Pro_6_Pipeline_Mgmt</w:t>
             </w:r>
             <w:r>
-              <w:t xml:space="preserve">,</w:t>
-            </w:r>
-            <w:r>
-              <w:t xml:space="preserve"> </w:t>
+              <w:t xml:space="preserve">, </w:t>
             </w:r>
             <w:r>
               <w:rPr>
@@ -16879,10 +13616,7 @@
               <w:t xml:space="preserve">mv_bus_traffic_spatial</w:t>
             </w:r>
             <w:r>
-              <w:t xml:space="preserve">,</w:t>
-            </w:r>
-            <w:r>
-              <w:t xml:space="preserve"> </w:t>
+              <w:t xml:space="preserve">, </w:t>
             </w:r>
             <w:r>
               <w:rPr>
@@ -16891,10 +13625,7 @@
               <w:t xml:space="preserve">mv_otp_heatmap</w:t>
             </w:r>
             <w:r>
-              <w:t xml:space="preserve">,</w:t>
-            </w:r>
-            <w:r>
-              <w:t xml:space="preserve"> </w:t>
+              <w:t xml:space="preserve">, </w:t>
             </w:r>
             <w:r>
               <w:rPr>
@@ -16903,10 +13634,7 @@
               <w:t xml:space="preserve">mv_line_kpis_live</w:t>
             </w:r>
             <w:r>
-              <w:t xml:space="preserve">,</w:t>
-            </w:r>
-            <w:r>
-              <w:t xml:space="preserve"> </w:t>
+              <w:t xml:space="preserve">, </w:t>
             </w:r>
             <w:r>
               <w:rPr>
@@ -16945,10 +13673,7 @@
               <w:t xml:space="preserve">Elu_1_Synthese</w:t>
             </w:r>
             <w:r>
-              <w:t xml:space="preserve">,</w:t>
-            </w:r>
-            <w:r>
-              <w:t xml:space="preserve"> </w:t>
+              <w:t xml:space="preserve">, </w:t>
             </w:r>
             <w:r>
               <w:rPr>
@@ -16957,10 +13682,7 @@
               <w:t xml:space="preserve">Elu_2_Bottlenecks</w:t>
             </w:r>
             <w:r>
-              <w:t xml:space="preserve">,</w:t>
-            </w:r>
-            <w:r>
-              <w:t xml:space="preserve"> </w:t>
+              <w:t xml:space="preserve">, </w:t>
             </w:r>
             <w:r>
               <w:rPr>
@@ -16969,10 +13691,7 @@
               <w:t xml:space="preserve">Elu_3_Avant_Apres</w:t>
             </w:r>
             <w:r>
-              <w:t xml:space="preserve">,</w:t>
-            </w:r>
-            <w:r>
-              <w:t xml:space="preserve"> </w:t>
+              <w:t xml:space="preserve">, </w:t>
             </w:r>
             <w:r>
               <w:rPr>
@@ -16981,10 +13700,7 @@
               <w:t xml:space="preserve">Elu_4_Simulateur</w:t>
             </w:r>
             <w:r>
-              <w:t xml:space="preserve">,</w:t>
-            </w:r>
-            <w:r>
-              <w:t xml:space="preserve"> </w:t>
+              <w:t xml:space="preserve">, </w:t>
             </w:r>
             <w:r>
               <w:rPr>
@@ -17007,10 +13723,7 @@
               <w:t xml:space="preserve">network_health_history</w:t>
             </w:r>
             <w:r>
-              <w:t xml:space="preserve">,</w:t>
-            </w:r>
-            <w:r>
-              <w:t xml:space="preserve"> </w:t>
+              <w:t xml:space="preserve">, </w:t>
             </w:r>
             <w:r>
               <w:rPr>
@@ -17019,10 +13732,7 @@
               <w:t xml:space="preserve">mv_bus_traffic_spatial</w:t>
             </w:r>
             <w:r>
-              <w:t xml:space="preserve">,</w:t>
-            </w:r>
-            <w:r>
-              <w:t xml:space="preserve"> </w:t>
+              <w:t xml:space="preserve">, </w:t>
             </w:r>
             <w:r>
               <w:rPr>
@@ -17058,10 +13768,7 @@
               <w:t xml:space="preserve">9_RGPD_Conformite</w:t>
             </w:r>
             <w:r>
-              <w:t xml:space="preserve">,</w:t>
-            </w:r>
-            <w:r>
-              <w:t xml:space="preserve"> </w:t>
+              <w:t xml:space="preserve">, </w:t>
             </w:r>
             <w:r>
               <w:rPr>
@@ -17070,10 +13777,7 @@
               <w:t xml:space="preserve">A_Propos</w:t>
             </w:r>
             <w:r>
-              <w:t xml:space="preserve">,</w:t>
-            </w:r>
-            <w:r>
-              <w:t xml:space="preserve"> </w:t>
+              <w:t xml:space="preserve">, </w:t>
             </w:r>
             <w:r>
               <w:rPr>
@@ -17114,13 +13818,7 @@
         <w:t xml:space="preserve">Note de contrôle</w:t>
       </w:r>
       <w:r>
-        <w:t xml:space="preserve"> </w:t>
-      </w:r>
-      <w:r>
-        <w:t xml:space="preserve">: le diagramme</w:t>
-      </w:r>
-      <w:r>
-        <w:t xml:space="preserve"> </w:t>
+        <w:t xml:space="preserve"> : le diagramme </w:t>
       </w:r>
       <w:r>
         <w:rPr>
@@ -17129,31 +13827,7 @@
         <w:t xml:space="preserve">05_dashboard_personas.drawio</w:t>
       </w:r>
       <w:r>
-        <w:t xml:space="preserve"> </w:t>
-      </w:r>
-      <w:r>
-        <w:t xml:space="preserve">utilise des libellés</w:t>
-      </w:r>
-      <w:r>
-        <w:t xml:space="preserve"> </w:t>
-      </w:r>
-      <w:r>
-        <w:t xml:space="preserve">descriptifs (« Pro_2 — Vue Réseau », « Pro_5 — Vue Avancée », etc.) qui ne correspondent</w:t>
-      </w:r>
-      <w:r>
-        <w:t xml:space="preserve"> </w:t>
-      </w:r>
-      <w:r>
-        <w:t xml:space="preserve">pas toujours littéralement aux noms de fichiers actuels du dépôt (ex. il n’existe pas de</w:t>
-      </w:r>
-      <w:r>
-        <w:t xml:space="preserve"> </w:t>
-      </w:r>
-      <w:r>
-        <w:t xml:space="preserve">fichier</w:t>
-      </w:r>
-      <w:r>
-        <w:t xml:space="preserve"> </w:t>
+        <w:t xml:space="preserve"> utilise des libellés descriptifs (« Pro_2 — Vue Réseau », « Pro_5 — Vue Avancée », etc.) qui ne correspondent pas toujours littéralement aux noms de fichiers actuels du dépôt (ex. il n’existe pas de fichier </w:t>
       </w:r>
       <w:r>
         <w:rPr>
@@ -17162,13 +13836,7 @@
         <w:t xml:space="preserve">Pro_5_*.py</w:t>
       </w:r>
       <w:r>
-        <w:t xml:space="preserve"> </w:t>
-      </w:r>
-      <w:r>
-        <w:t xml:space="preserve">— la numérotation saute de</w:t>
-      </w:r>
-      <w:r>
-        <w:t xml:space="preserve"> </w:t>
+        <w:t xml:space="preserve"> — la numérotation saute de </w:t>
       </w:r>
       <w:r>
         <w:rPr>
@@ -17177,13 +13845,7 @@
         <w:t xml:space="preserve">Pro_4</w:t>
       </w:r>
       <w:r>
-        <w:t xml:space="preserve"> </w:t>
-      </w:r>
-      <w:r>
-        <w:t xml:space="preserve">à</w:t>
-      </w:r>
-      <w:r>
-        <w:t xml:space="preserve"> </w:t>
+        <w:t xml:space="preserve"> à </w:t>
       </w:r>
       <w:r>
         <w:rPr>
@@ -17192,28 +13854,7 @@
         <w:t xml:space="preserve">Pro_6</w:t>
       </w:r>
       <w:r>
-        <w:t xml:space="preserve">). Le contenu</w:t>
-      </w:r>
-      <w:r>
-        <w:t xml:space="preserve"> </w:t>
-      </w:r>
-      <w:r>
-        <w:t xml:space="preserve">fonctionnel décrit reste exact ; seule la correspondance nom-de-fichier mériterait un</w:t>
-      </w:r>
-      <w:r>
-        <w:t xml:space="preserve"> </w:t>
-      </w:r>
-      <w:r>
-        <w:t xml:space="preserve">toilettage mineur du diagramme avant la soutenance. Le tableau ci-dessus utilise les noms</w:t>
-      </w:r>
-      <w:r>
-        <w:t xml:space="preserve"> </w:t>
-      </w:r>
-      <w:r>
-        <w:t xml:space="preserve">de fichiers réels, vérifiés par</w:t>
-      </w:r>
-      <w:r>
-        <w:t xml:space="preserve"> </w:t>
+        <w:t xml:space="preserve">). Le contenu fonctionnel décrit reste exact ; seule la correspondance nom-de-fichier mériterait un toilettage mineur du diagramme avant la soutenance. Le tableau ci-dessus utilise les noms de fichiers réels, vérifiés par </w:t>
       </w:r>
       <w:r>
         <w:rPr>
@@ -17249,16 +13890,7 @@
         <w:pStyle w:val="FirstParagraph"/>
       </w:pPr>
       <w:r>
-        <w:t xml:space="preserve">En complément des pipelines de données ci-dessus, le projet a un second type de pipeline :</w:t>
-      </w:r>
-      <w:r>
-        <w:t xml:space="preserve"> </w:t>
-      </w:r>
-      <w:r>
-        <w:t xml:space="preserve">le</w:t>
-      </w:r>
-      <w:r>
-        <w:t xml:space="preserve"> </w:t>
+        <w:t xml:space="preserve">En complément des pipelines de données ci-dessus, le projet a un second type de pipeline : le </w:t>
       </w:r>
       <w:r>
         <w:rPr>
@@ -17268,13 +13900,7 @@
         <w:t xml:space="preserve">pipeline d’intégration et de déploiement continu</w:t>
       </w:r>
       <w:r>
-        <w:t xml:space="preserve">, déclenché à chaque push/PR sur</w:t>
-      </w:r>
-      <w:r>
-        <w:t xml:space="preserve"> </w:t>
-      </w:r>
-      <w:r>
-        <w:t xml:space="preserve">GitHub. 5 jobs séquentiels :</w:t>
+        <w:t xml:space="preserve">, déclenché à chaque push/PR sur GitHub. 5 jobs séquentiels :</w:t>
       </w:r>
     </w:p>
     <w:tbl>
@@ -17375,13 +14001,7 @@
               <w:t xml:space="preserve">ruff check</w:t>
             </w:r>
             <w:r>
-              <w:t xml:space="preserve"> </w:t>
-            </w:r>
-            <w:r>
-              <w:t xml:space="preserve">+</w:t>
-            </w:r>
-            <w:r>
-              <w:t xml:space="preserve"> </w:t>
+              <w:t xml:space="preserve"> + </w:t>
             </w:r>
             <w:r>
               <w:rPr>
@@ -17488,13 +14108,7 @@
               <w:t xml:space="preserve">bandit</w:t>
             </w:r>
             <w:r>
-              <w:t xml:space="preserve"> </w:t>
-            </w:r>
-            <w:r>
-              <w:t xml:space="preserve">(sévérité HIGH bloquante),</w:t>
-            </w:r>
-            <w:r>
-              <w:t xml:space="preserve"> </w:t>
+              <w:t xml:space="preserve"> (sévérité HIGH bloquante), </w:t>
             </w:r>
             <w:r>
               <w:rPr>
@@ -17503,10 +14117,7 @@
               <w:t xml:space="preserve">pip-audit</w:t>
             </w:r>
             <w:r>
-              <w:t xml:space="preserve">,</w:t>
-            </w:r>
-            <w:r>
-              <w:t xml:space="preserve"> </w:t>
+              <w:t xml:space="preserve">, </w:t>
             </w:r>
             <w:r>
               <w:rPr>
@@ -17564,10 +14175,7 @@
               <w:t xml:space="preserve">pytest</w:t>
             </w:r>
             <w:r>
-              <w:t xml:space="preserve"> </w:t>
-            </w:r>
-            <w:r>
-              <w:t xml:space="preserve">avec service container PostGIS 16 réel (pas de mock DB)</w:t>
+              <w:t xml:space="preserve"> avec service container PostGIS 16 réel (pas de mock DB)</w:t>
             </w:r>
           </w:p>
         </w:tc>
@@ -17613,10 +14221,7 @@
               <w:pStyle w:val="Compact"/>
             </w:pPr>
             <w:r>
-              <w:t xml:space="preserve">Build des images</w:t>
-            </w:r>
-            <w:r>
-              <w:t xml:space="preserve"> </w:t>
+              <w:t xml:space="preserve">Build des images </w:t>
             </w:r>
             <w:r>
               <w:rPr>
@@ -17625,10 +14230,7 @@
               <w:t xml:space="preserve">Dockerfile*</w:t>
             </w:r>
             <w:r>
-              <w:t xml:space="preserve"> </w:t>
-            </w:r>
-            <w:r>
-              <w:t xml:space="preserve">(validation de buildabilité)</w:t>
+              <w:t xml:space="preserve"> (validation de buildabilité)</w:t>
             </w:r>
           </w:p>
         </w:tc>
@@ -17650,13 +14252,7 @@
         <w:pStyle w:val="BodyText"/>
       </w:pPr>
       <w:r>
-        <w:t xml:space="preserve">Déploiement continu vers le VPS (déclenché manuellement après validation CI, pas de CD</w:t>
-      </w:r>
-      <w:r>
-        <w:t xml:space="preserve"> </w:t>
-      </w:r>
-      <w:r>
-        <w:t xml:space="preserve">automatique sur push — choix délibéré pour un service en production) :</w:t>
+        <w:t xml:space="preserve">Déploiement continu vers le VPS (déclenché manuellement après validation CI, pas de CD automatique sur push — choix délibéré pour un service en production) :</w:t>
       </w:r>
     </w:p>
     <w:p>
@@ -17760,13 +14356,7 @@
         <w:pStyle w:val="FirstParagraph"/>
       </w:pPr>
       <w:r>
-        <w:t xml:space="preserve">Les pipelines de données (§16.1–16.6), le pipeline CI/CD (§16.8) et le monitoring (§9)</w:t>
-      </w:r>
-      <w:r>
-        <w:t xml:space="preserve"> </w:t>
-      </w:r>
-      <w:r>
-        <w:t xml:space="preserve">forment ensemble une boucle MLOps continue plutôt que des briques indépendantes :</w:t>
+        <w:t xml:space="preserve">Les pipelines de données (§16.1–16.6), le pipeline CI/CD (§16.8) et le monitoring (§9) forment ensemble une boucle MLOps continue plutôt que des briques indépendantes :</w:t>
       </w:r>
     </w:p>
     <w:p>
@@ -17785,33 +14375,17 @@
         <w:t xml:space="preserve">Ingestion</w:t>
       </w:r>
       <w:r>
-        <w:t xml:space="preserve"> </w:t>
-      </w:r>
-      <w:r>
-        <w:t xml:space="preserve">(Bronze,</w:t>
-      </w:r>
-      <w:r>
-        <w:t xml:space="preserve"> </w:t>
+        <w:t xml:space="preserve"> (Bronze, </w:t>
       </w:r>
       <w:r>
         <w:rPr>
           <w:i/>
           <w:iCs/>
         </w:rPr>
-        <w:t xml:space="preserve">/5 min →</w:t>
-      </w:r>
-      <w:r>
-        <w:rPr>
-          <w:i/>
-          <w:iCs/>
-        </w:rPr>
-        <w:t xml:space="preserve"> </w:t>
-      </w:r>
-      <w:r>
-        <w:t xml:space="preserve">/15 min) →</w:t>
-      </w:r>
-      <w:r>
-        <w:t xml:space="preserve"> </w:t>
+        <w:t xml:space="preserve">/5 min → </w:t>
+      </w:r>
+      <w:r>
+        <w:t xml:space="preserve">/15 min) → </w:t>
       </w:r>
       <w:r>
         <w:rPr>
@@ -17821,19 +14395,7 @@
         <w:t xml:space="preserve">transformation</w:t>
       </w:r>
       <w:r>
-        <w:t xml:space="preserve"> </w:t>
-      </w:r>
-      <w:r>
-        <w:t xml:space="preserve">(Silver → Gold, */10 min)</w:t>
-      </w:r>
-      <w:r>
-        <w:t xml:space="preserve"> </w:t>
-      </w:r>
-      <w:r>
-        <w:t xml:space="preserve">→ alimente</w:t>
-      </w:r>
-      <w:r>
-        <w:t xml:space="preserve"> </w:t>
+        <w:t xml:space="preserve"> (Silver → Gold, */10 min) → alimente </w:t>
       </w:r>
       <w:r>
         <w:rPr>
@@ -17842,10 +14404,7 @@
         <w:t xml:space="preserve">gold.traffic_features_live</w:t>
       </w:r>
       <w:r>
-        <w:t xml:space="preserve"> </w:t>
-      </w:r>
-      <w:r>
-        <w:t xml:space="preserve">(26 features).</w:t>
+        <w:t xml:space="preserve"> (26 features).</w:t>
       </w:r>
     </w:p>
     <w:p>
@@ -17864,10 +14423,7 @@
         <w:t xml:space="preserve">Entraînement</w:t>
       </w:r>
       <w:r>
-        <w:t xml:space="preserve"> </w:t>
-      </w:r>
-      <w:r>
-        <w:t xml:space="preserve">quotidien (</w:t>
+        <w:t xml:space="preserve"> quotidien (</w:t>
       </w:r>
       <w:r>
         <w:rPr>
@@ -17876,16 +14432,7 @@
         <w:t xml:space="preserve">dag_daily_speed_train</w:t>
       </w:r>
       <w:r>
-        <w:t xml:space="preserve">, 03h00) — trace paramètres, métriques</w:t>
-      </w:r>
-      <w:r>
-        <w:t xml:space="preserve"> </w:t>
-      </w:r>
-      <w:r>
-        <w:t xml:space="preserve">et artefacts dans</w:t>
-      </w:r>
-      <w:r>
-        <w:t xml:space="preserve"> </w:t>
+        <w:t xml:space="preserve">, 03h00) — trace paramètres, métriques et artefacts dans </w:t>
       </w:r>
       <w:r>
         <w:rPr>
@@ -17895,10 +14442,7 @@
         <w:t xml:space="preserve">MLflow Model Registry</w:t>
       </w:r>
       <w:r>
-        <w:t xml:space="preserve"> </w:t>
-      </w:r>
-      <w:r>
-        <w:t xml:space="preserve">(6 modèles versionnés, stage Production).</w:t>
+        <w:t xml:space="preserve"> (6 modèles versionnés, stage Production).</w:t>
       </w:r>
     </w:p>
     <w:p>
@@ -17917,10 +14461,7 @@
         <w:t xml:space="preserve">Inférence</w:t>
       </w:r>
       <w:r>
-        <w:t xml:space="preserve"> </w:t>
-      </w:r>
-      <w:r>
-        <w:t xml:space="preserve">découplée, toutes les 15 min (</w:t>
+        <w:t xml:space="preserve"> découplée, toutes les 15 min (</w:t>
       </w:r>
       <w:r>
         <w:rPr>
@@ -17929,16 +14470,7 @@
         <w:t xml:space="preserve">dag_inference_xgboost</w:t>
       </w:r>
       <w:r>
-        <w:t xml:space="preserve">) — lit le modèle en</w:t>
-      </w:r>
-      <w:r>
-        <w:t xml:space="preserve"> </w:t>
-      </w:r>
-      <w:r>
-        <w:t xml:space="preserve">stage Production, repeuple</w:t>
-      </w:r>
-      <w:r>
-        <w:t xml:space="preserve"> </w:t>
+        <w:t xml:space="preserve">) — lit le modèle en stage Production, repeuple </w:t>
       </w:r>
       <w:r>
         <w:rPr>
@@ -17966,13 +14498,7 @@
         <w:t xml:space="preserve">Monitoring</w:t>
       </w:r>
       <w:r>
-        <w:t xml:space="preserve"> </w:t>
-      </w:r>
-      <w:r>
-        <w:t xml:space="preserve">continu — drift (PSI + Evidently,</w:t>
-      </w:r>
-      <w:r>
-        <w:t xml:space="preserve"> </w:t>
+        <w:t xml:space="preserve"> continu — drift (PSI + Evidently, </w:t>
       </w:r>
       <w:r>
         <w:rPr>
@@ -17981,13 +14507,7 @@
         <w:t xml:space="preserve">daily_drift_report</w:t>
       </w:r>
       <w:r>
-        <w:t xml:space="preserve">), qualité des</w:t>
-      </w:r>
-      <w:r>
-        <w:t xml:space="preserve"> </w:t>
-      </w:r>
-      <w:r>
-        <w:t xml:space="preserve">données (</w:t>
+        <w:t xml:space="preserve">), qualité des données (</w:t>
       </w:r>
       <w:r>
         <w:rPr>
@@ -18005,13 +14525,7 @@
         <w:t xml:space="preserve">dag_critical_pipeline_health</w:t>
       </w:r>
       <w:r>
-        <w:t xml:space="preserve">),</w:t>
-      </w:r>
-      <w:r>
-        <w:t xml:space="preserve"> </w:t>
-      </w:r>
-      <w:r>
-        <w:t xml:space="preserve">Prometheus/Grafana pour l’infrastructure.</w:t>
+        <w:t xml:space="preserve">), alertes cron + Telegram pour l’infrastructure (Prometheus/Grafana en cible).</w:t>
       </w:r>
     </w:p>
     <w:p>
@@ -18030,16 +14544,7 @@
         <w:t xml:space="preserve">Réentraînement</w:t>
       </w:r>
       <w:r>
-        <w:t xml:space="preserve"> </w:t>
-      </w:r>
-      <w:r>
-        <w:t xml:space="preserve">automatique le lendemain avec les données fraîches — boucle fermée</w:t>
-      </w:r>
-      <w:r>
-        <w:t xml:space="preserve"> </w:t>
-      </w:r>
-      <w:r>
-        <w:t xml:space="preserve">sans intervention manuelle, sauf si le drift ou un healthcheck déclenche une alerte.</w:t>
+        <w:t xml:space="preserve"> automatique le lendemain avec les données fraîches — boucle fermée sans intervention manuelle, sauf si le drift ou un healthcheck déclenche une alerte.</w:t>
       </w:r>
     </w:p>
     <w:p>
@@ -18051,10 +14556,7 @@
         </w:numPr>
       </w:pPr>
       <w:r>
-        <w:t xml:space="preserve">Le</w:t>
-      </w:r>
-      <w:r>
-        <w:t xml:space="preserve"> </w:t>
+        <w:t xml:space="preserve">Le </w:t>
       </w:r>
       <w:r>
         <w:rPr>
@@ -18064,16 +14566,7 @@
         <w:t xml:space="preserve">pipeline CI/CD</w:t>
       </w:r>
       <w:r>
-        <w:t xml:space="preserve"> </w:t>
-      </w:r>
-      <w:r>
-        <w:t xml:space="preserve">encadre les évolutions de code de cette boucle (tests + sécurité</w:t>
-      </w:r>
-      <w:r>
-        <w:t xml:space="preserve"> </w:t>
-      </w:r>
-      <w:r>
-        <w:t xml:space="preserve">avant tout déploiement), indépendamment du cycle horaire/quotidien des DAGs.</w:t>
+        <w:t xml:space="preserve"> encadre les évolutions de code de cette boucle (tests + sécurité avant tout déploiement), indépendamment du cycle horaire/quotidien des DAGs.</w:t>
       </w:r>
     </w:p>
     <w:p>
@@ -18081,19 +14574,7 @@
         <w:pStyle w:val="FirstParagraph"/>
       </w:pPr>
       <w:r>
-        <w:t xml:space="preserve">Ce découplage entraînement/inférence/monitoring, avec CI/CD en garde-fou sur le code, est</w:t>
-      </w:r>
-      <w:r>
-        <w:t xml:space="preserve"> </w:t>
-      </w:r>
-      <w:r>
-        <w:t xml:space="preserve">le principe MLOps central du projet — développé compétence par compétence en §5 (C2), §6</w:t>
-      </w:r>
-      <w:r>
-        <w:t xml:space="preserve"> </w:t>
-      </w:r>
-      <w:r>
-        <w:t xml:space="preserve">(C3), §7 (C4), §8 (C5) et §9 (C6).</w:t>
+        <w:t xml:space="preserve">Ce découplage entraînement/inférence/monitoring, avec CI/CD en garde-fou sur le code, est le principe MLOps central du projet — développé compétence par compétence en §5 (C2), §6 (C3), §7 (C4), §8 (C5) et §9 (C6).</w:t>
       </w:r>
     </w:p>
     <w:p>
@@ -18112,42 +14593,7 @@
           <w:i/>
           <w:iCs/>
         </w:rPr>
-        <w:t xml:space="preserve">Document préparé par Patrice Duclos pour la soutenance du Bloc 4 — RNCP 38777 « Architecte</w:t>
-      </w:r>
-      <w:r>
-        <w:rPr>
-          <w:i/>
-          <w:iCs/>
-        </w:rPr>
-        <w:t xml:space="preserve"> </w:t>
-      </w:r>
-      <w:r>
-        <w:rPr>
-          <w:i/>
-          <w:iCs/>
-        </w:rPr>
-        <w:t xml:space="preserve">en Intelligence Artificielle ». Projet LyonFlow v0.13.0+, en production sur VPS. Version du</w:t>
-      </w:r>
-      <w:r>
-        <w:rPr>
-          <w:i/>
-          <w:iCs/>
-        </w:rPr>
-        <w:t xml:space="preserve"> </w:t>
-      </w:r>
-      <w:r>
-        <w:rPr>
-          <w:i/>
-          <w:iCs/>
-        </w:rPr>
-        <w:t xml:space="preserve">2026-07-22 : réaudit live du VPS (conteneurs, disque, backup offsite) et du dépôt (commit</w:t>
-      </w:r>
-      <w:r>
-        <w:rPr>
-          <w:i/>
-          <w:iCs/>
-        </w:rPr>
-        <w:t xml:space="preserve"> </w:t>
+        <w:t xml:space="preserve">Document préparé par Patrice Duclos pour la soutenance du Bloc 4 — RNCP 38777 « Architecte en Intelligence Artificielle ». Projet LyonFlow v0.13.0+, en production sur VPS. Mise à jour du 2026-09-24 : monitoring (cron + Telegram) et backup offsite Google Drive. Version du 2026-07-22 : réaudit live du VPS (conteneurs, disque, backup offsite) et du dépôt (commit </w:t>
       </w:r>
       <w:r>
         <w:rPr>

--- a/présentation/DOCUMENTATION_BLOC4_LyonFlow.docx
+++ b/présentation/DOCUMENTATION_BLOC4_LyonFlow.docx
@@ -118,13 +118,13 @@
         <w:t xml:space="preserve">Version logicielle</w:t>
       </w:r>
       <w:r>
-        <w:t xml:space="preserve"> : v0.13.0+ — branche </w:t>
-      </w:r>
-      <w:r>
-        <w:rPr>
-          <w:rStyle w:val="VerbatimChar"/>
-        </w:rPr>
-        <w:t xml:space="preserve">vps</w:t>
+        <w:t xml:space="preserve"> : v0.14.1 — branche </w:t>
+      </w:r>
+      <w:r>
+        <w:rPr>
+          <w:rStyle w:val="VerbatimChar"/>
+        </w:rPr>
+        <w:t xml:space="preserve">main</w:t>
       </w:r>
       <w:r>
         <w:t xml:space="preserve"> (production) — </w:t>
@@ -161,19 +161,10 @@
         <w:rPr>
           <w:rStyle w:val="VerbatimChar"/>
         </w:rPr>
-        <w:t xml:space="preserve">vps</w:t>
-      </w:r>
-      <w:r>
-        <w:t xml:space="preserve">, dernier commit poussé </w:t>
-      </w:r>
-      <w:r>
-        <w:rPr>
-          <w:rStyle w:val="VerbatimChar"/>
-        </w:rPr>
-        <w:t xml:space="preserve">cf75e53</w:t>
-      </w:r>
-      <w:r>
-        <w:t xml:space="preserve"> (2026-07-22) </w:t>
+        <w:t xml:space="preserve">main</w:t>
+      </w:r>
+      <w:r>
+        <w:t xml:space="preserve"> </w:t>
       </w:r>
       <w:r>
         <w:rPr>
@@ -183,7 +174,7 @@
         <w:t xml:space="preserve">Date de cette version</w:t>
       </w:r>
       <w:r>
-        <w:t xml:space="preserve"> : 22 juillet 2026 </w:t>
+        <w:t xml:space="preserve"> : 24 septembre 2026 </w:t>
       </w:r>
       <w:r>
         <w:rPr>
@@ -193,7 +184,7 @@
         <w:t xml:space="preserve">Méthodologie de vérification</w:t>
       </w:r>
       <w:r>
-        <w:t xml:space="preserve"> : chiffres réaudités le 2026-07-22 par </w:t>
+        <w:t xml:space="preserve"> : chiffres réaudités le 2026-09-24 par </w:t>
       </w:r>
       <w:r>
         <w:rPr>
@@ -221,16 +212,25 @@
         <w:t xml:space="preserve">df -h</w:t>
       </w:r>
       <w:r>
-        <w:t xml:space="preserve">, healthcheck complet) et lecture directe du dépôt de code (branche </w:t>
-      </w:r>
-      <w:r>
-        <w:rPr>
-          <w:rStyle w:val="VerbatimChar"/>
-        </w:rPr>
-        <w:t xml:space="preserve">vps</w:t>
-      </w:r>
-      <w:r>
-        <w:t xml:space="preserve">) — méthodologie identique à l’audit du 2026-06-25, mise à jour de la version du 2026-07-10.</w:t>
+        <w:t xml:space="preserve">, healthcheck complet, table </w:t>
+      </w:r>
+      <w:r>
+        <w:rPr>
+          <w:rStyle w:val="VerbatimChar"/>
+        </w:rPr>
+        <w:t xml:space="preserve">dag_run</w:t>
+      </w:r>
+      <w:r>
+        <w:t xml:space="preserve"> d’Airflow) et lecture directe du dépôt de code (branche </w:t>
+      </w:r>
+      <w:r>
+        <w:rPr>
+          <w:rStyle w:val="VerbatimChar"/>
+        </w:rPr>
+        <w:t xml:space="preserve">main</w:t>
+      </w:r>
+      <w:r>
+        <w:t xml:space="preserve">) — méthodologie identique à l’audit du 2026-06-25, mise à jour de la version du 2026-07-22.</w:t>
       </w:r>
     </w:p>
     <w:p>
@@ -701,7 +701,7 @@
               <w:t xml:space="preserve">28</w:t>
             </w:r>
             <w:r>
-              <w:t xml:space="preserve"> (26 actifs + 2 pausés intentionnels)</w:t>
+              <w:t xml:space="preserve"> (25 actifs + 3 pausés intentionnels)</w:t>
             </w:r>
           </w:p>
         </w:tc>
@@ -969,40 +969,112 @@
               <w:jc w:val="right"/>
             </w:pPr>
             <w:r>
+              <w:t xml:space="preserve">631 tests passent, 3 échecs connus (55 fichiers </w:t>
+            </w:r>
+            <w:r>
+              <w:rPr>
+                <w:rStyle w:val="VerbatimChar"/>
+              </w:rPr>
+              <w:t xml:space="preserve">test_*.py</w:t>
+            </w:r>
+            <w:r>
+              <w:t xml:space="preserve"> hors e2e) — mesure du 2026-09-24</w:t>
+            </w:r>
+          </w:p>
+        </w:tc>
+        <w:tc>
+          <w:tcPr/>
+          <w:p>
+            <w:pPr>
+              <w:pStyle w:val="Compact"/>
+            </w:pPr>
+            <w:r>
+              <w:rPr>
+                <w:rStyle w:val="VerbatimChar"/>
+              </w:rPr>
+              <w:t xml:space="preserve">pytest tests/ -q</w:t>
+            </w:r>
+            <w:r>
+              <w:t xml:space="preserve"> (réexécuté le 2026-07-22)</w:t>
+            </w:r>
+          </w:p>
+        </w:tc>
+      </w:tr>
+      <w:tr>
+        <w:tc>
+          <w:tcPr/>
+          <w:p>
+            <w:pPr>
+              <w:pStyle w:val="Compact"/>
+            </w:pPr>
+            <w:r>
+              <w:t xml:space="preserve">Migrations SQL versionnées</w:t>
+            </w:r>
+          </w:p>
+        </w:tc>
+        <w:tc>
+          <w:tcPr/>
+          <w:p>
+            <w:pPr>
+              <w:pStyle w:val="Compact"/>
+              <w:jc w:val="right"/>
+            </w:pPr>
+            <w:r>
               <w:rPr>
                 <w:b/>
                 <w:bCs/>
               </w:rPr>
-              <w:t xml:space="preserve">619 tests verts</w:t>
-            </w:r>
-            <w:r>
-              <w:t xml:space="preserve"> (58 fichiers </w:t>
-            </w:r>
-            <w:r>
-              <w:rPr>
-                <w:rStyle w:val="VerbatimChar"/>
-              </w:rPr>
-              <w:t xml:space="preserve">test_*.py</w:t>
-            </w:r>
-            <w:r>
-              <w:t xml:space="preserve">) — stable depuis le 2026-07-05</w:t>
-            </w:r>
-          </w:p>
-        </w:tc>
-        <w:tc>
-          <w:tcPr/>
-          <w:p>
-            <w:pPr>
-              <w:pStyle w:val="Compact"/>
-            </w:pPr>
-            <w:r>
-              <w:rPr>
-                <w:rStyle w:val="VerbatimChar"/>
-              </w:rPr>
-              <w:t xml:space="preserve">pytest tests/ -q</w:t>
-            </w:r>
-            <w:r>
-              <w:t xml:space="preserve"> (réexécuté le 2026-07-22)</w:t>
+              <w:t xml:space="preserve">38 migrations</w:t>
+            </w:r>
+            <w:r>
+              <w:t xml:space="preserve"> numérotées (014→050, non séquentiel) + 12 scripts SQL auxiliaires (</w:t>
+            </w:r>
+            <w:r>
+              <w:rPr>
+                <w:rStyle w:val="VerbatimChar"/>
+              </w:rPr>
+              <w:t xml:space="preserve">create_*</w:t>
+            </w:r>
+            <w:r>
+              <w:t xml:space="preserve">/</w:t>
+            </w:r>
+            <w:r>
+              <w:rPr>
+                <w:rStyle w:val="VerbatimChar"/>
+              </w:rPr>
+              <w:t xml:space="preserve">audit_*</w:t>
+            </w:r>
+            <w:r>
+              <w:t xml:space="preserve">/</w:t>
+            </w:r>
+            <w:r>
+              <w:rPr>
+                <w:rStyle w:val="VerbatimChar"/>
+              </w:rPr>
+              <w:t xml:space="preserve">backfill_*</w:t>
+            </w:r>
+            <w:r>
+              <w:t xml:space="preserve">) dans </w:t>
+            </w:r>
+            <w:r>
+              <w:rPr>
+                <w:rStyle w:val="VerbatimChar"/>
+              </w:rPr>
+              <w:t xml:space="preserve">scripts/sql/</w:t>
+            </w:r>
+          </w:p>
+        </w:tc>
+        <w:tc>
+          <w:tcPr/>
+          <w:p>
+            <w:pPr>
+              <w:pStyle w:val="Compact"/>
+            </w:pPr>
+            <w:r>
+              <w:rPr>
+                <w:rStyle w:val="VerbatimChar"/>
+              </w:rPr>
+              <w:t xml:space="preserve">ls scripts/sql/migration_*.sql</w:t>
             </w:r>
           </w:p>
         </w:tc>
@@ -1015,7 +1087,7 @@
               <w:pStyle w:val="Compact"/>
             </w:pPr>
             <w:r>
-              <w:t xml:space="preserve">Migrations SQL versionnées</w:t>
+              <w:t xml:space="preserve">Orchestration Airflow</w:t>
             </w:r>
           </w:p>
         </w:tc>
@@ -1031,57 +1103,27 @@
                 <w:b/>
                 <w:bCs/>
               </w:rPr>
-              <w:t xml:space="preserve">34 migrations</w:t>
-            </w:r>
-            <w:r>
-              <w:t xml:space="preserve"> numérotées (001→046, non séquentiel) + 12 scripts SQL auxiliaires (</w:t>
-            </w:r>
-            <w:r>
-              <w:rPr>
-                <w:rStyle w:val="VerbatimChar"/>
-              </w:rPr>
-              <w:t xml:space="preserve">create_*</w:t>
-            </w:r>
-            <w:r>
-              <w:t xml:space="preserve">/</w:t>
-            </w:r>
-            <w:r>
-              <w:rPr>
-                <w:rStyle w:val="VerbatimChar"/>
-              </w:rPr>
-              <w:t xml:space="preserve">audit_*</w:t>
-            </w:r>
-            <w:r>
-              <w:t xml:space="preserve">/</w:t>
-            </w:r>
-            <w:r>
-              <w:rPr>
-                <w:rStyle w:val="VerbatimChar"/>
-              </w:rPr>
-              <w:t xml:space="preserve">backfill_*</w:t>
-            </w:r>
-            <w:r>
-              <w:t xml:space="preserve">) dans </w:t>
-            </w:r>
-            <w:r>
-              <w:rPr>
-                <w:rStyle w:val="VerbatimChar"/>
-              </w:rPr>
-              <w:t xml:space="preserve">scripts/sql/</w:t>
-            </w:r>
-          </w:p>
-        </w:tc>
-        <w:tc>
-          <w:tcPr/>
-          <w:p>
-            <w:pPr>
-              <w:pStyle w:val="Compact"/>
-            </w:pPr>
-            <w:r>
-              <w:rPr>
-                <w:rStyle w:val="VerbatimChar"/>
-              </w:rPr>
-              <w:t xml:space="preserve">ls scripts/sql/migration_*.sql</w:t>
+              <w:t xml:space="preserve">LocalExecutor</w:t>
+            </w:r>
+            <w:r>
+              <w:t xml:space="preserve"> (Redis/Celery supprimés Sprint 15+, économie ~150 Mo RAM)</w:t>
+            </w:r>
+          </w:p>
+        </w:tc>
+        <w:tc>
+          <w:tcPr/>
+          <w:p>
+            <w:pPr>
+              <w:pStyle w:val="Compact"/>
+            </w:pPr>
+            <w:r>
+              <w:rPr>
+                <w:rStyle w:val="VerbatimChar"/>
+              </w:rPr>
+              <w:t xml:space="preserve">docker-compose.yml</w:t>
+            </w:r>
+            <w:r>
+              <w:t xml:space="preserve"> (commentaires explicites)</w:t>
             </w:r>
           </w:p>
         </w:tc>
@@ -1094,7 +1136,7 @@
               <w:pStyle w:val="Compact"/>
             </w:pPr>
             <w:r>
-              <w:t xml:space="preserve">Orchestration Airflow</w:t>
+              <w:t xml:space="preserve">Infrastructure</w:t>
             </w:r>
           </w:p>
         </w:tc>
@@ -1105,32 +1147,41 @@
               <w:pStyle w:val="Compact"/>
               <w:jc w:val="right"/>
             </w:pPr>
+            <w:r>
+              <w:t xml:space="preserve">VPS Ubuntu, </w:t>
+            </w:r>
             <w:r>
               <w:rPr>
                 <w:b/>
                 <w:bCs/>
               </w:rPr>
-              <w:t xml:space="preserve">LocalExecutor</w:t>
-            </w:r>
-            <w:r>
-              <w:t xml:space="preserve"> (Redis/Celery supprimés Sprint 15+, économie ~150 Mo RAM)</w:t>
-            </w:r>
-          </w:p>
-        </w:tc>
-        <w:tc>
-          <w:tcPr/>
-          <w:p>
-            <w:pPr>
-              <w:pStyle w:val="Compact"/>
-            </w:pPr>
-            <w:r>
-              <w:rPr>
-                <w:rStyle w:val="VerbatimChar"/>
-              </w:rPr>
-              <w:t xml:space="preserve">docker-compose.yml</w:t>
-            </w:r>
-            <w:r>
-              <w:t xml:space="preserve"> (commentaires explicites)</w:t>
+              <w:t xml:space="preserve">6 vCPU, 12 Go RAM, 2× 100 Go SSD</w:t>
+            </w:r>
+            <w:r>
+              <w:t xml:space="preserve"> (</w:t>
+            </w:r>
+            <w:r>
+              <w:rPr>
+                <w:rStyle w:val="VerbatimChar"/>
+              </w:rPr>
+              <w:t xml:space="preserve">51.83.159.224</w:t>
+            </w:r>
+            <w:r>
+              <w:t xml:space="preserve">)</w:t>
+            </w:r>
+          </w:p>
+        </w:tc>
+        <w:tc>
+          <w:tcPr/>
+          <w:p>
+            <w:pPr>
+              <w:pStyle w:val="Compact"/>
+            </w:pPr>
+            <w:r>
+              <w:rPr>
+                <w:rStyle w:val="VerbatimChar"/>
+              </w:rPr>
+              <w:t xml:space="preserve">CLAUDE.md</w:t>
             </w:r>
           </w:p>
         </w:tc>
@@ -1143,7 +1194,7 @@
               <w:pStyle w:val="Compact"/>
             </w:pPr>
             <w:r>
-              <w:t xml:space="preserve">Infrastructure</w:t>
+              <w:t xml:space="preserve">Stack monitoring</w:t>
             </w:r>
           </w:p>
         </w:tc>
@@ -1155,143 +1206,85 @@
               <w:jc w:val="right"/>
             </w:pPr>
             <w:r>
-              <w:t xml:space="preserve">VPS Ubuntu, </w:t>
-            </w:r>
+              <w:rPr>
+                <w:rStyle w:val="VerbatimChar"/>
+              </w:rPr>
+              <w:t xml:space="preserve">vps-watchdog.sh</w:t>
+            </w:r>
+            <w:r>
+              <w:t xml:space="preserve"> (5 min) + </w:t>
+            </w:r>
+            <w:r>
+              <w:rPr>
+                <w:rStyle w:val="VerbatimChar"/>
+              </w:rPr>
+              <w:t xml:space="preserve">dag-failure-rate-monitor.sh</w:t>
+            </w:r>
+            <w:r>
+              <w:t xml:space="preserve"> (30 min) + alerte backup → Telegram. Prometheus/Grafana : cible, non déployée (</w:t>
+            </w:r>
+            <w:r>
+              <w:rPr>
+                <w:rStyle w:val="VerbatimChar"/>
+              </w:rPr>
+              <w:t xml:space="preserve">docker-compose.monitoring.yml</w:t>
+            </w:r>
+            <w:r>
+              <w:t xml:space="preserve"> prêt)</w:t>
+            </w:r>
+          </w:p>
+        </w:tc>
+        <w:tc>
+          <w:tcPr/>
+          <w:p>
+            <w:pPr>
+              <w:pStyle w:val="Compact"/>
+            </w:pPr>
+            <w:r>
+              <w:t xml:space="preserve">crontab du VPS, </w:t>
+            </w:r>
+            <w:r>
+              <w:rPr>
+                <w:rStyle w:val="VerbatimChar"/>
+              </w:rPr>
+              <w:t xml:space="preserve">scripts/vps-watchdog.sh</w:t>
+            </w:r>
+            <w:r>
+              <w:t xml:space="preserve">, </w:t>
+            </w:r>
+            <w:r>
+              <w:rPr>
+                <w:rStyle w:val="VerbatimChar"/>
+              </w:rPr>
+              <w:t xml:space="preserve">scripts/dag-failure-rate-monitor.sh</w:t>
+            </w:r>
+          </w:p>
+        </w:tc>
+      </w:tr>
+      <w:tr>
+        <w:tc>
+          <w:tcPr/>
+          <w:p>
+            <w:pPr>
+              <w:pStyle w:val="Compact"/>
+            </w:pPr>
+            <w:r>
+              <w:t xml:space="preserve">Diagrammes d’architecture</w:t>
+            </w:r>
+          </w:p>
+        </w:tc>
+        <w:tc>
+          <w:tcPr/>
+          <w:p>
+            <w:pPr>
+              <w:pStyle w:val="Compact"/>
+              <w:jc w:val="right"/>
+            </w:pPr>
             <w:r>
               <w:rPr>
                 <w:b/>
                 <w:bCs/>
               </w:rPr>
-              <w:t xml:space="preserve">6 vCPU, 12 Go RAM, 2× 100 Go SSD</w:t>
-            </w:r>
-            <w:r>
-              <w:t xml:space="preserve"> (</w:t>
-            </w:r>
-            <w:r>
-              <w:rPr>
-                <w:rStyle w:val="VerbatimChar"/>
-              </w:rPr>
-              <w:t xml:space="preserve">51.83.159.224</w:t>
-            </w:r>
-            <w:r>
-              <w:t xml:space="preserve">)</w:t>
-            </w:r>
-          </w:p>
-        </w:tc>
-        <w:tc>
-          <w:tcPr/>
-          <w:p>
-            <w:pPr>
-              <w:pStyle w:val="Compact"/>
-            </w:pPr>
-            <w:r>
-              <w:rPr>
-                <w:rStyle w:val="VerbatimChar"/>
-              </w:rPr>
-              <w:t xml:space="preserve">CLAUDE.md</w:t>
-            </w:r>
-          </w:p>
-        </w:tc>
-      </w:tr>
-      <w:tr>
-        <w:tc>
-          <w:tcPr/>
-          <w:p>
-            <w:pPr>
-              <w:pStyle w:val="Compact"/>
-            </w:pPr>
-            <w:r>
-              <w:t xml:space="preserve">Stack monitoring</w:t>
-            </w:r>
-          </w:p>
-        </w:tc>
-        <w:tc>
-          <w:tcPr/>
-          <w:p>
-            <w:pPr>
-              <w:pStyle w:val="Compact"/>
-              <w:jc w:val="right"/>
-            </w:pPr>
-            <w:r>
-              <w:rPr>
-                <w:rStyle w:val="VerbatimChar"/>
-              </w:rPr>
-              <w:t xml:space="preserve">vps-watchdog.sh</w:t>
-            </w:r>
-            <w:r>
-              <w:t xml:space="preserve"> (5 min) + </w:t>
-            </w:r>
-            <w:r>
-              <w:rPr>
-                <w:rStyle w:val="VerbatimChar"/>
-              </w:rPr>
-              <w:t xml:space="preserve">dag-failure-rate-monitor.sh</w:t>
-            </w:r>
-            <w:r>
-              <w:t xml:space="preserve"> (30 min) + alerte backup → Telegram. Prometheus/Grafana : cible, non déployée (</w:t>
-            </w:r>
-            <w:r>
-              <w:rPr>
-                <w:rStyle w:val="VerbatimChar"/>
-              </w:rPr>
-              <w:t xml:space="preserve">docker-compose.monitoring.yml</w:t>
-            </w:r>
-            <w:r>
-              <w:t xml:space="preserve"> prêt)</w:t>
-            </w:r>
-          </w:p>
-        </w:tc>
-        <w:tc>
-          <w:tcPr/>
-          <w:p>
-            <w:pPr>
-              <w:pStyle w:val="Compact"/>
-            </w:pPr>
-            <w:r>
-              <w:t xml:space="preserve">crontab du VPS, </w:t>
-            </w:r>
-            <w:r>
-              <w:rPr>
-                <w:rStyle w:val="VerbatimChar"/>
-              </w:rPr>
-              <w:t xml:space="preserve">scripts/vps-watchdog.sh</w:t>
-            </w:r>
-            <w:r>
-              <w:t xml:space="preserve">, </w:t>
-            </w:r>
-            <w:r>
-              <w:rPr>
-                <w:rStyle w:val="VerbatimChar"/>
-              </w:rPr>
-              <w:t xml:space="preserve">scripts/dag-failure-rate-monitor.sh</w:t>
-            </w:r>
-          </w:p>
-        </w:tc>
-      </w:tr>
-      <w:tr>
-        <w:tc>
-          <w:tcPr/>
-          <w:p>
-            <w:pPr>
-              <w:pStyle w:val="Compact"/>
-            </w:pPr>
-            <w:r>
-              <w:t xml:space="preserve">Diagrammes d’architecture</w:t>
-            </w:r>
-          </w:p>
-        </w:tc>
-        <w:tc>
-          <w:tcPr/>
-          <w:p>
-            <w:pPr>
-              <w:pStyle w:val="Compact"/>
-              <w:jc w:val="right"/>
-            </w:pPr>
-            <w:r>
-              <w:rPr>
-                <w:b/>
-                <w:bCs/>
-              </w:rPr>
               <w:t xml:space="preserve">7 diagrammes drawio</w:t>
             </w:r>
             <w:r>
@@ -1370,7 +1363,7 @@
         <w:t xml:space="preserve">02_infra_vps</w:t>
       </w:r>
       <w:r>
-        <w:t xml:space="preserve"> montrent désormais le monitoring réel (cron + alertes Telegram), Prometheus / Grafana / Alertmanager étant marqués comme cible non déployée, ainsi que le backup offsite Google Drive opérationnel. Le reste du contenu (schéma des 60+ tables, 4 piliers ML, pipeline des 28 DAGs, routing pgRouting) est cohérent avec le code au 2026-07-10.</w:t>
+        <w:t xml:space="preserve"> montrent désormais le monitoring réel (cron + alertes Telegram), Prometheus / Grafana / Alertmanager étant marqués comme cible non déployée, ainsi que le backup offsite Google Drive opérationnel ; 04_pipeline_airflow reprend les horaires et le décompte des DAGs au 2026-09-24 (25 actifs, 3 pausés). Le reste du contenu (schéma des 60+ tables, 4 piliers ML, pipeline des 28 DAGs, routing pgRouting) est cohérent avec le code au 2026-07-10.</w:t>
       </w:r>
     </w:p>
     <w:p>
@@ -1749,7 +1742,7 @@
         <w:t xml:space="preserve">dag_inference_xgboost</w:t>
       </w:r>
       <w:r>
-        <w:t xml:space="preserve">), entraînement complet quotidien à 03h00 (</w:t>
+        <w:t xml:space="preserve">), entraînement complet quotidien à 03h38 (</w:t>
       </w:r>
       <w:r>
         <w:rPr>
@@ -2355,7 +2348,7 @@
       <w:r>
         <w:drawing>
           <wp:inline>
-            <wp:extent cx="5334000" cy="4100512"/>
+            <wp:extent cx="5334000" cy="3863776"/>
             <wp:effectExtent b="0" l="0" r="0" t="0"/>
             <wp:docPr descr="Flux de données Medallion LyonFlow" title="" id="20" name="Picture"/>
             <a:graphic>
@@ -2376,7 +2369,7 @@
                   <pic:spPr bwMode="auto">
                     <a:xfrm>
                       <a:off x="0" y="0"/>
-                      <a:ext cx="5334000" cy="4100512"/>
+                      <a:ext cx="5334000" cy="3863776"/>
                     </a:xfrm>
                     <a:prstGeom prst="rect">
                       <a:avLst/>
@@ -3382,7 +3375,7 @@
         <w:t xml:space="preserve">28 DAGs</w:t>
       </w:r>
       <w:r>
-        <w:t xml:space="preserve"> (26 actifs + 2 pausés intentionnels). Le détail exhaustif DAG par DAG (rôle, cadence, tables source/cible, dépendances) est en </w:t>
+        <w:t xml:space="preserve"> (25 actifs + 3 pausés intentionnels). Le détail exhaustif DAG par DAG (rôle, cadence, tables source/cible, dépendances) est en </w:t>
       </w:r>
       <w:r>
         <w:rPr>
@@ -4430,7 +4423,7 @@
         <w:t xml:space="preserve">transform_silver_to_gold</w:t>
       </w:r>
       <w:r>
-        <w:t xml:space="preserve"> (*/10 min), avec refresh </w:t>
+        <w:t xml:space="preserve"> (:05, :20, :35, :50), avec refresh </w:t>
       </w:r>
       <w:r>
         <w:rPr>
@@ -4681,7 +4674,7 @@
               <w:pStyle w:val="Compact"/>
             </w:pPr>
             <w:r>
-              <w:t xml:space="preserve">quotidien 03h00 (</w:t>
+              <w:t xml:space="preserve">quotidien 03h38 (</w:t>
             </w:r>
             <w:r>
               <w:rPr>
@@ -6306,7 +6299,7 @@
               <w:pStyle w:val="Compact"/>
             </w:pPr>
             <w:r>
-              <w:t xml:space="preserve">03h00</w:t>
+              <w:t xml:space="preserve">03h38</w:t>
             </w:r>
           </w:p>
         </w:tc>
@@ -7805,13 +7798,22 @@
         <w:t xml:space="preserve">retrain_xgboost_speed</w:t>
       </w:r>
       <w:r>
+        <w:t xml:space="preserve">, </w:t>
+      </w:r>
+      <w:r>
+        <w:rPr>
+          <w:rStyle w:val="VerbatimChar"/>
+        </w:rPr>
+        <w:t xml:space="preserve">refresh_heavy_mv</w:t>
+      </w:r>
+      <w:r>
         <w:t xml:space="preserve"> et </w:t>
       </w:r>
       <w:r>
         <w:rPr>
           <w:rStyle w:val="VerbatimChar"/>
         </w:rPr>
-        <w:t xml:space="preserve">refresh_heavy_mv</w:t>
+        <w:t xml:space="preserve">collect_vigilance_meteo</w:t>
       </w:r>
       <w:r>
         <w:t xml:space="preserve"> restent </w:t>
@@ -7836,7 +7838,7 @@
         </w:numPr>
       </w:pPr>
       <w:r>
-        <w:t xml:space="preserve">Thundering herd </w:t>
+        <w:t xml:space="preserve">Thundering herd : les créneaux </w:t>
       </w:r>
       <w:r>
         <w:rPr>
@@ -7854,35 +7856,53 @@
         <w:t xml:space="preserve">:30</w:t>
       </w:r>
       <w:r>
-        <w:t xml:space="preserve"> (contention CPU/IO partagée à </w:t>
-      </w:r>
-      <w:r>
-        <w:rPr>
-          <w:rStyle w:val="VerbatimChar"/>
-        </w:rPr>
-        <w:t xml:space="preserve">:00</w:t>
-      </w:r>
-      <w:r>
-        <w:t xml:space="preserve">) : </w:t>
+        <w:t xml:space="preserve"> ont été désengorgés le 2026-07-01 (5 DAGs décalés), puis la </w:t>
       </w:r>
       <w:r>
         <w:rPr>
           <w:b/>
           <w:bCs/>
         </w:rPr>
-        <w:t xml:space="preserve">mitigé</w:t>
-      </w:r>
-      <w:r>
-        <w:t xml:space="preserve"> le 2026-07-01 (5 DAGs re-décalés hors </w:t>
-      </w:r>
-      <w:r>
-        <w:rPr>
-          <w:rStyle w:val="VerbatimChar"/>
-        </w:rPr>
-        <w:t xml:space="preserve">:00/:15/:30/:45</w:t>
-      </w:r>
-      <w:r>
-        <w:t xml:space="preserve">), root cause de fond (contention partagée) non éliminée.</w:t>
+        <w:t xml:space="preserve">tempête de 03:00</w:t>
+      </w:r>
+      <w:r>
+        <w:t xml:space="preserve"> (</w:t>
+      </w:r>
+      <w:r>
+        <w:rPr>
+          <w:rStyle w:val="VerbatimChar"/>
+        </w:rPr>
+        <w:t xml:space="preserve">purge_bronze</w:t>
+      </w:r>
+      <w:r>
+        <w:t xml:space="preserve">, </w:t>
+      </w:r>
+      <w:r>
+        <w:rPr>
+          <w:rStyle w:val="VerbatimChar"/>
+        </w:rPr>
+        <w:t xml:space="preserve">dag_daily_speed_train</w:t>
+      </w:r>
+      <w:r>
+        <w:t xml:space="preserve"> et tous les DAGs */5 et */15 simultanés) a été supprimée le 2026-09-22 (</w:t>
+      </w:r>
+      <w:r>
+        <w:rPr>
+          <w:rStyle w:val="VerbatimChar"/>
+        </w:rPr>
+        <w:t xml:space="preserve">purge_bronze</w:t>
+      </w:r>
+      <w:r>
+        <w:t xml:space="preserve"> à 03h08, </w:t>
+      </w:r>
+      <w:r>
+        <w:rPr>
+          <w:rStyle w:val="VerbatimChar"/>
+        </w:rPr>
+        <w:t xml:space="preserve">dag_daily_speed_train</w:t>
+      </w:r>
+      <w:r>
+        <w:t xml:space="preserve"> à 03h38) ; aucun redémarrage par le watchdog depuis. La contention I/O d’un Postgres unique partagé reste une limite connue.</w:t>
       </w:r>
     </w:p>
     <w:p>
@@ -8306,26 +8326,19 @@
                 <w:b/>
                 <w:bCs/>
               </w:rPr>
-              <w:t xml:space="preserve">619 tests verts</w:t>
-            </w:r>
-            <w:r>
-              <w:t xml:space="preserve"> (mesure 2026-07-05, +19 après migration_045), répartis dans </w:t>
-            </w:r>
-            <w:r>
-              <w:rPr>
-                <w:b/>
-                <w:bCs/>
-              </w:rPr>
-              <w:t xml:space="preserve">58 fichiers</w:t>
-            </w:r>
-            <w:r>
-              <w:t xml:space="preserve"> </w:t>
+              <w:t xml:space="preserve">631 tests passent</w:t>
+            </w:r>
+            <w:r>
+              <w:t xml:space="preserve"> et 3 échouent (mesure du 2026-09-24, 55 fichiers </w:t>
             </w:r>
             <w:r>
               <w:rPr>
                 <w:rStyle w:val="VerbatimChar"/>
               </w:rPr>
               <w:t xml:space="preserve">test_*.py</w:t>
+            </w:r>
+            <w:r>
+              <w:t xml:space="preserve"> hors e2e) : 2 tests TomTom devenus obsolètes depuis le retrait de TomTom du cycle 5 min, et 1 test du sélecteur de carte Vélo’v. Correction en cours.</w:t>
             </w:r>
           </w:p>
         </w:tc>
@@ -9802,7 +9815,7 @@
         <w:t xml:space="preserve">28 DAGs Airflow</w:t>
       </w:r>
       <w:r>
-        <w:t xml:space="preserve"> du projet (26 actifs, 2 pausés intentionnels), vérifiés le 2026-07-10 par lecture directe du code source (</w:t>
+        <w:t xml:space="preserve"> du projet (25 actifs, 3 pausés intentionnels), vérifiés le 2026-09-24 par lecture directe du code source (</w:t>
       </w:r>
       <w:r>
         <w:rPr>
@@ -9869,7 +9882,7 @@
       <w:r>
         <w:drawing>
           <wp:inline>
-            <wp:extent cx="5334000" cy="3247072"/>
+            <wp:extent cx="5334000" cy="5518103"/>
             <wp:effectExtent b="0" l="0" r="0" t="0"/>
             <wp:docPr descr="Inventaire des 28 DAGs Airflow LyonFlow" title="" id="66" name="Picture"/>
             <a:graphic>
@@ -9890,7 +9903,7 @@
                   <pic:spPr bwMode="auto">
                     <a:xfrm>
                       <a:off x="0" y="0"/>
-                      <a:ext cx="5334000" cy="3247072"/>
+                      <a:ext cx="5334000" cy="5518103"/>
                     </a:xfrm>
                     <a:prstGeom prst="rect">
                       <a:avLst/>
@@ -10215,7 +10228,25 @@
               <w:pStyle w:val="Compact"/>
             </w:pPr>
             <w:r>
-              <w:t xml:space="preserve">Vigilance canicule dept 69 (API Opendatasoft, migration_045)</w:t>
+              <w:t xml:space="preserve">Vigilance canicule dept 69 (API Opendatasoft, migration_045). ⏸ Pausé — la collecte est assurée par </w:t>
+            </w:r>
+            <w:r>
+              <w:rPr>
+                <w:rStyle w:val="VerbatimChar"/>
+              </w:rPr>
+              <w:t xml:space="preserve">collect_bronze</w:t>
+            </w:r>
+            <w:r>
+              <w:t xml:space="preserve"> (</w:t>
+            </w:r>
+            <w:r>
+              <w:rPr>
+                <w:rStyle w:val="VerbatimChar"/>
+              </w:rPr>
+              <w:t xml:space="preserve">VigilanceMeteo</w:t>
+            </w:r>
+            <w:r>
+              <w:t xml:space="preserve"> dans ses collecteurs, */5 min) : ce DAG dédié est redondant.</w:t>
             </w:r>
           </w:p>
         </w:tc>
@@ -10382,7 +10413,7 @@
               <w:rPr>
                 <w:rStyle w:val="VerbatimChar"/>
               </w:rPr>
-              <w:t xml:space="preserve">*/10 * * * *</w:t>
+              <w:t xml:space="preserve">5,20,35,50 * * * *</w:t>
             </w:r>
           </w:p>
         </w:tc>
@@ -10663,7 +10694,7 @@
               <w:rPr>
                 <w:rStyle w:val="VerbatimChar"/>
               </w:rPr>
-              <w:t xml:space="preserve">0 3 * * *</w:t>
+              <w:t xml:space="preserve">38 3 * * *</w:t>
             </w:r>
           </w:p>
         </w:tc>
@@ -11286,7 +11317,7 @@
               <w:rPr>
                 <w:rStyle w:val="VerbatimChar"/>
               </w:rPr>
-              <w:t xml:space="preserve">3,18,33,48 * * * *</w:t>
+              <w:t xml:space="preserve">11,26,41,56 * * * *</w:t>
             </w:r>
           </w:p>
         </w:tc>
@@ -11408,7 +11439,10 @@
               <w:pStyle w:val="Compact"/>
             </w:pPr>
             <w:r>
-              <w:t xml:space="preserve">(interne)</w:t>
+              <w:rPr>
+                <w:rStyle w:val="VerbatimChar"/>
+              </w:rPr>
+              <w:t xml:space="preserve">7,22,37,52 * * * *</w:t>
             </w:r>
           </w:p>
         </w:tc>
@@ -11814,7 +11848,7 @@
               <w:rPr>
                 <w:rStyle w:val="VerbatimChar"/>
               </w:rPr>
-              <w:t xml:space="preserve">0 3 * * *</w:t>
+              <w:t xml:space="preserve">8 3 * * *</w:t>
             </w:r>
           </w:p>
         </w:tc>
@@ -11875,7 +11909,7 @@
               <w:rPr>
                 <w:rStyle w:val="VerbatimChar"/>
               </w:rPr>
-              <w:t xml:space="preserve">*/15 * * * *</w:t>
+              <w:t xml:space="preserve">2,17,32,47 * * * *</w:t>
             </w:r>
           </w:p>
         </w:tc>
@@ -11933,7 +11967,7 @@
           <w:b/>
           <w:bCs/>
         </w:rPr>
-        <w:t xml:space="preserve">Total : 28 DAGs — 26 actifs + 2 pausés intentionnels</w:t>
+        <w:t xml:space="preserve">Total : 28 DAGs — 25 actifs + 3 pausés intentionnels</w:t>
       </w:r>
       <w:r>
         <w:t xml:space="preserve"> (</w:t>
@@ -11954,7 +11988,16 @@
         <w:t xml:space="preserve">retrain_xgboost_speed</w:t>
       </w:r>
       <w:r>
-        <w:t xml:space="preserve">), tous deux documentés ci-dessus avec leur raison de pause.</w:t>
+        <w:t xml:space="preserve">, </w:t>
+      </w:r>
+      <w:r>
+        <w:rPr>
+          <w:rStyle w:val="VerbatimChar"/>
+        </w:rPr>
+        <w:t xml:space="preserve">collect_vigilance_meteo</w:t>
+      </w:r>
+      <w:r>
+        <w:t xml:space="preserve">), tous documentés ci-dessus avec leur raison de pause.</w:t>
       </w:r>
     </w:p>
     <w:bookmarkEnd w:id="71"/>
@@ -11975,7 +12018,10 @@
         <w:rPr>
           <w:rStyle w:val="VerbatimChar"/>
         </w:rPr>
-        <w:t xml:space="preserve">:00        Collecte bronze (boucles + AQ + chantiers) — pic de charge partagé</w:t>
+        <w:t xml:space="preserve">:00/5min   </w:t>
+      </w:r>
+      <w:r>
+        <w:t xml:space="preserve">collect_bronze, maintenance_backfill_dim_spatial_lat_lon</w:t>
       </w:r>
       <w:r>
         <w:br/>
@@ -11984,7 +12030,10 @@
         <w:rPr>
           <w:rStyle w:val="VerbatimChar"/>
         </w:rPr>
-        <w:t xml:space="preserve">:02–:57/5  transform_bronze_to_silver (continu, offset 2)</w:t>
+        <w:t xml:space="preserve">:00/15min  </w:t>
+      </w:r>
+      <w:r>
+        <w:t xml:space="preserve">collect_tomtom_traffic, dag_inference_xgboost, record_network_health</w:t>
       </w:r>
       <w:r>
         <w:br/>
@@ -11993,7 +12042,10 @@
         <w:rPr>
           <w:rStyle w:val="VerbatimChar"/>
         </w:rPr>
-        <w:t xml:space="preserve">:03,18,33,48  refresh_osm_traffic_costs</w:t>
+        <w:t xml:space="preserve">:02–:57/5  </w:t>
+      </w:r>
+      <w:r>
+        <w:t xml:space="preserve">transform_bronze_to_silver (continu, offset 2)</w:t>
       </w:r>
       <w:r>
         <w:br/>
@@ -12002,7 +12054,10 @@
         <w:rPr>
           <w:rStyle w:val="VerbatimChar"/>
         </w:rPr>
-        <w:t xml:space="preserve">:04,19,34,49  dag_inference_velov</w:t>
+        <w:t xml:space="preserve">:02,17,32,47  </w:t>
+      </w:r>
+      <w:r>
+        <w:t xml:space="preserve">dag_critical_pipeline_health</w:t>
       </w:r>
       <w:r>
         <w:br/>
@@ -12011,7 +12066,10 @@
         <w:rPr>
           <w:rStyle w:val="VerbatimChar"/>
         </w:rPr>
-        <w:t xml:space="preserve">:05,35     refresh_xgb_vs_tomtom</w:t>
+        <w:t xml:space="preserve">:04,19,34,49  </w:t>
+      </w:r>
+      <w:r>
+        <w:t xml:space="preserve">dag_inference_velov</w:t>
       </w:r>
       <w:r>
         <w:br/>
@@ -12020,7 +12078,10 @@
         <w:rPr>
           <w:rStyle w:val="VerbatimChar"/>
         </w:rPr>
-        <w:t xml:space="preserve">:10/10min  transform_silver_to_gold</w:t>
+        <w:t xml:space="preserve">:05,20,35,50  </w:t>
+      </w:r>
+      <w:r>
+        <w:t xml:space="preserve">transform_silver_to_gold</w:t>
       </w:r>
       <w:r>
         <w:br/>
@@ -12029,7 +12090,10 @@
         <w:rPr>
           <w:rStyle w:val="VerbatimChar"/>
         </w:rPr>
-        <w:t xml:space="preserve">:12,27,42,57  refresh_velov_transit_coupling</w:t>
+        <w:t xml:space="preserve">:05,35     </w:t>
+      </w:r>
+      <w:r>
+        <w:t xml:space="preserve">refresh_xgb_vs_tomtom</w:t>
       </w:r>
       <w:r>
         <w:br/>
@@ -12038,7 +12102,10 @@
         <w:rPr>
           <w:rStyle w:val="VerbatimChar"/>
         </w:rPr>
-        <w:t xml:space="preserve">:15/15min  collect_tomtom_traffic, dag_inference_xgboost, record_network_health,</w:t>
+        <w:t xml:space="preserve">:07,22,37,52  </w:t>
+      </w:r>
+      <w:r>
+        <w:t xml:space="preserve">refresh_sensor_saturation</w:t>
       </w:r>
       <w:r>
         <w:br/>
@@ -12047,7 +12114,10 @@
         <w:rPr>
           <w:rStyle w:val="VerbatimChar"/>
         </w:rPr>
-        <w:t xml:space="preserve">           dag_critical_pipeline_health, refresh_heavy_mv (pausé)</w:t>
+        <w:t xml:space="preserve">:10,40     </w:t>
+      </w:r>
+      <w:r>
+        <w:t xml:space="preserve">refresh_congestion_propagation</w:t>
       </w:r>
       <w:r>
         <w:br/>
@@ -12056,7 +12126,10 @@
         <w:rPr>
           <w:rStyle w:val="VerbatimChar"/>
         </w:rPr>
-        <w:t xml:space="preserve">:25        retrain_xgboost_speed (pausé)</w:t>
+        <w:t xml:space="preserve">:11,26,41,56  </w:t>
+      </w:r>
+      <w:r>
+        <w:t xml:space="preserve">refresh_osm_traffic_costs</w:t>
       </w:r>
       <w:r>
         <w:br/>
@@ -12065,7 +12138,10 @@
         <w:rPr>
           <w:rStyle w:val="VerbatimChar"/>
         </w:rPr>
-        <w:t xml:space="preserve">:30/30min  refresh_congestion_propagation (10,40)</w:t>
+        <w:t xml:space="preserve">:12,27,42,57  </w:t>
+      </w:r>
+      <w:r>
+        <w:t xml:space="preserve">refresh_velov_transit_coupling</w:t>
       </w:r>
       <w:r>
         <w:br/>
@@ -12074,7 +12150,10 @@
         <w:rPr>
           <w:rStyle w:val="VerbatimChar"/>
         </w:rPr>
-        <w:t xml:space="preserve">02h30      build_xgb_training_set</w:t>
+        <w:t xml:space="preserve">:15,45     </w:t>
+      </w:r>
+      <w:r>
+        <w:t xml:space="preserve">refresh_heavy_mv (pausé)</w:t>
       </w:r>
       <w:r>
         <w:br/>
@@ -12083,7 +12162,10 @@
         <w:rPr>
           <w:rStyle w:val="VerbatimChar"/>
         </w:rPr>
-        <w:t xml:space="preserve">02h30      build_spatial_mapping</w:t>
+        <w:t xml:space="preserve">:25        </w:t>
+      </w:r>
+      <w:r>
+        <w:t xml:space="preserve">retrain_xgboost_speed (pausé)</w:t>
       </w:r>
       <w:r>
         <w:br/>
@@ -12092,7 +12174,10 @@
         <w:rPr>
           <w:rStyle w:val="VerbatimChar"/>
         </w:rPr>
-        <w:t xml:space="preserve">03h00      dag_daily_speed_train, purge_bronze</w:t>
+        <w:t xml:space="preserve">:50        </w:t>
+      </w:r>
+      <w:r>
+        <w:t xml:space="preserve">retrain_xgboost_velov</w:t>
       </w:r>
       <w:r>
         <w:br/>
@@ -12101,7 +12186,10 @@
         <w:rPr>
           <w:rStyle w:val="VerbatimChar"/>
         </w:rPr>
-        <w:t xml:space="preserve">04h00      silver_archive_to_minio</w:t>
+        <w:t xml:space="preserve">02h30      </w:t>
+      </w:r>
+      <w:r>
+        <w:t xml:space="preserve">build_xgb_training_set, build_spatial_mapping</w:t>
       </w:r>
       <w:r>
         <w:br/>
@@ -12110,7 +12198,10 @@
         <w:rPr>
           <w:rStyle w:val="VerbatimChar"/>
         </w:rPr>
-        <w:t xml:space="preserve">04h15      data_quality_daily</w:t>
+        <w:t xml:space="preserve">03h08      </w:t>
+      </w:r>
+      <w:r>
+        <w:t xml:space="preserve">purge_bronze</w:t>
       </w:r>
       <w:r>
         <w:br/>
@@ -12119,7 +12210,10 @@
         <w:rPr>
           <w:rStyle w:val="VerbatimChar"/>
         </w:rPr>
-        <w:t xml:space="preserve">04h30      refresh_meteo_impact</w:t>
+        <w:t xml:space="preserve">03h38      </w:t>
+      </w:r>
+      <w:r>
+        <w:t xml:space="preserve">dag_daily_speed_train</w:t>
       </w:r>
       <w:r>
         <w:br/>
@@ -12128,7 +12222,10 @@
         <w:rPr>
           <w:rStyle w:val="VerbatimChar"/>
         </w:rPr>
-        <w:t xml:space="preserve">05h00      refresh_lieux_calendrier</w:t>
+        <w:t xml:space="preserve">04h00      </w:t>
+      </w:r>
+      <w:r>
+        <w:t xml:space="preserve">silver_archive_to_minio</w:t>
       </w:r>
       <w:r>
         <w:br/>
@@ -12137,7 +12234,10 @@
         <w:rPr>
           <w:rStyle w:val="VerbatimChar"/>
         </w:rPr>
-        <w:t xml:space="preserve">05h30      daily_drift_report</w:t>
+        <w:t xml:space="preserve">04h15      </w:t>
+      </w:r>
+      <w:r>
+        <w:t xml:space="preserve">data_quality_daily</w:t>
       </w:r>
       <w:r>
         <w:br/>
@@ -12146,7 +12246,10 @@
         <w:rPr>
           <w:rStyle w:val="VerbatimChar"/>
         </w:rPr>
-        <w:t xml:space="preserve">:50        retrain_xgboost_velov</w:t>
+        <w:t xml:space="preserve">04h30      </w:t>
+      </w:r>
+      <w:r>
+        <w:t xml:space="preserve">refresh_meteo_impact</w:t>
       </w:r>
       <w:r>
         <w:br/>
@@ -12155,7 +12258,10 @@
         <w:rPr>
           <w:rStyle w:val="VerbatimChar"/>
         </w:rPr>
-        <w:t xml:space="preserve">1er du mois  collect_calendriers_monthly</w:t>
+        <w:t xml:space="preserve">05h00      </w:t>
+      </w:r>
+      <w:r>
+        <w:t xml:space="preserve">refresh_lieux_calendrier</w:t>
       </w:r>
       <w:r>
         <w:br/>
@@ -12164,7 +12270,34 @@
         <w:rPr>
           <w:rStyle w:val="VerbatimChar"/>
         </w:rPr>
-        <w:t xml:space="preserve">*/6h       collect_vigilance_meteo</w:t>
+        <w:t xml:space="preserve">05h30      </w:t>
+      </w:r>
+      <w:r>
+        <w:t xml:space="preserve">daily_drift_report</w:t>
+      </w:r>
+      <w:r>
+        <w:br/>
+      </w:r>
+      <w:r>
+        <w:rPr>
+          <w:rStyle w:val="VerbatimChar"/>
+        </w:rPr>
+        <w:t xml:space="preserve">1er du mois  </w:t>
+      </w:r>
+      <w:r>
+        <w:t xml:space="preserve">collect_calendriers_monthly</w:t>
+      </w:r>
+      <w:r>
+        <w:br/>
+      </w:r>
+      <w:r>
+        <w:rPr>
+          <w:rStyle w:val="VerbatimChar"/>
+        </w:rPr>
+        <w:t xml:space="preserve">*/6h       </w:t>
+      </w:r>
+      <w:r>
+        <w:t xml:space="preserve">collect_vigilance_meteo (pausé — collecte via collect_bronze)</w:t>
       </w:r>
     </w:p>
     <w:p>
@@ -12179,52 +12312,57 @@
           <w:b/>
           <w:bCs/>
         </w:rPr>
-        <w:t xml:space="preserve">Thundering herd </w:t>
-      </w:r>
-      <w:r>
-        <w:rPr>
-          <w:rStyle w:val="VerbatimChar"/>
+        <w:t xml:space="preserve">Thundering herd</w:t>
+      </w:r>
+      <w:r>
+        <w:t xml:space="preserve"> : jusqu’à 10 DAGs pouvaient se déclencher simultanément, saturant l’I/O Postgres partagé (root cause de plusieurs incidents de pileup de sessions zombies en juin/juillet 2026). </w:t>
+      </w:r>
+      <w:r>
+        <w:rPr>
           <w:b/>
           <w:bCs/>
         </w:rPr>
-        <w:t xml:space="preserve">:00</w:t>
+        <w:t xml:space="preserve">Mitigé le 2026-07-01</w:t>
+      </w:r>
+      <w:r>
+        <w:t xml:space="preserve"> (5 DAGs sortis des créneaux </w:t>
+      </w:r>
+      <w:r>
+        <w:rPr>
+          <w:rStyle w:val="VerbatimChar"/>
+        </w:rPr>
+        <w:t xml:space="preserve">:00/:15/:30/:45</w:t>
+      </w:r>
+      <w:r>
+        <w:t xml:space="preserve">), puis </w:t>
       </w:r>
       <w:r>
         <w:rPr>
           <w:b/>
           <w:bCs/>
         </w:rPr>
-        <w:t xml:space="preserve">/</w:t>
-      </w:r>
-      <w:r>
-        <w:rPr>
-          <w:rStyle w:val="VerbatimChar"/>
-          <w:b/>
-          <w:bCs/>
-        </w:rPr>
-        <w:t xml:space="preserve">:30</w:t>
-      </w:r>
-      <w:r>
-        <w:t xml:space="preserve"> : jusqu’à 10 DAGs pouvaient se déclencher simultanément sur ces créneaux, saturant l’I/O Postgres partagé (root cause de plusieurs incidents de pileup de sessions zombies en juin/juillet 2026). </w:t>
-      </w:r>
-      <w:r>
-        <w:rPr>
-          <w:b/>
-          <w:bCs/>
-        </w:rPr>
-        <w:t xml:space="preserve">Mitigé le 2026-07-01</w:t>
-      </w:r>
-      <w:r>
-        <w:t xml:space="preserve"> par le décalage de 5 DAGs hors des créneaux </w:t>
-      </w:r>
-      <w:r>
-        <w:rPr>
-          <w:rStyle w:val="VerbatimChar"/>
-        </w:rPr>
-        <w:t xml:space="preserve">:00/:15/:30/:45</w:t>
-      </w:r>
-      <w:r>
-        <w:t xml:space="preserve"> (visible ci-dessus, ex. </w:t>
+        <w:t xml:space="preserve">le 2026-09-22</w:t>
+      </w:r>
+      <w:r>
+        <w:t xml:space="preserve"> pour la tempête de 03:00 (</w:t>
+      </w:r>
+      <w:r>
+        <w:rPr>
+          <w:rStyle w:val="VerbatimChar"/>
+        </w:rPr>
+        <w:t xml:space="preserve">purge_bronze</w:t>
+      </w:r>
+      <w:r>
+        <w:t xml:space="preserve"> → 03h08, </w:t>
+      </w:r>
+      <w:r>
+        <w:rPr>
+          <w:rStyle w:val="VerbatimChar"/>
+        </w:rPr>
+        <w:t xml:space="preserve">dag_daily_speed_train</w:t>
+      </w:r>
+      <w:r>
+        <w:t xml:space="preserve"> → 03h38) et pour </w:t>
       </w:r>
       <w:r>
         <w:rPr>
@@ -12233,25 +12371,25 @@
         <w:t xml:space="preserve">refresh_osm_traffic_costs</w:t>
       </w:r>
       <w:r>
-        <w:t xml:space="preserve"> à </w:t>
-      </w:r>
-      <w:r>
-        <w:rPr>
-          <w:rStyle w:val="VerbatimChar"/>
-        </w:rPr>
-        <w:t xml:space="preserve">:03/:18/:33/:48</w:t>
-      </w:r>
-      <w:r>
-        <w:t xml:space="preserve"> plutôt que </w:t>
-      </w:r>
-      <w:r>
-        <w:rPr>
-          <w:rStyle w:val="VerbatimChar"/>
-        </w:rPr>
-        <w:t xml:space="preserve">:00/:15/:30/:45</w:t>
-      </w:r>
-      <w:r>
-        <w:t xml:space="preserve">). La contention CPU/IO partagée de fond reste la vraie priorité pour éliminer totalement ces incidents (au-delà de la simple désynchronisation des horaires).</w:t>
+        <w:t xml:space="preserve"> (décalé à </w:t>
+      </w:r>
+      <w:r>
+        <w:rPr>
+          <w:rStyle w:val="VerbatimChar"/>
+        </w:rPr>
+        <w:t xml:space="preserve">:11/:26/:41/:56</w:t>
+      </w:r>
+      <w:r>
+        <w:t xml:space="preserve"> pour laisser passer </w:t>
+      </w:r>
+      <w:r>
+        <w:rPr>
+          <w:rStyle w:val="VerbatimChar"/>
+        </w:rPr>
+        <w:t xml:space="preserve">transform_silver_to_gold</w:t>
+      </w:r>
+      <w:r>
+        <w:t xml:space="preserve">). La contention I/O de fond d’un Postgres unique reste la limite structurelle.</w:t>
       </w:r>
     </w:p>
     <w:bookmarkEnd w:id="72"/>
@@ -14375,17 +14513,7 @@
         <w:t xml:space="preserve">Ingestion</w:t>
       </w:r>
       <w:r>
-        <w:t xml:space="preserve"> (Bronze, </w:t>
-      </w:r>
-      <w:r>
-        <w:rPr>
-          <w:i/>
-          <w:iCs/>
-        </w:rPr>
-        <w:t xml:space="preserve">/5 min → </w:t>
-      </w:r>
-      <w:r>
-        <w:t xml:space="preserve">/15 min) → </w:t>
+        <w:t xml:space="preserve"> (Bronze, /5 min → /15 min) → </w:t>
       </w:r>
       <w:r>
         <w:rPr>
@@ -14395,7 +14523,7 @@
         <w:t xml:space="preserve">transformation</w:t>
       </w:r>
       <w:r>
-        <w:t xml:space="preserve"> (Silver → Gold, */10 min) → alimente </w:t>
+        <w:t xml:space="preserve"> (Silver → Gold, toutes les 15 min) → alimente </w:t>
       </w:r>
       <w:r>
         <w:rPr>
@@ -14432,7 +14560,7 @@
         <w:t xml:space="preserve">dag_daily_speed_train</w:t>
       </w:r>
       <w:r>
-        <w:t xml:space="preserve">, 03h00) — trace paramètres, métriques et artefacts dans </w:t>
+        <w:t xml:space="preserve">, 03h38) — trace paramètres, métriques et artefacts dans </w:t>
       </w:r>
       <w:r>
         <w:rPr>
@@ -14593,7 +14721,7 @@
           <w:i/>
           <w:iCs/>
         </w:rPr>
-        <w:t xml:space="preserve">Document préparé par Patrice Duclos pour la soutenance du Bloc 4 — RNCP 38777 « Architecte en Intelligence Artificielle ». Projet LyonFlow v0.13.0+, en production sur VPS. Mise à jour du 2026-09-24 : monitoring (cron + Telegram) et backup offsite Google Drive. Version du 2026-07-22 : réaudit live du VPS (conteneurs, disque, backup offsite) et du dépôt (commit </w:t>
+        <w:t xml:space="preserve">Document préparé par Patrice Duclos pour la soutenance du Bloc 4 — RNCP 38777 « Architecte en Intelligence Artificielle ». Projet LyonFlow v0.14.1, en production sur VPS. Mise à jour du 2026-09-24 : monitoring (cron + Telegram) et backup offsite Google Drive. Version du 2026-07-22 : réaudit live du VPS (conteneurs, disque, backup offsite) et du dépôt (commit </w:t>
       </w:r>
       <w:r>
         <w:rPr>

--- a/présentation/DOCUMENTATION_BLOC4_LyonFlow.docx
+++ b/présentation/DOCUMENTATION_BLOC4_LyonFlow.docx
@@ -701,7 +701,7 @@
               <w:t xml:space="preserve">28</w:t>
             </w:r>
             <w:r>
-              <w:t xml:space="preserve"> (25 actifs + 3 pausés intentionnels)</w:t>
+              <w:t xml:space="preserve"> (26 actifs + 2 pausés intentionnels)</w:t>
             </w:r>
           </w:p>
         </w:tc>
@@ -969,7 +969,7 @@
               <w:jc w:val="right"/>
             </w:pPr>
             <w:r>
-              <w:t xml:space="preserve">631 tests passent, 3 échecs connus (55 fichiers </w:t>
+              <w:t xml:space="preserve">638 tests passent, 0 échec (55 fichiers </w:t>
             </w:r>
             <w:r>
               <w:rPr>
@@ -1363,7 +1363,7 @@
         <w:t xml:space="preserve">02_infra_vps</w:t>
       </w:r>
       <w:r>
-        <w:t xml:space="preserve"> montrent désormais le monitoring réel (cron + alertes Telegram), Prometheus / Grafana / Alertmanager étant marqués comme cible non déployée, ainsi que le backup offsite Google Drive opérationnel ; 04_pipeline_airflow reprend les horaires et le décompte des DAGs au 2026-09-24 (25 actifs, 3 pausés). Le reste du contenu (schéma des 60+ tables, 4 piliers ML, pipeline des 28 DAGs, routing pgRouting) est cohérent avec le code au 2026-07-10.</w:t>
+        <w:t xml:space="preserve"> montrent désormais le monitoring réel (cron + alertes Telegram), Prometheus / Grafana / Alertmanager étant marqués comme cible non déployée, ainsi que le backup offsite Google Drive opérationnel ; 04_pipeline_airflow reprend les horaires et le décompte des DAGs au 2026-09-24 (26 actifs, 2 pausés). Le reste du contenu (schéma des 60+ tables, 4 piliers ML, pipeline des 28 DAGs, routing pgRouting) est cohérent avec le code au 2026-07-10.</w:t>
       </w:r>
     </w:p>
     <w:p>
@@ -3375,7 +3375,7 @@
         <w:t xml:space="preserve">28 DAGs</w:t>
       </w:r>
       <w:r>
-        <w:t xml:space="preserve"> (25 actifs + 3 pausés intentionnels). Le détail exhaustif DAG par DAG (rôle, cadence, tables source/cible, dépendances) est en </w:t>
+        <w:t xml:space="preserve"> (26 actifs + 2 pausés intentionnels). Le détail exhaustif DAG par DAG (rôle, cadence, tables source/cible, dépendances) est en </w:t>
       </w:r>
       <w:r>
         <w:rPr>
@@ -7798,22 +7798,13 @@
         <w:t xml:space="preserve">retrain_xgboost_speed</w:t>
       </w:r>
       <w:r>
-        <w:t xml:space="preserve">, </w:t>
+        <w:t xml:space="preserve"> et </w:t>
       </w:r>
       <w:r>
         <w:rPr>
           <w:rStyle w:val="VerbatimChar"/>
         </w:rPr>
         <w:t xml:space="preserve">refresh_heavy_mv</w:t>
-      </w:r>
-      <w:r>
-        <w:t xml:space="preserve"> et </w:t>
-      </w:r>
-      <w:r>
-        <w:rPr>
-          <w:rStyle w:val="VerbatimChar"/>
-        </w:rPr>
-        <w:t xml:space="preserve">collect_vigilance_meteo</w:t>
       </w:r>
       <w:r>
         <w:t xml:space="preserve"> restent </w:t>
@@ -8326,10 +8317,10 @@
                 <w:b/>
                 <w:bCs/>
               </w:rPr>
-              <w:t xml:space="preserve">631 tests passent</w:t>
-            </w:r>
-            <w:r>
-              <w:t xml:space="preserve"> et 3 échouent (mesure du 2026-09-24, 55 fichiers </w:t>
+              <w:t xml:space="preserve">638 tests passent, 0 échec</w:t>
+            </w:r>
+            <w:r>
+              <w:t xml:space="preserve"> (mesure du 2026-09-24, 55 fichiers </w:t>
             </w:r>
             <w:r>
               <w:rPr>
@@ -8338,7 +8329,7 @@
               <w:t xml:space="preserve">test_*.py</w:t>
             </w:r>
             <w:r>
-              <w:t xml:space="preserve"> hors e2e) : 2 tests TomTom devenus obsolètes depuis le retrait de TomTom du cycle 5 min, et 1 test du sélecteur de carte Vélo’v. Correction en cours.</w:t>
+              <w:t xml:space="preserve"> hors e2e, e2e Playwright exécutés à part).</w:t>
             </w:r>
           </w:p>
         </w:tc>
@@ -9815,7 +9806,7 @@
         <w:t xml:space="preserve">28 DAGs Airflow</w:t>
       </w:r>
       <w:r>
-        <w:t xml:space="preserve"> du projet (25 actifs, 3 pausés intentionnels), vérifiés le 2026-09-24 par lecture directe du code source (</w:t>
+        <w:t xml:space="preserve"> du projet (26 actifs, 2 pausés intentionnels), vérifiés le 2026-09-24 par lecture directe du code source (</w:t>
       </w:r>
       <w:r>
         <w:rPr>
@@ -10228,7 +10219,16 @@
               <w:pStyle w:val="Compact"/>
             </w:pPr>
             <w:r>
-              <w:t xml:space="preserve">Vigilance canicule dept 69 (API Opendatasoft, migration_045). ⏸ Pausé — la collecte est assurée par </w:t>
+              <w:t xml:space="preserve">Vigilance canicule dept 69 (API Opendatasoft, migration_045). Seule collecte depuis le 2026-09-24 : </w:t>
+            </w:r>
+            <w:r>
+              <w:rPr>
+                <w:rStyle w:val="VerbatimChar"/>
+              </w:rPr>
+              <w:t xml:space="preserve">VigilanceMeteo</w:t>
+            </w:r>
+            <w:r>
+              <w:t xml:space="preserve"> a été retiré de </w:t>
             </w:r>
             <w:r>
               <w:rPr>
@@ -10237,16 +10237,16 @@
               <w:t xml:space="preserve">collect_bronze</w:t>
             </w:r>
             <w:r>
-              <w:t xml:space="preserve"> (</w:t>
-            </w:r>
-            <w:r>
-              <w:rPr>
-                <w:rStyle w:val="VerbatimChar"/>
-              </w:rPr>
-              <w:t xml:space="preserve">VigilanceMeteo</w:t>
-            </w:r>
-            <w:r>
-              <w:t xml:space="preserve"> dans ses collecteurs, */5 min) : ce DAG dédié est redondant.</w:t>
+              <w:t xml:space="preserve"> (288 appels/jour pour des bulletins mis à jour 2×/jour). Fraîcheur surveillée par </w:t>
+            </w:r>
+            <w:r>
+              <w:rPr>
+                <w:rStyle w:val="VerbatimChar"/>
+              </w:rPr>
+              <w:t xml:space="preserve">dag_critical_pipeline_health</w:t>
+            </w:r>
+            <w:r>
+              <w:t xml:space="preserve"> (alerte au-delà de 13 h).</w:t>
             </w:r>
           </w:p>
         </w:tc>
@@ -11967,7 +11967,7 @@
           <w:b/>
           <w:bCs/>
         </w:rPr>
-        <w:t xml:space="preserve">Total : 28 DAGs — 25 actifs + 3 pausés intentionnels</w:t>
+        <w:t xml:space="preserve">Total : 28 DAGs — 26 actifs + 2 pausés intentionnels</w:t>
       </w:r>
       <w:r>
         <w:t xml:space="preserve"> (</w:t>
@@ -11988,16 +11988,7 @@
         <w:t xml:space="preserve">retrain_xgboost_speed</w:t>
       </w:r>
       <w:r>
-        <w:t xml:space="preserve">, </w:t>
-      </w:r>
-      <w:r>
-        <w:rPr>
-          <w:rStyle w:val="VerbatimChar"/>
-        </w:rPr>
-        <w:t xml:space="preserve">collect_vigilance_meteo</w:t>
-      </w:r>
-      <w:r>
-        <w:t xml:space="preserve">), tous documentés ci-dessus avec leur raison de pause.</w:t>
+        <w:t xml:space="preserve">), tous deux documentés ci-dessus avec leur raison de pause.</w:t>
       </w:r>
     </w:p>
     <w:bookmarkEnd w:id="71"/>
@@ -12297,7 +12288,7 @@
         <w:t xml:space="preserve">*/6h       </w:t>
       </w:r>
       <w:r>
-        <w:t xml:space="preserve">collect_vigilance_meteo (pausé — collecte via collect_bronze)</w:t>
+        <w:t xml:space="preserve">collect_vigilance_meteo</w:t>
       </w:r>
     </w:p>
     <w:p>
